--- a/downloads/teacher/ai-7-week-24.docx
+++ b/downloads/teacher/ai-7-week-24.docx
@@ -1974,6 +1974,396 @@
         <w:t>For the Reproducible AI Research Study, retain an annotated worked trace and the changed-case reasoning. Connect the claim to its records, units and assumptions so another investigator can challenge or reproduce it.</w:t>
       </w:r>
     </w:p>
+    <w:p>
+      <w:pPr>
+        <w:pStyle w:val="Heading1"/>
+      </w:pPr>
+      <w:r>
+        <w:t>07. Prepare, teach and assess</w:t>
+      </w:r>
+    </w:p>
+    <w:p>
+      <w:r>
+        <w:t>Teaching target: Explain the mechanism and terminology of reproducible environment and records</w:t>
+      </w:r>
+    </w:p>
+    <w:p>
+      <w:r>
+        <w:t>Prepare the labelled worked-case picture, the matching workbook, fictional input cards and a place for individual responses. Check a local Python 3 environment before class; have a paper-trace version ready.</w:t>
+      </w:r>
+    </w:p>
+    <w:tbl>
+      <w:tblPr>
+        <w:tblStyle w:val="LightShading-Accent1"/>
+        <w:tblW w:type="auto" w:w="0"/>
+        <w:tblLook w:firstColumn="1" w:firstRow="1" w:lastColumn="0" w:lastRow="0" w:noHBand="0" w:noVBand="1" w:val="04A0"/>
+      </w:tblPr>
+      <w:tblGrid>
+        <w:gridCol w:w="3408"/>
+        <w:gridCol w:w="3408"/>
+        <w:gridCol w:w="3408"/>
+      </w:tblGrid>
+      <w:tr>
+        <w:trPr>
+          <w:tblHeader/>
+        </w:trPr>
+        <w:tc>
+          <w:tcPr>
+            <w:tcW w:type="dxa" w:w="3408"/>
+          </w:tcPr>
+          <w:p>
+            <w:r>
+              <w:t>Session</w:t>
+            </w:r>
+          </w:p>
+        </w:tc>
+        <w:tc>
+          <w:tcPr>
+            <w:tcW w:type="dxa" w:w="3408"/>
+          </w:tcPr>
+          <w:p>
+            <w:r>
+              <w:t>Plan</w:t>
+            </w:r>
+          </w:p>
+        </w:tc>
+        <w:tc>
+          <w:tcPr>
+            <w:tcW w:type="dxa" w:w="3408"/>
+          </w:tcPr>
+          <w:p>
+            <w:r>
+              <w:t>Resources</w:t>
+            </w:r>
+          </w:p>
+        </w:tc>
+      </w:tr>
+      <w:tr>
+        <w:tc>
+          <w:tcPr>
+            <w:tcW w:type="dxa" w:w="3408"/>
+          </w:tcPr>
+          <w:p>
+            <w:r>
+              <w:t>Session 1 · Understand · 45 min</w:t>
+            </w:r>
+          </w:p>
+        </w:tc>
+        <w:tc>
+          <w:tcPr>
+            <w:tcW w:type="dxa" w:w="3408"/>
+          </w:tcPr>
+          <w:p>
+            <w:r>
+              <w:t>0–7: recall and prerequisite; 7–15: inspect the concrete case and predict; 15–30: teacher models the worked trace; 30–40: learners explain a step using the text and visual; 40–45: check the core idea.</w:t>
+            </w:r>
+          </w:p>
+        </w:tc>
+        <w:tc>
+          <w:tcPr>
+            <w:tcW w:type="dxa" w:w="3408"/>
+          </w:tcPr>
+          <w:p>
+            <w:r>
+              <w:t>Sections 1–6; record the brief recall in the workbook.</w:t>
+            </w:r>
+          </w:p>
+        </w:tc>
+      </w:tr>
+      <w:tr>
+        <w:tc>
+          <w:tcPr>
+            <w:tcW w:type="dxa" w:w="3408"/>
+          </w:tcPr>
+          <w:p>
+            <w:r>
+              <w:t>Session 2 · Practise · 45 min</w:t>
+            </w:r>
+          </w:p>
+        </w:tc>
+        <w:tc>
+          <w:tcPr>
+            <w:tcW w:type="dxa" w:w="3408"/>
+          </w:tcPr>
+          <w:p>
+            <w:r>
+              <w:t>0–5: retrieve the procedure; 5–15: W2 completion practice; 15–23: explain and check with a partner; 23–30: each learner answers the misconception check; 30–40: targeted reteaching or a harder variation; 40–45: prepare the investigation.</w:t>
+            </w:r>
+          </w:p>
+        </w:tc>
+        <w:tc>
+          <w:tcPr>
+            <w:tcW w:type="dxa" w:w="3408"/>
+          </w:tcPr>
+          <w:p>
+            <w:r>
+              <w:t>Sections 7–10; use the matching workbook W2 and misconception check.</w:t>
+            </w:r>
+          </w:p>
+        </w:tc>
+      </w:tr>
+      <w:tr>
+        <w:tc>
+          <w:tcPr>
+            <w:tcW w:type="dxa" w:w="3408"/>
+          </w:tcPr>
+          <w:p>
+            <w:r>
+              <w:t>Session 3 · Investigate and transfer · 45 min</w:t>
+            </w:r>
+          </w:p>
+        </w:tc>
+        <w:tc>
+          <w:tcPr>
+            <w:tcW w:type="dxa" w:w="3408"/>
+          </w:tcPr>
+          <w:p>
+            <w:r>
+              <w:t>0–5: retrieve the decision rule; 5–20: investigate or trace; 20–30: start the independent case; 30–38: connect the project; 38–43: act on feedback; 43–45: plan the return check.</w:t>
+            </w:r>
+          </w:p>
+        </w:tc>
+        <w:tc>
+          <w:tcPr>
+            <w:tcW w:type="dxa" w:w="3408"/>
+          </w:tcPr>
+          <w:p>
+            <w:r>
+              <w:t>Sections 9 and 11–14. Give extra time to finish the full task set; use Section 15 when the week includes a coding lab.</w:t>
+            </w:r>
+          </w:p>
+        </w:tc>
+      </w:tr>
+    </w:tbl>
+    <w:p>
+      <w:r>
+        <w:t>Before class, solve the supported practice: Folder contains seed42 and final-score.txt, but no dataset, code or dependency record. Show the intermediate steps and give the conclusion with its scope.</w:t>
+      </w:r>
+    </w:p>
+    <w:p>
+      <w:r>
+        <w:t>Reasoned practice answer: Teacher explanation: Replay cannot be established. Supply artifacts/versions and exact metric/settings; seed42 alone cannot reconstruct the experiment.</w:t>
+      </w:r>
+    </w:p>
+    <w:p>
+      <w:r>
+        <w:t>Check every learner before discussion: Use the worked case for Reproducible environment and records. Proposed explanation: “The worked result establishes every future case”. Decide whether this explanation is supported. Point to the step or supplied fact that decides; explain your repair if needed.</w:t>
+      </w:r>
+    </w:p>
+    <w:p>
+      <w:r>
+        <w:t>Misconception repair: Reproducibility supports checking the computation, not automatic validity of the research claim.</w:t>
+      </w:r>
+    </w:p>
+    <w:p>
+      <w:r>
+        <w:t>Support: read the exact case aloud, enlarge the labelled picture, supply input cards and model only the first deciding step. Accept a spoken explanation or drawing; retain the reasoning goal.</w:t>
+      </w:r>
+    </w:p>
+    <w:p>
+      <w:r>
+        <w:t>Extension: The data file changes to 2,4,9. Require a prediction and a reason before comparing. Expected result: The mean becomes 15/3=5, and the saved input hash must change. Reason: The calculation is the same but its input records differ.</w:t>
+      </w:r>
+    </w:p>
+    <w:p>
+      <w:r>
+        <w:t>Independent assessment: withhold the reserved answer until the learner has attempted the new case. Record support separately from correctness.</w:t>
+      </w:r>
+    </w:p>
+    <w:tbl>
+      <w:tblPr>
+        <w:tblStyle w:val="LightShading-Accent1"/>
+        <w:tblW w:type="auto" w:w="0"/>
+        <w:tblLook w:firstColumn="1" w:firstRow="1" w:lastColumn="0" w:lastRow="0" w:noHBand="0" w:noVBand="1" w:val="04A0"/>
+      </w:tblPr>
+      <w:tblGrid>
+        <w:gridCol w:w="2556"/>
+        <w:gridCol w:w="2556"/>
+        <w:gridCol w:w="2556"/>
+        <w:gridCol w:w="2556"/>
+      </w:tblGrid>
+      <w:tr>
+        <w:trPr>
+          <w:tblHeader/>
+        </w:trPr>
+        <w:tc>
+          <w:tcPr>
+            <w:tcW w:type="dxa" w:w="2556"/>
+          </w:tcPr>
+          <w:p>
+            <w:r>
+              <w:t>Criterion</w:t>
+            </w:r>
+          </w:p>
+        </w:tc>
+        <w:tc>
+          <w:tcPr>
+            <w:tcW w:type="dxa" w:w="2556"/>
+          </w:tcPr>
+          <w:p>
+            <w:r>
+              <w:t>Not yet</w:t>
+            </w:r>
+          </w:p>
+        </w:tc>
+        <w:tc>
+          <w:tcPr>
+            <w:tcW w:type="dxa" w:w="2556"/>
+          </w:tcPr>
+          <w:p>
+            <w:r>
+              <w:t>With support</w:t>
+            </w:r>
+          </w:p>
+        </w:tc>
+        <w:tc>
+          <w:tcPr>
+            <w:tcW w:type="dxa" w:w="2556"/>
+          </w:tcPr>
+          <w:p>
+            <w:r>
+              <w:t>Independent</w:t>
+            </w:r>
+          </w:p>
+        </w:tc>
+      </w:tr>
+      <w:tr>
+        <w:tc>
+          <w:tcPr>
+            <w:tcW w:type="dxa" w:w="2556"/>
+          </w:tcPr>
+          <w:p>
+            <w:r>
+              <w:t>Explanation</w:t>
+            </w:r>
+          </w:p>
+        </w:tc>
+        <w:tc>
+          <w:tcPr>
+            <w:tcW w:type="dxa" w:w="2556"/>
+          </w:tcPr>
+          <w:p>
+            <w:r>
+              <w:t>Names an answer without a deciding fact</w:t>
+            </w:r>
+          </w:p>
+        </w:tc>
+        <w:tc>
+          <w:tcPr>
+            <w:tcW w:type="dxa" w:w="2556"/>
+          </w:tcPr>
+          <w:p>
+            <w:r>
+              <w:t>Uses a hint to link fact and decision</w:t>
+            </w:r>
+          </w:p>
+        </w:tc>
+        <w:tc>
+          <w:tcPr>
+            <w:tcW w:type="dxa" w:w="2556"/>
+          </w:tcPr>
+          <w:p>
+            <w:r>
+              <w:t>Explains the deciding fact in own words</w:t>
+            </w:r>
+          </w:p>
+        </w:tc>
+      </w:tr>
+      <w:tr>
+        <w:tc>
+          <w:tcPr>
+            <w:tcW w:type="dxa" w:w="2556"/>
+          </w:tcPr>
+          <w:p>
+            <w:r>
+              <w:t>Trace or test</w:t>
+            </w:r>
+          </w:p>
+        </w:tc>
+        <w:tc>
+          <w:tcPr>
+            <w:tcW w:type="dxa" w:w="2556"/>
+          </w:tcPr>
+          <w:p>
+            <w:r>
+              <w:t>Cannot connect input and result</w:t>
+            </w:r>
+          </w:p>
+        </w:tc>
+        <w:tc>
+          <w:tcPr>
+            <w:tcW w:type="dxa" w:w="2556"/>
+          </w:tcPr>
+          <w:p>
+            <w:r>
+              <w:t>Completes steps with prompts</w:t>
+            </w:r>
+          </w:p>
+        </w:tc>
+        <w:tc>
+          <w:tcPr>
+            <w:tcW w:type="dxa" w:w="2556"/>
+          </w:tcPr>
+          <w:p>
+            <w:r>
+              <w:t>Traces or tests a changed case accurately</w:t>
+            </w:r>
+          </w:p>
+        </w:tc>
+      </w:tr>
+      <w:tr>
+        <w:tc>
+          <w:tcPr>
+            <w:tcW w:type="dxa" w:w="2556"/>
+          </w:tcPr>
+          <w:p>
+            <w:r>
+              <w:t>Limits and revision</w:t>
+            </w:r>
+          </w:p>
+        </w:tc>
+        <w:tc>
+          <w:tcPr>
+            <w:tcW w:type="dxa" w:w="2556"/>
+          </w:tcPr>
+          <w:p>
+            <w:r>
+              <w:t>Claims more than evidence supports</w:t>
+            </w:r>
+          </w:p>
+        </w:tc>
+        <w:tc>
+          <w:tcPr>
+            <w:tcW w:type="dxa" w:w="2556"/>
+          </w:tcPr>
+          <w:p>
+            <w:r>
+              <w:t>Names a limit after a prompt</w:t>
+            </w:r>
+          </w:p>
+        </w:tc>
+        <w:tc>
+          <w:tcPr>
+            <w:tcW w:type="dxa" w:w="2556"/>
+          </w:tcPr>
+          <w:p>
+            <w:r>
+              <w:t>States a defensible limit and useful next test</w:t>
+            </w:r>
+          </w:p>
+        </w:tc>
+      </w:tr>
+    </w:tbl>
+    <w:p>
+      <w:r>
+        <w:t>Project checkpoint: Evaluate and revise. Compare with your starting method, explain errors and record a justified revision.</w:t>
+      </w:r>
+    </w:p>
+    <w:p>
+      <w:r>
+        <w:t>Use the weekly teacher answer for topic-specific reasoning. A saved progress tick is an activity record; judge mastery from the learner’s explanation and evidence.</w:t>
+      </w:r>
+    </w:p>
     <w:sectPr>
       <w:pgSz w:w="12240" w:h="15840"/>
       <w:pgMar w:top="936" w:right="1008" w:bottom="936" w:left="1008" w:header="720" w:footer="720" w:gutter="0"/>

--- a/downloads/teacher/ai-7-week-24.docx
+++ b/downloads/teacher/ai-7-week-24.docx
@@ -2364,6 +2364,39 @@
         <w:t>Use the weekly teacher answer for topic-specific reasoning. A saved progress tick is an activity record; judge mastery from the learner’s explanation and evidence.</w:t>
       </w:r>
     </w:p>
+    <w:p>
+      <w:pPr>
+        <w:pStyle w:val="Heading1"/>
+      </w:pPr>
+      <w:r>
+        <w:t>08. Use feedback, labs and repair paths</w:t>
+      </w:r>
+    </w:p>
+    <w:p>
+      <w:r>
+        <w:t>Use the two formative questions as supported practice, not as independent mastery scores. Discuss the deciding evidence rather than accepting a guessed selection.</w:t>
+      </w:r>
+    </w:p>
+    <w:p>
+      <w:r>
+        <w:t>The feedback comes from the reviewed public worked case. Do not reveal the separately reserved independent teacher answer until the learner has attempted that case.</w:t>
+      </w:r>
+    </w:p>
+    <w:p>
+      <w:r>
+        <w:t>Ask students to predict before running code. Preserve errors and actual outputs; collect a changed test and an explanation. The branch-boundary and indexing lessons deliberately include failure cases.</w:t>
+      </w:r>
+    </w:p>
+    <w:p>
+      <w:r>
+        <w:t>Use the earlier worked-explanation links to address a specific missing building block, then return to the current question. Adapt this suggestion after observing the learner; it is not an automatic diagnosis.</w:t>
+      </w:r>
+    </w:p>
+    <w:p>
+      <w:r>
+        <w:t>Collect the completed-work portfolio as evidence. Record support separately from correctness, and assess explanation, trace/test and limitations. Progress ticks and quiz selections alone do not establish mastery.</w:t>
+      </w:r>
+    </w:p>
     <w:sectPr>
       <w:pgSz w:w="12240" w:h="15840"/>
       <w:pgMar w:top="936" w:right="1008" w:bottom="936" w:left="1008" w:header="720" w:footer="720" w:gutter="0"/>

--- a/downloads/teacher/ai-7-week-24.docx
+++ b/downloads/teacher/ai-7-week-24.docx
@@ -29,16 +29,39 @@
       </w:r>
     </w:p>
     <w:p>
-      <w:pPr>
-        <w:pStyle w:val="Heading3"/>
-      </w:pPr>
-      <w:r>
-        <w:t>Teach the learning cycle</w:t>
+      <w:r>
+        <w:t>Prepare Reproducible environment and records: check the target, prerequisites, resources and adaptable teaching schedule.</w:t>
       </w:r>
     </w:p>
     <w:p>
-      <w:r>
-        <w:t>Primary target: Explain the mechanism and terminology of reproducible environment and records</w:t>
+      <w:pPr>
+        <w:pStyle w:val="Heading3"/>
+      </w:pPr>
+      <w:r>
+        <w:t>Teach the learning cycle</w:t>
+      </w:r>
+    </w:p>
+    <w:p>
+      <w:pPr>
+        <w:spacing w:line="336" w:lineRule="auto" w:after="180"/>
+      </w:pPr>
+      <w:r>
+        <w:rPr>
+          <w:b w:val="0"/>
+        </w:rPr>
+        <w:t xml:space="preserve">Primary target: Explain the </w:t>
+      </w:r>
+      <w:r>
+        <w:rPr>
+          <w:b/>
+        </w:rPr>
+        <w:t>mechanism</w:t>
+      </w:r>
+      <w:r>
+        <w:rPr>
+          <w:b w:val="0"/>
+        </w:rPr>
+        <w:t xml:space="preserve"> and terminology of reproducible environment and records</w:t>
       </w:r>
     </w:p>
     <w:tbl>
@@ -185,16 +208,37 @@
       </w:tr>
     </w:tbl>
     <w:p>
-      <w:r>
-        <w:t>This is a starting allocation of 135 minutes, not a validated duration. Preserve all named topics. Schedule extra time for connected examples, the full investigation, independent cases and project building. Repeated copies of a case share one recorded attempt; they are not new evidence.</w:t>
+      <w:pPr>
+        <w:spacing w:line="336" w:lineRule="auto" w:after="180"/>
+      </w:pPr>
+      <w:r>
+        <w:rPr>
+          <w:b w:val="0"/>
+        </w:rPr>
+        <w:t>This is a starting allocation of 135 minutes, not a validated duration. Preserve all named topics. Schedule extra time for connected examples, the full investigation, independent cases and project building.</w:t>
       </w:r>
     </w:p>
     <w:p>
       <w:pPr>
-        <w:pStyle w:val="Heading3"/>
-      </w:pPr>
-      <w:r>
-        <w:t>Retrieval answer guidance</w:t>
+        <w:spacing w:line="336" w:lineRule="auto" w:after="180"/>
+      </w:pPr>
+      <w:r>
+        <w:rPr>
+          <w:b w:val="0"/>
+        </w:rPr>
+        <w:t xml:space="preserve">Repeated copies of a case share one recorded attempt; they are not new </w:t>
+      </w:r>
+      <w:r>
+        <w:rPr>
+          <w:b/>
+        </w:rPr>
+        <w:t>evidence</w:t>
+      </w:r>
+      <w:r>
+        <w:rPr>
+          <w:b w:val="0"/>
+        </w:rPr>
+        <w:t>.</w:t>
       </w:r>
     </w:p>
     <w:p>
@@ -202,132 +246,309 @@
         <w:pStyle w:val="Heading3"/>
       </w:pPr>
       <w:r>
-        <w:t>Power and resource tradeoffs</w:t>
+        <w:t>Retrieval answer guidance</w:t>
       </w:r>
     </w:p>
     <w:p>
-      <w:r>
-        <w:t>Without opening the old lesson, explain one key idea from Power and resource tradeoffs. Give an example and a mistake that the idea helps you avoid.</w:t>
+      <w:pPr>
+        <w:pStyle w:val="Heading3"/>
+      </w:pPr>
+      <w:r>
+        <w:t>Power and resource tradeoffs</w:t>
       </w:r>
     </w:p>
     <w:p>
-      <w:r>
-        <w:t>Look for: Explain the mechanism and terminology of power and resource tradeoffs</w:t>
+      <w:pPr>
+        <w:spacing w:line="336" w:lineRule="auto" w:after="180"/>
+      </w:pPr>
+      <w:r>
+        <w:rPr>
+          <w:b w:val="0"/>
+        </w:rPr>
+        <w:t>Without opening the old lesson, explain one key idea from Power and resource tradeoffs. Give an example and a mistake that the idea helps you avoid.</w:t>
       </w:r>
     </w:p>
     <w:p>
-      <w:r>
-        <w:t>Reference example, not the only acceptable wording: Teacher explanation: Power concerns detecting a declared effect under a specified model and test. Planning depends on effect size, variability, unit independence and budget. Use supplied simulation results rather than an unsupported universal sample-size rule. Estimated detection frequency is detections/simulated alternative trials; false positives require null trials separately.</w:t>
+      <w:pPr>
+        <w:spacing w:line="336" w:lineRule="auto" w:after="180"/>
+      </w:pPr>
+      <w:r>
+        <w:rPr>
+          <w:b w:val="0"/>
+        </w:rPr>
+        <w:t xml:space="preserve">Look for: Explain the </w:t>
+      </w:r>
+      <w:r>
+        <w:rPr>
+          <w:b/>
+        </w:rPr>
+        <w:t>mechanism</w:t>
+      </w:r>
+      <w:r>
+        <w:rPr>
+          <w:b w:val="0"/>
+        </w:rPr>
+        <w:t xml:space="preserve"> and terminology of power and resource tradeoffs</w:t>
       </w:r>
     </w:p>
     <w:p>
       <w:pPr>
-        <w:pStyle w:val="Heading3"/>
-      </w:pPr>
-      <w:r>
-        <w:t>Predefining an analysis plan</w:t>
+        <w:spacing w:line="336" w:lineRule="auto" w:after="180"/>
+      </w:pPr>
+      <w:r>
+        <w:rPr>
+          <w:b w:val="0"/>
+        </w:rPr>
+        <w:t>Reference example, not the only acceptable wording: Teacher explanation: Power concerns detecting a declared effect under a specified model and test. Planning depends on effect size, variability, unit independence and budget.</w:t>
       </w:r>
     </w:p>
     <w:p>
-      <w:r>
-        <w:t>Without opening the old lesson, explain one key idea from Predefining an analysis plan. Give an example and a mistake that the idea helps you avoid.</w:t>
+      <w:pPr>
+        <w:spacing w:line="336" w:lineRule="auto" w:after="180"/>
+      </w:pPr>
+      <w:r>
+        <w:rPr>
+          <w:b w:val="0"/>
+        </w:rPr>
+        <w:t>Use supplied simulation results rather than an unsupported universal sample-size rule. Estimated detection frequency is detections/simulated alternative trials; false positives require null trials separately.</w:t>
       </w:r>
     </w:p>
     <w:p>
-      <w:r>
-        <w:t>Look for: Explain the mechanism and terminology of predefining an analysis plan</w:t>
+      <w:pPr>
+        <w:pStyle w:val="Heading3"/>
+      </w:pPr>
+      <w:r>
+        <w:t>Predefining an analysis plan</w:t>
       </w:r>
     </w:p>
     <w:p>
-      <w:r>
-        <w:t>Reference example, not the only acceptable wording: Teacher explanation: An analysis plan records outcomes, units, exclusions, comparisons and uncertainty methods before primary results are inspected. Deviations remain visible. Declare primary metric, eligible cases, missing handling, baseline, test assumptions and reporting. Timestamp/version the plan; label later choices exploratory.</w:t>
+      <w:pPr>
+        <w:spacing w:line="336" w:lineRule="auto" w:after="180"/>
+      </w:pPr>
+      <w:r>
+        <w:rPr>
+          <w:b w:val="0"/>
+        </w:rPr>
+        <w:t>Without opening the old lesson, explain one key idea from Predefining an analysis plan. Give an example and a mistake that the idea helps you avoid.</w:t>
       </w:r>
     </w:p>
     <w:p>
       <w:pPr>
-        <w:pStyle w:val="Heading3"/>
-      </w:pPr>
-      <w:r>
-        <w:t>Dataset and benchmark limitations</w:t>
+        <w:spacing w:line="336" w:lineRule="auto" w:after="180"/>
+      </w:pPr>
+      <w:r>
+        <w:rPr>
+          <w:b w:val="0"/>
+        </w:rPr>
+        <w:t xml:space="preserve">Look for: Explain the </w:t>
+      </w:r>
+      <w:r>
+        <w:rPr>
+          <w:b/>
+        </w:rPr>
+        <w:t>mechanism</w:t>
+      </w:r>
+      <w:r>
+        <w:rPr>
+          <w:b w:val="0"/>
+        </w:rPr>
+        <w:t xml:space="preserve"> and terminology of predefining an analysis plan</w:t>
       </w:r>
     </w:p>
     <w:p>
-      <w:r>
-        <w:t>Without opening the old lesson, explain one key idea from Dataset and benchmark limitations. Give an example and a mistake that the idea helps you avoid.</w:t>
+      <w:pPr>
+        <w:spacing w:line="336" w:lineRule="auto" w:after="180"/>
+      </w:pPr>
+      <w:r>
+        <w:rPr>
+          <w:b w:val="0"/>
+        </w:rPr>
+        <w:t>Reference example, not the only acceptable wording: Teacher explanation: An analysis plan records outcomes, units, exclusions, comparisons and uncertainty methods before primary results are inspected.</w:t>
       </w:r>
     </w:p>
     <w:p>
-      <w:r>
-        <w:t>Look for: Explain the mechanism and terminology of dataset and benchmark limitations</w:t>
+      <w:pPr>
+        <w:spacing w:line="336" w:lineRule="auto" w:after="180"/>
+      </w:pPr>
+      <w:r>
+        <w:rPr>
+          <w:b w:val="0"/>
+        </w:rPr>
+        <w:t>Deviations remain visible. Declare primary metric, eligible cases, missing handling, baseline, test assumptions and reporting. Timestamp/version the plan; label later choices exploratory.</w:t>
       </w:r>
     </w:p>
     <w:p>
-      <w:r>
-        <w:t>Reference example, not the only acceptable wording: Teacher explanation: A benchmark measures performance on its particular data and labels. Duplicates, obsolete cases or poor coverage can weaken claims. Inspect eligibility, source dates, related units and label definitions before scoring. Deduplicate by declared unit identity, not merely file name; report excluded and unassessed cases.</w:t>
+      <w:pPr>
+        <w:pStyle w:val="Heading3"/>
+      </w:pPr>
+      <w:r>
+        <w:t>Dataset and benchmark limitations</w:t>
       </w:r>
     </w:p>
     <w:p>
-      <w:r>
-        <w:t>Two 45-minute sessions. A reproducible environment record links code, data, configuration and runtime dependencies to results. A seed alone is insufficient. Use the supplied constructed scenarios to make the mechanism inspectable. Collect W4 before sharing solutions. Students should name intermediate evidence and limitations; classroom pacing and learning effectiveness remain unvalidated.</w:t>
+      <w:pPr>
+        <w:spacing w:line="336" w:lineRule="auto" w:after="180"/>
+      </w:pPr>
+      <w:r>
+        <w:rPr>
+          <w:b w:val="0"/>
+        </w:rPr>
+        <w:t>Without opening the old lesson, explain one key idea from Dataset and benchmark limitations. Give an example and a mistake that the idea helps you avoid.</w:t>
       </w:r>
     </w:p>
     <w:p>
       <w:pPr>
-        <w:pStyle w:val="Heading3"/>
-      </w:pPr>
-      <w:r>
-        <w:t>Outcomes</w:t>
+        <w:spacing w:line="336" w:lineRule="auto" w:after="180"/>
+      </w:pPr>
+      <w:r>
+        <w:rPr>
+          <w:b w:val="0"/>
+        </w:rPr>
+        <w:t xml:space="preserve">Look for: Explain the </w:t>
+      </w:r>
+      <w:r>
+        <w:rPr>
+          <w:b/>
+        </w:rPr>
+        <w:t>mechanism</w:t>
+      </w:r>
+      <w:r>
+        <w:rPr>
+          <w:b w:val="0"/>
+        </w:rPr>
+        <w:t xml:space="preserve"> and terminology of dataset and benchmark limitations</w:t>
       </w:r>
     </w:p>
     <w:p>
-      <w:r>
-        <w:t>Explain the mechanism and terminology of reproducible environment and records</w:t>
+      <w:pPr>
+        <w:spacing w:line="336" w:lineRule="auto" w:after="180"/>
+      </w:pPr>
+      <w:r>
+        <w:rPr>
+          <w:b w:val="0"/>
+        </w:rPr>
+        <w:t>Reference example, not the only acceptable wording: Teacher explanation: A benchmark measures performance on its particular data and labels. Duplicates, obsolete cases or poor coverage can weaken claims.</w:t>
       </w:r>
     </w:p>
     <w:p>
-      <w:r>
-        <w:t>Apply the stated procedure to a new case with a traceable result</w:t>
+      <w:pPr>
+        <w:spacing w:line="336" w:lineRule="auto" w:after="180"/>
+      </w:pPr>
+      <w:r>
+        <w:rPr>
+          <w:b w:val="0"/>
+        </w:rPr>
+        <w:t>Inspect eligibility, source dates, related units and label definitions before scoring. Deduplicate by declared unit identity, not merely file name; report excluded and unassessed cases.</w:t>
       </w:r>
     </w:p>
     <w:p>
-      <w:r>
-        <w:t>Identify an assumption or limitation and design a revealing follow-up</w:t>
+      <w:pPr>
+        <w:spacing w:line="336" w:lineRule="auto" w:after="180"/>
+      </w:pPr>
+      <w:r>
+        <w:rPr>
+          <w:b w:val="0"/>
+        </w:rPr>
+        <w:t>Two 45-minute sessions. A reproducible environment record links code, data, configuration and runtime dependencies to results. A seed alone is insufficient.</w:t>
       </w:r>
     </w:p>
     <w:p>
       <w:pPr>
-        <w:pStyle w:val="Heading3"/>
-      </w:pPr>
-      <w:r>
-        <w:t>Preparation</w:t>
+        <w:spacing w:line="336" w:lineRule="auto" w:after="180"/>
+      </w:pPr>
+      <w:r>
+        <w:rPr>
+          <w:b w:val="0"/>
+        </w:rPr>
+        <w:t xml:space="preserve">Use the supplied constructed scenarios to make the </w:t>
+      </w:r>
+      <w:r>
+        <w:rPr>
+          <w:b/>
+        </w:rPr>
+        <w:t>mechanism</w:t>
+      </w:r>
+      <w:r>
+        <w:rPr>
+          <w:b w:val="0"/>
+        </w:rPr>
+        <w:t xml:space="preserve"> inspectable. Collect W4 before sharing solutions.</w:t>
       </w:r>
     </w:p>
     <w:p>
-      <w:r>
-        <w:t>Lesson and workbook; paper and pencil</w:t>
+      <w:pPr>
+        <w:spacing w:line="336" w:lineRule="auto" w:after="180"/>
+      </w:pPr>
+      <w:r>
+        <w:rPr>
+          <w:b w:val="0"/>
+        </w:rPr>
+        <w:t xml:space="preserve">Students should name intermediate </w:t>
+      </w:r>
+      <w:r>
+        <w:rPr>
+          <w:b/>
+        </w:rPr>
+        <w:t>evidence</w:t>
+      </w:r>
+      <w:r>
+        <w:rPr>
+          <w:b w:val="0"/>
+        </w:rPr>
+        <w:t xml:space="preserve"> and limitations; classroom pacing and learning effectiveness remain unvalidated.</w:t>
       </w:r>
     </w:p>
     <w:p>
-      <w:r>
-        <w:t>Calculator and optional local Python 3 for arithmetic; no live API or private data</w:t>
+      <w:pPr>
+        <w:pStyle w:val="Heading3"/>
+      </w:pPr>
+      <w:r>
+        <w:t>Outcomes</w:t>
       </w:r>
     </w:p>
     <w:p>
-      <w:r>
-        <w:t>Prepare the fresh retry separately and withhold its solution until after collection</w:t>
+      <w:pPr>
+        <w:spacing w:line="336" w:lineRule="auto" w:after="180"/>
+      </w:pPr>
+      <w:r>
+        <w:rPr>
+          <w:b w:val="0"/>
+        </w:rPr>
+        <w:t xml:space="preserve">Explain the </w:t>
+      </w:r>
+      <w:r>
+        <w:rPr>
+          <w:b/>
+        </w:rPr>
+        <w:t>mechanism</w:t>
+      </w:r>
+      <w:r>
+        <w:rPr>
+          <w:b w:val="0"/>
+        </w:rPr>
+        <w:t xml:space="preserve"> and terminology of reproducible environment and records</w:t>
       </w:r>
     </w:p>
     <w:p>
       <w:pPr>
-        <w:pStyle w:val="Heading3"/>
-      </w:pPr>
-      <w:r>
-        <w:t>Prerequisite answer</w:t>
+        <w:spacing w:line="336" w:lineRule="auto" w:after="180"/>
+      </w:pPr>
+      <w:r>
+        <w:rPr>
+          <w:b w:val="0"/>
+        </w:rPr>
+        <w:t>Apply the stated procedure to a new case with a traceable result</w:t>
       </w:r>
     </w:p>
     <w:p>
-      <w:r>
-        <w:t>A result depends on the inputs, procedure and conditions that produced it. Preserve data roles and distinguish observed outcomes from predictions or unmeasured conditions. If the prior concept cannot be explained, use a short retrieval activity before this chapter.</w:t>
+      <w:pPr>
+        <w:spacing w:line="336" w:lineRule="auto" w:after="180"/>
+      </w:pPr>
+      <w:r>
+        <w:rPr>
+          <w:b w:val="0"/>
+        </w:rPr>
+        <w:t>Identify an assumption or limitation and design a revealing follow-up</w:t>
       </w:r>
     </w:p>
     <w:p>
@@ -335,45 +556,255 @@
         <w:pStyle w:val="Heading3"/>
       </w:pPr>
       <w:r>
-        <w:t>End goal for the pictorial case</w:t>
+        <w:t>Preparation</w:t>
       </w:r>
     </w:p>
     <w:p>
-      <w:r>
-        <w:t>Explain reproducible environment and records using the records and boundaries of this fictional investigation.</w:t>
+      <w:pPr>
+        <w:spacing w:line="336" w:lineRule="auto" w:after="180"/>
+      </w:pPr>
+      <w:r>
+        <w:rPr>
+          <w:b w:val="0"/>
+        </w:rPr>
+        <w:t>Lesson and workbook; paper and pencil</w:t>
       </w:r>
     </w:p>
     <w:p>
-      <w:r>
-        <w:t>This added worked case illustrates the week’s main idea. Retain all original and connected topics; schedule its practice within the teaching cycle.</w:t>
+      <w:pPr>
+        <w:spacing w:line="336" w:lineRule="auto" w:after="180"/>
+      </w:pPr>
+      <w:r>
+        <w:rPr>
+          <w:b w:val="0"/>
+        </w:rPr>
+        <w:t>Calculator and optional local Python 3 for arithmetic; no live API or private data</w:t>
       </w:r>
     </w:p>
     <w:p>
       <w:pPr>
-        <w:pStyle w:val="Heading1"/>
-      </w:pPr>
-      <w:r>
-        <w:t>02. Explain and model the mechanism</w:t>
+        <w:spacing w:line="336" w:lineRule="auto" w:after="180"/>
+      </w:pPr>
+      <w:r>
+        <w:rPr>
+          <w:b w:val="0"/>
+        </w:rPr>
+        <w:t>Prepare the fresh retry separately and withhold its solution until after collection</w:t>
       </w:r>
     </w:p>
     <w:p>
-      <w:r>
-        <w:t>A reproducible environment record links code, data, configuration and runtime dependencies to results. A seed alone is insufficient.</w:t>
+      <w:pPr>
+        <w:pStyle w:val="Heading3"/>
+      </w:pPr>
+      <w:r>
+        <w:t>Prerequisite answer</w:t>
       </w:r>
     </w:p>
     <w:p>
-      <w:r>
-        <w:t>Begin by writing the question the procedure is intended to answer. Identify the information already supplied, the information it will produce and the information still missing. These are constructed classroom examples; they do not require live accounts, private records or an external service. Do not treat a plausible explanation as a measured outcome.</w:t>
+      <w:pPr>
+        <w:spacing w:line="336" w:lineRule="auto" w:after="180"/>
+      </w:pPr>
+      <w:r>
+        <w:rPr>
+          <w:b w:val="0"/>
+        </w:rPr>
+        <w:t xml:space="preserve">A result depends on the </w:t>
+      </w:r>
+      <w:r>
+        <w:rPr>
+          <w:b/>
+        </w:rPr>
+        <w:t>input</w:t>
+      </w:r>
+      <w:r>
+        <w:rPr>
+          <w:b w:val="0"/>
+        </w:rPr>
+        <w:t xml:space="preserve">s, procedure and conditions that produced it. Preserve data roles and distinguish observed outcomes from </w:t>
+      </w:r>
+      <w:r>
+        <w:rPr>
+          <w:b/>
+        </w:rPr>
+        <w:t>prediction</w:t>
+      </w:r>
+      <w:r>
+        <w:rPr>
+          <w:b w:val="0"/>
+        </w:rPr>
+        <w:t>s or unmeasured conditions.</w:t>
       </w:r>
     </w:p>
     <w:p>
-      <w:r>
-        <w:t>Record exact data IDs/splits, code version, dependency versions, parameters, randomness policy and raw outputs. Verify hashes for integrity without treating them as correctness proofs.</w:t>
+      <w:pPr>
+        <w:spacing w:line="336" w:lineRule="auto" w:after="180"/>
+      </w:pPr>
+      <w:r>
+        <w:rPr>
+          <w:b w:val="0"/>
+        </w:rPr>
+        <w:t>If the prior concept cannot be explained, use a short retrieval activity before this chapter.</w:t>
       </w:r>
     </w:p>
     <w:p>
-      <w:r>
-        <w:t>Before applying the procedure, write its units, denominator or decision boundary where relevant. A partner should be able to repeat each step using the same inputs. If a required input is absent or violates the stated contract, record that condition explicitly instead of quietly replacing it with a convenient value.</w:t>
+      <w:pPr>
+        <w:pStyle w:val="Heading3"/>
+      </w:pPr>
+      <w:r>
+        <w:t>End goal for the pictorial case</w:t>
+      </w:r>
+    </w:p>
+    <w:p>
+      <w:pPr>
+        <w:spacing w:line="336" w:lineRule="auto" w:after="180"/>
+      </w:pPr>
+      <w:r>
+        <w:rPr>
+          <w:b w:val="0"/>
+        </w:rPr>
+        <w:t>Explain reproducible environment and records using the records and boundaries of this fictional investigation.</w:t>
+      </w:r>
+    </w:p>
+    <w:p>
+      <w:pPr>
+        <w:spacing w:line="336" w:lineRule="auto" w:after="180"/>
+      </w:pPr>
+      <w:r>
+        <w:rPr>
+          <w:b w:val="0"/>
+        </w:rPr>
+        <w:t>This added worked case illustrates the week’s main idea. Retain all original and connected topics; schedule its practice within the teaching cycle.</w:t>
+      </w:r>
+    </w:p>
+    <w:p>
+      <w:pPr>
+        <w:pStyle w:val="Heading1"/>
+      </w:pPr>
+      <w:r>
+        <w:t>02. Explain and model the mechanism</w:t>
+      </w:r>
+    </w:p>
+    <w:p>
+      <w:r>
+        <w:t>Model Reproducible environment and records using the supplied case, labelled mechanism and reasoning. Make the scope of each conclusion explicit.</w:t>
+      </w:r>
+    </w:p>
+    <w:p>
+      <w:pPr>
+        <w:spacing w:line="336" w:lineRule="auto" w:after="180"/>
+      </w:pPr>
+      <w:r>
+        <w:rPr>
+          <w:b w:val="0"/>
+        </w:rPr>
+        <w:t>A reproducible environment record links code, data, configuration and runtime dependencies to results. A seed alone is insufficient.</w:t>
+      </w:r>
+    </w:p>
+    <w:p>
+      <w:pPr>
+        <w:pStyle w:val="Heading3"/>
+      </w:pPr>
+      <w:r>
+        <w:t>Explain Reproducible environment and records · 1</w:t>
+      </w:r>
+    </w:p>
+    <w:p>
+      <w:pPr>
+        <w:spacing w:line="336" w:lineRule="auto" w:after="180"/>
+      </w:pPr>
+      <w:r>
+        <w:rPr>
+          <w:b w:val="0"/>
+        </w:rPr>
+        <w:t>Begin by writing the question the procedure is intended to answer. Identify the information already supplied, the information it will produce and the information still missing.</w:t>
+      </w:r>
+    </w:p>
+    <w:p>
+      <w:pPr>
+        <w:spacing w:line="336" w:lineRule="auto" w:after="180"/>
+      </w:pPr>
+      <w:r>
+        <w:rPr>
+          <w:b w:val="0"/>
+        </w:rPr>
+        <w:t>These are constructed classroom examples; they do not require live accounts, private records or an external service. Do not treat a plausible explanation as a measured outcome.</w:t>
+      </w:r>
+    </w:p>
+    <w:p>
+      <w:pPr>
+        <w:spacing w:line="336" w:lineRule="auto" w:after="180"/>
+      </w:pPr>
+      <w:r>
+        <w:rPr>
+          <w:b w:val="0"/>
+        </w:rPr>
+        <w:t xml:space="preserve">Record exact data IDs/splits, code version, dependency versions, parameters, randomness policy and raw </w:t>
+      </w:r>
+      <w:r>
+        <w:rPr>
+          <w:b/>
+        </w:rPr>
+        <w:t>output</w:t>
+      </w:r>
+      <w:r>
+        <w:rPr>
+          <w:b w:val="0"/>
+        </w:rPr>
+        <w:t>s. Verify hashes for integrity without treating them as correctness proofs.</w:t>
+      </w:r>
+    </w:p>
+    <w:p>
+      <w:pPr>
+        <w:pStyle w:val="Heading3"/>
+      </w:pPr>
+      <w:r>
+        <w:t>Explain Reproducible environment and records · 2</w:t>
+      </w:r>
+    </w:p>
+    <w:p>
+      <w:pPr>
+        <w:spacing w:line="336" w:lineRule="auto" w:after="180"/>
+      </w:pPr>
+      <w:r>
+        <w:rPr>
+          <w:b w:val="0"/>
+        </w:rPr>
+        <w:t xml:space="preserve">Before applying the procedure, write its units, denominator or decision boundary where relevant. A partner should be able to repeat each step using the same </w:t>
+      </w:r>
+      <w:r>
+        <w:rPr>
+          <w:b/>
+        </w:rPr>
+        <w:t>input</w:t>
+      </w:r>
+      <w:r>
+        <w:rPr>
+          <w:b w:val="0"/>
+        </w:rPr>
+        <w:t>s.</w:t>
+      </w:r>
+    </w:p>
+    <w:p>
+      <w:pPr>
+        <w:spacing w:line="336" w:lineRule="auto" w:after="180"/>
+      </w:pPr>
+      <w:r>
+        <w:rPr>
+          <w:b w:val="0"/>
+        </w:rPr>
+        <w:t xml:space="preserve">If a required </w:t>
+      </w:r>
+      <w:r>
+        <w:rPr>
+          <w:b/>
+        </w:rPr>
+        <w:t>input</w:t>
+      </w:r>
+      <w:r>
+        <w:rPr>
+          <w:b w:val="0"/>
+        </w:rPr>
+        <w:t xml:space="preserve"> is absent or violates the stated contract, record that condition explicitly instead of quietly replacing it with a convenient value.</w:t>
       </w:r>
     </w:p>
     <w:tbl>
@@ -571,36 +1002,198 @@
       </w:r>
     </w:p>
     <w:p>
-      <w:r>
-        <w:t>Guided: Replay cannot be established. Supply artifacts/versions and exact metric/settings; seed42 alone cannot reconstruct the experiment. Qualification: Reproducibility supports checking the computation, not automatic validity of the research claim. Exit: accept a concrete variation with its predicted outcome and a stated condition that would challenge the mechanism; reject a claim resting on unmeasured evidence.</w:t>
+      <w:pPr>
+        <w:pStyle w:val="Heading3"/>
+      </w:pPr>
+      <w:r>
+        <w:t>Explain Reproducible environment and records · 3</w:t>
       </w:r>
     </w:p>
     <w:p>
       <w:pPr>
-        <w:pStyle w:val="Heading3"/>
-      </w:pPr>
-      <w:r>
-        <w:t>Model the reasoning aloud</w:t>
+        <w:spacing w:line="336" w:lineRule="auto" w:after="180"/>
+      </w:pPr>
+      <w:r>
+        <w:rPr>
+          <w:b w:val="0"/>
+        </w:rPr>
+        <w:t>Guided: Replay cannot be established. Supply artifacts/versions and exact metric/settings; seed42 alone cannot reconstruct the experiment.</w:t>
       </w:r>
     </w:p>
     <w:p>
-      <w:r>
-        <w:t>Use the complete worked example below before asking learners to complete W2. Reveal a small part, invite a prediction, then explain the deciding step. These teacher notes contain solutions; do not reveal the independent case answer during modelling.</w:t>
+      <w:pPr>
+        <w:spacing w:line="336" w:lineRule="auto" w:after="180"/>
+      </w:pPr>
+      <w:r>
+        <w:rPr>
+          <w:b w:val="0"/>
+        </w:rPr>
+        <w:t>Qualification: Reproducibility supports checking the computation, not automatic validity of the research claim.</w:t>
       </w:r>
     </w:p>
     <w:p>
-      <w:r>
-        <w:t>Folder contains seed42 and final-score.txt, but no dataset, code or dependency record.</w:t>
+      <w:pPr>
+        <w:spacing w:line="336" w:lineRule="auto" w:after="180"/>
+      </w:pPr>
+      <w:r>
+        <w:rPr>
+          <w:b w:val="0"/>
+        </w:rPr>
+        <w:t xml:space="preserve">Exit: accept a concrete variation with its predicted outcome and a stated condition that would challenge the </w:t>
+      </w:r>
+      <w:r>
+        <w:rPr>
+          <w:b/>
+        </w:rPr>
+        <w:t>mechanism</w:t>
+      </w:r>
+      <w:r>
+        <w:rPr>
+          <w:b w:val="0"/>
+        </w:rPr>
+        <w:t xml:space="preserve">; reject a claim resting on unmeasured </w:t>
+      </w:r>
+      <w:r>
+        <w:rPr>
+          <w:b/>
+        </w:rPr>
+        <w:t>evidence</w:t>
+      </w:r>
+      <w:r>
+        <w:rPr>
+          <w:b w:val="0"/>
+        </w:rPr>
+        <w:t>.</w:t>
       </w:r>
     </w:p>
     <w:p>
-      <w:r>
-        <w:t>Replay cannot be established. Supply artifacts/versions and exact metric/settings; seed42 alone cannot reconstruct the experiment.</w:t>
+      <w:pPr>
+        <w:pStyle w:val="Heading3"/>
+      </w:pPr>
+      <w:r>
+        <w:t>Model the reasoning aloud</w:t>
       </w:r>
     </w:p>
     <w:p>
-      <w:r>
-        <w:t>Compare the intermediate evidence with the final statement. Explain why each number or decision follows from the stated inputs. The conclusion belongs to this scenario and procedure; changing the inputs, evaluation population or authority can change what it establishes. Retain the raw record so a later revision can be compared honestly.</w:t>
+      <w:pPr>
+        <w:spacing w:line="336" w:lineRule="auto" w:after="180"/>
+      </w:pPr>
+      <w:r>
+        <w:rPr>
+          <w:b w:val="0"/>
+        </w:rPr>
+        <w:t xml:space="preserve">Use the complete worked example below before asking learners to complete W2. Reveal a small part, invite a </w:t>
+      </w:r>
+      <w:r>
+        <w:rPr>
+          <w:b/>
+        </w:rPr>
+        <w:t>prediction</w:t>
+      </w:r>
+      <w:r>
+        <w:rPr>
+          <w:b w:val="0"/>
+        </w:rPr>
+        <w:t>, then explain the deciding step.</w:t>
+      </w:r>
+    </w:p>
+    <w:p>
+      <w:pPr>
+        <w:spacing w:line="336" w:lineRule="auto" w:after="180"/>
+      </w:pPr>
+      <w:r>
+        <w:rPr>
+          <w:b w:val="0"/>
+        </w:rPr>
+        <w:t>These teacher notes contain solutions; do not reveal the independent case answer during modelling.</w:t>
+      </w:r>
+    </w:p>
+    <w:p>
+      <w:pPr>
+        <w:spacing w:line="336" w:lineRule="auto" w:after="180"/>
+      </w:pPr>
+      <w:r>
+        <w:rPr>
+          <w:b w:val="0"/>
+        </w:rPr>
+        <w:t>Folder contains seed42 and final-score.txt, but no dataset, code or dependency record.</w:t>
+      </w:r>
+    </w:p>
+    <w:p>
+      <w:pPr>
+        <w:spacing w:line="336" w:lineRule="auto" w:after="180"/>
+      </w:pPr>
+      <w:r>
+        <w:rPr>
+          <w:b w:val="0"/>
+        </w:rPr>
+        <w:t>Replay cannot be established. Supply artifacts/versions and exact metric/settings; seed42 alone cannot reconstruct the experiment.</w:t>
+      </w:r>
+    </w:p>
+    <w:p>
+      <w:pPr>
+        <w:pStyle w:val="Heading3"/>
+      </w:pPr>
+      <w:r>
+        <w:t>Model the reasoning aloud · 4</w:t>
+      </w:r>
+    </w:p>
+    <w:p>
+      <w:pPr>
+        <w:spacing w:line="336" w:lineRule="auto" w:after="180"/>
+      </w:pPr>
+      <w:r>
+        <w:rPr>
+          <w:b w:val="0"/>
+        </w:rPr>
+        <w:t xml:space="preserve">Compare the intermediate </w:t>
+      </w:r>
+      <w:r>
+        <w:rPr>
+          <w:b/>
+        </w:rPr>
+        <w:t>evidence</w:t>
+      </w:r>
+      <w:r>
+        <w:rPr>
+          <w:b w:val="0"/>
+        </w:rPr>
+        <w:t xml:space="preserve"> with the final statement. Explain why each number or decision follows from the stated </w:t>
+      </w:r>
+      <w:r>
+        <w:rPr>
+          <w:b/>
+        </w:rPr>
+        <w:t>input</w:t>
+      </w:r>
+      <w:r>
+        <w:rPr>
+          <w:b w:val="0"/>
+        </w:rPr>
+        <w:t>s.</w:t>
+      </w:r>
+    </w:p>
+    <w:p>
+      <w:pPr>
+        <w:spacing w:line="336" w:lineRule="auto" w:after="180"/>
+      </w:pPr>
+      <w:r>
+        <w:rPr>
+          <w:b w:val="0"/>
+        </w:rPr>
+        <w:t xml:space="preserve">The conclusion belongs to this scenario and procedure; changing the </w:t>
+      </w:r>
+      <w:r>
+        <w:rPr>
+          <w:b/>
+        </w:rPr>
+        <w:t>input</w:t>
+      </w:r>
+      <w:r>
+        <w:rPr>
+          <w:b w:val="0"/>
+        </w:rPr>
+        <w:t>s, evaluation population or authority can change what it establishes. Retain the raw record so a later revision can be compared honestly.</w:t>
       </w:r>
     </w:p>
     <w:tbl>
@@ -706,7 +1299,13 @@
       </w:tr>
     </w:tbl>
     <w:p>
-      <w:r>
+      <w:pPr>
+        <w:spacing w:line="336" w:lineRule="auto" w:after="180"/>
+      </w:pPr>
+      <w:r>
+        <w:rPr>
+          <w:b w:val="0"/>
+        </w:rPr>
         <w:t>Use the diagram and verbal explanation together. Ask learners to match a sentence to a specific visual step; do not assign learners fixed visual or auditory learning styles.</w:t>
       </w:r>
     </w:p>
@@ -719,8 +1318,26 @@
       </w:r>
     </w:p>
     <w:p>
-      <w:r>
-        <w:t>A reproducible calculation record. A teammate must rerun a three-value mean without guessing the input or software version.</w:t>
+      <w:pPr>
+        <w:spacing w:line="336" w:lineRule="auto" w:after="180"/>
+      </w:pPr>
+      <w:r>
+        <w:rPr>
+          <w:b w:val="0"/>
+        </w:rPr>
+        <w:t xml:space="preserve">A reproducible calculation record. A teammate must rerun a three-value mean without guessing the </w:t>
+      </w:r>
+      <w:r>
+        <w:rPr>
+          <w:b/>
+        </w:rPr>
+        <w:t>input</w:t>
+      </w:r>
+      <w:r>
+        <w:rPr>
+          <w:b w:val="0"/>
+        </w:rPr>
+        <w:t xml:space="preserve"> or software version.</w:t>
       </w:r>
     </w:p>
     <w:p>
@@ -732,7 +1349,22 @@
       </w:r>
     </w:p>
     <w:p>
-      <w:r>
+      <w:pPr>
+        <w:pStyle w:val="Heading3"/>
+      </w:pPr>
+      <w:r>
+        <w:t>Supplied facts</w:t>
+      </w:r>
+    </w:p>
+    <w:p>
+      <w:pPr>
+        <w:spacing w:line="336" w:lineRule="auto" w:after="180"/>
+        <w:shd w:fill="F1F6FC"/>
+      </w:pPr>
+      <w:r>
+        <w:rPr>
+          <w:b w:val="0"/>
+        </w:rPr>
         <w:t>Data file contains 2,4,6. Recorded script sums values and divides by count; environment and file hash are saved.</w:t>
       </w:r>
     </w:p>
@@ -932,21 +1564,31 @@
       </w:r>
     </w:p>
     <w:p>
-      <w:r>
-        <w:t>Reproducibility needs the materials and decisions that produced a result. A screenshot of 4 does not specify which data or calculation generated it.</w:t>
+      <w:pPr>
+        <w:pStyle w:val="Heading3"/>
+      </w:pPr>
+      <w:r>
+        <w:t>Why the result follows</w:t>
       </w:r>
     </w:p>
     <w:p>
       <w:pPr>
-        <w:pStyle w:val="Heading3"/>
-      </w:pPr>
-      <w:r>
-        <w:t>What this example does not establish</w:t>
+        <w:spacing w:line="336" w:lineRule="auto" w:after="180"/>
+        <w:shd w:fill="F1F6FC"/>
+      </w:pPr>
+      <w:r>
+        <w:rPr>
+          <w:b w:val="0"/>
+        </w:rPr>
+        <w:t>Reproducibility needs the materials and decisions that produced a result. A screenshot of 4 does not specify which data or calculation generated it.</w:t>
       </w:r>
     </w:p>
     <w:p>
-      <w:r>
-        <w:t>Environment records support rerunning; they do not certify correct sampling, labels or scientific interpretation.</w:t>
+      <w:pPr>
+        <w:pStyle w:val="Heading3"/>
+      </w:pPr>
+      <w:r>
+        <w:t>What this example does not establish</w:t>
       </w:r>
     </w:p>
     <w:p>
@@ -954,43 +1596,192 @@
         <w:pStyle w:val="Heading3"/>
       </w:pPr>
       <w:r>
-        <w:t>Change one thing in the pictured case</w:t>
+        <w:t>Keep the stated limit</w:t>
       </w:r>
     </w:p>
     <w:p>
-      <w:r>
-        <w:t>Change: The data file changes to 2,4,9.</w:t>
+      <w:pPr>
+        <w:spacing w:line="336" w:lineRule="auto" w:after="180"/>
+        <w:shd w:fill="FFF5E6"/>
+      </w:pPr>
+      <w:r>
+        <w:rPr>
+          <w:b w:val="0"/>
+        </w:rPr>
+        <w:t>Environment records support rerunning; they do not certify correct sampling, labels or scientific interpretation.</w:t>
       </w:r>
     </w:p>
     <w:p>
-      <w:r>
-        <w:t>Prediction: The mean becomes 15/3=5, and the saved input hash must change.</w:t>
+      <w:pPr>
+        <w:pStyle w:val="Heading3"/>
+      </w:pPr>
+      <w:r>
+        <w:t>Change one thing in the pictured case</w:t>
       </w:r>
     </w:p>
     <w:p>
-      <w:r>
-        <w:t>Reason: The calculation is the same but its input records differ.</w:t>
+      <w:pPr>
+        <w:pStyle w:val="Heading3"/>
+      </w:pPr>
+      <w:r>
+        <w:t>Change one thing</w:t>
       </w:r>
     </w:p>
     <w:p>
       <w:pPr>
-        <w:pStyle w:val="Heading3"/>
-      </w:pPr>
-      <w:r>
-        <w:t>Ask while showing the picture</w:t>
+        <w:spacing w:line="336" w:lineRule="auto" w:after="180"/>
+        <w:shd w:fill="F5F1FB"/>
+      </w:pPr>
+      <w:r>
+        <w:rPr>
+          <w:b w:val="0"/>
+        </w:rPr>
+        <w:t>Change: The data file changes to 2,4,9.</w:t>
       </w:r>
     </w:p>
     <w:p>
-      <w:r>
-        <w:t>Cover the result. Ask learners to name the inputs and predict the next step. Uncover one step, connect the icon to the actual procedure, and explain its evidence. Then change the supplied condition and compare. The picture is a representation; it does not document execution of a real AI model.</w:t>
+      <w:pPr>
+        <w:pStyle w:val="Heading3"/>
+      </w:pPr>
+      <w:r>
+        <w:t>Predicted result</w:t>
       </w:r>
     </w:p>
     <w:p>
       <w:pPr>
+        <w:spacing w:line="336" w:lineRule="auto" w:after="180"/>
+        <w:shd w:fill="F1F6FC"/>
+      </w:pPr>
+      <w:r>
+        <w:rPr>
+          <w:b/>
+        </w:rPr>
+        <w:t>Prediction</w:t>
+      </w:r>
+      <w:r>
+        <w:rPr>
+          <w:b w:val="0"/>
+        </w:rPr>
+        <w:t xml:space="preserve">: The mean becomes 15/3=5, and the saved </w:t>
+      </w:r>
+      <w:r>
+        <w:rPr>
+          <w:b/>
+        </w:rPr>
+        <w:t>input</w:t>
+      </w:r>
+      <w:r>
+        <w:rPr>
+          <w:b w:val="0"/>
+        </w:rPr>
+        <w:t xml:space="preserve"> hash must change.</w:t>
+      </w:r>
+    </w:p>
+    <w:p>
+      <w:pPr>
+        <w:pStyle w:val="Heading3"/>
+      </w:pPr>
+      <w:r>
+        <w:t>Why the result follows</w:t>
+      </w:r>
+    </w:p>
+    <w:p>
+      <w:pPr>
+        <w:spacing w:line="336" w:lineRule="auto" w:after="180"/>
+        <w:shd w:fill="F1F6FC"/>
+      </w:pPr>
+      <w:r>
+        <w:rPr>
+          <w:b w:val="0"/>
+        </w:rPr>
+        <w:t xml:space="preserve">Reason: The calculation is the same but its </w:t>
+      </w:r>
+      <w:r>
+        <w:rPr>
+          <w:b/>
+        </w:rPr>
+        <w:t>input</w:t>
+      </w:r>
+      <w:r>
+        <w:rPr>
+          <w:b w:val="0"/>
+        </w:rPr>
+        <w:t xml:space="preserve"> records differ.</w:t>
+      </w:r>
+    </w:p>
+    <w:p>
+      <w:pPr>
+        <w:pStyle w:val="Heading3"/>
+      </w:pPr>
+      <w:r>
+        <w:t>Ask while showing the picture</w:t>
+      </w:r>
+    </w:p>
+    <w:p>
+      <w:pPr>
+        <w:pStyle w:val="Heading3"/>
+      </w:pPr>
+      <w:r>
+        <w:t>Ask while showing the picture · 5</w:t>
+      </w:r>
+    </w:p>
+    <w:p>
+      <w:pPr>
+        <w:spacing w:line="336" w:lineRule="auto" w:after="180"/>
+      </w:pPr>
+      <w:r>
+        <w:rPr>
+          <w:b w:val="0"/>
+        </w:rPr>
+        <w:t xml:space="preserve">Cover the result. Ask learners to name the </w:t>
+      </w:r>
+      <w:r>
+        <w:rPr>
+          <w:b/>
+        </w:rPr>
+        <w:t>input</w:t>
+      </w:r>
+      <w:r>
+        <w:rPr>
+          <w:b w:val="0"/>
+        </w:rPr>
+        <w:t xml:space="preserve">s and predict the next step. Uncover one step, connect the icon to the actual procedure, and explain its </w:t>
+      </w:r>
+      <w:r>
+        <w:rPr>
+          <w:b/>
+        </w:rPr>
+        <w:t>evidence</w:t>
+      </w:r>
+      <w:r>
+        <w:rPr>
+          <w:b w:val="0"/>
+        </w:rPr>
+        <w:t>. Then change the supplied condition and compare.</w:t>
+      </w:r>
+    </w:p>
+    <w:p>
+      <w:pPr>
+        <w:spacing w:line="336" w:lineRule="auto" w:after="180"/>
+      </w:pPr>
+      <w:r>
+        <w:rPr>
+          <w:b w:val="0"/>
+        </w:rPr>
+        <w:t>The picture is a representation; it does not document execution of a real AI model.</w:t>
+      </w:r>
+    </w:p>
+    <w:p>
+      <w:pPr>
         <w:pStyle w:val="Heading1"/>
       </w:pPr>
       <w:r>
         <w:t>03. Demonstrate and guide practice</w:t>
+      </w:r>
+    </w:p>
+    <w:p>
+      <w:r>
+        <w:t>Demonstrate Reproducible environment and records, reduce support deliberately and check individual reasoning before discussing answers.</w:t>
       </w:r>
     </w:p>
     <w:tbl>
@@ -1206,36 +1997,100 @@
       </w:tr>
     </w:tbl>
     <w:p>
-      <w:r>
-        <w:t>Use the worked example in Sections 3 and 6. Collect a prediction before revealing its result; ask the learner to point to each intermediate fact.</w:t>
+      <w:pPr>
+        <w:spacing w:line="336" w:lineRule="auto" w:after="180"/>
+      </w:pPr>
+      <w:r>
+        <w:rPr>
+          <w:b w:val="0"/>
+        </w:rPr>
+        <w:t xml:space="preserve">Use the worked example in Sections 3 and 6. Collect a </w:t>
+      </w:r>
+      <w:r>
+        <w:rPr>
+          <w:b/>
+        </w:rPr>
+        <w:t>prediction</w:t>
+      </w:r>
+      <w:r>
+        <w:rPr>
+          <w:b w:val="0"/>
+        </w:rPr>
+        <w:t xml:space="preserve"> before revealing its result; ask the learner to point to each intermediate fact.</w:t>
       </w:r>
     </w:p>
     <w:p>
-      <w:r>
-        <w:t>Provide an input/procedure/result/limit frame and a calculator when needed. Ask students to identify the first step before completing the whole trace. Extension: compare two concrete variants of this mechanism while holding unrelated conditions fixed; report both successful and unsuccessful outcomes.</w:t>
+      <w:pPr>
+        <w:spacing w:line="336" w:lineRule="auto" w:after="180"/>
+      </w:pPr>
+      <w:r>
+        <w:rPr>
+          <w:b w:val="0"/>
+        </w:rPr>
+        <w:t xml:space="preserve">Provide an </w:t>
+      </w:r>
+      <w:r>
+        <w:rPr>
+          <w:b/>
+        </w:rPr>
+        <w:t>input</w:t>
+      </w:r>
+      <w:r>
+        <w:rPr>
+          <w:b w:val="0"/>
+        </w:rPr>
+        <w:t>/procedure/result/limit frame and a calculator when needed. Ask students to identify the first step before completing the whole trace.</w:t>
       </w:r>
     </w:p>
     <w:p>
       <w:pPr>
-        <w:pStyle w:val="Heading3"/>
-      </w:pPr>
-      <w:r>
-        <w:t>Reduce help deliberately</w:t>
+        <w:spacing w:line="336" w:lineRule="auto" w:after="180"/>
+      </w:pPr>
+      <w:r>
+        <w:rPr>
+          <w:b w:val="0"/>
+        </w:rPr>
+        <w:t xml:space="preserve">Extension: compare two concrete variants of this </w:t>
+      </w:r>
+      <w:r>
+        <w:rPr>
+          <w:b/>
+        </w:rPr>
+        <w:t>mechanism</w:t>
+      </w:r>
+      <w:r>
+        <w:rPr>
+          <w:b w:val="0"/>
+        </w:rPr>
+        <w:t xml:space="preserve"> while holding unrelated conditions fixed; report both successful and unsuccessful outcomes.</w:t>
       </w:r>
     </w:p>
     <w:p>
-      <w:r>
-        <w:t>Completion task: Folder contains seed42 and final-score.txt, but no dataset, code or dependency record. Show the intermediate steps and give the conclusion with its scope.</w:t>
+      <w:pPr>
+        <w:pStyle w:val="Heading3"/>
+      </w:pPr>
+      <w:r>
+        <w:t>Reduce help deliberately</w:t>
       </w:r>
     </w:p>
     <w:p>
-      <w:r>
-        <w:t>Teacher check: Teacher explanation: Replay cannot be established. Supply artifacts/versions and exact metric/settings; seed42 alone cannot reconstruct the experiment.</w:t>
+      <w:pPr>
+        <w:pStyle w:val="Heading3"/>
+      </w:pPr>
+      <w:r>
+        <w:t>Completion practice</w:t>
       </w:r>
     </w:p>
     <w:p>
-      <w:r>
-        <w:t>Start by identifying the given inputs together. Leave the intermediate steps blank. If needed, model one step, then withdraw that help on the next step. Move to a full trace only when the partial trace is understood. For partners, alternate explainer and checker; collect a response from every learner before discussion.</w:t>
+      <w:pPr>
+        <w:spacing w:line="336" w:lineRule="auto" w:after="180"/>
+        <w:shd w:fill="F5F1FB"/>
+      </w:pPr>
+      <w:r>
+        <w:rPr>
+          <w:b w:val="0"/>
+        </w:rPr>
+        <w:t>Completion task: Folder contains seed42 and final-score.txt, but no dataset, code or dependency record. Show the intermediate steps and give the conclusion with its scope.</w:t>
       </w:r>
     </w:p>
     <w:p>
@@ -1243,22 +2098,53 @@
         <w:pStyle w:val="Heading3"/>
       </w:pPr>
       <w:r>
-        <w:t>Individual reasoning check</w:t>
+        <w:t>Reasoning to listen for</w:t>
       </w:r>
     </w:p>
     <w:p>
-      <w:r>
-        <w:t>Use the worked case for Reproducible environment and records. Proposed explanation: “The worked result establishes every future case”. Decide whether this explanation is supported. Point to the step or supplied fact that decides; explain your repair if needed.</w:t>
+      <w:pPr>
+        <w:spacing w:line="336" w:lineRule="auto" w:after="180"/>
+        <w:shd w:fill="F1F6FC"/>
+      </w:pPr>
+      <w:r>
+        <w:rPr>
+          <w:b w:val="0"/>
+        </w:rPr>
+        <w:t>Teacher check: Teacher explanation: Replay cannot be established. Supply artifacts/versions and exact metric/settings; seed42 alone cannot reconstruct the experiment.</w:t>
       </w:r>
     </w:p>
     <w:p>
-      <w:r>
-        <w:t>Expected correction: Reproducibility supports checking the computation, not automatic validity of the research claim.</w:t>
+      <w:pPr>
+        <w:spacing w:line="336" w:lineRule="auto" w:after="180"/>
+      </w:pPr>
+      <w:r>
+        <w:rPr>
+          <w:b w:val="0"/>
+        </w:rPr>
+        <w:t xml:space="preserve">Start by identifying the given </w:t>
+      </w:r>
+      <w:r>
+        <w:rPr>
+          <w:b/>
+        </w:rPr>
+        <w:t>input</w:t>
+      </w:r>
+      <w:r>
+        <w:rPr>
+          <w:b w:val="0"/>
+        </w:rPr>
+        <w:t>s together. Leave the intermediate steps blank. If needed, model one step, then withdraw that help on the next step. Move to a full trace only when the partial trace is understood.</w:t>
       </w:r>
     </w:p>
     <w:p>
-      <w:r>
-        <w:t>Collect explanations, not only yes/no votes. If a misunderstanding is common, re-model the relevant step for the class. If it affects a few learners, give a short targeted group explanation while others solve a more demanding variation.</w:t>
+      <w:pPr>
+        <w:spacing w:line="336" w:lineRule="auto" w:after="180"/>
+      </w:pPr>
+      <w:r>
+        <w:rPr>
+          <w:b w:val="0"/>
+        </w:rPr>
+        <w:t>For partners, alternate explainer and checker; collect a response from every learner before discussion.</w:t>
       </w:r>
     </w:p>
     <w:p>
@@ -1266,63 +2152,356 @@
         <w:pStyle w:val="Heading3"/>
       </w:pPr>
       <w:r>
-        <w:t>Pictorial practice question</w:t>
+        <w:t>Individual reasoning check</w:t>
       </w:r>
     </w:p>
     <w:p>
-      <w:r>
-        <w:t>Trace the recorded mean for 2,4,6 and its changed result for 2,4,9. Which artefacts must accompany the output so another team can identify the exact run?</w:t>
+      <w:pPr>
+        <w:spacing w:line="336" w:lineRule="auto" w:after="180"/>
+      </w:pPr>
+      <w:r>
+        <w:rPr>
+          <w:b w:val="0"/>
+        </w:rPr>
+        <w:t>Use the worked case for Reproducible environment and records. Proposed explanation: “The worked result establishes every future case”. Decide whether this explanation is supported.</w:t>
       </w:r>
     </w:p>
     <w:p>
       <w:pPr>
-        <w:pStyle w:val="Heading3"/>
-      </w:pPr>
-      <w:r>
-        <w:t>Reasoned teacher answer</w:t>
+        <w:spacing w:line="336" w:lineRule="auto" w:after="180"/>
+      </w:pPr>
+      <w:r>
+        <w:rPr>
+          <w:b w:val="0"/>
+        </w:rPr>
+        <w:t>Point to the step or supplied fact that decides; explain your repair if needed.</w:t>
       </w:r>
     </w:p>
     <w:p>
-      <w:r>
-        <w:t>Use the three recorded values, not a similarly named edited file. Sum is 12; count is 3; mean is 4. Retain script version, environment description and data hash with the output. Changed case: The mean becomes 15/3=5, and the saved input hash must change. The calculation is the same but its input records differ.</w:t>
+      <w:pPr>
+        <w:pStyle w:val="Heading3"/>
+      </w:pPr>
+      <w:r>
+        <w:t>Expected repair</w:t>
       </w:r>
     </w:p>
     <w:p>
-      <w:r>
-        <w:t>Changed-case reasoning: The mean becomes 15/3=5, and the saved input hash must change. The calculation is the same but its input records differ.</w:t>
+      <w:pPr>
+        <w:spacing w:line="336" w:lineRule="auto" w:after="180"/>
+        <w:shd w:fill="F1F6FC"/>
+      </w:pPr>
+      <w:r>
+        <w:rPr>
+          <w:b w:val="0"/>
+        </w:rPr>
+        <w:t>Expected correction: Reproducibility supports checking the computation, not automatic validity of the research claim.</w:t>
       </w:r>
     </w:p>
     <w:p>
-      <w:r>
-        <w:t>Collect each learner’s explanation before discussion. Use the first missing connection between input, deciding step and result to choose support. This question is worked-case practice, not fresh mastery evidence.</w:t>
+      <w:pPr>
+        <w:spacing w:line="336" w:lineRule="auto" w:after="180"/>
+      </w:pPr>
+      <w:r>
+        <w:rPr>
+          <w:b w:val="0"/>
+        </w:rPr>
+        <w:t>Collect explanations, not only yes/no votes. If a misunderstanding is common, re-model the relevant step for the class.</w:t>
       </w:r>
     </w:p>
     <w:p>
       <w:pPr>
-        <w:pStyle w:val="Heading1"/>
-      </w:pPr>
-      <w:r>
-        <w:t>04. Run the investigation and diagnose misconceptions</w:t>
+        <w:spacing w:line="336" w:lineRule="auto" w:after="180"/>
+      </w:pPr>
+      <w:r>
+        <w:rPr>
+          <w:b w:val="0"/>
+        </w:rPr>
+        <w:t>If it affects a few learners, give a short targeted group explanation while others solve a more demanding variation.</w:t>
       </w:r>
     </w:p>
     <w:p>
-      <w:r>
-        <w:t>The worked result establishes every future case: Reproducibility supports checking the computation, not automatic validity of the research claim.</w:t>
+      <w:pPr>
+        <w:pStyle w:val="Heading3"/>
+      </w:pPr>
+      <w:r>
+        <w:t>Pictorial practice question</w:t>
       </w:r>
     </w:p>
     <w:p>
-      <w:r>
-        <w:t>A missing input may be replaced without recording the change: A replacement changes the evidence or contract. Record the change and its justification; do not silently turn unknown into a measured value.</w:t>
+      <w:pPr>
+        <w:spacing w:line="336" w:lineRule="auto" w:after="180"/>
+        <w:shd w:fill="F5F1FB"/>
+      </w:pPr>
+      <w:r>
+        <w:rPr>
+          <w:b w:val="0"/>
+        </w:rPr>
+        <w:t xml:space="preserve">Trace the recorded mean for 2,4,6 and its changed result for 2,4,9. Which artefacts must accompany the </w:t>
+      </w:r>
+      <w:r>
+        <w:rPr>
+          <w:b/>
+        </w:rPr>
+        <w:t>output</w:t>
+      </w:r>
+      <w:r>
+        <w:rPr>
+          <w:b w:val="0"/>
+        </w:rPr>
+        <w:t xml:space="preserve"> so another team can identify the exact run?</w:t>
       </w:r>
     </w:p>
     <w:p>
-      <w:r>
-        <w:t>Repeating an assessed case is new independent evidence: A replay checks consistency. An example used for feedback or revision cannot later be described as untouched final evaluation.</w:t>
+      <w:pPr>
+        <w:pStyle w:val="Heading3"/>
+      </w:pPr>
+      <w:r>
+        <w:t>Reasoned teacher answer</w:t>
       </w:r>
     </w:p>
     <w:p>
-      <w:r>
-        <w:t>Use Section 9 for the evidence ledger. Add a boundary or missing-input case and record the expected response before checking. More successful repeats of one case do not establish wider coverage.</w:t>
+      <w:pPr>
+        <w:spacing w:line="336" w:lineRule="auto" w:after="180"/>
+      </w:pPr>
+      <w:r>
+        <w:rPr>
+          <w:b w:val="0"/>
+        </w:rPr>
+        <w:t xml:space="preserve">Use the three recorded values, not a similarly named edited file. Sum is 12; count is 3; mean is 4. Retain script version, environment description and data hash with the </w:t>
+      </w:r>
+      <w:r>
+        <w:rPr>
+          <w:b/>
+        </w:rPr>
+        <w:t>output</w:t>
+      </w:r>
+      <w:r>
+        <w:rPr>
+          <w:b w:val="0"/>
+        </w:rPr>
+        <w:t>.</w:t>
+      </w:r>
+    </w:p>
+    <w:p>
+      <w:pPr>
+        <w:spacing w:line="336" w:lineRule="auto" w:after="180"/>
+      </w:pPr>
+      <w:r>
+        <w:rPr>
+          <w:b w:val="0"/>
+        </w:rPr>
+        <w:t xml:space="preserve">Changed case: The mean becomes 15/3=5, and the saved </w:t>
+      </w:r>
+      <w:r>
+        <w:rPr>
+          <w:b/>
+        </w:rPr>
+        <w:t>input</w:t>
+      </w:r>
+      <w:r>
+        <w:rPr>
+          <w:b w:val="0"/>
+        </w:rPr>
+        <w:t xml:space="preserve"> hash must change. The calculation is the same but its </w:t>
+      </w:r>
+      <w:r>
+        <w:rPr>
+          <w:b/>
+        </w:rPr>
+        <w:t>input</w:t>
+      </w:r>
+      <w:r>
+        <w:rPr>
+          <w:b w:val="0"/>
+        </w:rPr>
+        <w:t xml:space="preserve"> records differ.</w:t>
+      </w:r>
+    </w:p>
+    <w:p>
+      <w:pPr>
+        <w:spacing w:line="336" w:lineRule="auto" w:after="180"/>
+      </w:pPr>
+      <w:r>
+        <w:rPr>
+          <w:b w:val="0"/>
+        </w:rPr>
+        <w:t xml:space="preserve">Changed-case reasoning: The mean becomes 15/3=5, and the saved </w:t>
+      </w:r>
+      <w:r>
+        <w:rPr>
+          <w:b/>
+        </w:rPr>
+        <w:t>input</w:t>
+      </w:r>
+      <w:r>
+        <w:rPr>
+          <w:b w:val="0"/>
+        </w:rPr>
+        <w:t xml:space="preserve"> hash must change. The calculation is the same but its </w:t>
+      </w:r>
+      <w:r>
+        <w:rPr>
+          <w:b/>
+        </w:rPr>
+        <w:t>input</w:t>
+      </w:r>
+      <w:r>
+        <w:rPr>
+          <w:b w:val="0"/>
+        </w:rPr>
+        <w:t xml:space="preserve"> records differ.</w:t>
+      </w:r>
+    </w:p>
+    <w:p>
+      <w:pPr>
+        <w:spacing w:line="336" w:lineRule="auto" w:after="180"/>
+      </w:pPr>
+      <w:r>
+        <w:rPr>
+          <w:b w:val="0"/>
+        </w:rPr>
+        <w:t xml:space="preserve">Collect each learner’s explanation before discussion. Use the first missing connection between </w:t>
+      </w:r>
+      <w:r>
+        <w:rPr>
+          <w:b/>
+        </w:rPr>
+        <w:t>input</w:t>
+      </w:r>
+      <w:r>
+        <w:rPr>
+          <w:b w:val="0"/>
+        </w:rPr>
+        <w:t xml:space="preserve">, deciding step and result to choose support. This question is worked-case practice, not fresh mastery </w:t>
+      </w:r>
+      <w:r>
+        <w:rPr>
+          <w:b/>
+        </w:rPr>
+        <w:t>evidence</w:t>
+      </w:r>
+      <w:r>
+        <w:rPr>
+          <w:b w:val="0"/>
+        </w:rPr>
+        <w:t>.</w:t>
+      </w:r>
+    </w:p>
+    <w:p>
+      <w:pPr>
+        <w:pStyle w:val="Heading1"/>
+      </w:pPr>
+      <w:r>
+        <w:t>04. Run the investigation and diagnose misconceptions</w:t>
+      </w:r>
+    </w:p>
+    <w:p>
+      <w:r>
+        <w:t>Run the Reproducible environment and records investigation and use the first unsupported step to choose a teaching response.</w:t>
+      </w:r>
+    </w:p>
+    <w:p>
+      <w:pPr>
+        <w:spacing w:line="336" w:lineRule="auto" w:after="180"/>
+      </w:pPr>
+      <w:r>
+        <w:rPr>
+          <w:b w:val="0"/>
+        </w:rPr>
+        <w:t>The worked result establishes every future case: Reproducibility supports checking the computation, not automatic validity of the research claim.</w:t>
+      </w:r>
+    </w:p>
+    <w:p>
+      <w:pPr>
+        <w:spacing w:line="336" w:lineRule="auto" w:after="180"/>
+      </w:pPr>
+      <w:r>
+        <w:rPr>
+          <w:b w:val="0"/>
+        </w:rPr>
+        <w:t xml:space="preserve">A missing </w:t>
+      </w:r>
+      <w:r>
+        <w:rPr>
+          <w:b/>
+        </w:rPr>
+        <w:t>input</w:t>
+      </w:r>
+      <w:r>
+        <w:rPr>
+          <w:b w:val="0"/>
+        </w:rPr>
+        <w:t xml:space="preserve"> may be replaced without recording the change: A replacement changes the </w:t>
+      </w:r>
+      <w:r>
+        <w:rPr>
+          <w:b/>
+        </w:rPr>
+        <w:t>evidence</w:t>
+      </w:r>
+      <w:r>
+        <w:rPr>
+          <w:b w:val="0"/>
+        </w:rPr>
+        <w:t xml:space="preserve"> or contract. Record the change and its justification; do not silently turn unknown into a measured value.</w:t>
+      </w:r>
+    </w:p>
+    <w:p>
+      <w:pPr>
+        <w:spacing w:line="336" w:lineRule="auto" w:after="180"/>
+      </w:pPr>
+      <w:r>
+        <w:rPr>
+          <w:b w:val="0"/>
+        </w:rPr>
+        <w:t xml:space="preserve">Repeating an assessed case is new independent </w:t>
+      </w:r>
+      <w:r>
+        <w:rPr>
+          <w:b/>
+        </w:rPr>
+        <w:t>evidence</w:t>
+      </w:r>
+      <w:r>
+        <w:rPr>
+          <w:b w:val="0"/>
+        </w:rPr>
+        <w:t>: A replay checks consistency. An example used for feedback or revision cannot later be described as untouched final evaluation.</w:t>
+      </w:r>
+    </w:p>
+    <w:p>
+      <w:pPr>
+        <w:spacing w:line="336" w:lineRule="auto" w:after="180"/>
+      </w:pPr>
+      <w:r>
+        <w:rPr>
+          <w:b w:val="0"/>
+        </w:rPr>
+        <w:t xml:space="preserve">Use Section 9 for the </w:t>
+      </w:r>
+      <w:r>
+        <w:rPr>
+          <w:b/>
+        </w:rPr>
+        <w:t>evidence</w:t>
+      </w:r>
+      <w:r>
+        <w:rPr>
+          <w:b w:val="0"/>
+        </w:rPr>
+        <w:t xml:space="preserve"> ledger. Add a boundary or missing-</w:t>
+      </w:r>
+      <w:r>
+        <w:rPr>
+          <w:b/>
+        </w:rPr>
+        <w:t>input</w:t>
+      </w:r>
+      <w:r>
+        <w:rPr>
+          <w:b w:val="0"/>
+        </w:rPr>
+        <w:t xml:space="preserve"> case and record the expected response before checking. More successful repeats of one case do not establish wider coverage.</w:t>
       </w:r>
     </w:p>
     <w:p>
@@ -1480,29 +2659,38 @@
       </w:tr>
     </w:tbl>
     <w:p>
-      <w:r>
-        <w:t>Offer an oral explanation, drawing, enlarged visual or fewer examples when that removes a reading/writing barrier. Keep the same reasoning goal. Stretch secure learners by changing a boundary or assumption and asking them to defend the effect, not simply by assigning more of the same questions.</w:t>
+      <w:pPr>
+        <w:spacing w:line="336" w:lineRule="auto" w:after="180"/>
+      </w:pPr>
+      <w:r>
+        <w:rPr>
+          <w:b w:val="0"/>
+        </w:rPr>
+        <w:t>Offer an oral explanation, drawing, enlarged visual or fewer examples when that removes a reading/writing barrier. Keep the same reasoning goal.</w:t>
       </w:r>
     </w:p>
     <w:p>
       <w:pPr>
-        <w:pStyle w:val="Heading1"/>
-      </w:pPr>
-      <w:r>
-        <w:t>05. Assess and explain the answers</w:t>
+        <w:spacing w:line="336" w:lineRule="auto" w:after="180"/>
+      </w:pPr>
+      <w:r>
+        <w:rPr>
+          <w:b w:val="0"/>
+        </w:rPr>
+        <w:t>Stretch secure learners by changing a boundary or assumption and asking them to defend the effect, not simply by assigning more of the same questions.</w:t>
       </w:r>
     </w:p>
     <w:p>
       <w:pPr>
-        <w:pStyle w:val="Heading3"/>
-      </w:pPr>
-      <w:r>
-        <w:t>Guided and exit questions</w:t>
+        <w:pStyle w:val="Heading1"/>
+      </w:pPr>
+      <w:r>
+        <w:t>05. Assess and explain the answers</w:t>
       </w:r>
     </w:p>
     <w:p>
       <w:r>
-        <w:t>Guided: Replay cannot be established. Supply artifacts/versions and exact metric/settings; seed42 alone cannot reconstruct the experiment. Qualification: Reproducibility supports checking the computation, not automatic validity of the research claim. Exit: accept a concrete variation with its predicted outcome and a stated condition that would challenge the mechanism; reject a claim resting on unmeasured evidence.</w:t>
+        <w:t>Use the Reproducible environment and records questions, teacher keys and criteria after the relevant attempts. Previously discussed cases are practice; protect the separately selected independent task.</w:t>
       </w:r>
     </w:p>
     <w:p>
@@ -1510,89 +2698,220 @@
         <w:pStyle w:val="Heading3"/>
       </w:pPr>
       <w:r>
-        <w:t>W1 Explain the mechanism</w:t>
+        <w:t>Guided and exit questions</w:t>
       </w:r>
     </w:p>
     <w:p>
-      <w:r>
-        <w:t>Explain the weekly mechanism in your own words. Use the worked scenario to name its input, decision rule and output.</w:t>
+      <w:pPr>
+        <w:spacing w:line="336" w:lineRule="auto" w:after="180"/>
+      </w:pPr>
+      <w:r>
+        <w:rPr>
+          <w:b w:val="0"/>
+        </w:rPr>
+        <w:t>Guided: Replay cannot be established. Supply artifacts/versions and exact metric/settings; seed42 alone cannot reconstruct the experiment.</w:t>
       </w:r>
     </w:p>
     <w:p>
-      <w:r>
-        <w:t>Teacher explanation: A reproducible environment record links code, data, configuration and runtime dependencies to results. A seed alone is insufficient. Record exact data IDs/splits, code version, dependency versions, parameters, randomness policy and raw outputs. Verify hashes for integrity without treating them as correctness proofs.</w:t>
+      <w:pPr>
+        <w:spacing w:line="336" w:lineRule="auto" w:after="180"/>
+      </w:pPr>
+      <w:r>
+        <w:rPr>
+          <w:b w:val="0"/>
+        </w:rPr>
+        <w:t>Qualification: Reproducibility supports checking the computation, not automatic validity of the research claim.</w:t>
       </w:r>
     </w:p>
     <w:p>
       <w:pPr>
-        <w:pStyle w:val="Heading3"/>
-      </w:pPr>
-      <w:r>
-        <w:t>W2 Trace the worked case</w:t>
+        <w:spacing w:line="336" w:lineRule="auto" w:after="180"/>
+      </w:pPr>
+      <w:r>
+        <w:rPr>
+          <w:b w:val="0"/>
+        </w:rPr>
+        <w:t xml:space="preserve">Exit: accept a concrete variation with its predicted outcome and a stated condition that would challenge the </w:t>
+      </w:r>
+      <w:r>
+        <w:rPr>
+          <w:b/>
+        </w:rPr>
+        <w:t>mechanism</w:t>
+      </w:r>
+      <w:r>
+        <w:rPr>
+          <w:b w:val="0"/>
+        </w:rPr>
+        <w:t xml:space="preserve">; reject a claim resting on unmeasured </w:t>
+      </w:r>
+      <w:r>
+        <w:rPr>
+          <w:b/>
+        </w:rPr>
+        <w:t>evidence</w:t>
+      </w:r>
+      <w:r>
+        <w:rPr>
+          <w:b w:val="0"/>
+        </w:rPr>
+        <w:t>.</w:t>
       </w:r>
     </w:p>
     <w:p>
-      <w:r>
-        <w:t>Folder contains seed42 and final-score.txt, but no dataset, code or dependency record. Show the intermediate steps and give the conclusion with its scope.</w:t>
+      <w:pPr>
+        <w:pStyle w:val="Heading3"/>
+      </w:pPr>
+      <w:r>
+        <w:t>W1 Explain the mechanism</w:t>
       </w:r>
     </w:p>
     <w:p>
-      <w:r>
-        <w:t>Teacher explanation: Replay cannot be established. Supply artifacts/versions and exact metric/settings; seed42 alone cannot reconstruct the experiment.</w:t>
+      <w:pPr>
+        <w:pStyle w:val="Heading3"/>
+      </w:pPr>
+      <w:r>
+        <w:t>Workbook question · W1</w:t>
       </w:r>
     </w:p>
     <w:p>
       <w:pPr>
-        <w:pStyle w:val="Heading3"/>
-      </w:pPr>
-      <w:r>
-        <w:t>W3 Audit the limit</w:t>
+        <w:spacing w:line="336" w:lineRule="auto" w:after="180"/>
+        <w:shd w:fill="F5F1FB"/>
+      </w:pPr>
+      <w:r>
+        <w:rPr>
+          <w:b w:val="0"/>
+        </w:rPr>
+        <w:t xml:space="preserve">Explain the weekly </w:t>
+      </w:r>
+      <w:r>
+        <w:rPr>
+          <w:b/>
+        </w:rPr>
+        <w:t>mechanism</w:t>
+      </w:r>
+      <w:r>
+        <w:rPr>
+          <w:b w:val="0"/>
+        </w:rPr>
+        <w:t xml:space="preserve"> in your own words. Use the worked scenario to name its </w:t>
+      </w:r>
+      <w:r>
+        <w:rPr>
+          <w:b/>
+        </w:rPr>
+        <w:t>input</w:t>
+      </w:r>
+      <w:r>
+        <w:rPr>
+          <w:b w:val="0"/>
+        </w:rPr>
+        <w:t xml:space="preserve">, decision rule and </w:t>
+      </w:r>
+      <w:r>
+        <w:rPr>
+          <w:b/>
+        </w:rPr>
+        <w:t>output</w:t>
+      </w:r>
+      <w:r>
+        <w:rPr>
+          <w:b w:val="0"/>
+        </w:rPr>
+        <w:t>.</w:t>
       </w:r>
     </w:p>
     <w:p>
-      <w:r>
-        <w:t>A report omits this qualification: Reproducibility supports checking the computation, not automatic validity of the research claim. Explain how omitting it could change a reader's interpretation, and write an accurate replacement.</w:t>
+      <w:pPr>
+        <w:pStyle w:val="Heading3"/>
+      </w:pPr>
+      <w:r>
+        <w:t>Teacher reasoning · W1</w:t>
       </w:r>
     </w:p>
     <w:p>
-      <w:r>
-        <w:t>Teacher explanation: Reproducibility supports checking the computation, not automatic validity of the research claim. State the observed result separately from the unverified or out-of-scope claim; preserve the original evidence rather than inventing a missing fact.</w:t>
+      <w:pPr>
+        <w:spacing w:line="336" w:lineRule="auto" w:after="180"/>
+        <w:shd w:fill="F1F6FC"/>
+      </w:pPr>
+      <w:r>
+        <w:rPr>
+          <w:b w:val="0"/>
+        </w:rPr>
+        <w:t>Teacher explanation: A reproducible environment record links code, data, configuration and runtime dependencies to results. A seed alone is insufficient.</w:t>
       </w:r>
     </w:p>
     <w:p>
       <w:pPr>
-        <w:pStyle w:val="Heading3"/>
-      </w:pPr>
-      <w:r>
-        <w:t>W4 Apply a new case independently</w:t>
+        <w:spacing w:line="336" w:lineRule="auto" w:after="180"/>
+        <w:shd w:fill="F1F6FC"/>
+      </w:pPr>
+      <w:r>
+        <w:rPr>
+          <w:b w:val="0"/>
+        </w:rPr>
+        <w:t xml:space="preserve">Record exact data IDs/splits, code version, dependency versions, parameters, randomness policy and raw </w:t>
+      </w:r>
+      <w:r>
+        <w:rPr>
+          <w:b/>
+        </w:rPr>
+        <w:t>output</w:t>
+      </w:r>
+      <w:r>
+        <w:rPr>
+          <w:b w:val="0"/>
+        </w:rPr>
+        <w:t>s. Verify hashes for integrity without treating them as correctness proofs.</w:t>
       </w:r>
     </w:p>
     <w:p>
-      <w:r>
-        <w:t>Partner changes preprocessing and data version while keeping old run ID. What must be preserved?</w:t>
+      <w:pPr>
+        <w:pStyle w:val="Heading3"/>
+      </w:pPr>
+      <w:r>
+        <w:t>W2 Trace the worked case</w:t>
       </w:r>
     </w:p>
     <w:p>
-      <w:r>
-        <w:t>Teacher explanation: Preserve original artifacts/results, assign a new run/version and document changes. Different inputs define a different comparison.</w:t>
+      <w:pPr>
+        <w:pStyle w:val="Heading3"/>
+      </w:pPr>
+      <w:r>
+        <w:t>Workbook question · W2</w:t>
       </w:r>
     </w:p>
     <w:p>
       <w:pPr>
-        <w:pStyle w:val="Heading3"/>
-      </w:pPr>
-      <w:r>
-        <w:t>W5 Design a revealing follow-up</w:t>
+        <w:spacing w:line="336" w:lineRule="auto" w:after="180"/>
+        <w:shd w:fill="F5F1FB"/>
+      </w:pPr>
+      <w:r>
+        <w:rPr>
+          <w:b w:val="0"/>
+        </w:rPr>
+        <w:t>Folder contains seed42 and final-score.txt, but no dataset, code or dependency record. Show the intermediate steps and give the conclusion with its scope.</w:t>
       </w:r>
     </w:p>
     <w:p>
-      <w:r>
-        <w:t>For the worked scenario, propose one additional case that could reveal a failure, describe its expected outcome before running it, and explain what would need to remain fixed for a fair comparison. Do not reuse W4 as a new final test after receiving feedback.</w:t>
+      <w:pPr>
+        <w:pStyle w:val="Heading3"/>
+      </w:pPr>
+      <w:r>
+        <w:t>Teacher reasoning · W2</w:t>
       </w:r>
     </w:p>
     <w:p>
-      <w:r>
-        <w:t>Teacher explanation: Accept a concrete variant of the worked input or a missing/conflicting/boundary condition, with an expectation derived from the declared procedure. Require preserved settings, original outputs and data roles. Reproducibility supports checking the computation, not automatic validity of the research claim. The new case should test this particular mechanism rather than merely restate the original result.</w:t>
+      <w:pPr>
+        <w:spacing w:line="336" w:lineRule="auto" w:after="180"/>
+        <w:shd w:fill="F1F6FC"/>
+      </w:pPr>
+      <w:r>
+        <w:rPr>
+          <w:b w:val="0"/>
+        </w:rPr>
+        <w:t>Teacher explanation: Replay cannot be established. Supply artifacts/versions and exact metric/settings; seed42 alone cannot reconstruct the experiment.</w:t>
       </w:r>
     </w:p>
     <w:p>
@@ -1600,25 +2919,39 @@
         <w:pStyle w:val="Heading3"/>
       </w:pPr>
       <w:r>
-        <w:t>Independent assessment and fresh retry</w:t>
+        <w:t>W3 Audit the limit</w:t>
       </w:r>
     </w:p>
     <w:p>
-      <w:r>
-        <w:t>W4: Preserve original artifacts/results, assign a new run/version and document changes. Different inputs define a different comparison. Require intermediate reasoning and the stated scope. Fresh retry: File renamed but bytes unchanged; then one value edited. Expected reasoning: Content hash unaffected by rename, changed by edited bytes; neither hash verifies sound labels or design. If students need support, record it and reassess with another new case rather than awarding independence to a copied answer.</w:t>
+      <w:pPr>
+        <w:pStyle w:val="Heading3"/>
+      </w:pPr>
+      <w:r>
+        <w:t>Workbook question · W3</w:t>
       </w:r>
     </w:p>
     <w:p>
       <w:pPr>
-        <w:pStyle w:val="Heading3"/>
-      </w:pPr>
-      <w:r>
-        <w:t>Assess independent transfer</w:t>
+        <w:spacing w:line="336" w:lineRule="auto" w:after="180"/>
+        <w:shd w:fill="F5F1FB"/>
+      </w:pPr>
+      <w:r>
+        <w:rPr>
+          <w:b w:val="0"/>
+        </w:rPr>
+        <w:t>A report omits this qualification: Reproducibility supports checking the computation, not automatic validity of the research claim.</w:t>
       </w:r>
     </w:p>
     <w:p>
-      <w:r>
-        <w:t>Selected case: Partner changes preprocessing and data version while keeping old run ID. What must be preserved?</w:t>
+      <w:pPr>
+        <w:spacing w:line="336" w:lineRule="auto" w:after="180"/>
+        <w:shd w:fill="F5F1FB"/>
+      </w:pPr>
+      <w:r>
+        <w:rPr>
+          <w:b w:val="0"/>
+        </w:rPr>
+        <w:t>Explain how omitting it could change a reader's interpretation, and write an accurate replacement.</w:t>
       </w:r>
     </w:p>
     <w:p>
@@ -1626,12 +2959,379 @@
         <w:pStyle w:val="Heading3"/>
       </w:pPr>
       <w:r>
-        <w:t>Selected case answer</w:t>
+        <w:t>Teacher reasoning · W3</w:t>
       </w:r>
     </w:p>
     <w:p>
-      <w:r>
-        <w:t>Teacher explanation: Preserve original artifacts/results, assign a new run/version and document changes. Different inputs define a different comparison.</w:t>
+      <w:pPr>
+        <w:spacing w:line="336" w:lineRule="auto" w:after="180"/>
+        <w:shd w:fill="F1F6FC"/>
+      </w:pPr>
+      <w:r>
+        <w:rPr>
+          <w:b w:val="0"/>
+        </w:rPr>
+        <w:t>Teacher explanation: Reproducibility supports checking the computation, not automatic validity of the research claim.</w:t>
+      </w:r>
+    </w:p>
+    <w:p>
+      <w:pPr>
+        <w:spacing w:line="336" w:lineRule="auto" w:after="180"/>
+        <w:shd w:fill="F1F6FC"/>
+      </w:pPr>
+      <w:r>
+        <w:rPr>
+          <w:b w:val="0"/>
+        </w:rPr>
+        <w:t xml:space="preserve">State the observed result separately from the unverified or out-of-scope claim; preserve the original </w:t>
+      </w:r>
+      <w:r>
+        <w:rPr>
+          <w:b/>
+        </w:rPr>
+        <w:t>evidence</w:t>
+      </w:r>
+      <w:r>
+        <w:rPr>
+          <w:b w:val="0"/>
+        </w:rPr>
+        <w:t xml:space="preserve"> rather than inventing a missing fact.</w:t>
+      </w:r>
+    </w:p>
+    <w:p>
+      <w:pPr>
+        <w:pStyle w:val="Heading3"/>
+      </w:pPr>
+      <w:r>
+        <w:t>W4 Apply a new case independently</w:t>
+      </w:r>
+    </w:p>
+    <w:p>
+      <w:pPr>
+        <w:pStyle w:val="Heading3"/>
+      </w:pPr>
+      <w:r>
+        <w:t>Workbook question · W4</w:t>
+      </w:r>
+    </w:p>
+    <w:p>
+      <w:pPr>
+        <w:spacing w:line="336" w:lineRule="auto" w:after="180"/>
+        <w:shd w:fill="F5F1FB"/>
+      </w:pPr>
+      <w:r>
+        <w:rPr>
+          <w:b w:val="0"/>
+        </w:rPr>
+        <w:t>Partner changes pre</w:t>
+      </w:r>
+      <w:r>
+        <w:rPr>
+          <w:b/>
+        </w:rPr>
+        <w:t>process</w:t>
+      </w:r>
+      <w:r>
+        <w:rPr>
+          <w:b w:val="0"/>
+        </w:rPr>
+        <w:t>ing and data version while keeping old run ID. What must be preserved?</w:t>
+      </w:r>
+    </w:p>
+    <w:p>
+      <w:pPr>
+        <w:pStyle w:val="Heading3"/>
+      </w:pPr>
+      <w:r>
+        <w:t>Teacher reasoning · W4</w:t>
+      </w:r>
+    </w:p>
+    <w:p>
+      <w:pPr>
+        <w:spacing w:line="336" w:lineRule="auto" w:after="180"/>
+        <w:shd w:fill="F1F6FC"/>
+      </w:pPr>
+      <w:r>
+        <w:rPr>
+          <w:b w:val="0"/>
+        </w:rPr>
+        <w:t xml:space="preserve">Teacher explanation: Preserve original artifacts/results, assign a new run/version and document changes. Different </w:t>
+      </w:r>
+      <w:r>
+        <w:rPr>
+          <w:b/>
+        </w:rPr>
+        <w:t>input</w:t>
+      </w:r>
+      <w:r>
+        <w:rPr>
+          <w:b w:val="0"/>
+        </w:rPr>
+        <w:t>s define a different comparison.</w:t>
+      </w:r>
+    </w:p>
+    <w:p>
+      <w:pPr>
+        <w:pStyle w:val="Heading3"/>
+      </w:pPr>
+      <w:r>
+        <w:t>W5 Design a revealing follow-up</w:t>
+      </w:r>
+    </w:p>
+    <w:p>
+      <w:pPr>
+        <w:pStyle w:val="Heading3"/>
+      </w:pPr>
+      <w:r>
+        <w:t>Workbook question · W5</w:t>
+      </w:r>
+    </w:p>
+    <w:p>
+      <w:pPr>
+        <w:spacing w:line="336" w:lineRule="auto" w:after="180"/>
+        <w:shd w:fill="F5F1FB"/>
+      </w:pPr>
+      <w:r>
+        <w:rPr>
+          <w:b w:val="0"/>
+        </w:rPr>
+        <w:t>For the worked scenario, propose one additional case that could reveal a failure, describe its expected outcome before running it, and explain what would need to remain fixed for a fair comparison.</w:t>
+      </w:r>
+    </w:p>
+    <w:p>
+      <w:pPr>
+        <w:spacing w:line="336" w:lineRule="auto" w:after="180"/>
+        <w:shd w:fill="F5F1FB"/>
+      </w:pPr>
+      <w:r>
+        <w:rPr>
+          <w:b w:val="0"/>
+        </w:rPr>
+        <w:t>Do not reuse W4 as a new final test after receiving feedback.</w:t>
+      </w:r>
+    </w:p>
+    <w:p>
+      <w:pPr>
+        <w:pStyle w:val="Heading3"/>
+      </w:pPr>
+      <w:r>
+        <w:t>Teacher reasoning · W5</w:t>
+      </w:r>
+    </w:p>
+    <w:p>
+      <w:pPr>
+        <w:spacing w:line="336" w:lineRule="auto" w:after="180"/>
+        <w:shd w:fill="F1F6FC"/>
+      </w:pPr>
+      <w:r>
+        <w:rPr>
+          <w:b w:val="0"/>
+        </w:rPr>
+        <w:t xml:space="preserve">Teacher explanation: Accept a concrete variant of the worked </w:t>
+      </w:r>
+      <w:r>
+        <w:rPr>
+          <w:b/>
+        </w:rPr>
+        <w:t>input</w:t>
+      </w:r>
+      <w:r>
+        <w:rPr>
+          <w:b w:val="0"/>
+        </w:rPr>
+        <w:t xml:space="preserve"> or a missing/conflicting/boundary condition, with an expectation derived from the declared procedure.</w:t>
+      </w:r>
+    </w:p>
+    <w:p>
+      <w:pPr>
+        <w:spacing w:line="336" w:lineRule="auto" w:after="180"/>
+        <w:shd w:fill="F1F6FC"/>
+      </w:pPr>
+      <w:r>
+        <w:rPr>
+          <w:b w:val="0"/>
+        </w:rPr>
+        <w:t xml:space="preserve">Require preserved settings, original </w:t>
+      </w:r>
+      <w:r>
+        <w:rPr>
+          <w:b/>
+        </w:rPr>
+        <w:t>output</w:t>
+      </w:r>
+      <w:r>
+        <w:rPr>
+          <w:b w:val="0"/>
+        </w:rPr>
+        <w:t>s and data roles. Reproducibility supports checking the computation, not automatic validity of the research claim.</w:t>
+      </w:r>
+    </w:p>
+    <w:p>
+      <w:pPr>
+        <w:spacing w:line="336" w:lineRule="auto" w:after="180"/>
+        <w:shd w:fill="F1F6FC"/>
+      </w:pPr>
+      <w:r>
+        <w:rPr>
+          <w:b w:val="0"/>
+        </w:rPr>
+        <w:t xml:space="preserve">The new case should test this particular </w:t>
+      </w:r>
+      <w:r>
+        <w:rPr>
+          <w:b/>
+        </w:rPr>
+        <w:t>mechanism</w:t>
+      </w:r>
+      <w:r>
+        <w:rPr>
+          <w:b w:val="0"/>
+        </w:rPr>
+        <w:t xml:space="preserve"> rather than merely restate the original result.</w:t>
+      </w:r>
+    </w:p>
+    <w:p>
+      <w:pPr>
+        <w:pStyle w:val="Heading3"/>
+      </w:pPr>
+      <w:r>
+        <w:t>Independent assessment and fresh retry</w:t>
+      </w:r>
+    </w:p>
+    <w:p>
+      <w:pPr>
+        <w:pStyle w:val="Heading3"/>
+      </w:pPr>
+      <w:r>
+        <w:t>Teacher key · Independent assessment and fresh retry</w:t>
+      </w:r>
+    </w:p>
+    <w:p>
+      <w:pPr>
+        <w:spacing w:line="336" w:lineRule="auto" w:after="180"/>
+        <w:shd w:fill="F1F6FC"/>
+      </w:pPr>
+      <w:r>
+        <w:rPr>
+          <w:b w:val="0"/>
+        </w:rPr>
+        <w:t xml:space="preserve">W4: Preserve original artifacts/results, assign a new run/version and document changes. Different </w:t>
+      </w:r>
+      <w:r>
+        <w:rPr>
+          <w:b/>
+        </w:rPr>
+        <w:t>input</w:t>
+      </w:r>
+      <w:r>
+        <w:rPr>
+          <w:b w:val="0"/>
+        </w:rPr>
+        <w:t>s define a different comparison. Require intermediate reasoning and the stated scope.</w:t>
+      </w:r>
+    </w:p>
+    <w:p>
+      <w:pPr>
+        <w:spacing w:line="336" w:lineRule="auto" w:after="180"/>
+        <w:shd w:fill="F1F6FC"/>
+      </w:pPr>
+      <w:r>
+        <w:rPr>
+          <w:b w:val="0"/>
+        </w:rPr>
+        <w:t>Fresh retry: File renamed but bytes unchanged; then one value edited. Expected reasoning: Content hash unaffected by rename, changed by edited bytes; neither hash verifies sound labels or design.</w:t>
+      </w:r>
+    </w:p>
+    <w:p>
+      <w:pPr>
+        <w:spacing w:line="336" w:lineRule="auto" w:after="180"/>
+        <w:shd w:fill="F1F6FC"/>
+      </w:pPr>
+      <w:r>
+        <w:rPr>
+          <w:b w:val="0"/>
+        </w:rPr>
+        <w:t>If students need support, record it and reassess with another new case rather than awarding independence to a copied answer.</w:t>
+      </w:r>
+    </w:p>
+    <w:p>
+      <w:pPr>
+        <w:pStyle w:val="Heading3"/>
+      </w:pPr>
+      <w:r>
+        <w:t>Assess independent transfer</w:t>
+      </w:r>
+    </w:p>
+    <w:p>
+      <w:pPr>
+        <w:pStyle w:val="Heading3"/>
+      </w:pPr>
+      <w:r>
+        <w:t>Independent question · withhold the key</w:t>
+      </w:r>
+    </w:p>
+    <w:p>
+      <w:pPr>
+        <w:spacing w:line="336" w:lineRule="auto" w:after="180"/>
+        <w:shd w:fill="F5F1FB"/>
+      </w:pPr>
+      <w:r>
+        <w:rPr>
+          <w:b w:val="0"/>
+        </w:rPr>
+        <w:t>Selected case: Partner changes pre</w:t>
+      </w:r>
+      <w:r>
+        <w:rPr>
+          <w:b/>
+        </w:rPr>
+        <w:t>process</w:t>
+      </w:r>
+      <w:r>
+        <w:rPr>
+          <w:b w:val="0"/>
+        </w:rPr>
+        <w:t>ing and data version while keeping old run ID. What must be preserved?</w:t>
+      </w:r>
+    </w:p>
+    <w:p>
+      <w:pPr>
+        <w:pStyle w:val="Heading3"/>
+      </w:pPr>
+      <w:r>
+        <w:t>Selected case answer</w:t>
+      </w:r>
+    </w:p>
+    <w:p>
+      <w:pPr>
+        <w:pStyle w:val="Heading3"/>
+      </w:pPr>
+      <w:r>
+        <w:t>Teacher key · Selected case answer</w:t>
+      </w:r>
+    </w:p>
+    <w:p>
+      <w:pPr>
+        <w:spacing w:line="336" w:lineRule="auto" w:after="180"/>
+        <w:shd w:fill="F1F6FC"/>
+      </w:pPr>
+      <w:r>
+        <w:rPr>
+          <w:b w:val="0"/>
+        </w:rPr>
+        <w:t xml:space="preserve">Teacher explanation: Preserve original artifacts/results, assign a new run/version and document changes. Different </w:t>
+      </w:r>
+      <w:r>
+        <w:rPr>
+          <w:b/>
+        </w:rPr>
+        <w:t>input</w:t>
+      </w:r>
+      <w:r>
+        <w:rPr>
+          <w:b w:val="0"/>
+        </w:rPr>
+        <w:t>s define a different comparison.</w:t>
       </w:r>
     </w:p>
     <w:tbl>
@@ -1737,67 +3437,281 @@
       </w:tr>
     </w:tbl>
     <w:p>
-      <w:r>
-        <w:t>Record each dimension as not yet, with support, or independent. Accept a valid alternative procedure with a defensible trace. Do not penalise an honestly recorded model failure if the learner correctly explains its evidence and limits.</w:t>
+      <w:pPr>
+        <w:pStyle w:val="Heading3"/>
+      </w:pPr>
+      <w:r>
+        <w:t>Teacher key · Selected case answer</w:t>
       </w:r>
     </w:p>
     <w:p>
       <w:pPr>
-        <w:pStyle w:val="Heading3"/>
-      </w:pPr>
-      <w:r>
-        <w:t>Feedback that the learner uses</w:t>
+        <w:spacing w:line="336" w:lineRule="auto" w:after="180"/>
+        <w:shd w:fill="F1F6FC"/>
+      </w:pPr>
+      <w:r>
+        <w:rPr>
+          <w:b w:val="0"/>
+        </w:rPr>
+        <w:t>Record each dimension as not yet, with support, or independent. Accept a valid alternative procedure with a defensible trace.</w:t>
       </w:r>
     </w:p>
     <w:p>
-      <w:r>
-        <w:t>Name the earliest unsupported step and give one action to repair it. Have the learner make that repair now and explain why. Then assess the relevant skill on a fresh, fully specified case. Confirm it was not previously practised with feedback; solve and check the new case before assigning it. A follow-up design prompt is a starting brief, not automatically an equivalent test.</w:t>
+      <w:pPr>
+        <w:spacing w:line="336" w:lineRule="auto" w:after="180"/>
+        <w:shd w:fill="F1F6FC"/>
+      </w:pPr>
+      <w:r>
+        <w:rPr>
+          <w:b w:val="0"/>
+        </w:rPr>
+        <w:t xml:space="preserve">Do not penalise an honestly recorded model failure if the learner correctly explains its </w:t>
+      </w:r>
+      <w:r>
+        <w:rPr>
+          <w:b/>
+        </w:rPr>
+        <w:t>evidence</w:t>
+      </w:r>
+      <w:r>
+        <w:rPr>
+          <w:b w:val="0"/>
+        </w:rPr>
+        <w:t xml:space="preserve"> and limits.</w:t>
       </w:r>
     </w:p>
     <w:p>
       <w:pPr>
-        <w:pStyle w:val="Heading1"/>
-      </w:pPr>
-      <w:r>
-        <w:t>06. Connect the project, support and next lesson</w:t>
+        <w:pStyle w:val="Heading3"/>
+      </w:pPr>
+      <w:r>
+        <w:t>Feedback that the learner uses</w:t>
       </w:r>
     </w:p>
     <w:p>
-      <w:r>
-        <w:t>Add a labelled reproducible environment and records evidence sheet to Reproducible AI Research Study. Show how you can explain the mechanism and terminology of reproducible environment and records. Use the supplied fictional case and keep its inputs, intermediate steps, calculation or prediction, and limitation. Connect this record to last week’s record; a matching answer without a trace is insufficient.</w:t>
+      <w:pPr>
+        <w:spacing w:line="336" w:lineRule="auto" w:after="180"/>
+      </w:pPr>
+      <w:r>
+        <w:rPr>
+          <w:b w:val="0"/>
+        </w:rPr>
+        <w:t>Name the earliest unsupported step and give one action to repair it. Have the learner make that repair now and explain why. Then assess the relevant skill on a fresh, fully specified case.</w:t>
       </w:r>
     </w:p>
     <w:p>
-      <w:r>
-        <w:t>Provide an input/procedure/result/limit frame and a calculator when needed. Ask students to identify the first step before completing the whole trace. Extension: compare two concrete variants of this mechanism while holding unrelated conditions fixed; report both successful and unsuccessful outcomes.</w:t>
+      <w:pPr>
+        <w:spacing w:line="336" w:lineRule="auto" w:after="180"/>
+      </w:pPr>
+      <w:r>
+        <w:rPr>
+          <w:b w:val="0"/>
+        </w:rPr>
+        <w:t>Confirm it was not previously practised with feedback; solve and check the new case before assigning it. A follow-up design prompt is a starting brief, not automatically an equivalent test.</w:t>
       </w:r>
     </w:p>
     <w:p>
-      <w:r>
-        <w:t>Next connection: Running the primary experiment. Preserve the current case record and retrieve its evidence boundary before moving on.</w:t>
+      <w:pPr>
+        <w:pStyle w:val="Heading1"/>
+      </w:pPr>
+      <w:r>
+        <w:t>06. Connect the project, support and next lesson</w:t>
       </w:r>
     </w:p>
     <w:p>
       <w:r>
-        <w:t>Retain the project ledger and assess a changed case after support. Check the relevant prerequisite before carrying this component forward.</w:t>
+        <w:t>Connect Reproducible environment and records to Reproducible AI Research Study, adapt support and plan a later changed-case check.</w:t>
       </w:r>
     </w:p>
     <w:p>
       <w:pPr>
-        <w:pStyle w:val="Heading3"/>
-      </w:pPr>
-      <w:r>
-        <w:t>Plan the delayed return</w:t>
+        <w:spacing w:line="336" w:lineRule="auto" w:after="180"/>
+      </w:pPr>
+      <w:r>
+        <w:rPr>
+          <w:b w:val="0"/>
+        </w:rPr>
+        <w:t xml:space="preserve">Add a labelled reproducible environment and records </w:t>
+      </w:r>
+      <w:r>
+        <w:rPr>
+          <w:b/>
+        </w:rPr>
+        <w:t>evidence</w:t>
+      </w:r>
+      <w:r>
+        <w:rPr>
+          <w:b w:val="0"/>
+        </w:rPr>
+        <w:t xml:space="preserve"> sheet to Reproducible AI Research Study. Show how you can explain the </w:t>
+      </w:r>
+      <w:r>
+        <w:rPr>
+          <w:b/>
+        </w:rPr>
+        <w:t>mechanism</w:t>
+      </w:r>
+      <w:r>
+        <w:rPr>
+          <w:b w:val="0"/>
+        </w:rPr>
+        <w:t xml:space="preserve"> and terminology of reproducible environment and records.</w:t>
       </w:r>
     </w:p>
     <w:p>
-      <w:r>
-        <w:t>Suggested return points in this level: ai-7/25, ai-7/27, ai-7/30. Use actual classroom dates, adjusting for holidays and gaps. One, three and six teaching weeks are scheduling choices, not a claimed optimal spacing.</w:t>
+      <w:pPr>
+        <w:spacing w:line="336" w:lineRule="auto" w:after="180"/>
+      </w:pPr>
+      <w:r>
+        <w:rPr>
+          <w:b w:val="0"/>
+        </w:rPr>
+        <w:t xml:space="preserve">Use the supplied fictional case and keep its </w:t>
+      </w:r>
+      <w:r>
+        <w:rPr>
+          <w:b/>
+        </w:rPr>
+        <w:t>input</w:t>
+      </w:r>
+      <w:r>
+        <w:rPr>
+          <w:b w:val="0"/>
+        </w:rPr>
+        <w:t xml:space="preserve">s, intermediate steps, calculation or </w:t>
+      </w:r>
+      <w:r>
+        <w:rPr>
+          <w:b/>
+        </w:rPr>
+        <w:t>prediction</w:t>
+      </w:r>
+      <w:r>
+        <w:rPr>
+          <w:b w:val="0"/>
+        </w:rPr>
+        <w:t>, and limitation. Connect this record to last week’s record; a matching answer without a trace is insufficient.</w:t>
       </w:r>
     </w:p>
     <w:p>
-      <w:r>
-        <w:t>At a delayed check, ask for the idea from memory and a changed application. Compare with the earlier independent response and record support used. For a new level, revisit the previous capstone before checking the new prerequisites.</w:t>
+      <w:pPr>
+        <w:spacing w:line="336" w:lineRule="auto" w:after="180"/>
+      </w:pPr>
+      <w:r>
+        <w:rPr>
+          <w:b w:val="0"/>
+        </w:rPr>
+        <w:t xml:space="preserve">Provide an </w:t>
+      </w:r>
+      <w:r>
+        <w:rPr>
+          <w:b/>
+        </w:rPr>
+        <w:t>input</w:t>
+      </w:r>
+      <w:r>
+        <w:rPr>
+          <w:b w:val="0"/>
+        </w:rPr>
+        <w:t>/procedure/result/limit frame and a calculator when needed. Ask students to identify the first step before completing the whole trace.</w:t>
+      </w:r>
+    </w:p>
+    <w:p>
+      <w:pPr>
+        <w:spacing w:line="336" w:lineRule="auto" w:after="180"/>
+      </w:pPr>
+      <w:r>
+        <w:rPr>
+          <w:b w:val="0"/>
+        </w:rPr>
+        <w:t xml:space="preserve">Extension: compare two concrete variants of this </w:t>
+      </w:r>
+      <w:r>
+        <w:rPr>
+          <w:b/>
+        </w:rPr>
+        <w:t>mechanism</w:t>
+      </w:r>
+      <w:r>
+        <w:rPr>
+          <w:b w:val="0"/>
+        </w:rPr>
+        <w:t xml:space="preserve"> while holding unrelated conditions fixed; report both successful and unsuccessful outcomes.</w:t>
+      </w:r>
+    </w:p>
+    <w:p>
+      <w:pPr>
+        <w:spacing w:line="336" w:lineRule="auto" w:after="180"/>
+      </w:pPr>
+      <w:r>
+        <w:rPr>
+          <w:b w:val="0"/>
+        </w:rPr>
+        <w:t xml:space="preserve">Next connection: Running the primary experiment. Preserve the current case record and retrieve its </w:t>
+      </w:r>
+      <w:r>
+        <w:rPr>
+          <w:b/>
+        </w:rPr>
+        <w:t>evidence</w:t>
+      </w:r>
+      <w:r>
+        <w:rPr>
+          <w:b w:val="0"/>
+        </w:rPr>
+        <w:t xml:space="preserve"> boundary before moving on.</w:t>
+      </w:r>
+    </w:p>
+    <w:p>
+      <w:pPr>
+        <w:spacing w:line="336" w:lineRule="auto" w:after="180"/>
+      </w:pPr>
+      <w:r>
+        <w:rPr>
+          <w:b w:val="0"/>
+        </w:rPr>
+        <w:t>Retain the project ledger and assess a changed case after support. Check the relevant prerequisite before carrying this component forward.</w:t>
+      </w:r>
+    </w:p>
+    <w:p>
+      <w:pPr>
+        <w:pStyle w:val="Heading3"/>
+      </w:pPr>
+      <w:r>
+        <w:t>Plan the delayed return</w:t>
+      </w:r>
+    </w:p>
+    <w:p>
+      <w:pPr>
+        <w:spacing w:line="336" w:lineRule="auto" w:after="180"/>
+      </w:pPr>
+      <w:r>
+        <w:rPr>
+          <w:b w:val="0"/>
+        </w:rPr>
+        <w:t>Suggested return points in this level: ai-7/25, ai-7/27, ai-7/30. Use actual classroom dates, adjusting for holidays and gaps. One, three and six teaching weeks are scheduling choices, not a claimed optimal spacing.</w:t>
+      </w:r>
+    </w:p>
+    <w:p>
+      <w:pPr>
+        <w:spacing w:line="336" w:lineRule="auto" w:after="180"/>
+      </w:pPr>
+      <w:r>
+        <w:rPr>
+          <w:b w:val="0"/>
+        </w:rPr>
+        <w:t>At a delayed check, ask for the idea from memory and a changed application. Compare with the earlier independent response and record support used.</w:t>
+      </w:r>
+    </w:p>
+    <w:p>
+      <w:pPr>
+        <w:spacing w:line="336" w:lineRule="auto" w:after="180"/>
+      </w:pPr>
+      <w:r>
+        <w:rPr>
+          <w:b w:val="0"/>
+        </w:rPr>
+        <w:t>For a new level, revisit the previous capstone before checking the new prerequisites.</w:t>
       </w:r>
     </w:p>
     <w:tbl>
@@ -1957,8 +3871,26 @@
       </w:tr>
     </w:tbl>
     <w:p>
-      <w:r>
-        <w:t>Use the evidence to choose reteaching or the next step. A completed page, confidence rating or attractive project does not by itself demonstrate understanding.</w:t>
+      <w:pPr>
+        <w:spacing w:line="336" w:lineRule="auto" w:after="180"/>
+      </w:pPr>
+      <w:r>
+        <w:rPr>
+          <w:b w:val="0"/>
+        </w:rPr>
+        <w:t xml:space="preserve">Use the </w:t>
+      </w:r>
+      <w:r>
+        <w:rPr>
+          <w:b/>
+        </w:rPr>
+        <w:t>evidence</w:t>
+      </w:r>
+      <w:r>
+        <w:rPr>
+          <w:b w:val="0"/>
+        </w:rPr>
+        <w:t xml:space="preserve"> to choose reteaching or the next step. A completed page, confidence rating or attractive project does not by itself demonstrate understanding.</w:t>
       </w:r>
     </w:p>
     <w:p>
@@ -1970,7 +3902,13 @@
       </w:r>
     </w:p>
     <w:p>
-      <w:r>
+      <w:pPr>
+        <w:spacing w:line="336" w:lineRule="auto" w:after="180"/>
+      </w:pPr>
+      <w:r>
+        <w:rPr>
+          <w:b w:val="0"/>
+        </w:rPr>
         <w:t>For the Reproducible AI Research Study, retain an annotated worked trace and the changed-case reasoning. Connect the claim to its records, units and assumptions so another investigator can challenge or reproduce it.</w:t>
       </w:r>
     </w:p>
@@ -1984,12 +3922,62 @@
     </w:p>
     <w:p>
       <w:r>
-        <w:t>Teaching target: Explain the mechanism and terminology of reproducible environment and records</w:t>
+        <w:t>Use this preparation summary alongside the detailed Reproducible environment and records lesson; it is a checklist rather than a replacement for the full sequence.</w:t>
       </w:r>
     </w:p>
     <w:p>
-      <w:r>
-        <w:t>Prepare the labelled worked-case picture, the matching workbook, fictional input cards and a place for individual responses. Check a local Python 3 environment before class; have a paper-trace version ready.</w:t>
+      <w:pPr>
+        <w:pStyle w:val="Heading3"/>
+      </w:pPr>
+      <w:r>
+        <w:t>Teaching target</w:t>
+      </w:r>
+    </w:p>
+    <w:p>
+      <w:pPr>
+        <w:spacing w:line="336" w:lineRule="auto" w:after="180"/>
+        <w:shd w:fill="EDF7F3"/>
+      </w:pPr>
+      <w:r>
+        <w:rPr>
+          <w:b w:val="0"/>
+        </w:rPr>
+        <w:t xml:space="preserve">Teaching target: Explain the </w:t>
+      </w:r>
+      <w:r>
+        <w:rPr>
+          <w:b/>
+        </w:rPr>
+        <w:t>mechanism</w:t>
+      </w:r>
+      <w:r>
+        <w:rPr>
+          <w:b w:val="0"/>
+        </w:rPr>
+        <w:t xml:space="preserve"> and terminology of reproducible environment and records</w:t>
+      </w:r>
+    </w:p>
+    <w:p>
+      <w:pPr>
+        <w:spacing w:line="336" w:lineRule="auto" w:after="180"/>
+      </w:pPr>
+      <w:r>
+        <w:rPr>
+          <w:b w:val="0"/>
+        </w:rPr>
+        <w:t xml:space="preserve">Prepare the labelled worked-case picture, the matching workbook, fictional </w:t>
+      </w:r>
+      <w:r>
+        <w:rPr>
+          <w:b/>
+        </w:rPr>
+        <w:t>input</w:t>
+      </w:r>
+      <w:r>
+        <w:rPr>
+          <w:b w:val="0"/>
+        </w:rPr>
+        <w:t xml:space="preserve"> cards and a place for individual responses. Check a local Python 3 environment before class; have a paper-trace version ready.</w:t>
       </w:r>
     </w:p>
     <w:tbl>
@@ -2136,37 +4124,195 @@
       </w:tr>
     </w:tbl>
     <w:p>
-      <w:r>
+      <w:pPr>
+        <w:spacing w:line="336" w:lineRule="auto" w:after="180"/>
+      </w:pPr>
+      <w:r>
+        <w:rPr>
+          <w:b w:val="0"/>
+        </w:rPr>
         <w:t>Before class, solve the supported practice: Folder contains seed42 and final-score.txt, but no dataset, code or dependency record. Show the intermediate steps and give the conclusion with its scope.</w:t>
       </w:r>
     </w:p>
     <w:p>
-      <w:r>
-        <w:t>Reasoned practice answer: Teacher explanation: Replay cannot be established. Supply artifacts/versions and exact metric/settings; seed42 alone cannot reconstruct the experiment.</w:t>
+      <w:pPr>
+        <w:pStyle w:val="Heading3"/>
+      </w:pPr>
+      <w:r>
+        <w:t>Supported practice answer</w:t>
       </w:r>
     </w:p>
     <w:p>
-      <w:r>
-        <w:t>Check every learner before discussion: Use the worked case for Reproducible environment and records. Proposed explanation: “The worked result establishes every future case”. Decide whether this explanation is supported. Point to the step or supplied fact that decides; explain your repair if needed.</w:t>
+      <w:pPr>
+        <w:spacing w:line="336" w:lineRule="auto" w:after="180"/>
+        <w:shd w:fill="F1F6FC"/>
+      </w:pPr>
+      <w:r>
+        <w:rPr>
+          <w:b w:val="0"/>
+        </w:rPr>
+        <w:t>Reasoned practice answer: Teacher explanation: Replay cannot be established. Supply artifacts/versions and exact metric/settings; seed42 alone cannot reconstruct the experiment.</w:t>
       </w:r>
     </w:p>
     <w:p>
-      <w:r>
-        <w:t>Misconception repair: Reproducibility supports checking the computation, not automatic validity of the research claim.</w:t>
+      <w:pPr>
+        <w:spacing w:line="336" w:lineRule="auto" w:after="180"/>
+      </w:pPr>
+      <w:r>
+        <w:rPr>
+          <w:b w:val="0"/>
+        </w:rPr>
+        <w:t>Check every learner before discussion: Use the worked case for Reproducible environment and records. Proposed explanation: “The worked result establishes every future case”. Decide whether this explanation is supported.</w:t>
       </w:r>
     </w:p>
     <w:p>
-      <w:r>
-        <w:t>Support: read the exact case aloud, enlarge the labelled picture, supply input cards and model only the first deciding step. Accept a spoken explanation or drawing; retain the reasoning goal.</w:t>
+      <w:pPr>
+        <w:spacing w:line="336" w:lineRule="auto" w:after="180"/>
+      </w:pPr>
+      <w:r>
+        <w:rPr>
+          <w:b w:val="0"/>
+        </w:rPr>
+        <w:t>Point to the step or supplied fact that decides; explain your repair if needed.</w:t>
       </w:r>
     </w:p>
     <w:p>
-      <w:r>
-        <w:t>Extension: The data file changes to 2,4,9. Require a prediction and a reason before comparing. Expected result: The mean becomes 15/3=5, and the saved input hash must change. Reason: The calculation is the same but its input records differ.</w:t>
+      <w:pPr>
+        <w:pStyle w:val="Heading3"/>
+      </w:pPr>
+      <w:r>
+        <w:t>Repair the misconception</w:t>
       </w:r>
     </w:p>
     <w:p>
-      <w:r>
+      <w:pPr>
+        <w:spacing w:line="336" w:lineRule="auto" w:after="180"/>
+        <w:shd w:fill="FFF5E6"/>
+      </w:pPr>
+      <w:r>
+        <w:rPr>
+          <w:b w:val="0"/>
+        </w:rPr>
+        <w:t>Misconception repair: Reproducibility supports checking the computation, not automatic validity of the research claim.</w:t>
+      </w:r>
+    </w:p>
+    <w:p>
+      <w:pPr>
+        <w:pStyle w:val="Heading3"/>
+      </w:pPr>
+      <w:r>
+        <w:t>Support without giving away the answer</w:t>
+      </w:r>
+    </w:p>
+    <w:p>
+      <w:pPr>
+        <w:spacing w:line="336" w:lineRule="auto" w:after="180"/>
+        <w:shd w:fill="F1F6F8"/>
+      </w:pPr>
+      <w:r>
+        <w:rPr>
+          <w:b w:val="0"/>
+        </w:rPr>
+        <w:t xml:space="preserve">Support: read the exact case aloud, enlarge the labelled picture, supply </w:t>
+      </w:r>
+      <w:r>
+        <w:rPr>
+          <w:b/>
+        </w:rPr>
+        <w:t>input</w:t>
+      </w:r>
+      <w:r>
+        <w:rPr>
+          <w:b w:val="0"/>
+        </w:rPr>
+        <w:t xml:space="preserve"> cards and model only the first deciding step. Accept a spoken explanation or drawing; retain the reasoning goal.</w:t>
+      </w:r>
+    </w:p>
+    <w:p>
+      <w:pPr>
+        <w:pStyle w:val="Heading3"/>
+      </w:pPr>
+      <w:r>
+        <w:t>Extend the reasoning</w:t>
+      </w:r>
+    </w:p>
+    <w:p>
+      <w:pPr>
+        <w:spacing w:line="336" w:lineRule="auto" w:after="180"/>
+        <w:shd w:fill="F5F1FB"/>
+      </w:pPr>
+      <w:r>
+        <w:rPr>
+          <w:b w:val="0"/>
+        </w:rPr>
+        <w:t xml:space="preserve">Extension: The data file changes to 2,4,9. Require a </w:t>
+      </w:r>
+      <w:r>
+        <w:rPr>
+          <w:b/>
+        </w:rPr>
+        <w:t>prediction</w:t>
+      </w:r>
+      <w:r>
+        <w:rPr>
+          <w:b w:val="0"/>
+        </w:rPr>
+        <w:t xml:space="preserve"> and a reason before comparing. Expected result: The mean becomes 15/3=5, and the saved </w:t>
+      </w:r>
+      <w:r>
+        <w:rPr>
+          <w:b/>
+        </w:rPr>
+        <w:t>input</w:t>
+      </w:r>
+      <w:r>
+        <w:rPr>
+          <w:b w:val="0"/>
+        </w:rPr>
+        <w:t xml:space="preserve"> hash must change.</w:t>
+      </w:r>
+    </w:p>
+    <w:p>
+      <w:pPr>
+        <w:spacing w:line="336" w:lineRule="auto" w:after="180"/>
+        <w:shd w:fill="F5F1FB"/>
+      </w:pPr>
+      <w:r>
+        <w:rPr>
+          <w:b w:val="0"/>
+        </w:rPr>
+        <w:t xml:space="preserve">Reason: The calculation is the same but its </w:t>
+      </w:r>
+      <w:r>
+        <w:rPr>
+          <w:b/>
+        </w:rPr>
+        <w:t>input</w:t>
+      </w:r>
+      <w:r>
+        <w:rPr>
+          <w:b w:val="0"/>
+        </w:rPr>
+        <w:t xml:space="preserve"> records differ.</w:t>
+      </w:r>
+    </w:p>
+    <w:p>
+      <w:pPr>
+        <w:pStyle w:val="Heading3"/>
+      </w:pPr>
+      <w:r>
+        <w:t>Protect the independent attempt</w:t>
+      </w:r>
+    </w:p>
+    <w:p>
+      <w:pPr>
+        <w:spacing w:line="336" w:lineRule="auto" w:after="180"/>
+        <w:shd w:fill="FFF5E6"/>
+      </w:pPr>
+      <w:r>
+        <w:rPr>
+          <w:b w:val="0"/>
+        </w:rPr>
         <w:t>Independent assessment: withhold the reserved answer until the learner has attempted the new case. Record support separately from correctness.</w:t>
       </w:r>
     </w:p>
@@ -2355,46 +4501,1018 @@
       </w:tr>
     </w:tbl>
     <w:p>
-      <w:r>
-        <w:t>Project checkpoint: Evaluate and revise. Compare with your starting method, explain errors and record a justified revision.</w:t>
+      <w:pPr>
+        <w:pStyle w:val="Heading3"/>
+      </w:pPr>
+      <w:r>
+        <w:t>Project checkpoint</w:t>
       </w:r>
     </w:p>
     <w:p>
-      <w:r>
-        <w:t>Use the weekly teacher answer for topic-specific reasoning. A saved progress tick is an activity record; judge mastery from the learner’s explanation and evidence.</w:t>
+      <w:pPr>
+        <w:spacing w:line="336" w:lineRule="auto" w:after="180"/>
+        <w:shd w:fill="EDF7F3"/>
+      </w:pPr>
+      <w:r>
+        <w:rPr>
+          <w:b w:val="0"/>
+        </w:rPr>
+        <w:t>Project checkpoint: Evaluate and revise. Compare with your starting method, explain errors and record a justified revision.</w:t>
       </w:r>
     </w:p>
     <w:p>
       <w:pPr>
-        <w:pStyle w:val="Heading1"/>
-      </w:pPr>
-      <w:r>
-        <w:t>08. Use feedback, labs and repair paths</w:t>
+        <w:spacing w:line="336" w:lineRule="auto" w:after="180"/>
+      </w:pPr>
+      <w:r>
+        <w:rPr>
+          <w:b w:val="0"/>
+        </w:rPr>
+        <w:t xml:space="preserve">Use the weekly teacher answer for topic-specific reasoning. A saved progress tick is an activity record; judge mastery from the learner’s explanation and </w:t>
+      </w:r>
+      <w:r>
+        <w:rPr>
+          <w:b/>
+        </w:rPr>
+        <w:t>evidence</w:t>
+      </w:r>
+      <w:r>
+        <w:rPr>
+          <w:b w:val="0"/>
+        </w:rPr>
+        <w:t>.</w:t>
       </w:r>
     </w:p>
     <w:p>
-      <w:r>
-        <w:t>Use the two formative questions as supported practice, not as independent mastery scores. Discuss the deciding evidence rather than accepting a guessed selection.</w:t>
+      <w:pPr>
+        <w:pStyle w:val="Heading1"/>
+      </w:pPr>
+      <w:r>
+        <w:t>08. Use feedback, labs and repair paths</w:t>
       </w:r>
     </w:p>
     <w:p>
       <w:r>
-        <w:t>The feedback comes from the reviewed public worked case. Do not reveal the separately reserved independent teacher answer until the learner has attempted that case.</w:t>
+        <w:t>Use feedback, earlier review and portfolios purposefully. Apply the coding routine only when this lesson has an executable lab.</w:t>
       </w:r>
     </w:p>
     <w:p>
-      <w:r>
-        <w:t>Ask students to predict before running code. Preserve errors and actual outputs; collect a changed test and an explanation. The branch-boundary and indexing lessons deliberately include failure cases.</w:t>
+      <w:pPr>
+        <w:spacing w:line="336" w:lineRule="auto" w:after="180"/>
+      </w:pPr>
+      <w:r>
+        <w:rPr>
+          <w:b w:val="0"/>
+        </w:rPr>
+        <w:t xml:space="preserve">Use the two formative questions as supported practice, not as independent mastery scores. Discuss the deciding </w:t>
+      </w:r>
+      <w:r>
+        <w:rPr>
+          <w:b/>
+        </w:rPr>
+        <w:t>evidence</w:t>
+      </w:r>
+      <w:r>
+        <w:rPr>
+          <w:b w:val="0"/>
+        </w:rPr>
+        <w:t xml:space="preserve"> rather than accepting a guessed selection.</w:t>
       </w:r>
     </w:p>
     <w:p>
-      <w:r>
-        <w:t>Use the earlier worked-explanation links to address a specific missing building block, then return to the current question. Adapt this suggestion after observing the learner; it is not an automatic diagnosis.</w:t>
+      <w:pPr>
+        <w:spacing w:line="336" w:lineRule="auto" w:after="180"/>
+      </w:pPr>
+      <w:r>
+        <w:rPr>
+          <w:b w:val="0"/>
+        </w:rPr>
+        <w:t>The feedback comes from the reviewed public worked case. Do not reveal the separately reserved independent teacher answer until the learner has attempted that case.</w:t>
       </w:r>
     </w:p>
     <w:p>
-      <w:r>
-        <w:t>Collect the completed-work portfolio as evidence. Record support separately from correctness, and assess explanation, trace/test and limitations. Progress ticks and quiz selections alone do not establish mastery.</w:t>
+      <w:pPr>
+        <w:pStyle w:val="Heading3"/>
+      </w:pPr>
+      <w:r>
+        <w:t>For later coding lessons</w:t>
+      </w:r>
+    </w:p>
+    <w:p>
+      <w:r>
+        <w:t>This week has no code block. Use this routine when a later lesson includes an executable lab.</w:t>
+      </w:r>
+    </w:p>
+    <w:p>
+      <w:pPr>
+        <w:spacing w:line="336" w:lineRule="auto" w:after="180"/>
+        <w:shd w:fill="F1F6F8"/>
+      </w:pPr>
+      <w:r>
+        <w:rPr>
+          <w:b w:val="0"/>
+        </w:rPr>
+        <w:t xml:space="preserve">Ask students to predict before running code. Preserve errors and actual </w:t>
+      </w:r>
+      <w:r>
+        <w:rPr>
+          <w:b/>
+        </w:rPr>
+        <w:t>output</w:t>
+      </w:r>
+      <w:r>
+        <w:rPr>
+          <w:b w:val="0"/>
+        </w:rPr>
+        <w:t>s; collect a changed test and an explanation. The branch-boundary and indexing lessons deliberately include failure cases.</w:t>
+      </w:r>
+    </w:p>
+    <w:p>
+      <w:pPr>
+        <w:spacing w:line="336" w:lineRule="auto" w:after="180"/>
+      </w:pPr>
+      <w:r>
+        <w:rPr>
+          <w:b w:val="0"/>
+        </w:rPr>
+        <w:t>Use the earlier worked-explanation links to address a specific missing building block, then return to the current question. Adapt this suggestion after observing the learner; it is not an automatic diagnosis.</w:t>
+      </w:r>
+    </w:p>
+    <w:p>
+      <w:pPr>
+        <w:spacing w:line="336" w:lineRule="auto" w:after="180"/>
+      </w:pPr>
+      <w:r>
+        <w:rPr>
+          <w:b w:val="0"/>
+        </w:rPr>
+        <w:t xml:space="preserve">Collect the completed-work portfolio as </w:t>
+      </w:r>
+      <w:r>
+        <w:rPr>
+          <w:b/>
+        </w:rPr>
+        <w:t>evidence</w:t>
+      </w:r>
+      <w:r>
+        <w:rPr>
+          <w:b w:val="0"/>
+        </w:rPr>
+        <w:t>. Record support separately from correctness, and assess explanation, trace/test and limitations. Progress ticks and quiz selections alone do not establish mastery.</w:t>
+      </w:r>
+    </w:p>
+    <w:p>
+      <w:pPr>
+        <w:pStyle w:val="Heading1"/>
+      </w:pPr>
+      <w:r>
+        <w:t>09. Visual concept journey</w:t>
+      </w:r>
+    </w:p>
+    <w:p>
+      <w:r>
+        <w:t>Show one Reproducible environment and records graphic at a time, request a prediction and discuss its trace before the independent assessment.</w:t>
+      </w:r>
+    </w:p>
+    <w:p>
+      <w:pPr>
+        <w:spacing w:line="336" w:lineRule="auto" w:after="180"/>
+      </w:pPr>
+      <w:r>
+        <w:rPr>
+          <w:b w:val="0"/>
+        </w:rPr>
+        <w:t xml:space="preserve">Use one picture at a time. Hide a worked result before asking for a </w:t>
+      </w:r>
+      <w:r>
+        <w:rPr>
+          <w:b/>
+        </w:rPr>
+        <w:t>prediction</w:t>
+      </w:r>
+      <w:r>
+        <w:rPr>
+          <w:b w:val="0"/>
+        </w:rPr>
+        <w:t>, then reveal it for feedback. These are supported teaching cases; retain the separate independent assessment for a fresh first attempt.</w:t>
+      </w:r>
+    </w:p>
+    <w:p>
+      <w:pPr>
+        <w:pStyle w:val="Heading3"/>
+      </w:pPr>
+      <w:r>
+        <w:t>01. Reproducible environment and records: the case</w:t>
+      </w:r>
+    </w:p>
+    <w:p>
+      <w:r>
+        <w:drawing>
+          <wp:inline xmlns:a="http://schemas.openxmlformats.org/drawingml/2006/main" xmlns:pic="http://schemas.openxmlformats.org/drawingml/2006/picture">
+            <wp:extent cx="5486400" cy="2834640"/>
+            <wp:docPr id="3" name="Picture 3" descr="A reproducible calculation record. A teammate must rerun a three-value mean without guessing the input or software version. Supplied facts: Data file contains 2,4,6. Recorded script sums values and divides by count; environment and file hash are saved."/>
+            <wp:cNvGraphicFramePr>
+              <a:graphicFrameLocks noChangeAspect="1"/>
+            </wp:cNvGraphicFramePr>
+            <a:graphic>
+              <a:graphicData uri="http://schemas.openxmlformats.org/drawingml/2006/picture">
+                <pic:pic>
+                  <pic:nvPicPr>
+                    <pic:cNvPr id="0" name="academy-story-ai-7-24-01.png"/>
+                    <pic:cNvPicPr/>
+                  </pic:nvPicPr>
+                  <pic:blipFill>
+                    <a:blip r:embed="rId11"/>
+                    <a:stretch>
+                      <a:fillRect/>
+                    </a:stretch>
+                  </pic:blipFill>
+                  <pic:spPr>
+                    <a:xfrm>
+                      <a:off x="0" y="0"/>
+                      <a:ext cx="5486400" cy="2834640"/>
+                    </a:xfrm>
+                    <a:prstGeom prst="rect"/>
+                  </pic:spPr>
+                </pic:pic>
+              </a:graphicData>
+            </a:graphic>
+          </wp:inline>
+        </w:drawing>
+      </w:r>
+    </w:p>
+    <w:p>
+      <w:pPr>
+        <w:spacing w:line="336" w:lineRule="auto" w:after="180"/>
+      </w:pPr>
+      <w:r>
+        <w:rPr>
+          <w:b w:val="0"/>
+        </w:rPr>
+        <w:t xml:space="preserve">A reproducible calculation record. A teammate must rerun a three-value mean without guessing the </w:t>
+      </w:r>
+      <w:r>
+        <w:rPr>
+          <w:b/>
+        </w:rPr>
+        <w:t>input</w:t>
+      </w:r>
+      <w:r>
+        <w:rPr>
+          <w:b w:val="0"/>
+        </w:rPr>
+        <w:t xml:space="preserve"> or software version. Supplied facts: Data file contains 2,4,6.</w:t>
+      </w:r>
+    </w:p>
+    <w:p>
+      <w:pPr>
+        <w:spacing w:line="336" w:lineRule="auto" w:after="180"/>
+      </w:pPr>
+      <w:r>
+        <w:rPr>
+          <w:b w:val="0"/>
+        </w:rPr>
+        <w:t>Recorded script sums values and divides by count; environment and file hash are saved.</w:t>
+      </w:r>
+    </w:p>
+    <w:p>
+      <w:pPr>
+        <w:spacing w:line="336" w:lineRule="auto" w:after="180"/>
+        <w:shd w:fill="F5F1FB"/>
+      </w:pPr>
+      <w:r>
+        <w:rPr>
+          <w:b w:val="0"/>
+        </w:rPr>
+        <w:t>Point to the given fact that matters most. Explain why it matters.</w:t>
+      </w:r>
+    </w:p>
+    <w:p>
+      <w:pPr>
+        <w:pStyle w:val="Heading3"/>
+      </w:pPr>
+      <w:r>
+        <w:t>Discuss while showing the picture</w:t>
+      </w:r>
+    </w:p>
+    <w:p>
+      <w:pPr>
+        <w:spacing w:line="336" w:lineRule="auto" w:after="180"/>
+        <w:shd w:fill="F1F6F8"/>
+      </w:pPr>
+      <w:r>
+        <w:rPr>
+          <w:b w:val="0"/>
+        </w:rPr>
+        <w:t>Teacher prompt: Point to the given fact that matters most. Explain why it matters. Ask learners to describe one label or arrow in ordinary words. Use the adjacent transcript if the image is difficult to see.</w:t>
+      </w:r>
+    </w:p>
+    <w:p>
+      <w:pPr>
+        <w:pStyle w:val="Heading3"/>
+      </w:pPr>
+      <w:r>
+        <w:t>02. Follow the deciding steps</w:t>
+      </w:r>
+    </w:p>
+    <w:p>
+      <w:r>
+        <w:drawing>
+          <wp:inline xmlns:a="http://schemas.openxmlformats.org/drawingml/2006/main" xmlns:pic="http://schemas.openxmlformats.org/drawingml/2006/picture">
+            <wp:extent cx="5486400" cy="3182112"/>
+            <wp:docPr id="4" name="Picture 4" descr="Identify exact input: Use the three recorded values, not a similarly named edited file. → Trace calculation: Sum is 12; count is 3; mean is 4. → Save provenance: Retain script version, environment description and data hash with the output."/>
+            <wp:cNvGraphicFramePr>
+              <a:graphicFrameLocks noChangeAspect="1"/>
+            </wp:cNvGraphicFramePr>
+            <a:graphic>
+              <a:graphicData uri="http://schemas.openxmlformats.org/drawingml/2006/picture">
+                <pic:pic>
+                  <pic:nvPicPr>
+                    <pic:cNvPr id="0" name="academy-story-ai-7-24-02.png"/>
+                    <pic:cNvPicPr/>
+                  </pic:nvPicPr>
+                  <pic:blipFill>
+                    <a:blip r:embed="rId12"/>
+                    <a:stretch>
+                      <a:fillRect/>
+                    </a:stretch>
+                  </pic:blipFill>
+                  <pic:spPr>
+                    <a:xfrm>
+                      <a:off x="0" y="0"/>
+                      <a:ext cx="5486400" cy="3182112"/>
+                    </a:xfrm>
+                    <a:prstGeom prst="rect"/>
+                  </pic:spPr>
+                </pic:pic>
+              </a:graphicData>
+            </a:graphic>
+          </wp:inline>
+        </w:drawing>
+      </w:r>
+    </w:p>
+    <w:p>
+      <w:pPr>
+        <w:spacing w:line="336" w:lineRule="auto" w:after="180"/>
+      </w:pPr>
+      <w:r>
+        <w:rPr>
+          <w:b w:val="0"/>
+        </w:rPr>
+        <w:t xml:space="preserve">Identify exact </w:t>
+      </w:r>
+      <w:r>
+        <w:rPr>
+          <w:b/>
+        </w:rPr>
+        <w:t>input</w:t>
+      </w:r>
+      <w:r>
+        <w:rPr>
+          <w:b w:val="0"/>
+        </w:rPr>
+        <w:t xml:space="preserve">: Use the three recorded values, not a similarly named edited file. → Trace calculation: Sum is 12; count is 3; mean is 4. → Save provenance: Retain script version, environment description and data hash with the </w:t>
+      </w:r>
+      <w:r>
+        <w:rPr>
+          <w:b/>
+        </w:rPr>
+        <w:t>output</w:t>
+      </w:r>
+      <w:r>
+        <w:rPr>
+          <w:b w:val="0"/>
+        </w:rPr>
+        <w:t>.</w:t>
+      </w:r>
+    </w:p>
+    <w:p>
+      <w:pPr>
+        <w:spacing w:line="336" w:lineRule="auto" w:after="180"/>
+        <w:shd w:fill="F5F1FB"/>
+      </w:pPr>
+      <w:r>
+        <w:rPr>
+          <w:b w:val="0"/>
+        </w:rPr>
+        <w:t xml:space="preserve">Point to each numbered stage and explain which recorded </w:t>
+      </w:r>
+      <w:r>
+        <w:rPr>
+          <w:b/>
+        </w:rPr>
+        <w:t>input</w:t>
+      </w:r>
+      <w:r>
+        <w:rPr>
+          <w:b w:val="0"/>
+        </w:rPr>
+        <w:t xml:space="preserve"> it uses.</w:t>
+      </w:r>
+    </w:p>
+    <w:p>
+      <w:pPr>
+        <w:pStyle w:val="Heading3"/>
+      </w:pPr>
+      <w:r>
+        <w:t>Discuss while showing the picture</w:t>
+      </w:r>
+    </w:p>
+    <w:p>
+      <w:pPr>
+        <w:spacing w:line="336" w:lineRule="auto" w:after="180"/>
+        <w:shd w:fill="F1F6F8"/>
+      </w:pPr>
+      <w:r>
+        <w:rPr>
+          <w:b w:val="0"/>
+        </w:rPr>
+        <w:t xml:space="preserve">Teacher prompt: Point to each numbered stage and explain which recorded </w:t>
+      </w:r>
+      <w:r>
+        <w:rPr>
+          <w:b/>
+        </w:rPr>
+        <w:t>input</w:t>
+      </w:r>
+      <w:r>
+        <w:rPr>
+          <w:b w:val="0"/>
+        </w:rPr>
+        <w:t xml:space="preserve"> it uses. Ask learners to describe one label or arrow in ordinary words. Use the adjacent transcript if the image is difficult to see.</w:t>
+      </w:r>
+    </w:p>
+    <w:p>
+      <w:pPr>
+        <w:pStyle w:val="Heading3"/>
+      </w:pPr>
+      <w:r>
+        <w:t>03. Recorded mean calculation</w:t>
+      </w:r>
+    </w:p>
+    <w:p>
+      <w:r>
+        <w:drawing>
+          <wp:inline xmlns:a="http://schemas.openxmlformats.org/drawingml/2006/main" xmlns:pic="http://schemas.openxmlformats.org/drawingml/2006/picture">
+            <wp:extent cx="5486400" cy="3096768"/>
+            <wp:docPr id="5" name="Picture 5" descr="Recorded mean calculation. Original data: Value 1 = 2, Value 2 = 4, Value 3 = 6, Mean = 4. Changed data: Value 1 = 2, Value 2 = 4, Value 3 = 9, Mean = 5."/>
+            <wp:cNvGraphicFramePr>
+              <a:graphicFrameLocks noChangeAspect="1"/>
+            </wp:cNvGraphicFramePr>
+            <a:graphic>
+              <a:graphicData uri="http://schemas.openxmlformats.org/drawingml/2006/picture">
+                <pic:pic>
+                  <pic:nvPicPr>
+                    <pic:cNvPr id="0" name="academy-story-ai-7-24-03.png"/>
+                    <pic:cNvPicPr/>
+                  </pic:nvPicPr>
+                  <pic:blipFill>
+                    <a:blip r:embed="rId13"/>
+                    <a:stretch>
+                      <a:fillRect/>
+                    </a:stretch>
+                  </pic:blipFill>
+                  <pic:spPr>
+                    <a:xfrm>
+                      <a:off x="0" y="0"/>
+                      <a:ext cx="5486400" cy="3096768"/>
+                    </a:xfrm>
+                    <a:prstGeom prst="rect"/>
+                  </pic:spPr>
+                </pic:pic>
+              </a:graphicData>
+            </a:graphic>
+          </wp:inline>
+        </w:drawing>
+      </w:r>
+    </w:p>
+    <w:p>
+      <w:pPr>
+        <w:spacing w:line="336" w:lineRule="auto" w:after="180"/>
+      </w:pPr>
+      <w:r>
+        <w:rPr>
+          <w:b w:val="0"/>
+        </w:rPr>
+        <w:t>Recorded mean calculation. Original data: Value 1 = 2, Value 2 = 4, Value 3 = 6, Mean = 4. Changed data: Value 1 = 2, Value 2 = 4, Value 3 = 9, Mean = 5.</w:t>
+      </w:r>
+    </w:p>
+    <w:p>
+      <w:pPr>
+        <w:spacing w:line="336" w:lineRule="auto" w:after="180"/>
+        <w:shd w:fill="F5F1FB"/>
+      </w:pPr>
+      <w:r>
+        <w:rPr>
+          <w:b w:val="0"/>
+        </w:rPr>
+        <w:t>Read the labels and values. Explain the relationship the model shows.</w:t>
+      </w:r>
+    </w:p>
+    <w:p>
+      <w:pPr>
+        <w:pStyle w:val="Heading3"/>
+      </w:pPr>
+      <w:r>
+        <w:t>Discuss while showing the picture</w:t>
+      </w:r>
+    </w:p>
+    <w:p>
+      <w:pPr>
+        <w:spacing w:line="336" w:lineRule="auto" w:after="180"/>
+        <w:shd w:fill="F1F6F8"/>
+      </w:pPr>
+      <w:r>
+        <w:rPr>
+          <w:b w:val="0"/>
+        </w:rPr>
+        <w:t>Teacher prompt: Read the labels and values. Explain the relationship the model shows. Ask learners to describe one label or arrow in ordinary words. Use the adjacent transcript if the image is difficult to see.</w:t>
+      </w:r>
+    </w:p>
+    <w:p>
+      <w:pPr>
+        <w:spacing w:line="336" w:lineRule="auto" w:after="180"/>
+        <w:shd w:fill="F1F6F8"/>
+      </w:pPr>
+      <w:r>
+        <w:rPr>
+          <w:b w:val="0"/>
+        </w:rPr>
+        <w:t>Check row/column meanings, units and denominators before discussing a difference. Supplied toy values are not real class or model results.</w:t>
+      </w:r>
+    </w:p>
+    <w:p>
+      <w:pPr>
+        <w:pStyle w:val="Heading3"/>
+      </w:pPr>
+      <w:r>
+        <w:t>04. Change one thing. Trace what follows.</w:t>
+      </w:r>
+    </w:p>
+    <w:p>
+      <w:r>
+        <w:drawing>
+          <wp:inline xmlns:a="http://schemas.openxmlformats.org/drawingml/2006/main" xmlns:pic="http://schemas.openxmlformats.org/drawingml/2006/picture">
+            <wp:extent cx="5486400" cy="3026664"/>
+            <wp:docPr id="6" name="Picture 6" descr="Original case: Retain script version, environment description and data hash with the output. Changed condition: The data file changes to 2,4,9. Expected result: The mean becomes 15/3=5, and the saved input hash must change. Reason: The calculation is the same but its input records differ."/>
+            <wp:cNvGraphicFramePr>
+              <a:graphicFrameLocks noChangeAspect="1"/>
+            </wp:cNvGraphicFramePr>
+            <a:graphic>
+              <a:graphicData uri="http://schemas.openxmlformats.org/drawingml/2006/picture">
+                <pic:pic>
+                  <pic:nvPicPr>
+                    <pic:cNvPr id="0" name="academy-story-ai-7-24-04.png"/>
+                    <pic:cNvPicPr/>
+                  </pic:nvPicPr>
+                  <pic:blipFill>
+                    <a:blip r:embed="rId14"/>
+                    <a:stretch>
+                      <a:fillRect/>
+                    </a:stretch>
+                  </pic:blipFill>
+                  <pic:spPr>
+                    <a:xfrm>
+                      <a:off x="0" y="0"/>
+                      <a:ext cx="5486400" cy="3026664"/>
+                    </a:xfrm>
+                    <a:prstGeom prst="rect"/>
+                  </pic:spPr>
+                </pic:pic>
+              </a:graphicData>
+            </a:graphic>
+          </wp:inline>
+        </w:drawing>
+      </w:r>
+    </w:p>
+    <w:p>
+      <w:pPr>
+        <w:spacing w:line="336" w:lineRule="auto" w:after="180"/>
+      </w:pPr>
+      <w:r>
+        <w:rPr>
+          <w:b w:val="0"/>
+        </w:rPr>
+        <w:t xml:space="preserve">Original case: Retain script version, environment description and data hash with the </w:t>
+      </w:r>
+      <w:r>
+        <w:rPr>
+          <w:b/>
+        </w:rPr>
+        <w:t>output</w:t>
+      </w:r>
+      <w:r>
+        <w:rPr>
+          <w:b w:val="0"/>
+        </w:rPr>
+        <w:t xml:space="preserve">. Changed condition: The data file changes to 2,4,9. Expected result: The mean becomes 15/3=5, and the saved </w:t>
+      </w:r>
+      <w:r>
+        <w:rPr>
+          <w:b/>
+        </w:rPr>
+        <w:t>input</w:t>
+      </w:r>
+      <w:r>
+        <w:rPr>
+          <w:b w:val="0"/>
+        </w:rPr>
+        <w:t xml:space="preserve"> hash must change.</w:t>
+      </w:r>
+    </w:p>
+    <w:p>
+      <w:pPr>
+        <w:spacing w:line="336" w:lineRule="auto" w:after="180"/>
+      </w:pPr>
+      <w:r>
+        <w:rPr>
+          <w:b w:val="0"/>
+        </w:rPr>
+        <w:t xml:space="preserve">Reason: The calculation is the same but its </w:t>
+      </w:r>
+      <w:r>
+        <w:rPr>
+          <w:b/>
+        </w:rPr>
+        <w:t>input</w:t>
+      </w:r>
+      <w:r>
+        <w:rPr>
+          <w:b w:val="0"/>
+        </w:rPr>
+        <w:t xml:space="preserve"> records differ.</w:t>
+      </w:r>
+    </w:p>
+    <w:p>
+      <w:pPr>
+        <w:spacing w:line="336" w:lineRule="auto" w:after="180"/>
+        <w:shd w:fill="F5F1FB"/>
+      </w:pPr>
+      <w:r>
+        <w:rPr>
+          <w:b w:val="0"/>
+        </w:rPr>
+        <w:t>Predict before checking the worked changed-case result. Name what changed and what the supplied facts allow you to conclude.</w:t>
+      </w:r>
+    </w:p>
+    <w:p>
+      <w:pPr>
+        <w:pStyle w:val="Heading3"/>
+      </w:pPr>
+      <w:r>
+        <w:t>Discuss while showing the picture</w:t>
+      </w:r>
+    </w:p>
+    <w:p>
+      <w:pPr>
+        <w:spacing w:line="336" w:lineRule="auto" w:after="180"/>
+        <w:shd w:fill="F1F6F8"/>
+      </w:pPr>
+      <w:r>
+        <w:rPr>
+          <w:b w:val="0"/>
+        </w:rPr>
+        <w:t>Teacher prompt: Predict before checking the worked changed-case result. Name what changed and what the supplied facts allow you to conclude. Ask learners to describe one label or arrow in ordinary words.</w:t>
+      </w:r>
+    </w:p>
+    <w:p>
+      <w:pPr>
+        <w:spacing w:line="336" w:lineRule="auto" w:after="180"/>
+        <w:shd w:fill="F1F6F8"/>
+      </w:pPr>
+      <w:r>
+        <w:rPr>
+          <w:b w:val="0"/>
+        </w:rPr>
+        <w:t xml:space="preserve">Use the adjacent transcript if the image is difficult to see. Changed-case reasoning: The calculation is the same but its </w:t>
+      </w:r>
+      <w:r>
+        <w:rPr>
+          <w:b/>
+        </w:rPr>
+        <w:t>input</w:t>
+      </w:r>
+      <w:r>
+        <w:rPr>
+          <w:b w:val="0"/>
+        </w:rPr>
+        <w:t xml:space="preserve"> records differ.</w:t>
+      </w:r>
+    </w:p>
+    <w:p>
+      <w:pPr>
+        <w:pStyle w:val="Heading3"/>
+      </w:pPr>
+      <w:r>
+        <w:t>05. Connect the explanation to its limit</w:t>
+      </w:r>
+    </w:p>
+    <w:p>
+      <w:r>
+        <w:drawing>
+          <wp:inline xmlns:a="http://schemas.openxmlformats.org/drawingml/2006/main" xmlns:pic="http://schemas.openxmlformats.org/drawingml/2006/picture">
+            <wp:extent cx="5486400" cy="2834640"/>
+            <wp:docPr id="7" name="Picture 7" descr="Reproducibility needs the materials and decisions that produced a result. A screenshot of 4 does not specify which data or calculation generated it. Limit: Environment records support rerunning; they do not certify correct sampling, labels or scientific interpretation."/>
+            <wp:cNvGraphicFramePr>
+              <a:graphicFrameLocks noChangeAspect="1"/>
+            </wp:cNvGraphicFramePr>
+            <a:graphic>
+              <a:graphicData uri="http://schemas.openxmlformats.org/drawingml/2006/picture">
+                <pic:pic>
+                  <pic:nvPicPr>
+                    <pic:cNvPr id="0" name="academy-story-ai-7-24-05.png"/>
+                    <pic:cNvPicPr/>
+                  </pic:nvPicPr>
+                  <pic:blipFill>
+                    <a:blip r:embed="rId15"/>
+                    <a:stretch>
+                      <a:fillRect/>
+                    </a:stretch>
+                  </pic:blipFill>
+                  <pic:spPr>
+                    <a:xfrm>
+                      <a:off x="0" y="0"/>
+                      <a:ext cx="5486400" cy="2834640"/>
+                    </a:xfrm>
+                    <a:prstGeom prst="rect"/>
+                  </pic:spPr>
+                </pic:pic>
+              </a:graphicData>
+            </a:graphic>
+          </wp:inline>
+        </w:drawing>
+      </w:r>
+    </w:p>
+    <w:p>
+      <w:pPr>
+        <w:spacing w:line="336" w:lineRule="auto" w:after="180"/>
+      </w:pPr>
+      <w:r>
+        <w:rPr>
+          <w:b w:val="0"/>
+        </w:rPr>
+        <w:t>Reproducibility needs the materials and decisions that produced a result. A screenshot of 4 does not specify which data or calculation generated it.</w:t>
+      </w:r>
+    </w:p>
+    <w:p>
+      <w:pPr>
+        <w:spacing w:line="336" w:lineRule="auto" w:after="180"/>
+      </w:pPr>
+      <w:r>
+        <w:rPr>
+          <w:b w:val="0"/>
+        </w:rPr>
+        <w:t>Limit: Environment records support rerunning; they do not certify correct sampling, labels or scientific interpretation.</w:t>
+      </w:r>
+    </w:p>
+    <w:p>
+      <w:pPr>
+        <w:spacing w:line="336" w:lineRule="auto" w:after="180"/>
+        <w:shd w:fill="F5F1FB"/>
+      </w:pPr>
+      <w:r>
+        <w:rPr>
+          <w:b w:val="0"/>
+        </w:rPr>
+        <w:t>Explain the case, then point to a limit on the claim.</w:t>
+      </w:r>
+    </w:p>
+    <w:p>
+      <w:pPr>
+        <w:pStyle w:val="Heading3"/>
+      </w:pPr>
+      <w:r>
+        <w:t>Discuss while showing the picture</w:t>
+      </w:r>
+    </w:p>
+    <w:p>
+      <w:pPr>
+        <w:spacing w:line="336" w:lineRule="auto" w:after="180"/>
+        <w:shd w:fill="F1F6F8"/>
+      </w:pPr>
+      <w:r>
+        <w:rPr>
+          <w:b w:val="0"/>
+        </w:rPr>
+        <w:t>Teacher prompt: Explain the case, then point to a limit on the claim. Ask learners to describe one label or arrow in ordinary words. Use the adjacent transcript if the image is difficult to see.</w:t>
+      </w:r>
+    </w:p>
+    <w:p>
+      <w:pPr>
+        <w:spacing w:line="336" w:lineRule="auto" w:after="180"/>
+        <w:shd w:fill="F1F6F8"/>
+      </w:pPr>
+      <w:r>
+        <w:rPr>
+          <w:b w:val="0"/>
+        </w:rPr>
+        <w:t>Keep the stated scope: Environment records support rerunning; they do not certify correct sampling, labels or scientific interpretation.</w:t>
+      </w:r>
+    </w:p>
+    <w:p>
+      <w:pPr>
+        <w:pStyle w:val="Heading3"/>
+      </w:pPr>
+      <w:r>
+        <w:t>06. Make the idea visible in your project</w:t>
+      </w:r>
+    </w:p>
+    <w:p>
+      <w:r>
+        <w:drawing>
+          <wp:inline xmlns:a="http://schemas.openxmlformats.org/drawingml/2006/main" xmlns:pic="http://schemas.openxmlformats.org/drawingml/2006/picture">
+            <wp:extent cx="5486400" cy="3681984"/>
+            <wp:docPr id="8" name="Picture 8" descr="For the Reproducible AI Research Study, retain an annotated worked trace and the changed-case reasoning. Connect the claim to its records, units and assumptions so another investigator can challenge or reproduce it. Draw your input, deciding step, result and limit. Supported question: Trace the recorded mean for 2,4,6 and its changed result for 2,4,9. Which artefacts must accompany the output so another team can identify the exact run?"/>
+            <wp:cNvGraphicFramePr>
+              <a:graphicFrameLocks noChangeAspect="1"/>
+            </wp:cNvGraphicFramePr>
+            <a:graphic>
+              <a:graphicData uri="http://schemas.openxmlformats.org/drawingml/2006/picture">
+                <pic:pic>
+                  <pic:nvPicPr>
+                    <pic:cNvPr id="0" name="academy-story-ai-7-24-06.png"/>
+                    <pic:cNvPicPr/>
+                  </pic:nvPicPr>
+                  <pic:blipFill>
+                    <a:blip r:embed="rId16"/>
+                    <a:stretch>
+                      <a:fillRect/>
+                    </a:stretch>
+                  </pic:blipFill>
+                  <pic:spPr>
+                    <a:xfrm>
+                      <a:off x="0" y="0"/>
+                      <a:ext cx="5486400" cy="3681984"/>
+                    </a:xfrm>
+                    <a:prstGeom prst="rect"/>
+                  </pic:spPr>
+                </pic:pic>
+              </a:graphicData>
+            </a:graphic>
+          </wp:inline>
+        </w:drawing>
+      </w:r>
+    </w:p>
+    <w:p>
+      <w:pPr>
+        <w:spacing w:line="336" w:lineRule="auto" w:after="180"/>
+      </w:pPr>
+      <w:r>
+        <w:rPr>
+          <w:b w:val="0"/>
+        </w:rPr>
+        <w:t>For the Reproducible AI Research Study, retain an annotated worked trace and the changed-case reasoning. Connect the claim to its records, units and assumptions so another investigator can challenge or reproduce it.</w:t>
+      </w:r>
+    </w:p>
+    <w:p>
+      <w:pPr>
+        <w:spacing w:line="336" w:lineRule="auto" w:after="180"/>
+      </w:pPr>
+      <w:r>
+        <w:rPr>
+          <w:b w:val="0"/>
+        </w:rPr>
+        <w:t xml:space="preserve">Draw your </w:t>
+      </w:r>
+      <w:r>
+        <w:rPr>
+          <w:b/>
+        </w:rPr>
+        <w:t>input</w:t>
+      </w:r>
+      <w:r>
+        <w:rPr>
+          <w:b w:val="0"/>
+        </w:rPr>
+        <w:t xml:space="preserve">, deciding step, result and limit. Supported question: Trace the recorded mean for 2,4,6 and its changed result for 2,4,9. Which artefacts must accompany the </w:t>
+      </w:r>
+      <w:r>
+        <w:rPr>
+          <w:b/>
+        </w:rPr>
+        <w:t>output</w:t>
+      </w:r>
+      <w:r>
+        <w:rPr>
+          <w:b w:val="0"/>
+        </w:rPr>
+        <w:t xml:space="preserve"> so another team can identify the exact run?</w:t>
+      </w:r>
+    </w:p>
+    <w:p>
+      <w:pPr>
+        <w:spacing w:line="336" w:lineRule="auto" w:after="180"/>
+        <w:shd w:fill="F5F1FB"/>
+      </w:pPr>
+      <w:r>
+        <w:rPr>
+          <w:b w:val="0"/>
+        </w:rPr>
+        <w:t xml:space="preserve">Draw your project trace and justify the deciding step using </w:t>
+      </w:r>
+      <w:r>
+        <w:rPr>
+          <w:b/>
+        </w:rPr>
+        <w:t>evidence</w:t>
+      </w:r>
+      <w:r>
+        <w:rPr>
+          <w:b w:val="0"/>
+        </w:rPr>
+        <w:t>.</w:t>
+      </w:r>
+    </w:p>
+    <w:p>
+      <w:pPr>
+        <w:pStyle w:val="Heading3"/>
+      </w:pPr>
+      <w:r>
+        <w:t>Discuss while showing the picture</w:t>
+      </w:r>
+    </w:p>
+    <w:p>
+      <w:pPr>
+        <w:spacing w:line="336" w:lineRule="auto" w:after="180"/>
+        <w:shd w:fill="F1F6F8"/>
+      </w:pPr>
+      <w:r>
+        <w:rPr>
+          <w:b w:val="0"/>
+        </w:rPr>
+        <w:t xml:space="preserve">Teacher prompt: Draw your project trace and justify the deciding step using </w:t>
+      </w:r>
+      <w:r>
+        <w:rPr>
+          <w:b/>
+        </w:rPr>
+        <w:t>evidence</w:t>
+      </w:r>
+      <w:r>
+        <w:rPr>
+          <w:b w:val="0"/>
+        </w:rPr>
+        <w:t>. Ask learners to describe one label or arrow in ordinary words. Use the adjacent transcript if the image is difficult to see.</w:t>
+      </w:r>
+    </w:p>
+    <w:p>
+      <w:pPr>
+        <w:spacing w:line="336" w:lineRule="auto" w:after="180"/>
+        <w:shd w:fill="F1F6F8"/>
+      </w:pPr>
+      <w:r>
+        <w:rPr>
+          <w:b w:val="0"/>
+        </w:rPr>
+        <w:t xml:space="preserve">Supported practice key: Use the three recorded values, not a similarly named edited file. Sum is 12; count is 3; mean is 4. Retain script version, environment description and data hash with the </w:t>
+      </w:r>
+      <w:r>
+        <w:rPr>
+          <w:b/>
+        </w:rPr>
+        <w:t>output</w:t>
+      </w:r>
+      <w:r>
+        <w:rPr>
+          <w:b w:val="0"/>
+        </w:rPr>
+        <w:t>.</w:t>
+      </w:r>
+    </w:p>
+    <w:p>
+      <w:pPr>
+        <w:spacing w:line="336" w:lineRule="auto" w:after="180"/>
+        <w:shd w:fill="F1F6F8"/>
+      </w:pPr>
+      <w:r>
+        <w:rPr>
+          <w:b w:val="0"/>
+        </w:rPr>
+        <w:t xml:space="preserve">Changed case: The mean becomes 15/3=5, and the saved </w:t>
+      </w:r>
+      <w:r>
+        <w:rPr>
+          <w:b/>
+        </w:rPr>
+        <w:t>input</w:t>
+      </w:r>
+      <w:r>
+        <w:rPr>
+          <w:b w:val="0"/>
+        </w:rPr>
+        <w:t xml:space="preserve"> hash must change. The calculation is the same but its </w:t>
+      </w:r>
+      <w:r>
+        <w:rPr>
+          <w:b/>
+        </w:rPr>
+        <w:t>input</w:t>
+      </w:r>
+      <w:r>
+        <w:rPr>
+          <w:b w:val="0"/>
+        </w:rPr>
+        <w:t xml:space="preserve"> records differ.</w:t>
       </w:r>
     </w:p>
     <w:sectPr>

--- a/downloads/teacher/ai-7-week-24.docx
+++ b/downloads/teacher/ai-7-week-24.docx
@@ -137,7 +137,7 @@
           </w:tcPr>
           <w:p>
             <w:r>
-              <w:t>Sections 1–6; record the brief recall in the workbook.</w:t>
+              <w:t>Use Your mission, Notice the evidence, See how it works, Words that unlock the idea and Follow a worked example; record the brief recall in the workbook.</w:t>
             </w:r>
           </w:p>
         </w:tc>
@@ -169,7 +169,7 @@
           </w:tcPr>
           <w:p>
             <w:r>
-              <w:t>Sections 7–10; use the matching workbook W2 and misconception check.</w:t>
+              <w:t>Use Find and repair a mistake, Practise together and Run the investigation, with workbook W2 and Individual reasoning check.</w:t>
             </w:r>
           </w:p>
         </w:tc>
@@ -201,7 +201,7 @@
           </w:tcPr>
           <w:p>
             <w:r>
-              <w:t>Sections 9 and 11–14. Give extra time to finish the full task set; use Section 15 when the week includes a coding lab.</w:t>
+              <w:t>Use Run the investigation, Build your understanding, Connect your project and Show what you know. Reserve further time for the full task set. Use a code example only where one is actually supplied.</w:t>
             </w:r>
           </w:p>
         </w:tc>
@@ -449,7 +449,7 @@
         <w:rPr>
           <w:b w:val="0"/>
         </w:rPr>
-        <w:t>Two 45-minute sessions. A reproducible environment record links code, data, configuration and runtime dependencies to results. A seed alone is insufficient.</w:t>
+        <w:t>Compact alternative: two 45-minute sessions for the core explanation and W1–W5 only. The main plan uses three sessions; schedule further time for the complete investigation, project, visual journey and any code examples. A reproducible environment record links code, data, configuration and runtime dependencies to results. A seed alone is insufficient.</w:t>
       </w:r>
     </w:p>
     <w:p>
@@ -1858,7 +1858,7 @@
           </w:tcPr>
           <w:p>
             <w:r>
-              <w:t>Explain section 1 and vocabulary. Complete W1 with a mechanism-based explanation.</w:t>
+              <w:t>Explain See how it works and Words that unlock the idea. Complete W1 with a mechanism-based explanation.</w:t>
             </w:r>
           </w:p>
         </w:tc>
@@ -4053,7 +4053,7 @@
           </w:tcPr>
           <w:p>
             <w:r>
-              <w:t>Sections 1–6; record the brief recall in the workbook.</w:t>
+              <w:t>Use Your mission, Notice the evidence, See how it works, Words that unlock the idea and Follow a worked example; record the brief recall in the workbook.</w:t>
             </w:r>
           </w:p>
         </w:tc>
@@ -4085,7 +4085,7 @@
           </w:tcPr>
           <w:p>
             <w:r>
-              <w:t>Sections 7–10; use the matching workbook W2 and misconception check.</w:t>
+              <w:t>Use Find and repair a mistake, Practise together and Run the investigation, with workbook W2 and Individual reasoning check.</w:t>
             </w:r>
           </w:p>
         </w:tc>
@@ -4117,7 +4117,7 @@
           </w:tcPr>
           <w:p>
             <w:r>
-              <w:t>Sections 9 and 11–14. Give extra time to finish the full task set; use Section 15 when the week includes a coding lab.</w:t>
+              <w:t>Use Run the investigation, Build your understanding, Connect your project and Show what you know. Reserve further time for the full task set. Use a code example only where one is actually supplied.</w:t>
             </w:r>
           </w:p>
         </w:tc>

--- a/downloads/teacher/ai-7-week-24.docx
+++ b/downloads/teacher/ai-7-week-24.docx
@@ -25,20 +25,38 @@
         <w:pStyle w:val="Heading1"/>
       </w:pPr>
       <w:r>
-        <w:t>01. Prepare the purpose, prerequisites and materials</w:t>
+        <w:t>Teach the evidence-to-conclusion chain for Reproducible environment and records</w:t>
       </w:r>
     </w:p>
     <w:p>
       <w:r>
-        <w:t>Prepare Reproducible environment and records: check the target, prerequisites, resources and adaptable teaching schedule.</w:t>
+        <w:t>Link exact inputs, script, runtime, metric and raw output without confusing replay with scientific validity.</w:t>
       </w:r>
     </w:p>
     <w:p>
-      <w:pPr>
-        <w:pStyle w:val="Heading3"/>
-      </w:pPr>
-      <w:r>
-        <w:t>Teach the learning cycle</w:t>
+      <w:r>
+        <w:t>Model the main case → reveal the picture gradually → probe limits → assess independent reasoning → plan a changed-case return.</w:t>
+      </w:r>
+    </w:p>
+    <w:p>
+      <w:pPr>
+        <w:pStyle w:val="Heading1"/>
+      </w:pPr>
+      <w:r>
+        <w:t>01. Prepare the connected research investigation</w:t>
+      </w:r>
+    </w:p>
+    <w:p>
+      <w:r>
+        <w:t>Keep modelling, shared practice and independent evidence distinct.</w:t>
+      </w:r>
+    </w:p>
+    <w:p>
+      <w:pPr>
+        <w:pStyle w:val="Heading2"/>
+      </w:pPr>
+      <w:r>
+        <w:t>Target and main teaching plan</w:t>
       </w:r>
     </w:p>
     <w:p>
@@ -243,18 +261,21 @@
     </w:p>
     <w:p>
       <w:pPr>
-        <w:pStyle w:val="Heading3"/>
-      </w:pPr>
-      <w:r>
-        <w:t>Retrieval answer guidance</w:t>
+        <w:pStyle w:val="Heading2"/>
+      </w:pPr>
+      <w:r>
+        <w:t>Preparation and prerequisite</w:t>
       </w:r>
     </w:p>
     <w:p>
       <w:pPr>
-        <w:pStyle w:val="Heading3"/>
-      </w:pPr>
-      <w:r>
-        <w:t>Power and resource tradeoffs</w:t>
+        <w:spacing w:line="336" w:lineRule="auto" w:after="180"/>
+      </w:pPr>
+      <w:r>
+        <w:rPr>
+          <w:b w:val="0"/>
+        </w:rPr>
+        <w:t>Lesson and workbook; paper and pencil</w:t>
       </w:r>
     </w:p>
     <w:p>
@@ -265,7 +286,7 @@
         <w:rPr>
           <w:b w:val="0"/>
         </w:rPr>
-        <w:t>Without opening the old lesson, explain one key idea from Power and resource tradeoffs. Give an example and a mistake that the idea helps you avoid.</w:t>
+        <w:t>Calculator and optional local Python 3 for arithmetic; no live API or private data</w:t>
       </w:r>
     </w:p>
     <w:p>
@@ -276,19 +297,7 @@
         <w:rPr>
           <w:b w:val="0"/>
         </w:rPr>
-        <w:t xml:space="preserve">Look for: Explain the </w:t>
-      </w:r>
-      <w:r>
-        <w:rPr>
-          <w:b/>
-        </w:rPr>
-        <w:t>mechanism</w:t>
-      </w:r>
-      <w:r>
-        <w:rPr>
-          <w:b w:val="0"/>
-        </w:rPr>
-        <w:t xml:space="preserve"> and terminology of power and resource tradeoffs</w:t>
+        <w:t>Prepare the fresh retry separately and withhold its solution until after collection</w:t>
       </w:r>
     </w:p>
     <w:p>
@@ -299,7 +308,31 @@
         <w:rPr>
           <w:b w:val="0"/>
         </w:rPr>
-        <w:t>Reference example, not the only acceptable wording: Teacher explanation: Power concerns detecting a declared effect under a specified model and test. Planning depends on effect size, variability, unit independence and budget.</w:t>
+        <w:t xml:space="preserve">A result depends on the </w:t>
+      </w:r>
+      <w:r>
+        <w:rPr>
+          <w:b/>
+        </w:rPr>
+        <w:t>input</w:t>
+      </w:r>
+      <w:r>
+        <w:rPr>
+          <w:b w:val="0"/>
+        </w:rPr>
+        <w:t xml:space="preserve">s, procedure and conditions that produced it. Preserve data roles and distinguish observed outcomes from </w:t>
+      </w:r>
+      <w:r>
+        <w:rPr>
+          <w:b/>
+        </w:rPr>
+        <w:t>prediction</w:t>
+      </w:r>
+      <w:r>
+        <w:rPr>
+          <w:b w:val="0"/>
+        </w:rPr>
+        <w:t>s or unmeasured conditions.</w:t>
       </w:r>
     </w:p>
     <w:p>
@@ -310,15 +343,15 @@
         <w:rPr>
           <w:b w:val="0"/>
         </w:rPr>
-        <w:t>Use supplied simulation results rather than an unsupported universal sample-size rule. Estimated detection frequency is detections/simulated alternative trials; false positives require null trials separately.</w:t>
+        <w:t>If the prior concept cannot be explained, use a short retrieval activity before this chapter.</w:t>
       </w:r>
     </w:p>
     <w:p>
       <w:pPr>
-        <w:pStyle w:val="Heading3"/>
-      </w:pPr>
-      <w:r>
-        <w:t>Predefining an analysis plan</w:t>
+        <w:pStyle w:val="Heading2"/>
+      </w:pPr>
+      <w:r>
+        <w:t>Opening retrieval</w:t>
       </w:r>
     </w:p>
     <w:p>
@@ -329,7 +362,7 @@
         <w:rPr>
           <w:b w:val="0"/>
         </w:rPr>
-        <w:t>Without opening the old lesson, explain one key idea from Predefining an analysis plan. Give an example and a mistake that the idea helps you avoid.</w:t>
+        <w:t>Without opening the old lesson, explain one key idea from Power and resource tradeoffs. Give an example and a mistake that the idea helps you avoid.</w:t>
       </w:r>
     </w:p>
     <w:p>
@@ -352,7 +385,7 @@
         <w:rPr>
           <w:b w:val="0"/>
         </w:rPr>
-        <w:t xml:space="preserve"> and terminology of predefining an analysis plan</w:t>
+        <w:t xml:space="preserve"> and terminology of power and resource tradeoffs</w:t>
       </w:r>
     </w:p>
     <w:p>
@@ -363,7 +396,7 @@
         <w:rPr>
           <w:b w:val="0"/>
         </w:rPr>
-        <w:t>Reference example, not the only acceptable wording: Teacher explanation: An analysis plan records outcomes, units, exclusions, comparisons and uncertainty methods before primary results are inspected.</w:t>
+        <w:t>Reference example, not the only acceptable wording: Teacher explanation: Power concerns detecting a declared effect under a specified model and test. Planning depends on effect size, variability, unit independence and budget.</w:t>
       </w:r>
     </w:p>
     <w:p>
@@ -374,15 +407,18 @@
         <w:rPr>
           <w:b w:val="0"/>
         </w:rPr>
-        <w:t>Deviations remain visible. Declare primary metric, eligible cases, missing handling, baseline, test assumptions and reporting. Timestamp/version the plan; label later choices exploratory.</w:t>
+        <w:t>Use supplied simulation results rather than an unsupported universal sample-size rule. Estimated detection frequency is detections/simulated alternative trials; false positives require null trials separately.</w:t>
       </w:r>
     </w:p>
     <w:p>
       <w:pPr>
-        <w:pStyle w:val="Heading3"/>
-      </w:pPr>
-      <w:r>
-        <w:t>Dataset and benchmark limitations</w:t>
+        <w:spacing w:line="336" w:lineRule="auto" w:after="180"/>
+      </w:pPr>
+      <w:r>
+        <w:rPr>
+          <w:b w:val="0"/>
+        </w:rPr>
+        <w:t>Without opening the old lesson, explain one key idea from Predefining an analysis plan. Give an example and a mistake that the idea helps you avoid.</w:t>
       </w:r>
     </w:p>
     <w:p>
@@ -393,7 +429,19 @@
         <w:rPr>
           <w:b w:val="0"/>
         </w:rPr>
-        <w:t>Without opening the old lesson, explain one key idea from Dataset and benchmark limitations. Give an example and a mistake that the idea helps you avoid.</w:t>
+        <w:t xml:space="preserve">Look for: Explain the </w:t>
+      </w:r>
+      <w:r>
+        <w:rPr>
+          <w:b/>
+        </w:rPr>
+        <w:t>mechanism</w:t>
+      </w:r>
+      <w:r>
+        <w:rPr>
+          <w:b w:val="0"/>
+        </w:rPr>
+        <w:t xml:space="preserve"> and terminology of predefining an analysis plan</w:t>
       </w:r>
     </w:p>
     <w:p>
@@ -404,19 +452,7 @@
         <w:rPr>
           <w:b w:val="0"/>
         </w:rPr>
-        <w:t xml:space="preserve">Look for: Explain the </w:t>
-      </w:r>
-      <w:r>
-        <w:rPr>
-          <w:b/>
-        </w:rPr>
-        <w:t>mechanism</w:t>
-      </w:r>
-      <w:r>
-        <w:rPr>
-          <w:b w:val="0"/>
-        </w:rPr>
-        <w:t xml:space="preserve"> and terminology of dataset and benchmark limitations</w:t>
+        <w:t>Reference example, not the only acceptable wording: Teacher explanation: An analysis plan records outcomes, units, exclusions, comparisons and uncertainty methods before primary results are inspected.</w:t>
       </w:r>
     </w:p>
     <w:p>
@@ -427,7 +463,7 @@
         <w:rPr>
           <w:b w:val="0"/>
         </w:rPr>
-        <w:t>Reference example, not the only acceptable wording: Teacher explanation: A benchmark measures performance on its particular data and labels. Duplicates, obsolete cases or poor coverage can weaken claims.</w:t>
+        <w:t>Deviations remain visible. Declare primary metric, eligible cases, missing handling, baseline, test assumptions and reporting. Timestamp/version the plan; label later choices exploratory.</w:t>
       </w:r>
     </w:p>
     <w:p>
@@ -438,7 +474,7 @@
         <w:rPr>
           <w:b w:val="0"/>
         </w:rPr>
-        <w:t>Inspect eligibility, source dates, related units and label definitions before scoring. Deduplicate by declared unit identity, not merely file name; report excluded and unassessed cases.</w:t>
+        <w:t>Without opening the old lesson, explain one key idea from Dataset and benchmark limitations. Give an example and a mistake that the idea helps you avoid.</w:t>
       </w:r>
     </w:p>
     <w:p>
@@ -449,7 +485,19 @@
         <w:rPr>
           <w:b w:val="0"/>
         </w:rPr>
-        <w:t>Compact alternative: two 45-minute sessions for the core explanation and W1–W5 only. The main plan uses three sessions; schedule further time for the complete investigation, project, visual journey and any code examples. A reproducible environment record links code, data, configuration and runtime dependencies to results. A seed alone is insufficient.</w:t>
+        <w:t xml:space="preserve">Look for: Explain the </w:t>
+      </w:r>
+      <w:r>
+        <w:rPr>
+          <w:b/>
+        </w:rPr>
+        <w:t>mechanism</w:t>
+      </w:r>
+      <w:r>
+        <w:rPr>
+          <w:b w:val="0"/>
+        </w:rPr>
+        <w:t xml:space="preserve"> and terminology of dataset and benchmark limitations</w:t>
       </w:r>
     </w:p>
     <w:p>
@@ -460,19 +508,7 @@
         <w:rPr>
           <w:b w:val="0"/>
         </w:rPr>
-        <w:t xml:space="preserve">Use the supplied constructed scenarios to make the </w:t>
-      </w:r>
-      <w:r>
-        <w:rPr>
-          <w:b/>
-        </w:rPr>
-        <w:t>mechanism</w:t>
-      </w:r>
-      <w:r>
-        <w:rPr>
-          <w:b w:val="0"/>
-        </w:rPr>
-        <w:t xml:space="preserve"> inspectable. Collect W4 before sharing solutions.</w:t>
+        <w:t>Reference example, not the only acceptable wording: Teacher explanation: A benchmark measures performance on its particular data and labels. Duplicates, obsolete cases or poor coverage can weaken claims.</w:t>
       </w:r>
     </w:p>
     <w:p>
@@ -483,27 +519,15 @@
         <w:rPr>
           <w:b w:val="0"/>
         </w:rPr>
-        <w:t xml:space="preserve">Students should name intermediate </w:t>
-      </w:r>
-      <w:r>
-        <w:rPr>
-          <w:b/>
-        </w:rPr>
-        <w:t>evidence</w:t>
-      </w:r>
-      <w:r>
-        <w:rPr>
-          <w:b w:val="0"/>
-        </w:rPr>
-        <w:t xml:space="preserve"> and limitations; classroom pacing and learning effectiveness remain unvalidated.</w:t>
+        <w:t>Inspect eligibility, source dates, related units and label definitions before scoring. Deduplicate by declared unit identity, not merely file name; report excluded and unassessed cases.</w:t>
       </w:r>
     </w:p>
     <w:p>
       <w:pPr>
-        <w:pStyle w:val="Heading3"/>
-      </w:pPr>
-      <w:r>
-        <w:t>Outcomes</w:t>
+        <w:pStyle w:val="Heading2"/>
+      </w:pPr>
+      <w:r>
+        <w:t>Pictured end goal</w:t>
       </w:r>
     </w:p>
     <w:p>
@@ -514,41 +538,23 @@
         <w:rPr>
           <w:b w:val="0"/>
         </w:rPr>
-        <w:t xml:space="preserve">Explain the </w:t>
-      </w:r>
-      <w:r>
-        <w:rPr>
-          <w:b/>
-        </w:rPr>
-        <w:t>mechanism</w:t>
-      </w:r>
-      <w:r>
-        <w:rPr>
-          <w:b w:val="0"/>
-        </w:rPr>
-        <w:t xml:space="preserve"> and terminology of reproducible environment and records</w:t>
+        <w:t>Explain reproducible environment and records using the records and boundaries of this fictional investigation.</w:t>
       </w:r>
     </w:p>
     <w:p>
       <w:pPr>
-        <w:spacing w:line="336" w:lineRule="auto" w:after="180"/>
-      </w:pPr>
-      <w:r>
-        <w:rPr>
-          <w:b w:val="0"/>
-        </w:rPr>
-        <w:t>Apply the stated procedure to a new case with a traceable result</w:t>
+        <w:pStyle w:val="Heading2"/>
+      </w:pPr>
+      <w:r>
+        <w:t>Earlier wording, alternatives and picture transcripts · reference / check after trying</w:t>
       </w:r>
     </w:p>
     <w:p>
       <w:pPr>
-        <w:spacing w:line="336" w:lineRule="auto" w:after="180"/>
-      </w:pPr>
-      <w:r>
-        <w:rPr>
-          <w:b w:val="0"/>
-        </w:rPr>
-        <w:t>Identify an assumption or limitation and design a revealing follow-up</w:t>
+        <w:pStyle w:val="Heading3"/>
+      </w:pPr>
+      <w:r>
+        <w:t>Teach the learning cycle</w:t>
       </w:r>
     </w:p>
     <w:p>
@@ -556,48 +562,42 @@
         <w:pStyle w:val="Heading3"/>
       </w:pPr>
       <w:r>
-        <w:t>Preparation</w:t>
+        <w:t>Retrieval answer guidance</w:t>
       </w:r>
     </w:p>
     <w:p>
       <w:pPr>
-        <w:spacing w:line="336" w:lineRule="auto" w:after="180"/>
-      </w:pPr>
-      <w:r>
-        <w:rPr>
-          <w:b w:val="0"/>
-        </w:rPr>
-        <w:t>Lesson and workbook; paper and pencil</w:t>
+        <w:pStyle w:val="Heading3"/>
+      </w:pPr>
+      <w:r>
+        <w:t>Power and resource tradeoffs</w:t>
       </w:r>
     </w:p>
     <w:p>
       <w:pPr>
-        <w:spacing w:line="336" w:lineRule="auto" w:after="180"/>
-      </w:pPr>
-      <w:r>
-        <w:rPr>
-          <w:b w:val="0"/>
-        </w:rPr>
-        <w:t>Calculator and optional local Python 3 for arithmetic; no live API or private data</w:t>
+        <w:pStyle w:val="Heading3"/>
+      </w:pPr>
+      <w:r>
+        <w:t>Predefining an analysis plan</w:t>
       </w:r>
     </w:p>
     <w:p>
       <w:pPr>
-        <w:spacing w:line="336" w:lineRule="auto" w:after="180"/>
-      </w:pPr>
-      <w:r>
-        <w:rPr>
-          <w:b w:val="0"/>
-        </w:rPr>
-        <w:t>Prepare the fresh retry separately and withhold its solution until after collection</w:t>
+        <w:pStyle w:val="Heading3"/>
+      </w:pPr>
+      <w:r>
+        <w:t>Dataset and benchmark limitations</w:t>
       </w:r>
     </w:p>
     <w:p>
       <w:pPr>
-        <w:pStyle w:val="Heading3"/>
-      </w:pPr>
-      <w:r>
-        <w:t>Prerequisite answer</w:t>
+        <w:spacing w:line="336" w:lineRule="auto" w:after="180"/>
+      </w:pPr>
+      <w:r>
+        <w:rPr>
+          <w:b w:val="0"/>
+        </w:rPr>
+        <w:t>Compact alternative: two 45-minute sessions for the core explanation and W1–W5 only. The main plan uses three sessions; schedule further time for the complete investigation, project, visual journey and any code examples. A reproducible environment record links code, data, configuration and runtime dependencies to results. A seed alone is insufficient.</w:t>
       </w:r>
     </w:p>
     <w:p>
@@ -608,31 +608,19 @@
         <w:rPr>
           <w:b w:val="0"/>
         </w:rPr>
-        <w:t xml:space="preserve">A result depends on the </w:t>
+        <w:t xml:space="preserve">Use the supplied constructed scenarios to make the </w:t>
       </w:r>
       <w:r>
         <w:rPr>
           <w:b/>
         </w:rPr>
-        <w:t>input</w:t>
+        <w:t>mechanism</w:t>
       </w:r>
       <w:r>
         <w:rPr>
           <w:b w:val="0"/>
         </w:rPr>
-        <w:t xml:space="preserve">s, procedure and conditions that produced it. Preserve data roles and distinguish observed outcomes from </w:t>
-      </w:r>
-      <w:r>
-        <w:rPr>
-          <w:b/>
-        </w:rPr>
-        <w:t>prediction</w:t>
-      </w:r>
-      <w:r>
-        <w:rPr>
-          <w:b w:val="0"/>
-        </w:rPr>
-        <w:t>s or unmeasured conditions.</w:t>
+        <w:t xml:space="preserve"> inspectable. Collect W4 before sharing solutions.</w:t>
       </w:r>
     </w:p>
     <w:p>
@@ -643,7 +631,19 @@
         <w:rPr>
           <w:b w:val="0"/>
         </w:rPr>
-        <w:t>If the prior concept cannot be explained, use a short retrieval activity before this chapter.</w:t>
+        <w:t xml:space="preserve">Students should name intermediate </w:t>
+      </w:r>
+      <w:r>
+        <w:rPr>
+          <w:b/>
+        </w:rPr>
+        <w:t>evidence</w:t>
+      </w:r>
+      <w:r>
+        <w:rPr>
+          <w:b w:val="0"/>
+        </w:rPr>
+        <w:t xml:space="preserve"> and limitations; classroom pacing and learning effectiveness remain unvalidated.</w:t>
       </w:r>
     </w:p>
     <w:p>
@@ -651,7 +651,7 @@
         <w:pStyle w:val="Heading3"/>
       </w:pPr>
       <w:r>
-        <w:t>End goal for the pictorial case</w:t>
+        <w:t>Outcomes</w:t>
       </w:r>
     </w:p>
     <w:p>
@@ -662,7 +662,19 @@
         <w:rPr>
           <w:b w:val="0"/>
         </w:rPr>
-        <w:t>Explain reproducible environment and records using the records and boundaries of this fictional investigation.</w:t>
+        <w:t xml:space="preserve">Explain the </w:t>
+      </w:r>
+      <w:r>
+        <w:rPr>
+          <w:b/>
+        </w:rPr>
+        <w:t>mechanism</w:t>
+      </w:r>
+      <w:r>
+        <w:rPr>
+          <w:b w:val="0"/>
+        </w:rPr>
+        <w:t xml:space="preserve"> and terminology of reproducible environment and records</w:t>
       </w:r>
     </w:p>
     <w:p>
@@ -673,31 +685,34 @@
         <w:rPr>
           <w:b w:val="0"/>
         </w:rPr>
-        <w:t>This added worked case illustrates the week’s main idea. Retain all original and connected topics; schedule its practice within the teaching cycle.</w:t>
+        <w:t>Apply the stated procedure to a new case with a traceable result</w:t>
       </w:r>
     </w:p>
     <w:p>
       <w:pPr>
-        <w:pStyle w:val="Heading1"/>
-      </w:pPr>
-      <w:r>
-        <w:t>02. Explain and model the mechanism</w:t>
+        <w:spacing w:line="336" w:lineRule="auto" w:after="180"/>
+      </w:pPr>
+      <w:r>
+        <w:rPr>
+          <w:b w:val="0"/>
+        </w:rPr>
+        <w:t>Identify an assumption or limitation and design a revealing follow-up</w:t>
       </w:r>
     </w:p>
     <w:p>
-      <w:r>
-        <w:t>Model Reproducible environment and records using the supplied case, labelled mechanism and reasoning. Make the scope of each conclusion explicit.</w:t>
+      <w:pPr>
+        <w:pStyle w:val="Heading3"/>
+      </w:pPr>
+      <w:r>
+        <w:t>Preparation</w:t>
       </w:r>
     </w:p>
     <w:p>
       <w:pPr>
-        <w:spacing w:line="336" w:lineRule="auto" w:after="180"/>
-      </w:pPr>
-      <w:r>
-        <w:rPr>
-          <w:b w:val="0"/>
-        </w:rPr>
-        <w:t>A reproducible environment record links code, data, configuration and runtime dependencies to results. A seed alone is insufficient.</w:t>
+        <w:pStyle w:val="Heading3"/>
+      </w:pPr>
+      <w:r>
+        <w:t>Prerequisite answer</w:t>
       </w:r>
     </w:p>
     <w:p>
@@ -705,7 +720,7 @@
         <w:pStyle w:val="Heading3"/>
       </w:pPr>
       <w:r>
-        <w:t>Explain Reproducible environment and records · 1</w:t>
+        <w:t>End goal for the pictorial case</w:t>
       </w:r>
     </w:p>
     <w:p>
@@ -716,49 +731,1647 @@
         <w:rPr>
           <w:b w:val="0"/>
         </w:rPr>
-        <w:t>Begin by writing the question the procedure is intended to answer. Identify the information already supplied, the information it will produce and the information still missing.</w:t>
+        <w:t>This added worked case illustrates the week’s main idea. Retain all original and connected topics; schedule its practice within the teaching cycle.</w:t>
       </w:r>
     </w:p>
     <w:p>
       <w:pPr>
-        <w:spacing w:line="336" w:lineRule="auto" w:after="180"/>
-      </w:pPr>
-      <w:r>
-        <w:rPr>
-          <w:b w:val="0"/>
-        </w:rPr>
-        <w:t>These are constructed classroom examples; they do not require live accounts, private records or an external service. Do not treat a plausible explanation as a measured outcome.</w:t>
+        <w:pStyle w:val="Heading1"/>
+      </w:pPr>
+      <w:r>
+        <w:t>02. Model the whole case and check each inference</w:t>
       </w:r>
     </w:p>
     <w:p>
-      <w:pPr>
-        <w:spacing w:line="336" w:lineRule="auto" w:after="180"/>
-      </w:pPr>
-      <w:r>
-        <w:rPr>
-          <w:b w:val="0"/>
-        </w:rPr>
-        <w:t xml:space="preserve">Record exact data IDs/splits, code version, dependency versions, parameters, randomness policy and raw </w:t>
-      </w:r>
-      <w:r>
-        <w:rPr>
-          <w:b/>
-        </w:rPr>
-        <w:t>output</w:t>
-      </w:r>
-      <w:r>
-        <w:rPr>
-          <w:b w:val="0"/>
-        </w:rPr>
-        <w:t>s. Verify hashes for integrity without treating them as correctness proofs.</w:t>
+      <w:r>
+        <w:t>Keep the independent answer private until after the first attempt.</w:t>
       </w:r>
     </w:p>
     <w:p>
       <w:pPr>
+        <w:pStyle w:val="Heading2"/>
+      </w:pPr>
+      <w:r>
+        <w:t>Definitions and complete contract</w:t>
+      </w:r>
+    </w:p>
+    <w:p>
+      <w:pPr>
+        <w:spacing w:line="336" w:lineRule="auto" w:after="180"/>
+      </w:pPr>
+      <w:r>
+        <w:rPr>
+          <w:b w:val="0"/>
+        </w:rPr>
+        <w:t>A reproducible environment record links code, data, configuration and runtime dependencies to results. A seed alone is insufficient.</w:t>
+      </w:r>
+    </w:p>
+    <w:p>
+      <w:pPr>
+        <w:spacing w:line="336" w:lineRule="auto" w:after="180"/>
+      </w:pPr>
+      <w:r>
+        <w:rPr>
+          <w:b w:val="0"/>
+        </w:rPr>
+        <w:t xml:space="preserve">Record exact data IDs/splits, code version, dependency versions, parameters, randomness policy and raw </w:t>
+      </w:r>
+      <w:r>
+        <w:rPr>
+          <w:b/>
+        </w:rPr>
+        <w:t>output</w:t>
+      </w:r>
+      <w:r>
+        <w:rPr>
+          <w:b w:val="0"/>
+        </w:rPr>
+        <w:t>s. Verify hashes for integrity without treating them as correctness proofs.</w:t>
+      </w:r>
+    </w:p>
+    <w:tbl>
+      <w:tblPr>
+        <w:tblStyle w:val="LightShading-Accent1"/>
+        <w:tblW w:type="auto" w:w="0"/>
+        <w:tblLook w:firstColumn="1" w:firstRow="1" w:lastColumn="0" w:lastRow="0" w:noHBand="0" w:noVBand="1" w:val="04A0"/>
+      </w:tblPr>
+      <w:tblGrid>
+        <w:gridCol w:w="5112"/>
+        <w:gridCol w:w="5112"/>
+      </w:tblGrid>
+      <w:tr>
+        <w:trPr>
+          <w:tblHeader/>
+        </w:trPr>
+        <w:tc>
+          <w:tcPr>
+            <w:tcW w:type="dxa" w:w="5112"/>
+          </w:tcPr>
+          <w:p>
+            <w:r>
+              <w:t>Run-record item</w:t>
+            </w:r>
+          </w:p>
+        </w:tc>
+        <w:tc>
+          <w:tcPr>
+            <w:tcW w:type="dxa" w:w="5112"/>
+          </w:tcPr>
+          <w:p>
+            <w:r>
+              <w:t>Complete exercise scope</w:t>
+            </w:r>
+          </w:p>
+        </w:tc>
+      </w:tr>
+      <w:tr>
+        <w:tc>
+          <w:tcPr>
+            <w:tcW w:type="dxa" w:w="5112"/>
+          </w:tcPr>
+          <w:p>
+            <w:r>
+              <w:t>Main folder</w:t>
+            </w:r>
+          </w:p>
+        </w:tc>
+        <w:tc>
+          <w:tcPr>
+            <w:tcW w:type="dxa" w:w="5112"/>
+          </w:tcPr>
+          <w:p>
+            <w:r>
+              <w:t>Only seed 42 and final-score.txt supplied</w:t>
+            </w:r>
+          </w:p>
+        </w:tc>
+      </w:tr>
+      <w:tr>
+        <w:tc>
+          <w:tcPr>
+            <w:tcW w:type="dxa" w:w="5112"/>
+          </w:tcPr>
+          <w:p>
+            <w:r>
+              <w:t>Missing main artifacts</w:t>
+            </w:r>
+          </w:p>
+        </w:tc>
+        <w:tc>
+          <w:tcPr>
+            <w:tcW w:type="dxa" w:w="5112"/>
+          </w:tcPr>
+          <w:p>
+            <w:r>
+              <w:t>Dataset and split, code, preprocessing, dependency/runtime versions, metric/settings and raw outputs</w:t>
+            </w:r>
+          </w:p>
+        </w:tc>
+      </w:tr>
+      <w:tr>
+        <w:tc>
+          <w:tcPr>
+            <w:tcW w:type="dxa" w:w="5112"/>
+          </w:tcPr>
+          <w:p>
+            <w:r>
+              <w:t>Main conclusion</w:t>
+            </w:r>
+          </w:p>
+        </w:tc>
+        <w:tc>
+          <w:tcPr>
+            <w:tcW w:type="dxa" w:w="5112"/>
+          </w:tcPr>
+          <w:p>
+            <w:r>
+              <w:t>Replay cannot be established from these materials</w:t>
+            </w:r>
+          </w:p>
+        </w:tc>
+      </w:tr>
+      <w:tr>
+        <w:tc>
+          <w:tcPr>
+            <w:tcW w:type="dxa" w:w="5112"/>
+          </w:tcPr>
+          <w:p>
+            <w:r>
+              <w:t>Separate mean example</w:t>
+            </w:r>
+          </w:p>
+        </w:tc>
+        <w:tc>
+          <w:tcPr>
+            <w:tcW w:type="dxa" w:w="5112"/>
+          </w:tcPr>
+          <w:p>
+            <w:r>
+              <w:t>Input 2, 4, 6; sum divided by count</w:t>
+            </w:r>
+          </w:p>
+        </w:tc>
+      </w:tr>
+      <w:tr>
+        <w:tc>
+          <w:tcPr>
+            <w:tcW w:type="dxa" w:w="5112"/>
+          </w:tcPr>
+          <w:p>
+            <w:r>
+              <w:t>Changed input</w:t>
+            </w:r>
+          </w:p>
+        </w:tc>
+        <w:tc>
+          <w:tcPr>
+            <w:tcW w:type="dxa" w:w="5112"/>
+          </w:tcPr>
+          <w:p>
+            <w:r>
+              <w:t>2, 4, 9; same formula, new input/run record</w:t>
+            </w:r>
+          </w:p>
+        </w:tc>
+      </w:tr>
+      <w:tr>
+        <w:tc>
+          <w:tcPr>
+            <w:tcW w:type="dxa" w:w="5112"/>
+          </w:tcPr>
+          <w:p>
+            <w:r>
+              <w:t>Local demonstration</w:t>
+            </w:r>
+          </w:p>
+        </w:tc>
+        <w:tc>
+          <w:tcPr>
+            <w:tcW w:type="dxa" w:w="5112"/>
+          </w:tcPr>
+          <w:p>
+            <w:r>
+              <w:t>Exact UTF-8 input/script bytes, SHA-256 hashes and actual Python runtime recorded in memory</w:t>
+            </w:r>
+          </w:p>
+        </w:tc>
+      </w:tr>
+      <w:tr>
+        <w:tc>
+          <w:tcPr>
+            <w:tcW w:type="dxa" w:w="5112"/>
+          </w:tcPr>
+          <w:p>
+            <w:r>
+              <w:t>Randomness</w:t>
+            </w:r>
+          </w:p>
+        </w:tc>
+        <w:tc>
+          <w:tcPr>
+            <w:tcW w:type="dxa" w:w="5112"/>
+          </w:tcPr>
+          <w:p>
+            <w:r>
+              <w:t>None used in the mean calculation; no seed is needed</w:t>
+            </w:r>
+          </w:p>
+        </w:tc>
+      </w:tr>
+      <w:tr>
+        <w:tc>
+          <w:tcPr>
+            <w:tcW w:type="dxa" w:w="5112"/>
+          </w:tcPr>
+          <w:p>
+            <w:r>
+              <w:t>Evidence limit</w:t>
+            </w:r>
+          </w:p>
+        </w:tc>
+        <w:tc>
+          <w:tcPr>
+            <w:tcW w:type="dxa" w:w="5112"/>
+          </w:tcPr>
+          <w:p>
+            <w:r>
+              <w:t>Tiny local replay is not independent AI-model reproduction or proof of valid science</w:t>
+            </w:r>
+          </w:p>
+        </w:tc>
+      </w:tr>
+    </w:tbl>
+    <w:p>
+      <w:pPr>
+        <w:pStyle w:val="Heading2"/>
+      </w:pPr>
+      <w:r>
+        <w:t>Main evidence ledger and checked key</w:t>
+      </w:r>
+    </w:p>
+    <w:tbl>
+      <w:tblPr>
+        <w:tblStyle w:val="LightShading-Accent1"/>
+        <w:tblW w:type="auto" w:w="0"/>
+        <w:tblLook w:firstColumn="1" w:firstRow="1" w:lastColumn="0" w:lastRow="0" w:noHBand="0" w:noVBand="1" w:val="04A0"/>
+      </w:tblPr>
+      <w:tblGrid>
+        <w:gridCol w:w="3408"/>
+        <w:gridCol w:w="3408"/>
+        <w:gridCol w:w="3408"/>
+      </w:tblGrid>
+      <w:tr>
+        <w:trPr>
+          <w:tblHeader/>
+        </w:trPr>
+        <w:tc>
+          <w:tcPr>
+            <w:tcW w:type="dxa" w:w="3408"/>
+          </w:tcPr>
+          <w:p>
+            <w:r>
+              <w:t>Main supplied artifact</w:t>
+            </w:r>
+          </w:p>
+        </w:tc>
+        <w:tc>
+          <w:tcPr>
+            <w:tcW w:type="dxa" w:w="3408"/>
+          </w:tcPr>
+          <w:p>
+            <w:r>
+              <w:t>What it tells us</w:t>
+            </w:r>
+          </w:p>
+        </w:tc>
+        <w:tc>
+          <w:tcPr>
+            <w:tcW w:type="dxa" w:w="3408"/>
+          </w:tcPr>
+          <w:p>
+            <w:r>
+              <w:t>What remains missing</w:t>
+            </w:r>
+          </w:p>
+        </w:tc>
+      </w:tr>
+      <w:tr>
+        <w:tc>
+          <w:tcPr>
+            <w:tcW w:type="dxa" w:w="3408"/>
+          </w:tcPr>
+          <w:p>
+            <w:r>
+              <w:t>Seed 42</w:t>
+            </w:r>
+          </w:p>
+        </w:tc>
+        <w:tc>
+          <w:tcPr>
+            <w:tcW w:type="dxa" w:w="3408"/>
+          </w:tcPr>
+          <w:p>
+            <w:r>
+              <w:t>A stated seed value</w:t>
+            </w:r>
+          </w:p>
+        </w:tc>
+        <w:tc>
+          <w:tcPr>
+            <w:tcW w:type="dxa" w:w="3408"/>
+          </w:tcPr>
+          <w:p>
+            <w:r>
+              <w:t>Algorithm, input, random library and how seed was used</w:t>
+            </w:r>
+          </w:p>
+        </w:tc>
+      </w:tr>
+      <w:tr>
+        <w:tc>
+          <w:tcPr>
+            <w:tcW w:type="dxa" w:w="3408"/>
+          </w:tcPr>
+          <w:p>
+            <w:r>
+              <w:t>final-score.txt</w:t>
+            </w:r>
+          </w:p>
+        </w:tc>
+        <w:tc>
+          <w:tcPr>
+            <w:tcW w:type="dxa" w:w="3408"/>
+          </w:tcPr>
+          <w:p>
+            <w:r>
+              <w:t>A final output record exists in the scenario</w:t>
+            </w:r>
+          </w:p>
+        </w:tc>
+        <w:tc>
+          <w:tcPr>
+            <w:tcW w:type="dxa" w:w="3408"/>
+          </w:tcPr>
+          <w:p>
+            <w:r>
+              <w:t>Which metric, denominator and run generated it</w:t>
+            </w:r>
+          </w:p>
+        </w:tc>
+      </w:tr>
+      <w:tr>
+        <w:tc>
+          <w:tcPr>
+            <w:tcW w:type="dxa" w:w="3408"/>
+          </w:tcPr>
+          <w:p>
+            <w:r>
+              <w:t>No dataset/split</w:t>
+            </w:r>
+          </w:p>
+        </w:tc>
+        <w:tc>
+          <w:tcPr>
+            <w:tcW w:type="dxa" w:w="3408"/>
+          </w:tcPr>
+          <w:p>
+            <w:r>
+              <w:t>Cannot identify evaluated cases</w:t>
+            </w:r>
+          </w:p>
+        </w:tc>
+        <w:tc>
+          <w:tcPr>
+            <w:tcW w:type="dxa" w:w="3408"/>
+          </w:tcPr>
+          <w:p>
+            <w:r>
+              <w:t>Exact data materials and roles</w:t>
+            </w:r>
+          </w:p>
+        </w:tc>
+      </w:tr>
+      <w:tr>
+        <w:tc>
+          <w:tcPr>
+            <w:tcW w:type="dxa" w:w="3408"/>
+          </w:tcPr>
+          <w:p>
+            <w:r>
+              <w:t>No code/preprocessing version</w:t>
+            </w:r>
+          </w:p>
+        </w:tc>
+        <w:tc>
+          <w:tcPr>
+            <w:tcW w:type="dxa" w:w="3408"/>
+          </w:tcPr>
+          <w:p>
+            <w:r>
+              <w:t>Cannot reconstruct transformation</w:t>
+            </w:r>
+          </w:p>
+        </w:tc>
+        <w:tc>
+          <w:tcPr>
+            <w:tcW w:type="dxa" w:w="3408"/>
+          </w:tcPr>
+          <w:p>
+            <w:r>
+              <w:t>Exact executable procedure</w:t>
+            </w:r>
+          </w:p>
+        </w:tc>
+      </w:tr>
+      <w:tr>
+        <w:tc>
+          <w:tcPr>
+            <w:tcW w:type="dxa" w:w="3408"/>
+          </w:tcPr>
+          <w:p>
+            <w:r>
+              <w:t>No dependencies/runtime</w:t>
+            </w:r>
+          </w:p>
+        </w:tc>
+        <w:tc>
+          <w:tcPr>
+            <w:tcW w:type="dxa" w:w="3408"/>
+          </w:tcPr>
+          <w:p>
+            <w:r>
+              <w:t>Cannot establish executable environment</w:t>
+            </w:r>
+          </w:p>
+        </w:tc>
+        <w:tc>
+          <w:tcPr>
+            <w:tcW w:type="dxa" w:w="3408"/>
+          </w:tcPr>
+          <w:p>
+            <w:r>
+              <w:t>Versions and execution instructions</w:t>
+            </w:r>
+          </w:p>
+        </w:tc>
+      </w:tr>
+      <w:tr>
+        <w:tc>
+          <w:tcPr>
+            <w:tcW w:type="dxa" w:w="3408"/>
+          </w:tcPr>
+          <w:p>
+            <w:r>
+              <w:t>Replay claim</w:t>
+            </w:r>
+          </w:p>
+        </w:tc>
+        <w:tc>
+          <w:tcPr>
+            <w:tcW w:type="dxa" w:w="3408"/>
+          </w:tcPr>
+          <w:p>
+            <w:r>
+              <w:t>Not established</w:t>
+            </w:r>
+          </w:p>
+        </w:tc>
+        <w:tc>
+          <w:tcPr>
+            <w:tcW w:type="dxa" w:w="3408"/>
+          </w:tcPr>
+          <w:p>
+            <w:r>
+              <w:t>Supply artifacts and perform a documented check</w:t>
+            </w:r>
+          </w:p>
+        </w:tc>
+      </w:tr>
+    </w:tbl>
+    <w:p>
+      <w:pPr>
+        <w:spacing w:line="336" w:lineRule="auto" w:after="180"/>
+      </w:pPr>
+      <w:r>
+        <w:rPr>
+          <w:b w:val="0"/>
+        </w:rPr>
+        <w:t>Main: seed 42 and final-score.txt do not establish replay; dataset/split, code, preprocessing, versions, metric/configuration and raw outputs are missing. Picture: means are four for 2, 4, 6 and five for 2, 4, 9. The local demonstration executes only that tiny calculation and records actual runtime plus exact-byte input/script hashes. Changed input has a different hash and run ID; the script stays fixed.</w:t>
+      </w:r>
+    </w:p>
+    <w:p>
+      <w:pPr>
+        <w:spacing w:line="336" w:lineRule="auto" w:after="180"/>
+      </w:pPr>
+      <w:r>
+        <w:rPr>
+          <w:b w:val="0"/>
+        </w:rPr>
+        <w:t>Independent case: changed preprocessing and data version require a new run identity, preserved original artifacts/results and a record of the changed versions, settings and lineage. Do not overwrite old evidence or present the new procedure under the old identity. Reproducibility does not establish sound sampling, labels or scientific interpretation.</w:t>
+      </w:r>
+    </w:p>
+    <w:p>
+      <w:pPr>
         <w:pStyle w:val="Heading3"/>
       </w:pPr>
       <w:r>
-        <w:t>Explain Reproducible environment and records · 2</w:t>
+        <w:t>Reproducible environment and records — evidence trace</w:t>
+      </w:r>
+    </w:p>
+    <w:tbl>
+      <w:tblPr>
+        <w:tblStyle w:val="LightShading-Accent1"/>
+        <w:tblW w:type="auto" w:w="0"/>
+        <w:tblLook w:firstColumn="1" w:firstRow="1" w:lastColumn="0" w:lastRow="0" w:noHBand="0" w:noVBand="1" w:val="04A0"/>
+      </w:tblPr>
+      <w:tblGrid>
+        <w:gridCol w:w="3408"/>
+        <w:gridCol w:w="3408"/>
+        <w:gridCol w:w="3408"/>
+      </w:tblGrid>
+      <w:tr>
+        <w:trPr>
+          <w:tblHeader/>
+        </w:trPr>
+        <w:tc>
+          <w:tcPr>
+            <w:tcW w:type="dxa" w:w="3408"/>
+          </w:tcPr>
+          <w:p>
+            <w:r>
+              <w:t>Input and scope</w:t>
+            </w:r>
+          </w:p>
+        </w:tc>
+        <w:tc>
+          <w:tcPr>
+            <w:tcW w:type="dxa" w:w="3408"/>
+          </w:tcPr>
+          <w:p>
+            <w:r>
+              <w:t>Check or calculation</w:t>
+            </w:r>
+          </w:p>
+        </w:tc>
+        <w:tc>
+          <w:tcPr>
+            <w:tcW w:type="dxa" w:w="3408"/>
+          </w:tcPr>
+          <w:p>
+            <w:r>
+              <w:t>Conclusion and limit</w:t>
+            </w:r>
+          </w:p>
+        </w:tc>
+      </w:tr>
+      <w:tr>
+        <w:tc>
+          <w:tcPr>
+            <w:tcW w:type="dxa" w:w="3408"/>
+          </w:tcPr>
+          <w:p>
+            <w:r>
+              <w:t>Folder contains seed 42 and final-score.txt, but no dataset, code or dependency record.</w:t>
+            </w:r>
+          </w:p>
+        </w:tc>
+        <w:tc>
+          <w:tcPr>
+            <w:tcW w:type="dxa" w:w="3408"/>
+          </w:tcPr>
+          <w:p>
+            <w:r>
+              <w:t>Record exact data IDs/splits, code version, dependency versions, parameters, randomness policy and raw outputs. Verify hashes for integrity without treating them as correctness proofs.</w:t>
+            </w:r>
+          </w:p>
+        </w:tc>
+        <w:tc>
+          <w:tcPr>
+            <w:tcW w:type="dxa" w:w="3408"/>
+          </w:tcPr>
+          <w:p>
+            <w:r>
+              <w:t>Replay cannot be established. Supply artifacts/versions and exact metric/settings; seed 42 alone cannot reconstruct the experiment.</w:t>
+            </w:r>
+          </w:p>
+        </w:tc>
+      </w:tr>
+    </w:tbl>
+    <w:p>
+      <w:r>
+        <w:t>The figure connects this chapter's worked input, declared procedure and result. Read the complete worked reasoning for qualifiers and intermediate steps; the abbreviated labels do not replace that reasoning.</w:t>
+      </w:r>
+    </w:p>
+    <w:p>
+      <w:pPr>
+        <w:spacing w:line="336" w:lineRule="auto" w:after="180"/>
+      </w:pPr>
+      <w:r>
+        <w:rPr>
+          <w:b w:val="0"/>
+        </w:rPr>
+        <w:t xml:space="preserve">Guided: Replay cannot be established. Supply artifacts/versions and exact metric/settings; seed 42 alone cannot reconstruct the experiment. Qualification: Reproducibility supports checking the computation, not automatic validity of the research claim. Exit: accept a concrete variation with its predicted outcome and a stated condition that would challenge the </w:t>
+      </w:r>
+      <w:r>
+        <w:rPr>
+          <w:b/>
+        </w:rPr>
+        <w:t>mechanism</w:t>
+      </w:r>
+      <w:r>
+        <w:rPr>
+          <w:b w:val="0"/>
+        </w:rPr>
+        <w:t xml:space="preserve">; reject a claim resting on unmeasured </w:t>
+      </w:r>
+      <w:r>
+        <w:rPr>
+          <w:b/>
+        </w:rPr>
+        <w:t>evidence</w:t>
+      </w:r>
+      <w:r>
+        <w:rPr>
+          <w:b w:val="0"/>
+        </w:rPr>
+        <w:t>.</w:t>
+      </w:r>
+    </w:p>
+    <w:p>
+      <w:pPr>
+        <w:spacing w:line="336" w:lineRule="auto" w:after="180"/>
+      </w:pPr>
+      <w:r>
+        <w:rPr>
+          <w:b w:val="0"/>
+        </w:rPr>
+        <w:t>Folder contains seed 42 and final-score.txt, but no dataset, code or dependency record.</w:t>
+      </w:r>
+    </w:p>
+    <w:p>
+      <w:pPr>
+        <w:spacing w:line="336" w:lineRule="auto" w:after="180"/>
+      </w:pPr>
+      <w:r>
+        <w:rPr>
+          <w:b w:val="0"/>
+        </w:rPr>
+        <w:t>Replay cannot be established. Supply artifacts/versions and exact metric/settings; seed 42 alone cannot reconstruct the experiment.</w:t>
+      </w:r>
+    </w:p>
+    <w:p>
+      <w:pPr>
+        <w:spacing w:line="336" w:lineRule="auto" w:after="180"/>
+      </w:pPr>
+      <w:r>
+        <w:rPr>
+          <w:b w:val="0"/>
+        </w:rPr>
+        <w:t xml:space="preserve">Compare the intermediate </w:t>
+      </w:r>
+      <w:r>
+        <w:rPr>
+          <w:b/>
+        </w:rPr>
+        <w:t>evidence</w:t>
+      </w:r>
+      <w:r>
+        <w:rPr>
+          <w:b w:val="0"/>
+        </w:rPr>
+        <w:t xml:space="preserve"> with the final statement. Explain why each number or decision follows from the stated </w:t>
+      </w:r>
+      <w:r>
+        <w:rPr>
+          <w:b/>
+        </w:rPr>
+        <w:t>input</w:t>
+      </w:r>
+      <w:r>
+        <w:rPr>
+          <w:b w:val="0"/>
+        </w:rPr>
+        <w:t>s.</w:t>
+      </w:r>
+    </w:p>
+    <w:p>
+      <w:pPr>
+        <w:spacing w:line="336" w:lineRule="auto" w:after="180"/>
+      </w:pPr>
+      <w:r>
+        <w:rPr>
+          <w:b w:val="0"/>
+        </w:rPr>
+        <w:t xml:space="preserve">The conclusion belongs to this scenario and procedure; changing the </w:t>
+      </w:r>
+      <w:r>
+        <w:rPr>
+          <w:b/>
+        </w:rPr>
+        <w:t>input</w:t>
+      </w:r>
+      <w:r>
+        <w:rPr>
+          <w:b w:val="0"/>
+        </w:rPr>
+        <w:t>s, evaluation population or authority can change what it establishes. Retain the raw record so a later revision can be compared honestly.</w:t>
+      </w:r>
+    </w:p>
+    <w:p>
+      <w:pPr>
+        <w:pStyle w:val="Heading2"/>
+      </w:pPr>
+      <w:r>
+        <w:t>Boundary and misconception probes</w:t>
+      </w:r>
+    </w:p>
+    <w:tbl>
+      <w:tblPr>
+        <w:tblStyle w:val="LightShading-Accent1"/>
+        <w:tblW w:type="auto" w:w="0"/>
+        <w:tblLook w:firstColumn="1" w:firstRow="1" w:lastColumn="0" w:lastRow="0" w:noHBand="0" w:noVBand="1" w:val="04A0"/>
+      </w:tblPr>
+      <w:tblGrid>
+        <w:gridCol w:w="5112"/>
+        <w:gridCol w:w="5112"/>
+      </w:tblGrid>
+      <w:tr>
+        <w:trPr>
+          <w:tblHeader/>
+        </w:trPr>
+        <w:tc>
+          <w:tcPr>
+            <w:tcW w:type="dxa" w:w="5112"/>
+          </w:tcPr>
+          <w:p>
+            <w:r>
+              <w:t>Reproducibility audit</w:t>
+            </w:r>
+          </w:p>
+        </w:tc>
+        <w:tc>
+          <w:tcPr>
+            <w:tcW w:type="dxa" w:w="5112"/>
+          </w:tcPr>
+          <w:p>
+            <w:r>
+              <w:t>Checked interpretation</w:t>
+            </w:r>
+          </w:p>
+        </w:tc>
+      </w:tr>
+      <w:tr>
+        <w:tc>
+          <w:tcPr>
+            <w:tcW w:type="dxa" w:w="5112"/>
+          </w:tcPr>
+          <w:p>
+            <w:r>
+              <w:t>Seed and final score only</w:t>
+            </w:r>
+          </w:p>
+        </w:tc>
+        <w:tc>
+          <w:tcPr>
+            <w:tcW w:type="dxa" w:w="5112"/>
+          </w:tcPr>
+          <w:p>
+            <w:r>
+              <w:t>Missing materials prevent establishing replay</w:t>
+            </w:r>
+          </w:p>
+        </w:tc>
+      </w:tr>
+      <w:tr>
+        <w:tc>
+          <w:tcPr>
+            <w:tcW w:type="dxa" w:w="5112"/>
+          </w:tcPr>
+          <w:p>
+            <w:r>
+              <w:t>Same seed, different preprocessing</w:t>
+            </w:r>
+          </w:p>
+        </w:tc>
+        <w:tc>
+          <w:tcPr>
+            <w:tcW w:type="dxa" w:w="5112"/>
+          </w:tcPr>
+          <w:p>
+            <w:r>
+              <w:t>Not the same recorded procedure</w:t>
+            </w:r>
+          </w:p>
+        </w:tc>
+      </w:tr>
+      <w:tr>
+        <w:tc>
+          <w:tcPr>
+            <w:tcW w:type="dxa" w:w="5112"/>
+          </w:tcPr>
+          <w:p>
+            <w:r>
+              <w:t>Data content changes</w:t>
+            </w:r>
+          </w:p>
+        </w:tc>
+        <w:tc>
+          <w:tcPr>
+            <w:tcW w:type="dxa" w:w="5112"/>
+          </w:tcPr>
+          <w:p>
+            <w:r>
+              <w:t>Retain original and record changed input/version/run</w:t>
+            </w:r>
+          </w:p>
+        </w:tc>
+      </w:tr>
+      <w:tr>
+        <w:tc>
+          <w:tcPr>
+            <w:tcW w:type="dxa" w:w="5112"/>
+          </w:tcPr>
+          <w:p>
+            <w:r>
+              <w:t>Hash matches</w:t>
+            </w:r>
+          </w:p>
+        </w:tc>
+        <w:tc>
+          <w:tcPr>
+            <w:tcW w:type="dxa" w:w="5112"/>
+          </w:tcPr>
+          <w:p>
+            <w:r>
+              <w:t>Checks recorded bytes, not scientific correctness or source history</w:t>
+            </w:r>
+          </w:p>
+        </w:tc>
+      </w:tr>
+      <w:tr>
+        <w:tc>
+          <w:tcPr>
+            <w:tcW w:type="dxa" w:w="5112"/>
+          </w:tcPr>
+          <w:p>
+            <w:r>
+              <w:t>Same output from two runs</w:t>
+            </w:r>
+          </w:p>
+        </w:tc>
+        <w:tc>
+          <w:tcPr>
+            <w:tcW w:type="dxa" w:w="5112"/>
+          </w:tcPr>
+          <w:p>
+            <w:r>
+              <w:t>Different inputs can share outputs; output alone does not identify a run</w:t>
+            </w:r>
+          </w:p>
+        </w:tc>
+      </w:tr>
+      <w:tr>
+        <w:tc>
+          <w:tcPr>
+            <w:tcW w:type="dxa" w:w="5112"/>
+          </w:tcPr>
+          <w:p>
+            <w:r>
+              <w:t>Environment list provided</w:t>
+            </w:r>
+          </w:p>
+        </w:tc>
+        <w:tc>
+          <w:tcPr>
+            <w:tcW w:type="dxa" w:w="5112"/>
+          </w:tcPr>
+          <w:p>
+            <w:r>
+              <w:t>Still needs materials and execution evidence</w:t>
+            </w:r>
+          </w:p>
+        </w:tc>
+      </w:tr>
+      <w:tr>
+        <w:tc>
+          <w:tcPr>
+            <w:tcW w:type="dxa" w:w="5112"/>
+          </w:tcPr>
+          <w:p>
+            <w:r>
+              <w:t>Tiny mean re-executed locally</w:t>
+            </w:r>
+          </w:p>
+        </w:tc>
+        <w:tc>
+          <w:tcPr>
+            <w:tcW w:type="dxa" w:w="5112"/>
+          </w:tcPr>
+          <w:p>
+            <w:r>
+              <w:t>A demonstrated local replay, not an independent full-study reproduction</w:t>
+            </w:r>
+          </w:p>
+        </w:tc>
+      </w:tr>
+      <w:tr>
+        <w:tc>
+          <w:tcPr>
+            <w:tcW w:type="dxa" w:w="5112"/>
+          </w:tcPr>
+          <w:p>
+            <w:r>
+              <w:t>New run overwrites old ID</w:t>
+            </w:r>
+          </w:p>
+        </w:tc>
+        <w:tc>
+          <w:tcPr>
+            <w:tcW w:type="dxa" w:w="5112"/>
+          </w:tcPr>
+          <w:p>
+            <w:r>
+              <w:t>Breaks traceability; preserve both versions and lineage</w:t>
+            </w:r>
+          </w:p>
+        </w:tc>
+      </w:tr>
+    </w:tbl>
+    <w:p>
+      <w:pPr>
+        <w:pStyle w:val="Heading2"/>
+      </w:pPr>
+      <w:r>
+        <w:t>Separate pictured facts and full reasoning</w:t>
+      </w:r>
+    </w:p>
+    <w:p>
+      <w:pPr>
+        <w:spacing w:line="336" w:lineRule="auto" w:after="180"/>
+      </w:pPr>
+      <w:r>
+        <w:rPr>
+          <w:b w:val="0"/>
+        </w:rPr>
+        <w:t xml:space="preserve">A reproducible calculation record. A teammate must rerun a three-value mean without guessing the </w:t>
+      </w:r>
+      <w:r>
+        <w:rPr>
+          <w:b/>
+        </w:rPr>
+        <w:t>input</w:t>
+      </w:r>
+      <w:r>
+        <w:rPr>
+          <w:b w:val="0"/>
+        </w:rPr>
+        <w:t xml:space="preserve"> or software version.</w:t>
+      </w:r>
+    </w:p>
+    <w:p>
+      <w:pPr>
+        <w:spacing w:line="336" w:lineRule="auto" w:after="180"/>
+      </w:pPr>
+      <w:r>
+        <w:rPr>
+          <w:b w:val="0"/>
+        </w:rPr>
+        <w:t>Data file contains 2,4,6. Recorded script sums values and divides by count; environment and file hash are saved.</w:t>
+      </w:r>
+    </w:p>
+    <w:p>
+      <w:pPr>
+        <w:spacing w:line="336" w:lineRule="auto" w:after="180"/>
+      </w:pPr>
+      <w:r>
+        <w:rPr>
+          <w:b w:val="0"/>
+        </w:rPr>
+        <w:t>The separate picture records a three-value arithmetic mean. For 2, 4, 6 the sum is twelve and the count is three, so the result is four. Changing the last value to nine gives sum fifteen and mean five. Retain the original record and assign a distinct run identity to the changed input. The accompanying local demonstration actually executes this tiny formula in memory and hashes its exact script and UTF-8 input bytes.</w:t>
+      </w:r>
+    </w:p>
+    <w:p>
+      <w:pPr>
+        <w:spacing w:line="336" w:lineRule="auto" w:after="180"/>
+      </w:pPr>
+      <w:r>
+        <w:rPr>
+          <w:b w:val="0"/>
+        </w:rPr>
+        <w:t>It reports the runtime it is using, not an invented environment. Matching hashes identify those bytes for this audit; they do not prove source history, correct sampling or that the formula answers the research question.</w:t>
+      </w:r>
+    </w:p>
+    <w:tbl>
+      <w:tblPr>
+        <w:tblStyle w:val="LightShading-Accent1"/>
+        <w:tblW w:type="auto" w:w="0"/>
+        <w:tblLook w:firstColumn="1" w:firstRow="1" w:lastColumn="0" w:lastRow="0" w:noHBand="0" w:noVBand="1" w:val="04A0"/>
+      </w:tblPr>
+      <w:tblGrid>
+        <w:gridCol w:w="3408"/>
+        <w:gridCol w:w="3408"/>
+        <w:gridCol w:w="3408"/>
+      </w:tblGrid>
+      <w:tr>
+        <w:trPr>
+          <w:tblHeader/>
+        </w:trPr>
+        <w:tc>
+          <w:tcPr>
+            <w:tcW w:type="dxa" w:w="3408"/>
+          </w:tcPr>
+          <w:p>
+            <w:r>
+              <w:t>Separate mean record</w:t>
+            </w:r>
+          </w:p>
+        </w:tc>
+        <w:tc>
+          <w:tcPr>
+            <w:tcW w:type="dxa" w:w="3408"/>
+          </w:tcPr>
+          <w:p>
+            <w:r>
+              <w:t>Original</w:t>
+            </w:r>
+          </w:p>
+        </w:tc>
+        <w:tc>
+          <w:tcPr>
+            <w:tcW w:type="dxa" w:w="3408"/>
+          </w:tcPr>
+          <w:p>
+            <w:r>
+              <w:t>Changed</w:t>
+            </w:r>
+          </w:p>
+        </w:tc>
+      </w:tr>
+      <w:tr>
+        <w:tc>
+          <w:tcPr>
+            <w:tcW w:type="dxa" w:w="3408"/>
+          </w:tcPr>
+          <w:p>
+            <w:r>
+              <w:t>Input values</w:t>
+            </w:r>
+          </w:p>
+        </w:tc>
+        <w:tc>
+          <w:tcPr>
+            <w:tcW w:type="dxa" w:w="3408"/>
+          </w:tcPr>
+          <w:p>
+            <w:r>
+              <w:t>2, 4, 6</w:t>
+            </w:r>
+          </w:p>
+        </w:tc>
+        <w:tc>
+          <w:tcPr>
+            <w:tcW w:type="dxa" w:w="3408"/>
+          </w:tcPr>
+          <w:p>
+            <w:r>
+              <w:t>2, 4, 9</w:t>
+            </w:r>
+          </w:p>
+        </w:tc>
+      </w:tr>
+      <w:tr>
+        <w:tc>
+          <w:tcPr>
+            <w:tcW w:type="dxa" w:w="3408"/>
+          </w:tcPr>
+          <w:p>
+            <w:r>
+              <w:t>Sum</w:t>
+            </w:r>
+          </w:p>
+        </w:tc>
+        <w:tc>
+          <w:tcPr>
+            <w:tcW w:type="dxa" w:w="3408"/>
+          </w:tcPr>
+          <w:p>
+            <w:r>
+              <w:t>12</w:t>
+            </w:r>
+          </w:p>
+        </w:tc>
+        <w:tc>
+          <w:tcPr>
+            <w:tcW w:type="dxa" w:w="3408"/>
+          </w:tcPr>
+          <w:p>
+            <w:r>
+              <w:t>15</w:t>
+            </w:r>
+          </w:p>
+        </w:tc>
+      </w:tr>
+      <w:tr>
+        <w:tc>
+          <w:tcPr>
+            <w:tcW w:type="dxa" w:w="3408"/>
+          </w:tcPr>
+          <w:p>
+            <w:r>
+              <w:t>Count</w:t>
+            </w:r>
+          </w:p>
+        </w:tc>
+        <w:tc>
+          <w:tcPr>
+            <w:tcW w:type="dxa" w:w="3408"/>
+          </w:tcPr>
+          <w:p>
+            <w:r>
+              <w:t>3</w:t>
+            </w:r>
+          </w:p>
+        </w:tc>
+        <w:tc>
+          <w:tcPr>
+            <w:tcW w:type="dxa" w:w="3408"/>
+          </w:tcPr>
+          <w:p>
+            <w:r>
+              <w:t>3</w:t>
+            </w:r>
+          </w:p>
+        </w:tc>
+      </w:tr>
+      <w:tr>
+        <w:tc>
+          <w:tcPr>
+            <w:tcW w:type="dxa" w:w="3408"/>
+          </w:tcPr>
+          <w:p>
+            <w:r>
+              <w:t>Exact mean</w:t>
+            </w:r>
+          </w:p>
+        </w:tc>
+        <w:tc>
+          <w:tcPr>
+            <w:tcW w:type="dxa" w:w="3408"/>
+          </w:tcPr>
+          <w:p>
+            <w:r>
+              <w:t>12/3 = 4</w:t>
+            </w:r>
+          </w:p>
+        </w:tc>
+        <w:tc>
+          <w:tcPr>
+            <w:tcW w:type="dxa" w:w="3408"/>
+          </w:tcPr>
+          <w:p>
+            <w:r>
+              <w:t>15/3 = 5</w:t>
+            </w:r>
+          </w:p>
+        </w:tc>
+      </w:tr>
+      <w:tr>
+        <w:tc>
+          <w:tcPr>
+            <w:tcW w:type="dxa" w:w="3408"/>
+          </w:tcPr>
+          <w:p>
+            <w:r>
+              <w:t>Input hash</w:t>
+            </w:r>
+          </w:p>
+        </w:tc>
+        <w:tc>
+          <w:tcPr>
+            <w:tcW w:type="dxa" w:w="3408"/>
+          </w:tcPr>
+          <w:p>
+            <w:r>
+              <w:t>Hash of original exact bytes</w:t>
+            </w:r>
+          </w:p>
+        </w:tc>
+        <w:tc>
+          <w:tcPr>
+            <w:tcW w:type="dxa" w:w="3408"/>
+          </w:tcPr>
+          <w:p>
+            <w:r>
+              <w:t>Different bytes produce a different recorded hash here</w:t>
+            </w:r>
+          </w:p>
+        </w:tc>
+      </w:tr>
+      <w:tr>
+        <w:tc>
+          <w:tcPr>
+            <w:tcW w:type="dxa" w:w="3408"/>
+          </w:tcPr>
+          <w:p>
+            <w:r>
+              <w:t>Script hash</w:t>
+            </w:r>
+          </w:p>
+        </w:tc>
+        <w:tc>
+          <w:tcPr>
+            <w:tcW w:type="dxa" w:w="3408"/>
+          </w:tcPr>
+          <w:p>
+            <w:r>
+              <w:t>Same recorded formula</w:t>
+            </w:r>
+          </w:p>
+        </w:tc>
+        <w:tc>
+          <w:tcPr>
+            <w:tcW w:type="dxa" w:w="3408"/>
+          </w:tcPr>
+          <w:p>
+            <w:r>
+              <w:t>Same recorded formula</w:t>
+            </w:r>
+          </w:p>
+        </w:tc>
+      </w:tr>
+      <w:tr>
+        <w:tc>
+          <w:tcPr>
+            <w:tcW w:type="dxa" w:w="3408"/>
+          </w:tcPr>
+          <w:p>
+            <w:r>
+              <w:t>Run identity</w:t>
+            </w:r>
+          </w:p>
+        </w:tc>
+        <w:tc>
+          <w:tcPr>
+            <w:tcW w:type="dxa" w:w="3408"/>
+          </w:tcPr>
+          <w:p>
+            <w:r>
+              <w:t>Retained original</w:t>
+            </w:r>
+          </w:p>
+        </w:tc>
+        <w:tc>
+          <w:tcPr>
+            <w:tcW w:type="dxa" w:w="3408"/>
+          </w:tcPr>
+          <w:p>
+            <w:r>
+              <w:t>New changed-input ID</w:t>
+            </w:r>
+          </w:p>
+        </w:tc>
+      </w:tr>
+      <w:tr>
+        <w:tc>
+          <w:tcPr>
+            <w:tcW w:type="dxa" w:w="3408"/>
+          </w:tcPr>
+          <w:p>
+            <w:r>
+              <w:t>Interpretation</w:t>
+            </w:r>
+          </w:p>
+        </w:tc>
+        <w:tc>
+          <w:tcPr>
+            <w:tcW w:type="dxa" w:w="3408"/>
+          </w:tcPr>
+          <w:p>
+            <w:r>
+              <w:t>Local calculation only</w:t>
+            </w:r>
+          </w:p>
+        </w:tc>
+        <w:tc>
+          <w:tcPr>
+            <w:tcW w:type="dxa" w:w="3408"/>
+          </w:tcPr>
+          <w:p>
+            <w:r>
+              <w:t>Not proof of an AI-model reproduction</w:t>
+            </w:r>
+          </w:p>
+        </w:tc>
+      </w:tr>
+    </w:tbl>
+    <w:p>
+      <w:r>
+        <w:drawing>
+          <wp:inline xmlns:a="http://schemas.openxmlformats.org/drawingml/2006/main" xmlns:pic="http://schemas.openxmlformats.org/drawingml/2006/picture">
+            <wp:extent cx="5486400" cy="3029913"/>
+            <wp:docPr id="1" name="Picture 1" descr="Original mean record has values two, four, six, sum twelve, count three and output four. Changed input two, four, nine has sum fifteen, count three and output five. Retain input bytes/hash, script/version, runtime, metric, raw output and separate run identities for both."/>
+            <wp:cNvGraphicFramePr>
+              <a:graphicFrameLocks noChangeAspect="1"/>
+            </wp:cNvGraphicFramePr>
+            <a:graphic>
+              <a:graphicData uri="http://schemas.openxmlformats.org/drawingml/2006/picture">
+                <pic:pic>
+                  <pic:nvPicPr>
+                    <pic:cNvPr id="0" name="ai-7-24-run-records.png"/>
+                    <pic:cNvPicPr/>
+                  </pic:nvPicPr>
+                  <pic:blipFill>
+                    <a:blip r:embed="rId9"/>
+                    <a:stretch>
+                      <a:fillRect/>
+                    </a:stretch>
+                  </pic:blipFill>
+                  <pic:spPr>
+                    <a:xfrm>
+                      <a:off x="0" y="0"/>
+                      <a:ext cx="5486400" cy="3029913"/>
+                    </a:xfrm>
+                    <a:prstGeom prst="rect"/>
+                  </pic:spPr>
+                </pic:pic>
+              </a:graphicData>
+            </a:graphic>
+          </wp:inline>
+        </w:drawing>
+      </w:r>
+    </w:p>
+    <w:p>
+      <w:pPr>
+        <w:pStyle w:val="Heading2"/>
+      </w:pPr>
+      <w:r>
+        <w:t>Picture trace and changed-condition key</w:t>
+      </w:r>
+    </w:p>
+    <w:p>
+      <w:r>
+        <w:drawing>
+          <wp:inline xmlns:a="http://schemas.openxmlformats.org/drawingml/2006/main" xmlns:pic="http://schemas.openxmlformats.org/drawingml/2006/picture">
+            <wp:extent cx="5486400" cy="3182112"/>
+            <wp:docPr id="2" name="Picture 2" descr="Identify exact input: Use the three recorded values, not a similarly named edited file. → Trace calculation: Sum is 12; count is 3; mean is 4. → Save provenance: Retain script version, environment description and data hash with the output."/>
+            <wp:cNvGraphicFramePr>
+              <a:graphicFrameLocks noChangeAspect="1"/>
+            </wp:cNvGraphicFramePr>
+            <a:graphic>
+              <a:graphicData uri="http://schemas.openxmlformats.org/drawingml/2006/picture">
+                <pic:pic>
+                  <pic:nvPicPr>
+                    <pic:cNvPr id="0" name="academy-story-ai-7-24-02.png"/>
+                    <pic:cNvPicPr/>
+                  </pic:nvPicPr>
+                  <pic:blipFill>
+                    <a:blip r:embed="rId10"/>
+                    <a:stretch>
+                      <a:fillRect/>
+                    </a:stretch>
+                  </pic:blipFill>
+                  <pic:spPr>
+                    <a:xfrm>
+                      <a:off x="0" y="0"/>
+                      <a:ext cx="5486400" cy="3182112"/>
+                    </a:xfrm>
+                    <a:prstGeom prst="rect"/>
+                  </pic:spPr>
+                </pic:pic>
+              </a:graphicData>
+            </a:graphic>
+          </wp:inline>
+        </w:drawing>
+      </w:r>
+    </w:p>
+    <w:p>
+      <w:pPr>
+        <w:pStyle w:val="Heading3"/>
+      </w:pPr>
+      <w:r>
+        <w:t>Read the picture one step at a time</w:t>
+      </w:r>
+    </w:p>
+    <w:tbl>
+      <w:tblPr>
+        <w:tblStyle w:val="LightShading-Accent1"/>
+        <w:tblW w:type="auto" w:w="0"/>
+        <w:tblLook w:firstColumn="1" w:firstRow="1" w:lastColumn="0" w:lastRow="0" w:noHBand="0" w:noVBand="1" w:val="04A0"/>
+      </w:tblPr>
+      <w:tblGrid>
+        <w:gridCol w:w="5112"/>
+        <w:gridCol w:w="5112"/>
+      </w:tblGrid>
+      <w:tr>
+        <w:trPr>
+          <w:tblHeader/>
+        </w:trPr>
+        <w:tc>
+          <w:tcPr>
+            <w:tcW w:type="dxa" w:w="5112"/>
+          </w:tcPr>
+          <w:p>
+            <w:r>
+              <w:t>Step</w:t>
+            </w:r>
+          </w:p>
+        </w:tc>
+        <w:tc>
+          <w:tcPr>
+            <w:tcW w:type="dxa" w:w="5112"/>
+          </w:tcPr>
+          <w:p>
+            <w:r>
+              <w:t>What happens and why</w:t>
+            </w:r>
+          </w:p>
+        </w:tc>
+      </w:tr>
+      <w:tr>
+        <w:tc>
+          <w:tcPr>
+            <w:tcW w:type="dxa" w:w="5112"/>
+          </w:tcPr>
+          <w:p>
+            <w:r>
+              <w:t>1. Identify exact input</w:t>
+            </w:r>
+          </w:p>
+        </w:tc>
+        <w:tc>
+          <w:tcPr>
+            <w:tcW w:type="dxa" w:w="5112"/>
+          </w:tcPr>
+          <w:p>
+            <w:r>
+              <w:t>Use the three recorded values, not a similarly named edited file.</w:t>
+            </w:r>
+          </w:p>
+        </w:tc>
+      </w:tr>
+      <w:tr>
+        <w:tc>
+          <w:tcPr>
+            <w:tcW w:type="dxa" w:w="5112"/>
+          </w:tcPr>
+          <w:p>
+            <w:r>
+              <w:t>2. Trace calculation</w:t>
+            </w:r>
+          </w:p>
+        </w:tc>
+        <w:tc>
+          <w:tcPr>
+            <w:tcW w:type="dxa" w:w="5112"/>
+          </w:tcPr>
+          <w:p>
+            <w:r>
+              <w:t>Sum is 12; count is 3; mean is 4.</w:t>
+            </w:r>
+          </w:p>
+        </w:tc>
+      </w:tr>
+      <w:tr>
+        <w:tc>
+          <w:tcPr>
+            <w:tcW w:type="dxa" w:w="5112"/>
+          </w:tcPr>
+          <w:p>
+            <w:r>
+              <w:t>3. Save provenance</w:t>
+            </w:r>
+          </w:p>
+        </w:tc>
+        <w:tc>
+          <w:tcPr>
+            <w:tcW w:type="dxa" w:w="5112"/>
+          </w:tcPr>
+          <w:p>
+            <w:r>
+              <w:t>Retain script version, environment description and data hash with the output.</w:t>
+            </w:r>
+          </w:p>
+        </w:tc>
+      </w:tr>
+    </w:tbl>
+    <w:p>
+      <w:r>
+        <w:t>Match each pictured step to the supplied facts. This is a worked teaching case, not an independent assessment.</w:t>
+      </w:r>
+    </w:p>
+    <w:p>
+      <w:pPr>
+        <w:spacing w:line="336" w:lineRule="auto" w:after="180"/>
+      </w:pPr>
+      <w:r>
+        <w:rPr>
+          <w:b w:val="0"/>
+        </w:rPr>
+        <w:t>Reproducibility needs the materials and decisions that produced a result. A screenshot of 4 does not specify which data or calculation generated it.</w:t>
+      </w:r>
+    </w:p>
+    <w:p>
+      <w:pPr>
+        <w:spacing w:line="336" w:lineRule="auto" w:after="180"/>
+      </w:pPr>
+      <w:r>
+        <w:rPr>
+          <w:b w:val="0"/>
+        </w:rPr>
+        <w:t>Environment records support rerunning; they do not certify correct sampling, labels or scientific interpretation.</w:t>
+      </w:r>
+    </w:p>
+    <w:p>
+      <w:pPr>
+        <w:spacing w:line="336" w:lineRule="auto" w:after="180"/>
+      </w:pPr>
+      <w:r>
+        <w:rPr>
+          <w:b w:val="0"/>
+        </w:rPr>
+        <w:t>Change: The data file changes to 2,4,9.</w:t>
+      </w:r>
+    </w:p>
+    <w:p>
+      <w:pPr>
+        <w:spacing w:line="336" w:lineRule="auto" w:after="180"/>
+      </w:pPr>
+      <w:r>
+        <w:rPr>
+          <w:b/>
+        </w:rPr>
+        <w:t>Prediction</w:t>
+      </w:r>
+      <w:r>
+        <w:rPr>
+          <w:b w:val="0"/>
+        </w:rPr>
+        <w:t xml:space="preserve">: The mean becomes 15/3=5, and the saved </w:t>
+      </w:r>
+      <w:r>
+        <w:rPr>
+          <w:b/>
+        </w:rPr>
+        <w:t>input</w:t>
+      </w:r>
+      <w:r>
+        <w:rPr>
+          <w:b w:val="0"/>
+        </w:rPr>
+        <w:t xml:space="preserve"> hash must change.</w:t>
+      </w:r>
+    </w:p>
+    <w:p>
+      <w:pPr>
+        <w:spacing w:line="336" w:lineRule="auto" w:after="180"/>
+      </w:pPr>
+      <w:r>
+        <w:rPr>
+          <w:b w:val="0"/>
+        </w:rPr>
+        <w:t xml:space="preserve">Reason: The calculation is the same but its </w:t>
+      </w:r>
+      <w:r>
+        <w:rPr>
+          <w:b/>
+        </w:rPr>
+        <w:t>input</w:t>
+      </w:r>
+      <w:r>
+        <w:rPr>
+          <w:b w:val="0"/>
+        </w:rPr>
+        <w:t xml:space="preserve"> records differ.</w:t>
+      </w:r>
+    </w:p>
+    <w:p>
+      <w:pPr>
+        <w:pStyle w:val="Heading2"/>
+      </w:pPr>
+      <w:r>
+        <w:t>Earlier wording, alternatives and picture transcripts · reference / check after trying</w:t>
+      </w:r>
+    </w:p>
+    <w:p>
+      <w:pPr>
+        <w:spacing w:line="336" w:lineRule="auto" w:after="180"/>
+      </w:pPr>
+      <w:r>
+        <w:rPr>
+          <w:b w:val="0"/>
+        </w:rPr>
+        <w:t>Begin by writing the question the procedure is intended to answer. Identify the information already supplied, the information it will produce and the information still missing.</w:t>
+      </w:r>
+    </w:p>
+    <w:p>
+      <w:pPr>
+        <w:spacing w:line="336" w:lineRule="auto" w:after="180"/>
+      </w:pPr>
+      <w:r>
+        <w:rPr>
+          <w:b w:val="0"/>
+        </w:rPr>
+        <w:t>These are constructed classroom examples; they do not require live accounts, private records or an external service. Do not treat a plausible explanation as a measured outcome.</w:t>
       </w:r>
     </w:p>
     <w:p>
@@ -914,99 +2527,30 @@
         <w:pStyle w:val="Heading3"/>
       </w:pPr>
       <w:r>
-        <w:t>Reproducible environment and records — evidence trace</w:t>
-      </w:r>
-    </w:p>
-    <w:tbl>
-      <w:tblPr>
-        <w:tblStyle w:val="LightShading-Accent1"/>
-        <w:tblW w:type="auto" w:w="0"/>
-        <w:tblLook w:firstColumn="1" w:firstRow="1" w:lastColumn="0" w:lastRow="0" w:noHBand="0" w:noVBand="1" w:val="04A0"/>
-      </w:tblPr>
-      <w:tblGrid>
-        <w:gridCol w:w="3408"/>
-        <w:gridCol w:w="3408"/>
-        <w:gridCol w:w="3408"/>
-      </w:tblGrid>
-      <w:tr>
-        <w:trPr>
-          <w:tblHeader/>
-        </w:trPr>
-        <w:tc>
-          <w:tcPr>
-            <w:tcW w:type="dxa" w:w="3408"/>
-          </w:tcPr>
-          <w:p>
-            <w:r>
-              <w:t>Input and scope</w:t>
-            </w:r>
-          </w:p>
-        </w:tc>
-        <w:tc>
-          <w:tcPr>
-            <w:tcW w:type="dxa" w:w="3408"/>
-          </w:tcPr>
-          <w:p>
-            <w:r>
-              <w:t>Check or calculation</w:t>
-            </w:r>
-          </w:p>
-        </w:tc>
-        <w:tc>
-          <w:tcPr>
-            <w:tcW w:type="dxa" w:w="3408"/>
-          </w:tcPr>
-          <w:p>
-            <w:r>
-              <w:t>Conclusion and limit</w:t>
-            </w:r>
-          </w:p>
-        </w:tc>
-      </w:tr>
-      <w:tr>
-        <w:tc>
-          <w:tcPr>
-            <w:tcW w:type="dxa" w:w="3408"/>
-          </w:tcPr>
-          <w:p>
-            <w:r>
-              <w:t>Folder contains seed42 and final-score.txt, but no dataset, code or dependency record.</w:t>
-            </w:r>
-          </w:p>
-        </w:tc>
-        <w:tc>
-          <w:tcPr>
-            <w:tcW w:type="dxa" w:w="3408"/>
-          </w:tcPr>
-          <w:p>
-            <w:r>
-              <w:t>Record exact data IDs/splits, code version, dependency versions, parameters, randomness policy and raw outputs. Verify hashes for integrity without treating them as correctness proofs.</w:t>
-            </w:r>
-          </w:p>
-        </w:tc>
-        <w:tc>
-          <w:tcPr>
-            <w:tcW w:type="dxa" w:w="3408"/>
-          </w:tcPr>
-          <w:p>
-            <w:r>
-              <w:t>Replay cannot be established. Supply artifacts/versions and exact metric/settings; seed42 alone cannot reconstruct the experiment.</w:t>
-            </w:r>
-          </w:p>
-        </w:tc>
-      </w:tr>
-    </w:tbl>
-    <w:p>
-      <w:r>
-        <w:t>The figure connects this chapter's worked input, declared procedure and result. Read the complete worked reasoning for qualifiers and intermediate steps; the abbreviated labels do not replace that reasoning.</w:t>
+        <w:t>Model the reasoning aloud</w:t>
       </w:r>
     </w:p>
     <w:p>
       <w:pPr>
-        <w:pStyle w:val="Heading3"/>
-      </w:pPr>
-      <w:r>
-        <w:t>Explain Reproducible environment and records · 3</w:t>
+        <w:spacing w:line="336" w:lineRule="auto" w:after="180"/>
+      </w:pPr>
+      <w:r>
+        <w:rPr>
+          <w:b w:val="0"/>
+        </w:rPr>
+        <w:t xml:space="preserve">Use the complete worked example below before asking learners to complete W2. Reveal a small part, invite a </w:t>
+      </w:r>
+      <w:r>
+        <w:rPr>
+          <w:b/>
+        </w:rPr>
+        <w:t>prediction</w:t>
+      </w:r>
+      <w:r>
+        <w:rPr>
+          <w:b w:val="0"/>
+        </w:rPr>
+        <w:t>, then explain the deciding step.</w:t>
       </w:r>
     </w:p>
     <w:p>
@@ -1017,183 +2561,7 @@
         <w:rPr>
           <w:b w:val="0"/>
         </w:rPr>
-        <w:t>Guided: Replay cannot be established. Supply artifacts/versions and exact metric/settings; seed42 alone cannot reconstruct the experiment.</w:t>
-      </w:r>
-    </w:p>
-    <w:p>
-      <w:pPr>
-        <w:spacing w:line="336" w:lineRule="auto" w:after="180"/>
-      </w:pPr>
-      <w:r>
-        <w:rPr>
-          <w:b w:val="0"/>
-        </w:rPr>
-        <w:t>Qualification: Reproducibility supports checking the computation, not automatic validity of the research claim.</w:t>
-      </w:r>
-    </w:p>
-    <w:p>
-      <w:pPr>
-        <w:spacing w:line="336" w:lineRule="auto" w:after="180"/>
-      </w:pPr>
-      <w:r>
-        <w:rPr>
-          <w:b w:val="0"/>
-        </w:rPr>
-        <w:t xml:space="preserve">Exit: accept a concrete variation with its predicted outcome and a stated condition that would challenge the </w:t>
-      </w:r>
-      <w:r>
-        <w:rPr>
-          <w:b/>
-        </w:rPr>
-        <w:t>mechanism</w:t>
-      </w:r>
-      <w:r>
-        <w:rPr>
-          <w:b w:val="0"/>
-        </w:rPr>
-        <w:t xml:space="preserve">; reject a claim resting on unmeasured </w:t>
-      </w:r>
-      <w:r>
-        <w:rPr>
-          <w:b/>
-        </w:rPr>
-        <w:t>evidence</w:t>
-      </w:r>
-      <w:r>
-        <w:rPr>
-          <w:b w:val="0"/>
-        </w:rPr>
-        <w:t>.</w:t>
-      </w:r>
-    </w:p>
-    <w:p>
-      <w:pPr>
-        <w:pStyle w:val="Heading3"/>
-      </w:pPr>
-      <w:r>
-        <w:t>Model the reasoning aloud</w:t>
-      </w:r>
-    </w:p>
-    <w:p>
-      <w:pPr>
-        <w:spacing w:line="336" w:lineRule="auto" w:after="180"/>
-      </w:pPr>
-      <w:r>
-        <w:rPr>
-          <w:b w:val="0"/>
-        </w:rPr>
-        <w:t xml:space="preserve">Use the complete worked example below before asking learners to complete W2. Reveal a small part, invite a </w:t>
-      </w:r>
-      <w:r>
-        <w:rPr>
-          <w:b/>
-        </w:rPr>
-        <w:t>prediction</w:t>
-      </w:r>
-      <w:r>
-        <w:rPr>
-          <w:b w:val="0"/>
-        </w:rPr>
-        <w:t>, then explain the deciding step.</w:t>
-      </w:r>
-    </w:p>
-    <w:p>
-      <w:pPr>
-        <w:spacing w:line="336" w:lineRule="auto" w:after="180"/>
-      </w:pPr>
-      <w:r>
-        <w:rPr>
-          <w:b w:val="0"/>
-        </w:rPr>
         <w:t>These teacher notes contain solutions; do not reveal the independent case answer during modelling.</w:t>
-      </w:r>
-    </w:p>
-    <w:p>
-      <w:pPr>
-        <w:spacing w:line="336" w:lineRule="auto" w:after="180"/>
-      </w:pPr>
-      <w:r>
-        <w:rPr>
-          <w:b w:val="0"/>
-        </w:rPr>
-        <w:t>Folder contains seed42 and final-score.txt, but no dataset, code or dependency record.</w:t>
-      </w:r>
-    </w:p>
-    <w:p>
-      <w:pPr>
-        <w:spacing w:line="336" w:lineRule="auto" w:after="180"/>
-      </w:pPr>
-      <w:r>
-        <w:rPr>
-          <w:b w:val="0"/>
-        </w:rPr>
-        <w:t>Replay cannot be established. Supply artifacts/versions and exact metric/settings; seed42 alone cannot reconstruct the experiment.</w:t>
-      </w:r>
-    </w:p>
-    <w:p>
-      <w:pPr>
-        <w:pStyle w:val="Heading3"/>
-      </w:pPr>
-      <w:r>
-        <w:t>Model the reasoning aloud · 4</w:t>
-      </w:r>
-    </w:p>
-    <w:p>
-      <w:pPr>
-        <w:spacing w:line="336" w:lineRule="auto" w:after="180"/>
-      </w:pPr>
-      <w:r>
-        <w:rPr>
-          <w:b w:val="0"/>
-        </w:rPr>
-        <w:t xml:space="preserve">Compare the intermediate </w:t>
-      </w:r>
-      <w:r>
-        <w:rPr>
-          <w:b/>
-        </w:rPr>
-        <w:t>evidence</w:t>
-      </w:r>
-      <w:r>
-        <w:rPr>
-          <w:b w:val="0"/>
-        </w:rPr>
-        <w:t xml:space="preserve"> with the final statement. Explain why each number or decision follows from the stated </w:t>
-      </w:r>
-      <w:r>
-        <w:rPr>
-          <w:b/>
-        </w:rPr>
-        <w:t>input</w:t>
-      </w:r>
-      <w:r>
-        <w:rPr>
-          <w:b w:val="0"/>
-        </w:rPr>
-        <w:t>s.</w:t>
-      </w:r>
-    </w:p>
-    <w:p>
-      <w:pPr>
-        <w:spacing w:line="336" w:lineRule="auto" w:after="180"/>
-      </w:pPr>
-      <w:r>
-        <w:rPr>
-          <w:b w:val="0"/>
-        </w:rPr>
-        <w:t xml:space="preserve">The conclusion belongs to this scenario and procedure; changing the </w:t>
-      </w:r>
-      <w:r>
-        <w:rPr>
-          <w:b/>
-        </w:rPr>
-        <w:t>input</w:t>
-      </w:r>
-      <w:r>
-        <w:rPr>
-          <w:b w:val="0"/>
-        </w:rPr>
-        <w:t>s, evaluation population or authority can change what it establishes. Retain the raw record so a later revision can be compared honestly.</w:t>
       </w:r>
     </w:p>
     <w:tbl>
@@ -1319,53 +2687,10 @@
     </w:p>
     <w:p>
       <w:pPr>
-        <w:spacing w:line="336" w:lineRule="auto" w:after="180"/>
-      </w:pPr>
-      <w:r>
-        <w:rPr>
-          <w:b w:val="0"/>
-        </w:rPr>
-        <w:t xml:space="preserve">A reproducible calculation record. A teammate must rerun a three-value mean without guessing the </w:t>
-      </w:r>
-      <w:r>
-        <w:rPr>
-          <w:b/>
-        </w:rPr>
-        <w:t>input</w:t>
-      </w:r>
-      <w:r>
-        <w:rPr>
-          <w:b w:val="0"/>
-        </w:rPr>
-        <w:t xml:space="preserve"> or software version.</w:t>
-      </w:r>
-    </w:p>
-    <w:p>
-      <w:pPr>
         <w:pStyle w:val="Heading3"/>
       </w:pPr>
       <w:r>
         <w:t>The facts we will use</w:t>
-      </w:r>
-    </w:p>
-    <w:p>
-      <w:pPr>
-        <w:pStyle w:val="Heading3"/>
-      </w:pPr>
-      <w:r>
-        <w:t>Supplied facts</w:t>
-      </w:r>
-    </w:p>
-    <w:p>
-      <w:pPr>
-        <w:spacing w:line="336" w:lineRule="auto" w:after="180"/>
-        <w:shd w:fill="F1F6FC"/>
-      </w:pPr>
-      <w:r>
-        <w:rPr>
-          <w:b w:val="0"/>
-        </w:rPr>
-        <w:t>Data file contains 2,4,6. Recorded script sums values and divides by count; environment and file hash are saved.</w:t>
       </w:r>
     </w:p>
     <w:p>
@@ -1373,7 +2698,7 @@
         <w:drawing>
           <wp:inline xmlns:a="http://schemas.openxmlformats.org/drawingml/2006/main" xmlns:pic="http://schemas.openxmlformats.org/drawingml/2006/picture">
             <wp:extent cx="5486400" cy="3077029"/>
-            <wp:docPr id="1" name="Picture 1" descr="Recorded mean calculation"/>
+            <wp:docPr id="3" name="Picture 3" descr="Recorded mean calculation"/>
             <wp:cNvGraphicFramePr>
               <a:graphicFrameLocks noChangeAspect="1"/>
             </wp:cNvGraphicFramePr>
@@ -1385,7 +2710,7 @@
                     <pic:cNvPicPr/>
                   </pic:nvPicPr>
                   <pic:blipFill>
-                    <a:blip r:embed="rId9"/>
+                    <a:blip r:embed="rId11"/>
                     <a:stretch>
                       <a:fillRect/>
                     </a:stretch>
@@ -1409,7 +2734,7 @@
         <w:drawing>
           <wp:inline xmlns:a="http://schemas.openxmlformats.org/drawingml/2006/main" xmlns:pic="http://schemas.openxmlformats.org/drawingml/2006/picture">
             <wp:extent cx="5486400" cy="5225143"/>
-            <wp:docPr id="2" name="Picture 2" descr="Reproducible environment and records. Identify exact input: Use the three recorded values, not a similarly named edited file.. Trace calculation: Sum is 12; count is 3; mean is 4.. Save provenance: Retain script version, environment description and data hash with the output."/>
+            <wp:docPr id="4" name="Picture 4" descr="Reproducible environment and records. Identify exact input: Use the three recorded values, not a similarly named edited file.. Trace calculation: Sum is 12; count is 3; mean is 4.. Save provenance: Retain script version, environment description and data hash with the output."/>
             <wp:cNvGraphicFramePr>
               <a:graphicFrameLocks noChangeAspect="1"/>
             </wp:cNvGraphicFramePr>
@@ -1421,7 +2746,7 @@
                     <pic:cNvPicPr/>
                   </pic:nvPicPr>
                   <pic:blipFill>
-                    <a:blip r:embed="rId10"/>
+                    <a:blip r:embed="rId12"/>
                     <a:stretch>
                       <a:fillRect/>
                     </a:stretch>
@@ -1445,114 +2770,7 @@
         <w:pStyle w:val="Heading3"/>
       </w:pPr>
       <w:r>
-        <w:t>Read the picture one step at a time</w:t>
-      </w:r>
-    </w:p>
-    <w:tbl>
-      <w:tblPr>
-        <w:tblStyle w:val="LightShading-Accent1"/>
-        <w:tblW w:type="auto" w:w="0"/>
-        <w:tblLook w:firstColumn="1" w:firstRow="1" w:lastColumn="0" w:lastRow="0" w:noHBand="0" w:noVBand="1" w:val="04A0"/>
-      </w:tblPr>
-      <w:tblGrid>
-        <w:gridCol w:w="5112"/>
-        <w:gridCol w:w="5112"/>
-      </w:tblGrid>
-      <w:tr>
-        <w:trPr>
-          <w:tblHeader/>
-        </w:trPr>
-        <w:tc>
-          <w:tcPr>
-            <w:tcW w:type="dxa" w:w="5112"/>
-          </w:tcPr>
-          <w:p>
-            <w:r>
-              <w:t>Step</w:t>
-            </w:r>
-          </w:p>
-        </w:tc>
-        <w:tc>
-          <w:tcPr>
-            <w:tcW w:type="dxa" w:w="5112"/>
-          </w:tcPr>
-          <w:p>
-            <w:r>
-              <w:t>What happens and why</w:t>
-            </w:r>
-          </w:p>
-        </w:tc>
-      </w:tr>
-      <w:tr>
-        <w:tc>
-          <w:tcPr>
-            <w:tcW w:type="dxa" w:w="5112"/>
-          </w:tcPr>
-          <w:p>
-            <w:r>
-              <w:t>1. Identify exact input</w:t>
-            </w:r>
-          </w:p>
-        </w:tc>
-        <w:tc>
-          <w:tcPr>
-            <w:tcW w:type="dxa" w:w="5112"/>
-          </w:tcPr>
-          <w:p>
-            <w:r>
-              <w:t>Use the three recorded values, not a similarly named edited file.</w:t>
-            </w:r>
-          </w:p>
-        </w:tc>
-      </w:tr>
-      <w:tr>
-        <w:tc>
-          <w:tcPr>
-            <w:tcW w:type="dxa" w:w="5112"/>
-          </w:tcPr>
-          <w:p>
-            <w:r>
-              <w:t>2. Trace calculation</w:t>
-            </w:r>
-          </w:p>
-        </w:tc>
-        <w:tc>
-          <w:tcPr>
-            <w:tcW w:type="dxa" w:w="5112"/>
-          </w:tcPr>
-          <w:p>
-            <w:r>
-              <w:t>Sum is 12; count is 3; mean is 4.</w:t>
-            </w:r>
-          </w:p>
-        </w:tc>
-      </w:tr>
-      <w:tr>
-        <w:tc>
-          <w:tcPr>
-            <w:tcW w:type="dxa" w:w="5112"/>
-          </w:tcPr>
-          <w:p>
-            <w:r>
-              <w:t>3. Save provenance</w:t>
-            </w:r>
-          </w:p>
-        </w:tc>
-        <w:tc>
-          <w:tcPr>
-            <w:tcW w:type="dxa" w:w="5112"/>
-          </w:tcPr>
-          <w:p>
-            <w:r>
-              <w:t>Retain script version, environment description and data hash with the output.</w:t>
-            </w:r>
-          </w:p>
-        </w:tc>
-      </w:tr>
-    </w:tbl>
-    <w:p>
-      <w:r>
-        <w:t>Match each pictured step to the supplied facts. This is a worked teaching case, not an independent assessment.</w:t>
+        <w:t>Why this result follows</w:t>
       </w:r>
     </w:p>
     <w:p>
@@ -1560,7 +2778,7 @@
         <w:pStyle w:val="Heading3"/>
       </w:pPr>
       <w:r>
-        <w:t>Why this result follows</w:t>
+        <w:t>What this example does not establish</w:t>
       </w:r>
     </w:p>
     <w:p>
@@ -1568,161 +2786,168 @@
         <w:pStyle w:val="Heading3"/>
       </w:pPr>
       <w:r>
-        <w:t>Why the result follows</w:t>
+        <w:t>Change one thing in the pictured case</w:t>
       </w:r>
     </w:p>
     <w:p>
       <w:pPr>
-        <w:spacing w:line="336" w:lineRule="auto" w:after="180"/>
-        <w:shd w:fill="F1F6FC"/>
-      </w:pPr>
-      <w:r>
-        <w:rPr>
-          <w:b w:val="0"/>
-        </w:rPr>
-        <w:t>Reproducibility needs the materials and decisions that produced a result. A screenshot of 4 does not specify which data or calculation generated it.</w:t>
+        <w:pStyle w:val="Heading3"/>
+      </w:pPr>
+      <w:r>
+        <w:t>Ask while showing the picture</w:t>
       </w:r>
     </w:p>
     <w:p>
       <w:pPr>
-        <w:pStyle w:val="Heading3"/>
-      </w:pPr>
-      <w:r>
-        <w:t>What this example does not establish</w:t>
+        <w:spacing w:line="336" w:lineRule="auto" w:after="180"/>
+      </w:pPr>
+      <w:r>
+        <w:rPr>
+          <w:b w:val="0"/>
+        </w:rPr>
+        <w:t xml:space="preserve">Cover the result. Ask learners to name the </w:t>
+      </w:r>
+      <w:r>
+        <w:rPr>
+          <w:b/>
+        </w:rPr>
+        <w:t>input</w:t>
+      </w:r>
+      <w:r>
+        <w:rPr>
+          <w:b w:val="0"/>
+        </w:rPr>
+        <w:t xml:space="preserve">s and predict the next step. Uncover one step, connect the icon to the actual procedure, and explain its </w:t>
+      </w:r>
+      <w:r>
+        <w:rPr>
+          <w:b/>
+        </w:rPr>
+        <w:t>evidence</w:t>
+      </w:r>
+      <w:r>
+        <w:rPr>
+          <w:b w:val="0"/>
+        </w:rPr>
+        <w:t>. Then change the supplied condition and compare.</w:t>
       </w:r>
     </w:p>
     <w:p>
       <w:pPr>
-        <w:pStyle w:val="Heading3"/>
-      </w:pPr>
-      <w:r>
-        <w:t>Keep the stated limit</w:t>
+        <w:spacing w:line="336" w:lineRule="auto" w:after="180"/>
+      </w:pPr>
+      <w:r>
+        <w:rPr>
+          <w:b w:val="0"/>
+        </w:rPr>
+        <w:t>The picture is a representation; it does not document execution of a real AI model.</w:t>
       </w:r>
     </w:p>
     <w:p>
       <w:pPr>
-        <w:spacing w:line="336" w:lineRule="auto" w:after="180"/>
-        <w:shd w:fill="FFF5E6"/>
-      </w:pPr>
-      <w:r>
-        <w:rPr>
-          <w:b w:val="0"/>
-        </w:rPr>
-        <w:t>Environment records support rerunning; they do not certify correct sampling, labels or scientific interpretation.</w:t>
+        <w:pStyle w:val="Heading1"/>
+      </w:pPr>
+      <w:r>
+        <w:t>03. Model a step,then remove help</w:t>
       </w:r>
     </w:p>
     <w:p>
-      <w:pPr>
-        <w:pStyle w:val="Heading3"/>
-      </w:pPr>
-      <w:r>
-        <w:t>Change one thing in the pictured case</w:t>
+      <w:r>
+        <w:t>Collect each learner’s reasoning before showing a key.</w:t>
       </w:r>
     </w:p>
     <w:p>
       <w:pPr>
-        <w:pStyle w:val="Heading3"/>
-      </w:pPr>
-      <w:r>
-        <w:t>Change one thing</w:t>
+        <w:pStyle w:val="Heading2"/>
+      </w:pPr>
+      <w:r>
+        <w:t>Current completion task and checked reasoning</w:t>
       </w:r>
     </w:p>
     <w:p>
       <w:pPr>
         <w:spacing w:line="336" w:lineRule="auto" w:after="180"/>
-        <w:shd w:fill="F5F1FB"/>
       </w:pPr>
       <w:r>
         <w:rPr>
           <w:b w:val="0"/>
         </w:rPr>
-        <w:t>Change: The data file changes to 2,4,9.</w:t>
+        <w:t>Completion task: Folder contains seed 42 and final-score.txt, but no dataset, code or dependency record. Show the intermediate steps and give the conclusion with its scope.</w:t>
       </w:r>
     </w:p>
     <w:p>
       <w:pPr>
-        <w:pStyle w:val="Heading3"/>
-      </w:pPr>
-      <w:r>
-        <w:t>Predicted result</w:t>
+        <w:spacing w:line="336" w:lineRule="auto" w:after="180"/>
+      </w:pPr>
+      <w:r>
+        <w:rPr>
+          <w:b w:val="0"/>
+        </w:rPr>
+        <w:t>Teacher check: Teacher explanation: Replay cannot be established. Supply artifacts/versions and exact metric/settings; seed 42 alone cannot reconstruct the experiment.</w:t>
       </w:r>
     </w:p>
     <w:p>
       <w:pPr>
         <w:spacing w:line="336" w:lineRule="auto" w:after="180"/>
-        <w:shd w:fill="F1F6FC"/>
-      </w:pPr>
+      </w:pPr>
+      <w:r>
+        <w:rPr>
+          <w:b w:val="0"/>
+        </w:rPr>
+        <w:t xml:space="preserve">Start by identifying the given </w:t>
+      </w:r>
       <w:r>
         <w:rPr>
           <w:b/>
         </w:rPr>
-        <w:t>Prediction</w:t>
+        <w:t>input</w:t>
       </w:r>
       <w:r>
         <w:rPr>
           <w:b w:val="0"/>
         </w:rPr>
-        <w:t xml:space="preserve">: The mean becomes 15/3=5, and the saved </w:t>
-      </w:r>
-      <w:r>
-        <w:rPr>
-          <w:b/>
-        </w:rPr>
-        <w:t>input</w:t>
-      </w:r>
-      <w:r>
-        <w:rPr>
-          <w:b w:val="0"/>
-        </w:rPr>
-        <w:t xml:space="preserve"> hash must change.</w:t>
+        <w:t>s together. Leave the intermediate steps blank. If needed, model one step, then withdraw that help on the next step. Move to a full trace only when the partial trace is understood.</w:t>
       </w:r>
     </w:p>
     <w:p>
       <w:pPr>
-        <w:pStyle w:val="Heading3"/>
-      </w:pPr>
-      <w:r>
-        <w:t>Why the result follows</w:t>
+        <w:spacing w:line="336" w:lineRule="auto" w:after="180"/>
+      </w:pPr>
+      <w:r>
+        <w:rPr>
+          <w:b w:val="0"/>
+        </w:rPr>
+        <w:t>For partners, alternate explainer and checker; collect a response from every learner before discussion.</w:t>
       </w:r>
     </w:p>
     <w:p>
       <w:pPr>
-        <w:spacing w:line="336" w:lineRule="auto" w:after="180"/>
-        <w:shd w:fill="F1F6FC"/>
-      </w:pPr>
-      <w:r>
-        <w:rPr>
-          <w:b w:val="0"/>
-        </w:rPr>
-        <w:t xml:space="preserve">Reason: The calculation is the same but its </w:t>
-      </w:r>
-      <w:r>
-        <w:rPr>
-          <w:b/>
-        </w:rPr>
-        <w:t>input</w:t>
-      </w:r>
-      <w:r>
-        <w:rPr>
-          <w:b w:val="0"/>
-        </w:rPr>
-        <w:t xml:space="preserve"> records differ.</w:t>
+        <w:pStyle w:val="Heading2"/>
+      </w:pPr>
+      <w:r>
+        <w:t>Individual misconception check</w:t>
       </w:r>
     </w:p>
     <w:p>
       <w:pPr>
-        <w:pStyle w:val="Heading3"/>
-      </w:pPr>
-      <w:r>
-        <w:t>Ask while showing the picture</w:t>
+        <w:spacing w:line="336" w:lineRule="auto" w:after="180"/>
+      </w:pPr>
+      <w:r>
+        <w:rPr>
+          <w:b w:val="0"/>
+        </w:rPr>
+        <w:t>Use the worked case for Reproducible environment and records. Proposed explanation: “The worked result establishes every future case”. Decide whether this explanation is supported.</w:t>
       </w:r>
     </w:p>
     <w:p>
       <w:pPr>
-        <w:pStyle w:val="Heading3"/>
-      </w:pPr>
-      <w:r>
-        <w:t>Ask while showing the picture · 5</w:t>
+        <w:spacing w:line="336" w:lineRule="auto" w:after="180"/>
+      </w:pPr>
+      <w:r>
+        <w:rPr>
+          <w:b w:val="0"/>
+        </w:rPr>
+        <w:t>Point to the step or supplied fact that decides; explain your repair if needed.</w:t>
       </w:r>
     </w:p>
     <w:p>
@@ -1733,31 +2958,7 @@
         <w:rPr>
           <w:b w:val="0"/>
         </w:rPr>
-        <w:t xml:space="preserve">Cover the result. Ask learners to name the </w:t>
-      </w:r>
-      <w:r>
-        <w:rPr>
-          <w:b/>
-        </w:rPr>
-        <w:t>input</w:t>
-      </w:r>
-      <w:r>
-        <w:rPr>
-          <w:b w:val="0"/>
-        </w:rPr>
-        <w:t xml:space="preserve">s and predict the next step. Uncover one step, connect the icon to the actual procedure, and explain its </w:t>
-      </w:r>
-      <w:r>
-        <w:rPr>
-          <w:b/>
-        </w:rPr>
-        <w:t>evidence</w:t>
-      </w:r>
-      <w:r>
-        <w:rPr>
-          <w:b w:val="0"/>
-        </w:rPr>
-        <w:t>. Then change the supplied condition and compare.</w:t>
+        <w:t>Expected correction: Reproducibility supports checking the computation, not automatic validity of the research claim.</w:t>
       </w:r>
     </w:p>
     <w:p>
@@ -1768,20 +2969,262 @@
         <w:rPr>
           <w:b w:val="0"/>
         </w:rPr>
-        <w:t>The picture is a representation; it does not document execution of a real AI model.</w:t>
+        <w:t>Collect explanations, not only yes/no votes. If a misunderstanding is common, re-model the relevant step for the class.</w:t>
       </w:r>
     </w:p>
     <w:p>
       <w:pPr>
-        <w:pStyle w:val="Heading1"/>
-      </w:pPr>
-      <w:r>
-        <w:t>03. Demonstrate and guide practice</w:t>
+        <w:spacing w:line="336" w:lineRule="auto" w:after="180"/>
+      </w:pPr>
+      <w:r>
+        <w:rPr>
+          <w:b w:val="0"/>
+        </w:rPr>
+        <w:t>If it affects a few learners, give a short targeted group explanation while others solve a more demanding variation.</w:t>
       </w:r>
     </w:p>
     <w:p>
-      <w:r>
-        <w:t>Demonstrate Reproducible environment and records, reduce support deliberately and check individual reasoning before discussing answers.</w:t>
+      <w:pPr>
+        <w:pStyle w:val="Heading2"/>
+      </w:pPr>
+      <w:r>
+        <w:t>Pictured reasoning and changed case</w:t>
+      </w:r>
+    </w:p>
+    <w:p>
+      <w:pPr>
+        <w:spacing w:line="336" w:lineRule="auto" w:after="180"/>
+      </w:pPr>
+      <w:r>
+        <w:rPr>
+          <w:b w:val="0"/>
+        </w:rPr>
+        <w:t xml:space="preserve">Trace the recorded mean for 2,4,6 and its changed result for 2,4,9. Which artefacts must accompany the </w:t>
+      </w:r>
+      <w:r>
+        <w:rPr>
+          <w:b/>
+        </w:rPr>
+        <w:t>output</w:t>
+      </w:r>
+      <w:r>
+        <w:rPr>
+          <w:b w:val="0"/>
+        </w:rPr>
+        <w:t xml:space="preserve"> so another team can identify the exact run?</w:t>
+      </w:r>
+    </w:p>
+    <w:p>
+      <w:pPr>
+        <w:spacing w:line="336" w:lineRule="auto" w:after="180"/>
+      </w:pPr>
+      <w:r>
+        <w:rPr>
+          <w:b w:val="0"/>
+        </w:rPr>
+        <w:t xml:space="preserve">Use the three recorded values, not a similarly named edited file. Sum is 12; count is 3; mean is 4. Retain script version, environment description and data hash with the </w:t>
+      </w:r>
+      <w:r>
+        <w:rPr>
+          <w:b/>
+        </w:rPr>
+        <w:t>output</w:t>
+      </w:r>
+      <w:r>
+        <w:rPr>
+          <w:b w:val="0"/>
+        </w:rPr>
+        <w:t>.</w:t>
+      </w:r>
+    </w:p>
+    <w:p>
+      <w:pPr>
+        <w:spacing w:line="336" w:lineRule="auto" w:after="180"/>
+      </w:pPr>
+      <w:r>
+        <w:rPr>
+          <w:b w:val="0"/>
+        </w:rPr>
+        <w:t xml:space="preserve">Changed case: The mean becomes 15/3=5, and the saved </w:t>
+      </w:r>
+      <w:r>
+        <w:rPr>
+          <w:b/>
+        </w:rPr>
+        <w:t>input</w:t>
+      </w:r>
+      <w:r>
+        <w:rPr>
+          <w:b w:val="0"/>
+        </w:rPr>
+        <w:t xml:space="preserve"> hash must change. The calculation is the same but its </w:t>
+      </w:r>
+      <w:r>
+        <w:rPr>
+          <w:b/>
+        </w:rPr>
+        <w:t>input</w:t>
+      </w:r>
+      <w:r>
+        <w:rPr>
+          <w:b w:val="0"/>
+        </w:rPr>
+        <w:t xml:space="preserve"> records differ.</w:t>
+      </w:r>
+    </w:p>
+    <w:p>
+      <w:pPr>
+        <w:spacing w:line="336" w:lineRule="auto" w:after="180"/>
+      </w:pPr>
+      <w:r>
+        <w:rPr>
+          <w:b w:val="0"/>
+        </w:rPr>
+        <w:t xml:space="preserve">Changed-case reasoning: The mean becomes 15/3=5, and the saved </w:t>
+      </w:r>
+      <w:r>
+        <w:rPr>
+          <w:b/>
+        </w:rPr>
+        <w:t>input</w:t>
+      </w:r>
+      <w:r>
+        <w:rPr>
+          <w:b w:val="0"/>
+        </w:rPr>
+        <w:t xml:space="preserve"> hash must change. The calculation is the same but its </w:t>
+      </w:r>
+      <w:r>
+        <w:rPr>
+          <w:b/>
+        </w:rPr>
+        <w:t>input</w:t>
+      </w:r>
+      <w:r>
+        <w:rPr>
+          <w:b w:val="0"/>
+        </w:rPr>
+        <w:t xml:space="preserve"> records differ.</w:t>
+      </w:r>
+    </w:p>
+    <w:p>
+      <w:pPr>
+        <w:spacing w:line="336" w:lineRule="auto" w:after="180"/>
+      </w:pPr>
+      <w:r>
+        <w:rPr>
+          <w:b w:val="0"/>
+        </w:rPr>
+        <w:t xml:space="preserve">Collect each learner’s explanation before discussion. Use the first missing connection between </w:t>
+      </w:r>
+      <w:r>
+        <w:rPr>
+          <w:b/>
+        </w:rPr>
+        <w:t>input</w:t>
+      </w:r>
+      <w:r>
+        <w:rPr>
+          <w:b w:val="0"/>
+        </w:rPr>
+        <w:t xml:space="preserve">, deciding step and result to choose support. This question is worked-case practice, not fresh mastery </w:t>
+      </w:r>
+      <w:r>
+        <w:rPr>
+          <w:b/>
+        </w:rPr>
+        <w:t>evidence</w:t>
+      </w:r>
+      <w:r>
+        <w:rPr>
+          <w:b w:val="0"/>
+        </w:rPr>
+        <w:t>.</w:t>
+      </w:r>
+    </w:p>
+    <w:p>
+      <w:pPr>
+        <w:pStyle w:val="Heading2"/>
+      </w:pPr>
+      <w:r>
+        <w:t>Accessible support and extension</w:t>
+      </w:r>
+    </w:p>
+    <w:p>
+      <w:pPr>
+        <w:spacing w:line="336" w:lineRule="auto" w:after="180"/>
+      </w:pPr>
+      <w:r>
+        <w:rPr>
+          <w:b w:val="0"/>
+        </w:rPr>
+        <w:t xml:space="preserve">Use the worked example in Sections 3 and 6. Collect a </w:t>
+      </w:r>
+      <w:r>
+        <w:rPr>
+          <w:b/>
+        </w:rPr>
+        <w:t>prediction</w:t>
+      </w:r>
+      <w:r>
+        <w:rPr>
+          <w:b w:val="0"/>
+        </w:rPr>
+        <w:t xml:space="preserve"> before revealing its result; ask the learner to point to each intermediate fact.</w:t>
+      </w:r>
+    </w:p>
+    <w:p>
+      <w:pPr>
+        <w:spacing w:line="336" w:lineRule="auto" w:after="180"/>
+      </w:pPr>
+      <w:r>
+        <w:rPr>
+          <w:b w:val="0"/>
+        </w:rPr>
+        <w:t xml:space="preserve">Provide an </w:t>
+      </w:r>
+      <w:r>
+        <w:rPr>
+          <w:b/>
+        </w:rPr>
+        <w:t>input</w:t>
+      </w:r>
+      <w:r>
+        <w:rPr>
+          <w:b w:val="0"/>
+        </w:rPr>
+        <w:t>/procedure/result/limit frame and a calculator when needed. Ask students to identify the first step before completing the whole trace.</w:t>
+      </w:r>
+    </w:p>
+    <w:p>
+      <w:pPr>
+        <w:spacing w:line="336" w:lineRule="auto" w:after="180"/>
+      </w:pPr>
+      <w:r>
+        <w:rPr>
+          <w:b w:val="0"/>
+        </w:rPr>
+        <w:t xml:space="preserve">Extension: compare two concrete variants of this </w:t>
+      </w:r>
+      <w:r>
+        <w:rPr>
+          <w:b/>
+        </w:rPr>
+        <w:t>mechanism</w:t>
+      </w:r>
+      <w:r>
+        <w:rPr>
+          <w:b w:val="0"/>
+        </w:rPr>
+        <w:t xml:space="preserve"> while holding unrelated conditions fixed; report both successful and unsuccessful outcomes.</w:t>
+      </w:r>
+    </w:p>
+    <w:p>
+      <w:pPr>
+        <w:pStyle w:val="Heading2"/>
+      </w:pPr>
+      <w:r>
+        <w:t>Earlier wording, alternatives and picture transcripts · reference / check after trying</w:t>
       </w:r>
     </w:p>
     <w:tbl>
@@ -1998,71 +3441,26 @@
     </w:tbl>
     <w:p>
       <w:pPr>
-        <w:spacing w:line="336" w:lineRule="auto" w:after="180"/>
-      </w:pPr>
-      <w:r>
-        <w:rPr>
-          <w:b w:val="0"/>
-        </w:rPr>
-        <w:t xml:space="preserve">Use the worked example in Sections 3 and 6. Collect a </w:t>
-      </w:r>
-      <w:r>
-        <w:rPr>
-          <w:b/>
-        </w:rPr>
-        <w:t>prediction</w:t>
-      </w:r>
-      <w:r>
-        <w:rPr>
-          <w:b w:val="0"/>
-        </w:rPr>
-        <w:t xml:space="preserve"> before revealing its result; ask the learner to point to each intermediate fact.</w:t>
+        <w:pStyle w:val="Heading3"/>
+      </w:pPr>
+      <w:r>
+        <w:t>Reduce help deliberately</w:t>
       </w:r>
     </w:p>
     <w:p>
       <w:pPr>
-        <w:spacing w:line="336" w:lineRule="auto" w:after="180"/>
-      </w:pPr>
-      <w:r>
-        <w:rPr>
-          <w:b w:val="0"/>
-        </w:rPr>
-        <w:t xml:space="preserve">Provide an </w:t>
-      </w:r>
-      <w:r>
-        <w:rPr>
-          <w:b/>
-        </w:rPr>
-        <w:t>input</w:t>
-      </w:r>
-      <w:r>
-        <w:rPr>
-          <w:b w:val="0"/>
-        </w:rPr>
-        <w:t>/procedure/result/limit frame and a calculator when needed. Ask students to identify the first step before completing the whole trace.</w:t>
+        <w:pStyle w:val="Heading3"/>
+      </w:pPr>
+      <w:r>
+        <w:t>Individual reasoning check</w:t>
       </w:r>
     </w:p>
     <w:p>
       <w:pPr>
-        <w:spacing w:line="336" w:lineRule="auto" w:after="180"/>
-      </w:pPr>
-      <w:r>
-        <w:rPr>
-          <w:b w:val="0"/>
-        </w:rPr>
-        <w:t xml:space="preserve">Extension: compare two concrete variants of this </w:t>
-      </w:r>
-      <w:r>
-        <w:rPr>
-          <w:b/>
-        </w:rPr>
-        <w:t>mechanism</w:t>
-      </w:r>
-      <w:r>
-        <w:rPr>
-          <w:b w:val="0"/>
-        </w:rPr>
-        <w:t xml:space="preserve"> while holding unrelated conditions fixed; report both successful and unsuccessful outcomes.</w:t>
+        <w:pStyle w:val="Heading3"/>
+      </w:pPr>
+      <w:r>
+        <w:t>Pictorial practice question</w:t>
       </w:r>
     </w:p>
     <w:p>
@@ -2070,47 +3468,39 @@
         <w:pStyle w:val="Heading3"/>
       </w:pPr>
       <w:r>
-        <w:t>Reduce help deliberately</w:t>
+        <w:t>Reasoned teacher answer</w:t>
       </w:r>
     </w:p>
     <w:p>
       <w:pPr>
-        <w:pStyle w:val="Heading3"/>
-      </w:pPr>
-      <w:r>
-        <w:t>Completion practice</w:t>
+        <w:pStyle w:val="Heading1"/>
+      </w:pPr>
+      <w:r>
+        <w:t>04. Run the complete supplied investigation</w:t>
       </w:r>
     </w:p>
     <w:p>
-      <w:pPr>
-        <w:spacing w:line="336" w:lineRule="auto" w:after="180"/>
-        <w:shd w:fill="F5F1FB"/>
-      </w:pPr>
-      <w:r>
-        <w:rPr>
-          <w:b w:val="0"/>
-        </w:rPr>
-        <w:t>Completion task: Folder contains seed42 and final-score.txt, but no dataset, code or dependency record. Show the intermediate steps and give the conclusion with its scope.</w:t>
+      <w:r>
+        <w:t>Separate predictions,actual runs and paper traces.</w:t>
       </w:r>
     </w:p>
     <w:p>
       <w:pPr>
-        <w:pStyle w:val="Heading3"/>
-      </w:pPr>
-      <w:r>
-        <w:t>Reasoning to listen for</w:t>
+        <w:pStyle w:val="Heading2"/>
+      </w:pPr>
+      <w:r>
+        <w:t>Complete inputs,expected results and limits</w:t>
       </w:r>
     </w:p>
     <w:p>
       <w:pPr>
         <w:spacing w:line="336" w:lineRule="auto" w:after="180"/>
-        <w:shd w:fill="F1F6FC"/>
       </w:pPr>
       <w:r>
         <w:rPr>
           <w:b w:val="0"/>
         </w:rPr>
-        <w:t>Teacher check: Teacher explanation: Replay cannot be established. Supply artifacts/versions and exact metric/settings; seed42 alone cannot reconstruct the experiment.</w:t>
+        <w:t>Main: seed 42 and final-score.txt do not establish replay; dataset/split, code, preprocessing, versions, metric/configuration and raw outputs are missing. Picture: means are four for 2, 4, 6 and five for 2, 4, 9. The local demonstration executes only that tiny calculation and records actual runtime plus exact-byte input/script hashes. Changed input has a different hash and run ID; the script stays fixed.</w:t>
       </w:r>
     </w:p>
     <w:p>
@@ -2121,38 +3511,26 @@
         <w:rPr>
           <w:b w:val="0"/>
         </w:rPr>
-        <w:t xml:space="preserve">Start by identifying the given </w:t>
-      </w:r>
-      <w:r>
-        <w:rPr>
-          <w:b/>
-        </w:rPr>
-        <w:t>input</w:t>
-      </w:r>
-      <w:r>
-        <w:rPr>
-          <w:b w:val="0"/>
-        </w:rPr>
-        <w:t>s together. Leave the intermediate steps blank. If needed, model one step, then withdraw that help on the next step. Move to a full trace only when the partial trace is understood.</w:t>
+        <w:t>Independent case: changed preprocessing and data version require a new run identity, preserved original artifacts/results and a record of the changed versions, settings and lineage. Do not overwrite old evidence or present the new procedure under the old identity. Reproducibility does not establish sound sampling, labels or scientific interpretation.</w:t>
       </w:r>
     </w:p>
     <w:p>
       <w:pPr>
-        <w:spacing w:line="336" w:lineRule="auto" w:after="180"/>
-      </w:pPr>
-      <w:r>
-        <w:rPr>
-          <w:b w:val="0"/>
-        </w:rPr>
-        <w:t>For partners, alternate explainer and checker; collect a response from every learner before discussion.</w:t>
+        <w:pStyle w:val="Heading2"/>
+      </w:pPr>
+      <w:r>
+        <w:t>Diagnose the current misconceptions</w:t>
       </w:r>
     </w:p>
     <w:p>
       <w:pPr>
-        <w:pStyle w:val="Heading3"/>
-      </w:pPr>
-      <w:r>
-        <w:t>Individual reasoning check</w:t>
+        <w:spacing w:line="336" w:lineRule="auto" w:after="180"/>
+      </w:pPr>
+      <w:r>
+        <w:rPr>
+          <w:b w:val="0"/>
+        </w:rPr>
+        <w:t>The worked result establishes every future case: Reproducibility supports checking the computation, not automatic validity of the research claim.</w:t>
       </w:r>
     </w:p>
     <w:p>
@@ -2163,7 +3541,31 @@
         <w:rPr>
           <w:b w:val="0"/>
         </w:rPr>
-        <w:t>Use the worked case for Reproducible environment and records. Proposed explanation: “The worked result establishes every future case”. Decide whether this explanation is supported.</w:t>
+        <w:t xml:space="preserve">A missing </w:t>
+      </w:r>
+      <w:r>
+        <w:rPr>
+          <w:b/>
+        </w:rPr>
+        <w:t>input</w:t>
+      </w:r>
+      <w:r>
+        <w:rPr>
+          <w:b w:val="0"/>
+        </w:rPr>
+        <w:t xml:space="preserve"> may be replaced without recording the change: A replacement changes the </w:t>
+      </w:r>
+      <w:r>
+        <w:rPr>
+          <w:b/>
+        </w:rPr>
+        <w:t>evidence</w:t>
+      </w:r>
+      <w:r>
+        <w:rPr>
+          <w:b w:val="0"/>
+        </w:rPr>
+        <w:t xml:space="preserve"> or contract. Record the change and its justification; do not silently turn unknown into a measured value.</w:t>
       </w:r>
     </w:p>
     <w:p>
@@ -2174,342 +3576,62 @@
         <w:rPr>
           <w:b w:val="0"/>
         </w:rPr>
-        <w:t>Point to the step or supplied fact that decides; explain your repair if needed.</w:t>
+        <w:t xml:space="preserve">Repeating an assessed case is new independent </w:t>
+      </w:r>
+      <w:r>
+        <w:rPr>
+          <w:b/>
+        </w:rPr>
+        <w:t>evidence</w:t>
+      </w:r>
+      <w:r>
+        <w:rPr>
+          <w:b w:val="0"/>
+        </w:rPr>
+        <w:t>: A replay checks consistency. An example used for feedback or revision cannot later be described as untouched final evaluation.</w:t>
       </w:r>
     </w:p>
     <w:p>
       <w:pPr>
-        <w:pStyle w:val="Heading3"/>
-      </w:pPr>
-      <w:r>
-        <w:t>Expected repair</w:t>
+        <w:spacing w:line="336" w:lineRule="auto" w:after="180"/>
+      </w:pPr>
+      <w:r>
+        <w:rPr>
+          <w:b w:val="0"/>
+        </w:rPr>
+        <w:t xml:space="preserve">Use Section 9 for the </w:t>
+      </w:r>
+      <w:r>
+        <w:rPr>
+          <w:b/>
+        </w:rPr>
+        <w:t>evidence</w:t>
+      </w:r>
+      <w:r>
+        <w:rPr>
+          <w:b w:val="0"/>
+        </w:rPr>
+        <w:t xml:space="preserve"> ledger. Add a boundary or missing-</w:t>
+      </w:r>
+      <w:r>
+        <w:rPr>
+          <w:b/>
+        </w:rPr>
+        <w:t>input</w:t>
+      </w:r>
+      <w:r>
+        <w:rPr>
+          <w:b w:val="0"/>
+        </w:rPr>
+        <w:t xml:space="preserve"> case and record the expected response before checking. More successful repeats of one case do not establish wider coverage.</w:t>
       </w:r>
     </w:p>
     <w:p>
       <w:pPr>
-        <w:spacing w:line="336" w:lineRule="auto" w:after="180"/>
-        <w:shd w:fill="F1F6FC"/>
-      </w:pPr>
-      <w:r>
-        <w:rPr>
-          <w:b w:val="0"/>
-        </w:rPr>
-        <w:t>Expected correction: Reproducibility supports checking the computation, not automatic validity of the research claim.</w:t>
-      </w:r>
-    </w:p>
-    <w:p>
-      <w:pPr>
-        <w:spacing w:line="336" w:lineRule="auto" w:after="180"/>
-      </w:pPr>
-      <w:r>
-        <w:rPr>
-          <w:b w:val="0"/>
-        </w:rPr>
-        <w:t>Collect explanations, not only yes/no votes. If a misunderstanding is common, re-model the relevant step for the class.</w:t>
-      </w:r>
-    </w:p>
-    <w:p>
-      <w:pPr>
-        <w:spacing w:line="336" w:lineRule="auto" w:after="180"/>
-      </w:pPr>
-      <w:r>
-        <w:rPr>
-          <w:b w:val="0"/>
-        </w:rPr>
-        <w:t>If it affects a few learners, give a short targeted group explanation while others solve a more demanding variation.</w:t>
-      </w:r>
-    </w:p>
-    <w:p>
-      <w:pPr>
-        <w:pStyle w:val="Heading3"/>
-      </w:pPr>
-      <w:r>
-        <w:t>Pictorial practice question</w:t>
-      </w:r>
-    </w:p>
-    <w:p>
-      <w:pPr>
-        <w:spacing w:line="336" w:lineRule="auto" w:after="180"/>
-        <w:shd w:fill="F5F1FB"/>
-      </w:pPr>
-      <w:r>
-        <w:rPr>
-          <w:b w:val="0"/>
-        </w:rPr>
-        <w:t xml:space="preserve">Trace the recorded mean for 2,4,6 and its changed result for 2,4,9. Which artefacts must accompany the </w:t>
-      </w:r>
-      <w:r>
-        <w:rPr>
-          <w:b/>
-        </w:rPr>
-        <w:t>output</w:t>
-      </w:r>
-      <w:r>
-        <w:rPr>
-          <w:b w:val="0"/>
-        </w:rPr>
-        <w:t xml:space="preserve"> so another team can identify the exact run?</w:t>
-      </w:r>
-    </w:p>
-    <w:p>
-      <w:pPr>
-        <w:pStyle w:val="Heading3"/>
-      </w:pPr>
-      <w:r>
-        <w:t>Reasoned teacher answer</w:t>
-      </w:r>
-    </w:p>
-    <w:p>
-      <w:pPr>
-        <w:spacing w:line="336" w:lineRule="auto" w:after="180"/>
-      </w:pPr>
-      <w:r>
-        <w:rPr>
-          <w:b w:val="0"/>
-        </w:rPr>
-        <w:t xml:space="preserve">Use the three recorded values, not a similarly named edited file. Sum is 12; count is 3; mean is 4. Retain script version, environment description and data hash with the </w:t>
-      </w:r>
-      <w:r>
-        <w:rPr>
-          <w:b/>
-        </w:rPr>
-        <w:t>output</w:t>
-      </w:r>
-      <w:r>
-        <w:rPr>
-          <w:b w:val="0"/>
-        </w:rPr>
-        <w:t>.</w:t>
-      </w:r>
-    </w:p>
-    <w:p>
-      <w:pPr>
-        <w:spacing w:line="336" w:lineRule="auto" w:after="180"/>
-      </w:pPr>
-      <w:r>
-        <w:rPr>
-          <w:b w:val="0"/>
-        </w:rPr>
-        <w:t xml:space="preserve">Changed case: The mean becomes 15/3=5, and the saved </w:t>
-      </w:r>
-      <w:r>
-        <w:rPr>
-          <w:b/>
-        </w:rPr>
-        <w:t>input</w:t>
-      </w:r>
-      <w:r>
-        <w:rPr>
-          <w:b w:val="0"/>
-        </w:rPr>
-        <w:t xml:space="preserve"> hash must change. The calculation is the same but its </w:t>
-      </w:r>
-      <w:r>
-        <w:rPr>
-          <w:b/>
-        </w:rPr>
-        <w:t>input</w:t>
-      </w:r>
-      <w:r>
-        <w:rPr>
-          <w:b w:val="0"/>
-        </w:rPr>
-        <w:t xml:space="preserve"> records differ.</w:t>
-      </w:r>
-    </w:p>
-    <w:p>
-      <w:pPr>
-        <w:spacing w:line="336" w:lineRule="auto" w:after="180"/>
-      </w:pPr>
-      <w:r>
-        <w:rPr>
-          <w:b w:val="0"/>
-        </w:rPr>
-        <w:t xml:space="preserve">Changed-case reasoning: The mean becomes 15/3=5, and the saved </w:t>
-      </w:r>
-      <w:r>
-        <w:rPr>
-          <w:b/>
-        </w:rPr>
-        <w:t>input</w:t>
-      </w:r>
-      <w:r>
-        <w:rPr>
-          <w:b w:val="0"/>
-        </w:rPr>
-        <w:t xml:space="preserve"> hash must change. The calculation is the same but its </w:t>
-      </w:r>
-      <w:r>
-        <w:rPr>
-          <w:b/>
-        </w:rPr>
-        <w:t>input</w:t>
-      </w:r>
-      <w:r>
-        <w:rPr>
-          <w:b w:val="0"/>
-        </w:rPr>
-        <w:t xml:space="preserve"> records differ.</w:t>
-      </w:r>
-    </w:p>
-    <w:p>
-      <w:pPr>
-        <w:spacing w:line="336" w:lineRule="auto" w:after="180"/>
-      </w:pPr>
-      <w:r>
-        <w:rPr>
-          <w:b w:val="0"/>
-        </w:rPr>
-        <w:t xml:space="preserve">Collect each learner’s explanation before discussion. Use the first missing connection between </w:t>
-      </w:r>
-      <w:r>
-        <w:rPr>
-          <w:b/>
-        </w:rPr>
-        <w:t>input</w:t>
-      </w:r>
-      <w:r>
-        <w:rPr>
-          <w:b w:val="0"/>
-        </w:rPr>
-        <w:t xml:space="preserve">, deciding step and result to choose support. This question is worked-case practice, not fresh mastery </w:t>
-      </w:r>
-      <w:r>
-        <w:rPr>
-          <w:b/>
-        </w:rPr>
-        <w:t>evidence</w:t>
-      </w:r>
-      <w:r>
-        <w:rPr>
-          <w:b w:val="0"/>
-        </w:rPr>
-        <w:t>.</w:t>
-      </w:r>
-    </w:p>
-    <w:p>
-      <w:pPr>
-        <w:pStyle w:val="Heading1"/>
-      </w:pPr>
-      <w:r>
-        <w:t>04. Run the investigation and diagnose misconceptions</w:t>
-      </w:r>
-    </w:p>
-    <w:p>
-      <w:r>
-        <w:t>Run the Reproducible environment and records investigation and use the first unsupported step to choose a teaching response.</w:t>
-      </w:r>
-    </w:p>
-    <w:p>
-      <w:pPr>
-        <w:spacing w:line="336" w:lineRule="auto" w:after="180"/>
-      </w:pPr>
-      <w:r>
-        <w:rPr>
-          <w:b w:val="0"/>
-        </w:rPr>
-        <w:t>The worked result establishes every future case: Reproducibility supports checking the computation, not automatic validity of the research claim.</w:t>
-      </w:r>
-    </w:p>
-    <w:p>
-      <w:pPr>
-        <w:spacing w:line="336" w:lineRule="auto" w:after="180"/>
-      </w:pPr>
-      <w:r>
-        <w:rPr>
-          <w:b w:val="0"/>
-        </w:rPr>
-        <w:t xml:space="preserve">A missing </w:t>
-      </w:r>
-      <w:r>
-        <w:rPr>
-          <w:b/>
-        </w:rPr>
-        <w:t>input</w:t>
-      </w:r>
-      <w:r>
-        <w:rPr>
-          <w:b w:val="0"/>
-        </w:rPr>
-        <w:t xml:space="preserve"> may be replaced without recording the change: A replacement changes the </w:t>
-      </w:r>
-      <w:r>
-        <w:rPr>
-          <w:b/>
-        </w:rPr>
-        <w:t>evidence</w:t>
-      </w:r>
-      <w:r>
-        <w:rPr>
-          <w:b w:val="0"/>
-        </w:rPr>
-        <w:t xml:space="preserve"> or contract. Record the change and its justification; do not silently turn unknown into a measured value.</w:t>
-      </w:r>
-    </w:p>
-    <w:p>
-      <w:pPr>
-        <w:spacing w:line="336" w:lineRule="auto" w:after="180"/>
-      </w:pPr>
-      <w:r>
-        <w:rPr>
-          <w:b w:val="0"/>
-        </w:rPr>
-        <w:t xml:space="preserve">Repeating an assessed case is new independent </w:t>
-      </w:r>
-      <w:r>
-        <w:rPr>
-          <w:b/>
-        </w:rPr>
-        <w:t>evidence</w:t>
-      </w:r>
-      <w:r>
-        <w:rPr>
-          <w:b w:val="0"/>
-        </w:rPr>
-        <w:t>: A replay checks consistency. An example used for feedback or revision cannot later be described as untouched final evaluation.</w:t>
-      </w:r>
-    </w:p>
-    <w:p>
-      <w:pPr>
-        <w:spacing w:line="336" w:lineRule="auto" w:after="180"/>
-      </w:pPr>
-      <w:r>
-        <w:rPr>
-          <w:b w:val="0"/>
-        </w:rPr>
-        <w:t xml:space="preserve">Use Section 9 for the </w:t>
-      </w:r>
-      <w:r>
-        <w:rPr>
-          <w:b/>
-        </w:rPr>
-        <w:t>evidence</w:t>
-      </w:r>
-      <w:r>
-        <w:rPr>
-          <w:b w:val="0"/>
-        </w:rPr>
-        <w:t xml:space="preserve"> ledger. Add a boundary or missing-</w:t>
-      </w:r>
-      <w:r>
-        <w:rPr>
-          <w:b/>
-        </w:rPr>
-        <w:t>input</w:t>
-      </w:r>
-      <w:r>
-        <w:rPr>
-          <w:b w:val="0"/>
-        </w:rPr>
-        <w:t xml:space="preserve"> case and record the expected response before checking. More successful repeats of one case do not establish wider coverage.</w:t>
-      </w:r>
-    </w:p>
-    <w:p>
-      <w:pPr>
-        <w:pStyle w:val="Heading3"/>
-      </w:pPr>
-      <w:r>
-        <w:t>Match the support to the first error</w:t>
+        <w:pStyle w:val="Heading2"/>
+      </w:pPr>
+      <w:r>
+        <w:t>Choose accessible support</w:t>
       </w:r>
     </w:p>
     <w:tbl>
@@ -2682,45 +3804,39 @@
     </w:p>
     <w:p>
       <w:pPr>
-        <w:pStyle w:val="Heading1"/>
-      </w:pPr>
-      <w:r>
-        <w:t>05. Assess and explain the answers</w:t>
+        <w:pStyle w:val="Heading2"/>
+      </w:pPr>
+      <w:r>
+        <w:t>Earlier wording, alternatives and picture transcripts · reference / check after trying</w:t>
       </w:r>
     </w:p>
     <w:p>
-      <w:r>
-        <w:t>Use the Reproducible environment and records questions, teacher keys and criteria after the relevant attempts. Previously discussed cases are practice; protect the separately selected independent task.</w:t>
+      <w:pPr>
+        <w:pStyle w:val="Heading3"/>
+      </w:pPr>
+      <w:r>
+        <w:t>Match the support to the first error</w:t>
       </w:r>
     </w:p>
     <w:p>
       <w:pPr>
-        <w:pStyle w:val="Heading3"/>
-      </w:pPr>
-      <w:r>
-        <w:t>Guided and exit questions</w:t>
+        <w:pStyle w:val="Heading1"/>
+      </w:pPr>
+      <w:r>
+        <w:t>05. Assess the new research scenario</w:t>
       </w:r>
     </w:p>
     <w:p>
-      <w:pPr>
-        <w:spacing w:line="336" w:lineRule="auto" w:after="180"/>
-      </w:pPr>
-      <w:r>
-        <w:rPr>
-          <w:b w:val="0"/>
-        </w:rPr>
-        <w:t>Guided: Replay cannot be established. Supply artifacts/versions and exact metric/settings; seed42 alone cannot reconstruct the experiment.</w:t>
+      <w:r>
+        <w:t>Keep the selected answer private until after a first attempt.</w:t>
       </w:r>
     </w:p>
     <w:p>
       <w:pPr>
-        <w:spacing w:line="336" w:lineRule="auto" w:after="180"/>
-      </w:pPr>
-      <w:r>
-        <w:rPr>
-          <w:b w:val="0"/>
-        </w:rPr>
-        <w:t>Qualification: Reproducibility supports checking the computation, not automatic validity of the research claim.</w:t>
+        <w:pStyle w:val="Heading2"/>
+      </w:pPr>
+      <w:r>
+        <w:t>Selected independent task and checked answer</w:t>
       </w:r>
     </w:p>
     <w:p>
@@ -2731,607 +3847,50 @@
         <w:rPr>
           <w:b w:val="0"/>
         </w:rPr>
-        <w:t xml:space="preserve">Exit: accept a concrete variation with its predicted outcome and a stated condition that would challenge the </w:t>
+        <w:t>Selected case: Partner changes pre</w:t>
       </w:r>
       <w:r>
         <w:rPr>
           <w:b/>
         </w:rPr>
-        <w:t>mechanism</w:t>
+        <w:t>process</w:t>
       </w:r>
       <w:r>
         <w:rPr>
           <w:b w:val="0"/>
         </w:rPr>
-        <w:t xml:space="preserve">; reject a claim resting on unmeasured </w:t>
-      </w:r>
-      <w:r>
-        <w:rPr>
-          <w:b/>
-        </w:rPr>
-        <w:t>evidence</w:t>
-      </w:r>
-      <w:r>
-        <w:rPr>
-          <w:b w:val="0"/>
-        </w:rPr>
-        <w:t>.</w:t>
+        <w:t>ing and data version while keeping old run ID. What must be preserved?</w:t>
       </w:r>
     </w:p>
     <w:p>
       <w:pPr>
-        <w:pStyle w:val="Heading3"/>
-      </w:pPr>
-      <w:r>
-        <w:t>W1 Explain the mechanism</w:t>
+        <w:spacing w:line="336" w:lineRule="auto" w:after="180"/>
+      </w:pPr>
+      <w:r>
+        <w:rPr>
+          <w:b w:val="0"/>
+        </w:rPr>
+        <w:t xml:space="preserve">Teacher explanation: Preserve original artifacts/results, assign a new run/version and document changes. Different </w:t>
+      </w:r>
+      <w:r>
+        <w:rPr>
+          <w:b/>
+        </w:rPr>
+        <w:t>input</w:t>
+      </w:r>
+      <w:r>
+        <w:rPr>
+          <w:b w:val="0"/>
+        </w:rPr>
+        <w:t>s define a different comparison.</w:t>
       </w:r>
     </w:p>
     <w:p>
       <w:pPr>
-        <w:pStyle w:val="Heading3"/>
-      </w:pPr>
-      <w:r>
-        <w:t>Workbook question · W1</w:t>
-      </w:r>
-    </w:p>
-    <w:p>
-      <w:pPr>
-        <w:spacing w:line="336" w:lineRule="auto" w:after="180"/>
-        <w:shd w:fill="F5F1FB"/>
-      </w:pPr>
-      <w:r>
-        <w:rPr>
-          <w:b w:val="0"/>
-        </w:rPr>
-        <w:t xml:space="preserve">Explain the weekly </w:t>
-      </w:r>
-      <w:r>
-        <w:rPr>
-          <w:b/>
-        </w:rPr>
-        <w:t>mechanism</w:t>
-      </w:r>
-      <w:r>
-        <w:rPr>
-          <w:b w:val="0"/>
-        </w:rPr>
-        <w:t xml:space="preserve"> in your own words. Use the worked scenario to name its </w:t>
-      </w:r>
-      <w:r>
-        <w:rPr>
-          <w:b/>
-        </w:rPr>
-        <w:t>input</w:t>
-      </w:r>
-      <w:r>
-        <w:rPr>
-          <w:b w:val="0"/>
-        </w:rPr>
-        <w:t xml:space="preserve">, decision rule and </w:t>
-      </w:r>
-      <w:r>
-        <w:rPr>
-          <w:b/>
-        </w:rPr>
-        <w:t>output</w:t>
-      </w:r>
-      <w:r>
-        <w:rPr>
-          <w:b w:val="0"/>
-        </w:rPr>
-        <w:t>.</w:t>
-      </w:r>
-    </w:p>
-    <w:p>
-      <w:pPr>
-        <w:pStyle w:val="Heading3"/>
-      </w:pPr>
-      <w:r>
-        <w:t>Teacher reasoning · W1</w:t>
-      </w:r>
-    </w:p>
-    <w:p>
-      <w:pPr>
-        <w:spacing w:line="336" w:lineRule="auto" w:after="180"/>
-        <w:shd w:fill="F1F6FC"/>
-      </w:pPr>
-      <w:r>
-        <w:rPr>
-          <w:b w:val="0"/>
-        </w:rPr>
-        <w:t>Teacher explanation: A reproducible environment record links code, data, configuration and runtime dependencies to results. A seed alone is insufficient.</w:t>
-      </w:r>
-    </w:p>
-    <w:p>
-      <w:pPr>
-        <w:spacing w:line="336" w:lineRule="auto" w:after="180"/>
-        <w:shd w:fill="F1F6FC"/>
-      </w:pPr>
-      <w:r>
-        <w:rPr>
-          <w:b w:val="0"/>
-        </w:rPr>
-        <w:t xml:space="preserve">Record exact data IDs/splits, code version, dependency versions, parameters, randomness policy and raw </w:t>
-      </w:r>
-      <w:r>
-        <w:rPr>
-          <w:b/>
-        </w:rPr>
-        <w:t>output</w:t>
-      </w:r>
-      <w:r>
-        <w:rPr>
-          <w:b w:val="0"/>
-        </w:rPr>
-        <w:t>s. Verify hashes for integrity without treating them as correctness proofs.</w:t>
-      </w:r>
-    </w:p>
-    <w:p>
-      <w:pPr>
-        <w:pStyle w:val="Heading3"/>
-      </w:pPr>
-      <w:r>
-        <w:t>W2 Trace the worked case</w:t>
-      </w:r>
-    </w:p>
-    <w:p>
-      <w:pPr>
-        <w:pStyle w:val="Heading3"/>
-      </w:pPr>
-      <w:r>
-        <w:t>Workbook question · W2</w:t>
-      </w:r>
-    </w:p>
-    <w:p>
-      <w:pPr>
-        <w:spacing w:line="336" w:lineRule="auto" w:after="180"/>
-        <w:shd w:fill="F5F1FB"/>
-      </w:pPr>
-      <w:r>
-        <w:rPr>
-          <w:b w:val="0"/>
-        </w:rPr>
-        <w:t>Folder contains seed42 and final-score.txt, but no dataset, code or dependency record. Show the intermediate steps and give the conclusion with its scope.</w:t>
-      </w:r>
-    </w:p>
-    <w:p>
-      <w:pPr>
-        <w:pStyle w:val="Heading3"/>
-      </w:pPr>
-      <w:r>
-        <w:t>Teacher reasoning · W2</w:t>
-      </w:r>
-    </w:p>
-    <w:p>
-      <w:pPr>
-        <w:spacing w:line="336" w:lineRule="auto" w:after="180"/>
-        <w:shd w:fill="F1F6FC"/>
-      </w:pPr>
-      <w:r>
-        <w:rPr>
-          <w:b w:val="0"/>
-        </w:rPr>
-        <w:t>Teacher explanation: Replay cannot be established. Supply artifacts/versions and exact metric/settings; seed42 alone cannot reconstruct the experiment.</w:t>
-      </w:r>
-    </w:p>
-    <w:p>
-      <w:pPr>
-        <w:pStyle w:val="Heading3"/>
-      </w:pPr>
-      <w:r>
-        <w:t>W3 Audit the limit</w:t>
-      </w:r>
-    </w:p>
-    <w:p>
-      <w:pPr>
-        <w:pStyle w:val="Heading3"/>
-      </w:pPr>
-      <w:r>
-        <w:t>Workbook question · W3</w:t>
-      </w:r>
-    </w:p>
-    <w:p>
-      <w:pPr>
-        <w:spacing w:line="336" w:lineRule="auto" w:after="180"/>
-        <w:shd w:fill="F5F1FB"/>
-      </w:pPr>
-      <w:r>
-        <w:rPr>
-          <w:b w:val="0"/>
-        </w:rPr>
-        <w:t>A report omits this qualification: Reproducibility supports checking the computation, not automatic validity of the research claim.</w:t>
-      </w:r>
-    </w:p>
-    <w:p>
-      <w:pPr>
-        <w:spacing w:line="336" w:lineRule="auto" w:after="180"/>
-        <w:shd w:fill="F5F1FB"/>
-      </w:pPr>
-      <w:r>
-        <w:rPr>
-          <w:b w:val="0"/>
-        </w:rPr>
-        <w:t>Explain how omitting it could change a reader's interpretation, and write an accurate replacement.</w:t>
-      </w:r>
-    </w:p>
-    <w:p>
-      <w:pPr>
-        <w:pStyle w:val="Heading3"/>
-      </w:pPr>
-      <w:r>
-        <w:t>Teacher reasoning · W3</w:t>
-      </w:r>
-    </w:p>
-    <w:p>
-      <w:pPr>
-        <w:spacing w:line="336" w:lineRule="auto" w:after="180"/>
-        <w:shd w:fill="F1F6FC"/>
-      </w:pPr>
-      <w:r>
-        <w:rPr>
-          <w:b w:val="0"/>
-        </w:rPr>
-        <w:t>Teacher explanation: Reproducibility supports checking the computation, not automatic validity of the research claim.</w:t>
-      </w:r>
-    </w:p>
-    <w:p>
-      <w:pPr>
-        <w:spacing w:line="336" w:lineRule="auto" w:after="180"/>
-        <w:shd w:fill="F1F6FC"/>
-      </w:pPr>
-      <w:r>
-        <w:rPr>
-          <w:b w:val="0"/>
-        </w:rPr>
-        <w:t xml:space="preserve">State the observed result separately from the unverified or out-of-scope claim; preserve the original </w:t>
-      </w:r>
-      <w:r>
-        <w:rPr>
-          <w:b/>
-        </w:rPr>
-        <w:t>evidence</w:t>
-      </w:r>
-      <w:r>
-        <w:rPr>
-          <w:b w:val="0"/>
-        </w:rPr>
-        <w:t xml:space="preserve"> rather than inventing a missing fact.</w:t>
-      </w:r>
-    </w:p>
-    <w:p>
-      <w:pPr>
-        <w:pStyle w:val="Heading3"/>
-      </w:pPr>
-      <w:r>
-        <w:t>W4 Apply a new case independently</w:t>
-      </w:r>
-    </w:p>
-    <w:p>
-      <w:pPr>
-        <w:pStyle w:val="Heading3"/>
-      </w:pPr>
-      <w:r>
-        <w:t>Workbook question · W4</w:t>
-      </w:r>
-    </w:p>
-    <w:p>
-      <w:pPr>
-        <w:spacing w:line="336" w:lineRule="auto" w:after="180"/>
-        <w:shd w:fill="F5F1FB"/>
-      </w:pPr>
-      <w:r>
-        <w:rPr>
-          <w:b w:val="0"/>
-        </w:rPr>
-        <w:t>Partner changes pre</w:t>
-      </w:r>
-      <w:r>
-        <w:rPr>
-          <w:b/>
-        </w:rPr>
-        <w:t>process</w:t>
-      </w:r>
-      <w:r>
-        <w:rPr>
-          <w:b w:val="0"/>
-        </w:rPr>
-        <w:t>ing and data version while keeping old run ID. What must be preserved?</w:t>
-      </w:r>
-    </w:p>
-    <w:p>
-      <w:pPr>
-        <w:pStyle w:val="Heading3"/>
-      </w:pPr>
-      <w:r>
-        <w:t>Teacher reasoning · W4</w:t>
-      </w:r>
-    </w:p>
-    <w:p>
-      <w:pPr>
-        <w:spacing w:line="336" w:lineRule="auto" w:after="180"/>
-        <w:shd w:fill="F1F6FC"/>
-      </w:pPr>
-      <w:r>
-        <w:rPr>
-          <w:b w:val="0"/>
-        </w:rPr>
-        <w:t xml:space="preserve">Teacher explanation: Preserve original artifacts/results, assign a new run/version and document changes. Different </w:t>
-      </w:r>
-      <w:r>
-        <w:rPr>
-          <w:b/>
-        </w:rPr>
-        <w:t>input</w:t>
-      </w:r>
-      <w:r>
-        <w:rPr>
-          <w:b w:val="0"/>
-        </w:rPr>
-        <w:t>s define a different comparison.</w:t>
-      </w:r>
-    </w:p>
-    <w:p>
-      <w:pPr>
-        <w:pStyle w:val="Heading3"/>
-      </w:pPr>
-      <w:r>
-        <w:t>W5 Design a revealing follow-up</w:t>
-      </w:r>
-    </w:p>
-    <w:p>
-      <w:pPr>
-        <w:pStyle w:val="Heading3"/>
-      </w:pPr>
-      <w:r>
-        <w:t>Workbook question · W5</w:t>
-      </w:r>
-    </w:p>
-    <w:p>
-      <w:pPr>
-        <w:spacing w:line="336" w:lineRule="auto" w:after="180"/>
-        <w:shd w:fill="F5F1FB"/>
-      </w:pPr>
-      <w:r>
-        <w:rPr>
-          <w:b w:val="0"/>
-        </w:rPr>
-        <w:t>For the worked scenario, propose one additional case that could reveal a failure, describe its expected outcome before running it, and explain what would need to remain fixed for a fair comparison.</w:t>
-      </w:r>
-    </w:p>
-    <w:p>
-      <w:pPr>
-        <w:spacing w:line="336" w:lineRule="auto" w:after="180"/>
-        <w:shd w:fill="F5F1FB"/>
-      </w:pPr>
-      <w:r>
-        <w:rPr>
-          <w:b w:val="0"/>
-        </w:rPr>
-        <w:t>Do not reuse W4 as a new final test after receiving feedback.</w:t>
-      </w:r>
-    </w:p>
-    <w:p>
-      <w:pPr>
-        <w:pStyle w:val="Heading3"/>
-      </w:pPr>
-      <w:r>
-        <w:t>Teacher reasoning · W5</w:t>
-      </w:r>
-    </w:p>
-    <w:p>
-      <w:pPr>
-        <w:spacing w:line="336" w:lineRule="auto" w:after="180"/>
-        <w:shd w:fill="F1F6FC"/>
-      </w:pPr>
-      <w:r>
-        <w:rPr>
-          <w:b w:val="0"/>
-        </w:rPr>
-        <w:t xml:space="preserve">Teacher explanation: Accept a concrete variant of the worked </w:t>
-      </w:r>
-      <w:r>
-        <w:rPr>
-          <w:b/>
-        </w:rPr>
-        <w:t>input</w:t>
-      </w:r>
-      <w:r>
-        <w:rPr>
-          <w:b w:val="0"/>
-        </w:rPr>
-        <w:t xml:space="preserve"> or a missing/conflicting/boundary condition, with an expectation derived from the declared procedure.</w:t>
-      </w:r>
-    </w:p>
-    <w:p>
-      <w:pPr>
-        <w:spacing w:line="336" w:lineRule="auto" w:after="180"/>
-        <w:shd w:fill="F1F6FC"/>
-      </w:pPr>
-      <w:r>
-        <w:rPr>
-          <w:b w:val="0"/>
-        </w:rPr>
-        <w:t xml:space="preserve">Require preserved settings, original </w:t>
-      </w:r>
-      <w:r>
-        <w:rPr>
-          <w:b/>
-        </w:rPr>
-        <w:t>output</w:t>
-      </w:r>
-      <w:r>
-        <w:rPr>
-          <w:b w:val="0"/>
-        </w:rPr>
-        <w:t>s and data roles. Reproducibility supports checking the computation, not automatic validity of the research claim.</w:t>
-      </w:r>
-    </w:p>
-    <w:p>
-      <w:pPr>
-        <w:spacing w:line="336" w:lineRule="auto" w:after="180"/>
-        <w:shd w:fill="F1F6FC"/>
-      </w:pPr>
-      <w:r>
-        <w:rPr>
-          <w:b w:val="0"/>
-        </w:rPr>
-        <w:t xml:space="preserve">The new case should test this particular </w:t>
-      </w:r>
-      <w:r>
-        <w:rPr>
-          <w:b/>
-        </w:rPr>
-        <w:t>mechanism</w:t>
-      </w:r>
-      <w:r>
-        <w:rPr>
-          <w:b w:val="0"/>
-        </w:rPr>
-        <w:t xml:space="preserve"> rather than merely restate the original result.</w:t>
-      </w:r>
-    </w:p>
-    <w:p>
-      <w:pPr>
-        <w:pStyle w:val="Heading3"/>
-      </w:pPr>
-      <w:r>
-        <w:t>Independent assessment and fresh retry</w:t>
-      </w:r>
-    </w:p>
-    <w:p>
-      <w:pPr>
-        <w:pStyle w:val="Heading3"/>
-      </w:pPr>
-      <w:r>
-        <w:t>Teacher key · Independent assessment and fresh retry</w:t>
-      </w:r>
-    </w:p>
-    <w:p>
-      <w:pPr>
-        <w:spacing w:line="336" w:lineRule="auto" w:after="180"/>
-        <w:shd w:fill="F1F6FC"/>
-      </w:pPr>
-      <w:r>
-        <w:rPr>
-          <w:b w:val="0"/>
-        </w:rPr>
-        <w:t xml:space="preserve">W4: Preserve original artifacts/results, assign a new run/version and document changes. Different </w:t>
-      </w:r>
-      <w:r>
-        <w:rPr>
-          <w:b/>
-        </w:rPr>
-        <w:t>input</w:t>
-      </w:r>
-      <w:r>
-        <w:rPr>
-          <w:b w:val="0"/>
-        </w:rPr>
-        <w:t>s define a different comparison. Require intermediate reasoning and the stated scope.</w:t>
-      </w:r>
-    </w:p>
-    <w:p>
-      <w:pPr>
-        <w:spacing w:line="336" w:lineRule="auto" w:after="180"/>
-        <w:shd w:fill="F1F6FC"/>
-      </w:pPr>
-      <w:r>
-        <w:rPr>
-          <w:b w:val="0"/>
-        </w:rPr>
-        <w:t>Fresh retry: File renamed but bytes unchanged; then one value edited. Expected reasoning: Content hash unaffected by rename, changed by edited bytes; neither hash verifies sound labels or design.</w:t>
-      </w:r>
-    </w:p>
-    <w:p>
-      <w:pPr>
-        <w:spacing w:line="336" w:lineRule="auto" w:after="180"/>
-        <w:shd w:fill="F1F6FC"/>
-      </w:pPr>
-      <w:r>
-        <w:rPr>
-          <w:b w:val="0"/>
-        </w:rPr>
-        <w:t>If students need support, record it and reassess with another new case rather than awarding independence to a copied answer.</w:t>
-      </w:r>
-    </w:p>
-    <w:p>
-      <w:pPr>
-        <w:pStyle w:val="Heading3"/>
-      </w:pPr>
-      <w:r>
-        <w:t>Assess independent transfer</w:t>
-      </w:r>
-    </w:p>
-    <w:p>
-      <w:pPr>
-        <w:pStyle w:val="Heading3"/>
-      </w:pPr>
-      <w:r>
-        <w:t>Independent question · withhold the key</w:t>
-      </w:r>
-    </w:p>
-    <w:p>
-      <w:pPr>
-        <w:spacing w:line="336" w:lineRule="auto" w:after="180"/>
-        <w:shd w:fill="F5F1FB"/>
-      </w:pPr>
-      <w:r>
-        <w:rPr>
-          <w:b w:val="0"/>
-        </w:rPr>
-        <w:t>Selected case: Partner changes pre</w:t>
-      </w:r>
-      <w:r>
-        <w:rPr>
-          <w:b/>
-        </w:rPr>
-        <w:t>process</w:t>
-      </w:r>
-      <w:r>
-        <w:rPr>
-          <w:b w:val="0"/>
-        </w:rPr>
-        <w:t>ing and data version while keeping old run ID. What must be preserved?</w:t>
-      </w:r>
-    </w:p>
-    <w:p>
-      <w:pPr>
-        <w:pStyle w:val="Heading3"/>
-      </w:pPr>
-      <w:r>
-        <w:t>Selected case answer</w:t>
-      </w:r>
-    </w:p>
-    <w:p>
-      <w:pPr>
-        <w:pStyle w:val="Heading3"/>
-      </w:pPr>
-      <w:r>
-        <w:t>Teacher key · Selected case answer</w:t>
-      </w:r>
-    </w:p>
-    <w:p>
-      <w:pPr>
-        <w:spacing w:line="336" w:lineRule="auto" w:after="180"/>
-        <w:shd w:fill="F1F6FC"/>
-      </w:pPr>
-      <w:r>
-        <w:rPr>
-          <w:b w:val="0"/>
-        </w:rPr>
-        <w:t xml:space="preserve">Teacher explanation: Preserve original artifacts/results, assign a new run/version and document changes. Different </w:t>
-      </w:r>
-      <w:r>
-        <w:rPr>
-          <w:b/>
-        </w:rPr>
-        <w:t>input</w:t>
-      </w:r>
-      <w:r>
-        <w:rPr>
-          <w:b w:val="0"/>
-        </w:rPr>
-        <w:t>s define a different comparison.</w:t>
+        <w:pStyle w:val="Heading2"/>
+      </w:pPr>
+      <w:r>
+        <w:t>Judge explanation,trace and limits</w:t>
       </w:r>
     </w:p>
     <w:tbl>
@@ -3438,54 +3997,55 @@
     </w:tbl>
     <w:p>
       <w:pPr>
-        <w:pStyle w:val="Heading3"/>
-      </w:pPr>
-      <w:r>
-        <w:t>Teacher key · Selected case answer</w:t>
+        <w:spacing w:line="336" w:lineRule="auto" w:after="180"/>
+      </w:pPr>
+      <w:r>
+        <w:rPr>
+          <w:b w:val="0"/>
+        </w:rPr>
+        <w:t>Record each dimension as not yet, with support, or independent. Accept a valid alternative procedure with a defensible trace.</w:t>
       </w:r>
     </w:p>
     <w:p>
       <w:pPr>
         <w:spacing w:line="336" w:lineRule="auto" w:after="180"/>
-        <w:shd w:fill="F1F6FC"/>
       </w:pPr>
       <w:r>
         <w:rPr>
           <w:b w:val="0"/>
         </w:rPr>
-        <w:t>Record each dimension as not yet, with support, or independent. Accept a valid alternative procedure with a defensible trace.</w:t>
+        <w:t xml:space="preserve">Do not penalise an honestly recorded model failure if the learner correctly explains its </w:t>
+      </w:r>
+      <w:r>
+        <w:rPr>
+          <w:b/>
+        </w:rPr>
+        <w:t>evidence</w:t>
+      </w:r>
+      <w:r>
+        <w:rPr>
+          <w:b w:val="0"/>
+        </w:rPr>
+        <w:t xml:space="preserve"> and limits.</w:t>
       </w:r>
     </w:p>
     <w:p>
       <w:pPr>
-        <w:spacing w:line="336" w:lineRule="auto" w:after="180"/>
-        <w:shd w:fill="F1F6FC"/>
-      </w:pPr>
-      <w:r>
-        <w:rPr>
-          <w:b w:val="0"/>
-        </w:rPr>
-        <w:t xml:space="preserve">Do not penalise an honestly recorded model failure if the learner correctly explains its </w:t>
-      </w:r>
-      <w:r>
-        <w:rPr>
-          <w:b/>
-        </w:rPr>
-        <w:t>evidence</w:t>
-      </w:r>
-      <w:r>
-        <w:rPr>
-          <w:b w:val="0"/>
-        </w:rPr>
-        <w:t xml:space="preserve"> and limits.</w:t>
+        <w:pStyle w:val="Heading2"/>
+      </w:pPr>
+      <w:r>
+        <w:t>Give one usable repair</w:t>
       </w:r>
     </w:p>
     <w:p>
       <w:pPr>
-        <w:pStyle w:val="Heading3"/>
-      </w:pPr>
-      <w:r>
-        <w:t>Feedback that the learner uses</w:t>
+        <w:spacing w:line="336" w:lineRule="auto" w:after="180"/>
+      </w:pPr>
+      <w:r>
+        <w:rPr>
+          <w:b w:val="0"/>
+        </w:rPr>
+        <w:t>Name the earliest unsupported step and give one action to repair it. Have the learner make that repair now and explain why. Then assess the relevant skill on a fresh, fully specified case.</w:t>
       </w:r>
     </w:p>
     <w:p>
@@ -3496,31 +4056,73 @@
         <w:rPr>
           <w:b w:val="0"/>
         </w:rPr>
-        <w:t>Name the earliest unsupported step and give one action to repair it. Have the learner make that repair now and explain why. Then assess the relevant skill on a fresh, fully specified case.</w:t>
+        <w:t>Confirm it was not previously practised with feedback; solve and check the new case before assigning it. A follow-up design prompt is a starting brief, not automatically an equivalent test.</w:t>
       </w:r>
     </w:p>
     <w:p>
       <w:pPr>
-        <w:spacing w:line="336" w:lineRule="auto" w:after="180"/>
-      </w:pPr>
-      <w:r>
-        <w:rPr>
-          <w:b w:val="0"/>
-        </w:rPr>
-        <w:t>Confirm it was not previously practised with feedback; solve and check the new case before assigning it. A follow-up design prompt is a starting brief, not automatically an equivalent test.</w:t>
+        <w:pStyle w:val="Heading2"/>
+      </w:pPr>
+      <w:r>
+        <w:t>W1 Explain the mechanism</w:t>
       </w:r>
     </w:p>
     <w:p>
       <w:pPr>
-        <w:pStyle w:val="Heading1"/>
-      </w:pPr>
-      <w:r>
-        <w:t>06. Connect the project, support and next lesson</w:t>
+        <w:spacing w:line="336" w:lineRule="auto" w:after="180"/>
+      </w:pPr>
+      <w:r>
+        <w:rPr>
+          <w:b w:val="0"/>
+        </w:rPr>
+        <w:t xml:space="preserve">Explain the weekly </w:t>
+      </w:r>
+      <w:r>
+        <w:rPr>
+          <w:b/>
+        </w:rPr>
+        <w:t>mechanism</w:t>
+      </w:r>
+      <w:r>
+        <w:rPr>
+          <w:b w:val="0"/>
+        </w:rPr>
+        <w:t xml:space="preserve"> in your own words. Use the worked scenario to name its </w:t>
+      </w:r>
+      <w:r>
+        <w:rPr>
+          <w:b/>
+        </w:rPr>
+        <w:t>input</w:t>
+      </w:r>
+      <w:r>
+        <w:rPr>
+          <w:b w:val="0"/>
+        </w:rPr>
+        <w:t xml:space="preserve">, decision rule and </w:t>
+      </w:r>
+      <w:r>
+        <w:rPr>
+          <w:b/>
+        </w:rPr>
+        <w:t>output</w:t>
+      </w:r>
+      <w:r>
+        <w:rPr>
+          <w:b w:val="0"/>
+        </w:rPr>
+        <w:t>.</w:t>
       </w:r>
     </w:p>
     <w:p>
-      <w:r>
-        <w:t>Connect Reproducible environment and records to Reproducible AI Research Study, adapt support and plan a later changed-case check.</w:t>
+      <w:pPr>
+        <w:spacing w:line="336" w:lineRule="auto" w:after="180"/>
+      </w:pPr>
+      <w:r>
+        <w:rPr>
+          <w:b w:val="0"/>
+        </w:rPr>
+        <w:t>Teacher explanation: A reproducible environment record links code, data, configuration and runtime dependencies to results. A seed alone is insufficient.</w:t>
       </w:r>
     </w:p>
     <w:p>
@@ -3531,66 +4133,27 @@
         <w:rPr>
           <w:b w:val="0"/>
         </w:rPr>
-        <w:t xml:space="preserve">Add a labelled reproducible environment and records </w:t>
+        <w:t xml:space="preserve">Record exact data IDs/splits, code version, dependency versions, parameters, randomness policy and raw </w:t>
       </w:r>
       <w:r>
         <w:rPr>
           <w:b/>
         </w:rPr>
-        <w:t>evidence</w:t>
+        <w:t>output</w:t>
       </w:r>
       <w:r>
         <w:rPr>
           <w:b w:val="0"/>
         </w:rPr>
-        <w:t xml:space="preserve"> sheet to Reproducible AI Research Study. Show how you can explain the </w:t>
-      </w:r>
-      <w:r>
-        <w:rPr>
-          <w:b/>
-        </w:rPr>
-        <w:t>mechanism</w:t>
-      </w:r>
-      <w:r>
-        <w:rPr>
-          <w:b w:val="0"/>
-        </w:rPr>
-        <w:t xml:space="preserve"> and terminology of reproducible environment and records.</w:t>
+        <w:t>s. Verify hashes for integrity without treating them as correctness proofs.</w:t>
       </w:r>
     </w:p>
     <w:p>
       <w:pPr>
-        <w:spacing w:line="336" w:lineRule="auto" w:after="180"/>
-      </w:pPr>
-      <w:r>
-        <w:rPr>
-          <w:b w:val="0"/>
-        </w:rPr>
-        <w:t xml:space="preserve">Use the supplied fictional case and keep its </w:t>
-      </w:r>
-      <w:r>
-        <w:rPr>
-          <w:b/>
-        </w:rPr>
-        <w:t>input</w:t>
-      </w:r>
-      <w:r>
-        <w:rPr>
-          <w:b w:val="0"/>
-        </w:rPr>
-        <w:t xml:space="preserve">s, intermediate steps, calculation or </w:t>
-      </w:r>
-      <w:r>
-        <w:rPr>
-          <w:b/>
-        </w:rPr>
-        <w:t>prediction</w:t>
-      </w:r>
-      <w:r>
-        <w:rPr>
-          <w:b w:val="0"/>
-        </w:rPr>
-        <w:t>, and limitation. Connect this record to last week’s record; a matching answer without a trace is insufficient.</w:t>
+        <w:pStyle w:val="Heading2"/>
+      </w:pPr>
+      <w:r>
+        <w:t>W2 Trace the worked case</w:t>
       </w:r>
     </w:p>
     <w:p>
@@ -3601,19 +4164,7 @@
         <w:rPr>
           <w:b w:val="0"/>
         </w:rPr>
-        <w:t xml:space="preserve">Provide an </w:t>
-      </w:r>
-      <w:r>
-        <w:rPr>
-          <w:b/>
-        </w:rPr>
-        <w:t>input</w:t>
-      </w:r>
-      <w:r>
-        <w:rPr>
-          <w:b w:val="0"/>
-        </w:rPr>
-        <w:t>/procedure/result/limit frame and a calculator when needed. Ask students to identify the first step before completing the whole trace.</w:t>
+        <w:t>Folder contains seed 42 and final-score.txt, but no dataset, code or dependency record. Show the intermediate steps and give the conclusion with its scope.</w:t>
       </w:r>
     </w:p>
     <w:p>
@@ -3624,42 +4175,15 @@
         <w:rPr>
           <w:b w:val="0"/>
         </w:rPr>
-        <w:t xml:space="preserve">Extension: compare two concrete variants of this </w:t>
-      </w:r>
-      <w:r>
-        <w:rPr>
-          <w:b/>
-        </w:rPr>
-        <w:t>mechanism</w:t>
-      </w:r>
-      <w:r>
-        <w:rPr>
-          <w:b w:val="0"/>
-        </w:rPr>
-        <w:t xml:space="preserve"> while holding unrelated conditions fixed; report both successful and unsuccessful outcomes.</w:t>
+        <w:t>Teacher explanation: Replay cannot be established. Supply artifacts/versions and exact metric/settings; seed 42 alone cannot reconstruct the experiment.</w:t>
       </w:r>
     </w:p>
     <w:p>
       <w:pPr>
-        <w:spacing w:line="336" w:lineRule="auto" w:after="180"/>
-      </w:pPr>
-      <w:r>
-        <w:rPr>
-          <w:b w:val="0"/>
-        </w:rPr>
-        <w:t xml:space="preserve">Next connection: Running the primary experiment. Preserve the current case record and retrieve its </w:t>
-      </w:r>
-      <w:r>
-        <w:rPr>
-          <w:b/>
-        </w:rPr>
-        <w:t>evidence</w:t>
-      </w:r>
-      <w:r>
-        <w:rPr>
-          <w:b w:val="0"/>
-        </w:rPr>
-        <w:t xml:space="preserve"> boundary before moving on.</w:t>
+        <w:pStyle w:val="Heading2"/>
+      </w:pPr>
+      <w:r>
+        <w:t>W3 Audit the limit</w:t>
       </w:r>
     </w:p>
     <w:p>
@@ -3670,15 +4194,555 @@
         <w:rPr>
           <w:b w:val="0"/>
         </w:rPr>
-        <w:t>Retain the project ledger and assess a changed case after support. Check the relevant prerequisite before carrying this component forward.</w:t>
+        <w:t>A report omits this qualification: Reproducibility supports checking the computation, not automatic validity of the research claim.</w:t>
       </w:r>
     </w:p>
     <w:p>
       <w:pPr>
+        <w:spacing w:line="336" w:lineRule="auto" w:after="180"/>
+      </w:pPr>
+      <w:r>
+        <w:rPr>
+          <w:b w:val="0"/>
+        </w:rPr>
+        <w:t>Explain how omitting it could change a reader's interpretation, and write an accurate replacement.</w:t>
+      </w:r>
+    </w:p>
+    <w:p>
+      <w:pPr>
+        <w:spacing w:line="336" w:lineRule="auto" w:after="180"/>
+      </w:pPr>
+      <w:r>
+        <w:rPr>
+          <w:b w:val="0"/>
+        </w:rPr>
+        <w:t>Teacher explanation: Reproducibility supports checking the computation, not automatic validity of the research claim.</w:t>
+      </w:r>
+    </w:p>
+    <w:p>
+      <w:pPr>
+        <w:spacing w:line="336" w:lineRule="auto" w:after="180"/>
+      </w:pPr>
+      <w:r>
+        <w:rPr>
+          <w:b w:val="0"/>
+        </w:rPr>
+        <w:t xml:space="preserve">State the observed result separately from the unverified or out-of-scope claim; preserve the original </w:t>
+      </w:r>
+      <w:r>
+        <w:rPr>
+          <w:b/>
+        </w:rPr>
+        <w:t>evidence</w:t>
+      </w:r>
+      <w:r>
+        <w:rPr>
+          <w:b w:val="0"/>
+        </w:rPr>
+        <w:t xml:space="preserve"> rather than inventing a missing fact.</w:t>
+      </w:r>
+    </w:p>
+    <w:p>
+      <w:pPr>
+        <w:pStyle w:val="Heading2"/>
+      </w:pPr>
+      <w:r>
+        <w:t>W5 Design a revealing follow-up</w:t>
+      </w:r>
+    </w:p>
+    <w:p>
+      <w:pPr>
+        <w:spacing w:line="336" w:lineRule="auto" w:after="180"/>
+      </w:pPr>
+      <w:r>
+        <w:rPr>
+          <w:b w:val="0"/>
+        </w:rPr>
+        <w:t>For the worked scenario, propose one additional case that could reveal a failure, describe its expected outcome before running it, and explain what would need to remain fixed for a fair comparison.</w:t>
+      </w:r>
+    </w:p>
+    <w:p>
+      <w:pPr>
+        <w:spacing w:line="336" w:lineRule="auto" w:after="180"/>
+      </w:pPr>
+      <w:r>
+        <w:rPr>
+          <w:b w:val="0"/>
+        </w:rPr>
+        <w:t>Do not reuse W4 as a new final test after receiving feedback.</w:t>
+      </w:r>
+    </w:p>
+    <w:p>
+      <w:pPr>
+        <w:spacing w:line="336" w:lineRule="auto" w:after="180"/>
+      </w:pPr>
+      <w:r>
+        <w:rPr>
+          <w:b w:val="0"/>
+        </w:rPr>
+        <w:t xml:space="preserve">Teacher explanation: Accept a concrete variant of the worked </w:t>
+      </w:r>
+      <w:r>
+        <w:rPr>
+          <w:b/>
+        </w:rPr>
+        <w:t>input</w:t>
+      </w:r>
+      <w:r>
+        <w:rPr>
+          <w:b w:val="0"/>
+        </w:rPr>
+        <w:t xml:space="preserve"> or a missing/conflicting/boundary condition, with an expectation derived from the declared procedure.</w:t>
+      </w:r>
+    </w:p>
+    <w:p>
+      <w:pPr>
+        <w:spacing w:line="336" w:lineRule="auto" w:after="180"/>
+      </w:pPr>
+      <w:r>
+        <w:rPr>
+          <w:b w:val="0"/>
+        </w:rPr>
+        <w:t xml:space="preserve">Require preserved settings, original </w:t>
+      </w:r>
+      <w:r>
+        <w:rPr>
+          <w:b/>
+        </w:rPr>
+        <w:t>output</w:t>
+      </w:r>
+      <w:r>
+        <w:rPr>
+          <w:b w:val="0"/>
+        </w:rPr>
+        <w:t>s and data roles. Reproducibility supports checking the computation, not automatic validity of the research claim.</w:t>
+      </w:r>
+    </w:p>
+    <w:p>
+      <w:pPr>
+        <w:spacing w:line="336" w:lineRule="auto" w:after="180"/>
+      </w:pPr>
+      <w:r>
+        <w:rPr>
+          <w:b w:val="0"/>
+        </w:rPr>
+        <w:t xml:space="preserve">The new case should test this particular </w:t>
+      </w:r>
+      <w:r>
+        <w:rPr>
+          <w:b/>
+        </w:rPr>
+        <w:t>mechanism</w:t>
+      </w:r>
+      <w:r>
+        <w:rPr>
+          <w:b w:val="0"/>
+        </w:rPr>
+        <w:t xml:space="preserve"> rather than merely restate the original result.</w:t>
+      </w:r>
+    </w:p>
+    <w:p>
+      <w:pPr>
+        <w:pStyle w:val="Heading2"/>
+      </w:pPr>
+      <w:r>
+        <w:t>Earlier wording, alternatives and picture transcripts · reference / check after trying</w:t>
+      </w:r>
+    </w:p>
+    <w:p>
+      <w:pPr>
         <w:pStyle w:val="Heading3"/>
       </w:pPr>
       <w:r>
-        <w:t>Plan the delayed return</w:t>
+        <w:t>Guided and exit questions</w:t>
+      </w:r>
+    </w:p>
+    <w:p>
+      <w:pPr>
+        <w:spacing w:line="336" w:lineRule="auto" w:after="180"/>
+      </w:pPr>
+      <w:r>
+        <w:rPr>
+          <w:b w:val="0"/>
+        </w:rPr>
+        <w:t xml:space="preserve">Guided: Replay cannot be established. Supply artifacts/versions and exact metric/settings; seed 42 alone cannot reconstruct the experiment. Qualification: Reproducibility supports checking the computation, not automatic validity of the research claim. Exit: accept a concrete variation with its predicted outcome and a stated condition that would challenge the </w:t>
+      </w:r>
+      <w:r>
+        <w:rPr>
+          <w:b/>
+        </w:rPr>
+        <w:t>mechanism</w:t>
+      </w:r>
+      <w:r>
+        <w:rPr>
+          <w:b w:val="0"/>
+        </w:rPr>
+        <w:t xml:space="preserve">; reject a claim resting on unmeasured </w:t>
+      </w:r>
+      <w:r>
+        <w:rPr>
+          <w:b/>
+        </w:rPr>
+        <w:t>evidence</w:t>
+      </w:r>
+      <w:r>
+        <w:rPr>
+          <w:b w:val="0"/>
+        </w:rPr>
+        <w:t>.</w:t>
+      </w:r>
+    </w:p>
+    <w:p>
+      <w:pPr>
+        <w:pStyle w:val="Heading3"/>
+      </w:pPr>
+      <w:r>
+        <w:t>W1 Explain the mechanism</w:t>
+      </w:r>
+    </w:p>
+    <w:p>
+      <w:pPr>
+        <w:pStyle w:val="Heading3"/>
+      </w:pPr>
+      <w:r>
+        <w:t>W2 Trace the worked case</w:t>
+      </w:r>
+    </w:p>
+    <w:p>
+      <w:pPr>
+        <w:pStyle w:val="Heading3"/>
+      </w:pPr>
+      <w:r>
+        <w:t>W3 Audit the limit</w:t>
+      </w:r>
+    </w:p>
+    <w:p>
+      <w:pPr>
+        <w:pStyle w:val="Heading3"/>
+      </w:pPr>
+      <w:r>
+        <w:t>W4 Apply a new case independently</w:t>
+      </w:r>
+    </w:p>
+    <w:p>
+      <w:pPr>
+        <w:spacing w:line="336" w:lineRule="auto" w:after="180"/>
+      </w:pPr>
+      <w:r>
+        <w:rPr>
+          <w:b w:val="0"/>
+        </w:rPr>
+        <w:t>Partner changes pre</w:t>
+      </w:r>
+      <w:r>
+        <w:rPr>
+          <w:b/>
+        </w:rPr>
+        <w:t>process</w:t>
+      </w:r>
+      <w:r>
+        <w:rPr>
+          <w:b w:val="0"/>
+        </w:rPr>
+        <w:t>ing and data version while keeping old run ID. What must be preserved?</w:t>
+      </w:r>
+    </w:p>
+    <w:p>
+      <w:pPr>
+        <w:spacing w:line="336" w:lineRule="auto" w:after="180"/>
+      </w:pPr>
+      <w:r>
+        <w:rPr>
+          <w:b w:val="0"/>
+        </w:rPr>
+        <w:t xml:space="preserve">Teacher explanation: Preserve original artifacts/results, assign a new run/version and document changes. Different </w:t>
+      </w:r>
+      <w:r>
+        <w:rPr>
+          <w:b/>
+        </w:rPr>
+        <w:t>input</w:t>
+      </w:r>
+      <w:r>
+        <w:rPr>
+          <w:b w:val="0"/>
+        </w:rPr>
+        <w:t>s define a different comparison.</w:t>
+      </w:r>
+    </w:p>
+    <w:p>
+      <w:pPr>
+        <w:pStyle w:val="Heading3"/>
+      </w:pPr>
+      <w:r>
+        <w:t>W5 Design a revealing follow-up</w:t>
+      </w:r>
+    </w:p>
+    <w:p>
+      <w:pPr>
+        <w:pStyle w:val="Heading3"/>
+      </w:pPr>
+      <w:r>
+        <w:t>Independent assessment and fresh retry</w:t>
+      </w:r>
+    </w:p>
+    <w:p>
+      <w:pPr>
+        <w:spacing w:line="336" w:lineRule="auto" w:after="180"/>
+      </w:pPr>
+      <w:r>
+        <w:rPr>
+          <w:b w:val="0"/>
+        </w:rPr>
+        <w:t xml:space="preserve">W4: Preserve original artifacts/results, assign a new run/version and document changes. Different </w:t>
+      </w:r>
+      <w:r>
+        <w:rPr>
+          <w:b/>
+        </w:rPr>
+        <w:t>input</w:t>
+      </w:r>
+      <w:r>
+        <w:rPr>
+          <w:b w:val="0"/>
+        </w:rPr>
+        <w:t>s define a different comparison. Require intermediate reasoning and the stated scope.</w:t>
+      </w:r>
+    </w:p>
+    <w:p>
+      <w:pPr>
+        <w:spacing w:line="336" w:lineRule="auto" w:after="180"/>
+      </w:pPr>
+      <w:r>
+        <w:rPr>
+          <w:b w:val="0"/>
+        </w:rPr>
+        <w:t>Fresh retry: File renamed but bytes unchanged; then one value edited. Expected reasoning: Content hash unaffected by rename, changed by edited bytes; neither hash verifies sound labels or design.</w:t>
+      </w:r>
+    </w:p>
+    <w:p>
+      <w:pPr>
+        <w:spacing w:line="336" w:lineRule="auto" w:after="180"/>
+      </w:pPr>
+      <w:r>
+        <w:rPr>
+          <w:b w:val="0"/>
+        </w:rPr>
+        <w:t>If students need support, record it and reassess with another new case rather than awarding independence to a copied answer.</w:t>
+      </w:r>
+    </w:p>
+    <w:p>
+      <w:pPr>
+        <w:pStyle w:val="Heading3"/>
+      </w:pPr>
+      <w:r>
+        <w:t>Assess independent transfer</w:t>
+      </w:r>
+    </w:p>
+    <w:p>
+      <w:pPr>
+        <w:pStyle w:val="Heading3"/>
+      </w:pPr>
+      <w:r>
+        <w:t>Selected case answer</w:t>
+      </w:r>
+    </w:p>
+    <w:p>
+      <w:pPr>
+        <w:pStyle w:val="Heading3"/>
+      </w:pPr>
+      <w:r>
+        <w:t>Feedback that the learner uses</w:t>
+      </w:r>
+    </w:p>
+    <w:p>
+      <w:pPr>
+        <w:pStyle w:val="Heading1"/>
+      </w:pPr>
+      <w:r>
+        <w:t>06. Connect, support and revisit research reasoning</w:t>
+      </w:r>
+    </w:p>
+    <w:p>
+      <w:r>
+        <w:t>Use saved evidence and assumptions to choose the next question.</w:t>
+      </w:r>
+    </w:p>
+    <w:p>
+      <w:pPr>
+        <w:pStyle w:val="Heading2"/>
+      </w:pPr>
+      <w:r>
+        <w:t>Project and next-week bridge</w:t>
+      </w:r>
+    </w:p>
+    <w:p>
+      <w:pPr>
+        <w:spacing w:line="336" w:lineRule="auto" w:after="180"/>
+      </w:pPr>
+      <w:r>
+        <w:rPr>
+          <w:b w:val="0"/>
+        </w:rPr>
+        <w:t xml:space="preserve">Add a labelled reproducible environment and records </w:t>
+      </w:r>
+      <w:r>
+        <w:rPr>
+          <w:b/>
+        </w:rPr>
+        <w:t>evidence</w:t>
+      </w:r>
+      <w:r>
+        <w:rPr>
+          <w:b w:val="0"/>
+        </w:rPr>
+        <w:t xml:space="preserve"> sheet to Reproducible AI Research Study. Show how you can explain the </w:t>
+      </w:r>
+      <w:r>
+        <w:rPr>
+          <w:b/>
+        </w:rPr>
+        <w:t>mechanism</w:t>
+      </w:r>
+      <w:r>
+        <w:rPr>
+          <w:b w:val="0"/>
+        </w:rPr>
+        <w:t xml:space="preserve"> and terminology of reproducible environment and records.</w:t>
+      </w:r>
+    </w:p>
+    <w:p>
+      <w:pPr>
+        <w:spacing w:line="336" w:lineRule="auto" w:after="180"/>
+      </w:pPr>
+      <w:r>
+        <w:rPr>
+          <w:b w:val="0"/>
+        </w:rPr>
+        <w:t xml:space="preserve">Use the supplied fictional case and keep its </w:t>
+      </w:r>
+      <w:r>
+        <w:rPr>
+          <w:b/>
+        </w:rPr>
+        <w:t>input</w:t>
+      </w:r>
+      <w:r>
+        <w:rPr>
+          <w:b w:val="0"/>
+        </w:rPr>
+        <w:t xml:space="preserve">s, intermediate steps, calculation or </w:t>
+      </w:r>
+      <w:r>
+        <w:rPr>
+          <w:b/>
+        </w:rPr>
+        <w:t>prediction</w:t>
+      </w:r>
+      <w:r>
+        <w:rPr>
+          <w:b w:val="0"/>
+        </w:rPr>
+        <w:t>, and limitation. Connect this record to last week’s record; a matching answer without a trace is insufficient.</w:t>
+      </w:r>
+    </w:p>
+    <w:p>
+      <w:pPr>
+        <w:spacing w:line="336" w:lineRule="auto" w:after="180"/>
+      </w:pPr>
+      <w:r>
+        <w:rPr>
+          <w:b w:val="0"/>
+        </w:rPr>
+        <w:t xml:space="preserve">Provide an </w:t>
+      </w:r>
+      <w:r>
+        <w:rPr>
+          <w:b/>
+        </w:rPr>
+        <w:t>input</w:t>
+      </w:r>
+      <w:r>
+        <w:rPr>
+          <w:b w:val="0"/>
+        </w:rPr>
+        <w:t>/procedure/result/limit frame and a calculator when needed. Ask students to identify the first step before completing the whole trace.</w:t>
+      </w:r>
+    </w:p>
+    <w:p>
+      <w:pPr>
+        <w:spacing w:line="336" w:lineRule="auto" w:after="180"/>
+      </w:pPr>
+      <w:r>
+        <w:rPr>
+          <w:b w:val="0"/>
+        </w:rPr>
+        <w:t xml:space="preserve">Extension: compare two concrete variants of this </w:t>
+      </w:r>
+      <w:r>
+        <w:rPr>
+          <w:b/>
+        </w:rPr>
+        <w:t>mechanism</w:t>
+      </w:r>
+      <w:r>
+        <w:rPr>
+          <w:b w:val="0"/>
+        </w:rPr>
+        <w:t xml:space="preserve"> while holding unrelated conditions fixed; report both successful and unsuccessful outcomes.</w:t>
+      </w:r>
+    </w:p>
+    <w:p>
+      <w:pPr>
+        <w:spacing w:line="336" w:lineRule="auto" w:after="180"/>
+      </w:pPr>
+      <w:r>
+        <w:rPr>
+          <w:b w:val="0"/>
+        </w:rPr>
+        <w:t xml:space="preserve">Next connection: Running the primary experiment. Preserve the current case record and retrieve its </w:t>
+      </w:r>
+      <w:r>
+        <w:rPr>
+          <w:b/>
+        </w:rPr>
+        <w:t>evidence</w:t>
+      </w:r>
+      <w:r>
+        <w:rPr>
+          <w:b w:val="0"/>
+        </w:rPr>
+        <w:t xml:space="preserve"> boundary before moving on.</w:t>
+      </w:r>
+    </w:p>
+    <w:p>
+      <w:pPr>
+        <w:spacing w:line="336" w:lineRule="auto" w:after="180"/>
+      </w:pPr>
+      <w:r>
+        <w:rPr>
+          <w:b w:val="0"/>
+        </w:rPr>
+        <w:t>Retain the project ledger and assess a changed case after support. Check the relevant prerequisite before carrying this component forward.</w:t>
+      </w:r>
+    </w:p>
+    <w:p>
+      <w:pPr>
+        <w:spacing w:line="336" w:lineRule="auto" w:after="180"/>
+      </w:pPr>
+      <w:r>
+        <w:rPr>
+          <w:b w:val="0"/>
+        </w:rPr>
+        <w:t>For the Reproducible AI Research Study, retain an annotated worked trace and the changed-case reasoning. Connect the claim to its records, units and assumptions so another investigator can challenge or reproduce it.</w:t>
+      </w:r>
+    </w:p>
+    <w:p>
+      <w:pPr>
+        <w:pStyle w:val="Heading2"/>
+      </w:pPr>
+      <w:r>
+        <w:t>Delayed return and support record</w:t>
       </w:r>
     </w:p>
     <w:p>
@@ -3895,48 +4959,60 @@
     </w:p>
     <w:p>
       <w:pPr>
-        <w:pStyle w:val="Heading3"/>
-      </w:pPr>
-      <w:r>
-        <w:t>Project evidence from this case</w:t>
+        <w:pStyle w:val="Heading2"/>
+      </w:pPr>
+      <w:r>
+        <w:t>Earlier wording, alternatives and picture transcripts · reference / check after trying</w:t>
       </w:r>
     </w:p>
     <w:p>
       <w:pPr>
-        <w:spacing w:line="336" w:lineRule="auto" w:after="180"/>
-      </w:pPr>
-      <w:r>
-        <w:rPr>
-          <w:b w:val="0"/>
-        </w:rPr>
-        <w:t>For the Reproducible AI Research Study, retain an annotated worked trace and the changed-case reasoning. Connect the claim to its records, units and assumptions so another investigator can challenge or reproduce it.</w:t>
+        <w:pStyle w:val="Heading3"/>
+      </w:pPr>
+      <w:r>
+        <w:t>Plan the delayed return</w:t>
       </w:r>
     </w:p>
     <w:p>
       <w:pPr>
-        <w:pStyle w:val="Heading1"/>
-      </w:pPr>
-      <w:r>
-        <w:t>07. Prepare, teach and assess</w:t>
+        <w:pStyle w:val="Heading3"/>
+      </w:pPr>
+      <w:r>
+        <w:t>Project evidence from this case</w:t>
       </w:r>
     </w:p>
     <w:p>
-      <w:r>
-        <w:t>Use this preparation summary alongside the detailed Reproducible environment and records lesson; it is a checklist rather than a replacement for the full sequence.</w:t>
+      <w:pPr>
+        <w:pStyle w:val="Heading1"/>
+      </w:pPr>
+      <w:r>
+        <w:t>Reference bank and extra practice</w:t>
       </w:r>
     </w:p>
     <w:p>
       <w:pPr>
-        <w:pStyle w:val="Heading3"/>
-      </w:pPr>
-      <w:r>
-        <w:t>Teaching target</w:t>
+        <w:pStyle w:val="Heading1"/>
+      </w:pPr>
+      <w:r>
+        <w:t>07. Reference · Alternative planning checklist</w:t>
       </w:r>
     </w:p>
     <w:p>
+      <w:r>
+        <w:t>Use alongside the main route when helpful.</w:t>
+      </w:r>
+    </w:p>
+    <w:p>
+      <w:pPr>
+        <w:pStyle w:val="Heading2"/>
+      </w:pPr>
+      <w:r>
+        <w:t>Planning,assessment and project reminders</w:t>
+      </w:r>
+    </w:p>
+    <w:p>
       <w:pPr>
         <w:spacing w:line="336" w:lineRule="auto" w:after="180"/>
-        <w:shd w:fill="EDF7F3"/>
       </w:pPr>
       <w:r>
         <w:rPr>
@@ -4131,27 +5207,29 @@
         <w:rPr>
           <w:b w:val="0"/>
         </w:rPr>
-        <w:t>Before class, solve the supported practice: Folder contains seed42 and final-score.txt, but no dataset, code or dependency record. Show the intermediate steps and give the conclusion with its scope.</w:t>
+        <w:t>Before class, solve the supported practice: Folder contains seed 42 and final-score.txt, but no dataset, code or dependency record. Show the intermediate steps and give the conclusion with its scope.</w:t>
       </w:r>
     </w:p>
     <w:p>
       <w:pPr>
-        <w:pStyle w:val="Heading3"/>
-      </w:pPr>
-      <w:r>
-        <w:t>Supported practice answer</w:t>
+        <w:spacing w:line="336" w:lineRule="auto" w:after="180"/>
+      </w:pPr>
+      <w:r>
+        <w:rPr>
+          <w:b w:val="0"/>
+        </w:rPr>
+        <w:t>Reasoned practice answer: Teacher explanation: Replay cannot be established. Supply artifacts/versions and exact metric/settings; seed 42 alone cannot reconstruct the experiment.</w:t>
       </w:r>
     </w:p>
     <w:p>
       <w:pPr>
         <w:spacing w:line="336" w:lineRule="auto" w:after="180"/>
-        <w:shd w:fill="F1F6FC"/>
       </w:pPr>
       <w:r>
         <w:rPr>
           <w:b w:val="0"/>
         </w:rPr>
-        <w:t>Reasoned practice answer: Teacher explanation: Replay cannot be established. Supply artifacts/versions and exact metric/settings; seed42 alone cannot reconstruct the experiment.</w:t>
+        <w:t>Check every learner before discussion: Use the worked case for Reproducible environment and records. Proposed explanation: “The worked result establishes every future case”. Decide whether this explanation is supported.</w:t>
       </w:r>
     </w:p>
     <w:p>
@@ -4162,7 +5240,7 @@
         <w:rPr>
           <w:b w:val="0"/>
         </w:rPr>
-        <w:t>Check every learner before discussion: Use the worked case for Reproducible environment and records. Proposed explanation: “The worked result establishes every future case”. Decide whether this explanation is supported.</w:t>
+        <w:t>Point to the step or supplied fact that decides; explain your repair if needed.</w:t>
       </w:r>
     </w:p>
     <w:p>
@@ -4173,141 +5251,93 @@
         <w:rPr>
           <w:b w:val="0"/>
         </w:rPr>
-        <w:t>Point to the step or supplied fact that decides; explain your repair if needed.</w:t>
+        <w:t>Misconception repair: Reproducibility supports checking the computation, not automatic validity of the research claim.</w:t>
       </w:r>
     </w:p>
     <w:p>
       <w:pPr>
-        <w:pStyle w:val="Heading3"/>
-      </w:pPr>
-      <w:r>
-        <w:t>Repair the misconception</w:t>
+        <w:spacing w:line="336" w:lineRule="auto" w:after="180"/>
+      </w:pPr>
+      <w:r>
+        <w:rPr>
+          <w:b w:val="0"/>
+        </w:rPr>
+        <w:t xml:space="preserve">Support: read the exact case aloud, enlarge the labelled picture, supply </w:t>
+      </w:r>
+      <w:r>
+        <w:rPr>
+          <w:b/>
+        </w:rPr>
+        <w:t>input</w:t>
+      </w:r>
+      <w:r>
+        <w:rPr>
+          <w:b w:val="0"/>
+        </w:rPr>
+        <w:t xml:space="preserve"> cards and model only the first deciding step. Accept a spoken explanation or drawing; retain the reasoning goal.</w:t>
       </w:r>
     </w:p>
     <w:p>
       <w:pPr>
         <w:spacing w:line="336" w:lineRule="auto" w:after="180"/>
-        <w:shd w:fill="FFF5E6"/>
       </w:pPr>
       <w:r>
         <w:rPr>
           <w:b w:val="0"/>
         </w:rPr>
-        <w:t>Misconception repair: Reproducibility supports checking the computation, not automatic validity of the research claim.</w:t>
+        <w:t xml:space="preserve">Extension: The data file changes to 2,4,9. Require a </w:t>
+      </w:r>
+      <w:r>
+        <w:rPr>
+          <w:b/>
+        </w:rPr>
+        <w:t>prediction</w:t>
+      </w:r>
+      <w:r>
+        <w:rPr>
+          <w:b w:val="0"/>
+        </w:rPr>
+        <w:t xml:space="preserve"> and a reason before comparing. Expected result: The mean becomes 15/3=5, and the saved </w:t>
+      </w:r>
+      <w:r>
+        <w:rPr>
+          <w:b/>
+        </w:rPr>
+        <w:t>input</w:t>
+      </w:r>
+      <w:r>
+        <w:rPr>
+          <w:b w:val="0"/>
+        </w:rPr>
+        <w:t xml:space="preserve"> hash must change.</w:t>
       </w:r>
     </w:p>
     <w:p>
       <w:pPr>
-        <w:pStyle w:val="Heading3"/>
-      </w:pPr>
-      <w:r>
-        <w:t>Support without giving away the answer</w:t>
+        <w:spacing w:line="336" w:lineRule="auto" w:after="180"/>
+      </w:pPr>
+      <w:r>
+        <w:rPr>
+          <w:b w:val="0"/>
+        </w:rPr>
+        <w:t xml:space="preserve">Reason: The calculation is the same but its </w:t>
+      </w:r>
+      <w:r>
+        <w:rPr>
+          <w:b/>
+        </w:rPr>
+        <w:t>input</w:t>
+      </w:r>
+      <w:r>
+        <w:rPr>
+          <w:b w:val="0"/>
+        </w:rPr>
+        <w:t xml:space="preserve"> records differ.</w:t>
       </w:r>
     </w:p>
     <w:p>
       <w:pPr>
         <w:spacing w:line="336" w:lineRule="auto" w:after="180"/>
-        <w:shd w:fill="F1F6F8"/>
-      </w:pPr>
-      <w:r>
-        <w:rPr>
-          <w:b w:val="0"/>
-        </w:rPr>
-        <w:t xml:space="preserve">Support: read the exact case aloud, enlarge the labelled picture, supply </w:t>
-      </w:r>
-      <w:r>
-        <w:rPr>
-          <w:b/>
-        </w:rPr>
-        <w:t>input</w:t>
-      </w:r>
-      <w:r>
-        <w:rPr>
-          <w:b w:val="0"/>
-        </w:rPr>
-        <w:t xml:space="preserve"> cards and model only the first deciding step. Accept a spoken explanation or drawing; retain the reasoning goal.</w:t>
-      </w:r>
-    </w:p>
-    <w:p>
-      <w:pPr>
-        <w:pStyle w:val="Heading3"/>
-      </w:pPr>
-      <w:r>
-        <w:t>Extend the reasoning</w:t>
-      </w:r>
-    </w:p>
-    <w:p>
-      <w:pPr>
-        <w:spacing w:line="336" w:lineRule="auto" w:after="180"/>
-        <w:shd w:fill="F5F1FB"/>
-      </w:pPr>
-      <w:r>
-        <w:rPr>
-          <w:b w:val="0"/>
-        </w:rPr>
-        <w:t xml:space="preserve">Extension: The data file changes to 2,4,9. Require a </w:t>
-      </w:r>
-      <w:r>
-        <w:rPr>
-          <w:b/>
-        </w:rPr>
-        <w:t>prediction</w:t>
-      </w:r>
-      <w:r>
-        <w:rPr>
-          <w:b w:val="0"/>
-        </w:rPr>
-        <w:t xml:space="preserve"> and a reason before comparing. Expected result: The mean becomes 15/3=5, and the saved </w:t>
-      </w:r>
-      <w:r>
-        <w:rPr>
-          <w:b/>
-        </w:rPr>
-        <w:t>input</w:t>
-      </w:r>
-      <w:r>
-        <w:rPr>
-          <w:b w:val="0"/>
-        </w:rPr>
-        <w:t xml:space="preserve"> hash must change.</w:t>
-      </w:r>
-    </w:p>
-    <w:p>
-      <w:pPr>
-        <w:spacing w:line="336" w:lineRule="auto" w:after="180"/>
-        <w:shd w:fill="F5F1FB"/>
-      </w:pPr>
-      <w:r>
-        <w:rPr>
-          <w:b w:val="0"/>
-        </w:rPr>
-        <w:t xml:space="preserve">Reason: The calculation is the same but its </w:t>
-      </w:r>
-      <w:r>
-        <w:rPr>
-          <w:b/>
-        </w:rPr>
-        <w:t>input</w:t>
-      </w:r>
-      <w:r>
-        <w:rPr>
-          <w:b w:val="0"/>
-        </w:rPr>
-        <w:t xml:space="preserve"> records differ.</w:t>
-      </w:r>
-    </w:p>
-    <w:p>
-      <w:pPr>
-        <w:pStyle w:val="Heading3"/>
-      </w:pPr>
-      <w:r>
-        <w:t>Protect the independent attempt</w:t>
-      </w:r>
-    </w:p>
-    <w:p>
-      <w:pPr>
-        <w:spacing w:line="336" w:lineRule="auto" w:after="180"/>
-        <w:shd w:fill="FFF5E6"/>
       </w:pPr>
       <w:r>
         <w:rPr>
@@ -4502,58 +5532,57 @@
     </w:tbl>
     <w:p>
       <w:pPr>
-        <w:pStyle w:val="Heading3"/>
-      </w:pPr>
-      <w:r>
-        <w:t>Project checkpoint</w:t>
+        <w:spacing w:line="336" w:lineRule="auto" w:after="180"/>
+      </w:pPr>
+      <w:r>
+        <w:rPr>
+          <w:b w:val="0"/>
+        </w:rPr>
+        <w:t>Project checkpoint: Evaluate and revise. Compare with your starting method, explain errors and record a justified revision.</w:t>
       </w:r>
     </w:p>
     <w:p>
       <w:pPr>
         <w:spacing w:line="336" w:lineRule="auto" w:after="180"/>
-        <w:shd w:fill="EDF7F3"/>
       </w:pPr>
       <w:r>
         <w:rPr>
           <w:b w:val="0"/>
         </w:rPr>
-        <w:t>Project checkpoint: Evaluate and revise. Compare with your starting method, explain errors and record a justified revision.</w:t>
+        <w:t xml:space="preserve">Use the weekly teacher answer for topic-specific reasoning. A saved progress tick is an activity record; judge mastery from the learner’s explanation and </w:t>
+      </w:r>
+      <w:r>
+        <w:rPr>
+          <w:b/>
+        </w:rPr>
+        <w:t>evidence</w:t>
+      </w:r>
+      <w:r>
+        <w:rPr>
+          <w:b w:val="0"/>
+        </w:rPr>
+        <w:t>.</w:t>
       </w:r>
     </w:p>
     <w:p>
       <w:pPr>
-        <w:spacing w:line="336" w:lineRule="auto" w:after="180"/>
-      </w:pPr>
-      <w:r>
-        <w:rPr>
-          <w:b w:val="0"/>
-        </w:rPr>
-        <w:t xml:space="preserve">Use the weekly teacher answer for topic-specific reasoning. A saved progress tick is an activity record; judge mastery from the learner’s explanation and </w:t>
-      </w:r>
-      <w:r>
-        <w:rPr>
-          <w:b/>
-        </w:rPr>
-        <w:t>evidence</w:t>
-      </w:r>
-      <w:r>
-        <w:rPr>
-          <w:b w:val="0"/>
-        </w:rPr>
-        <w:t>.</w:t>
+        <w:pStyle w:val="Heading1"/>
+      </w:pPr>
+      <w:r>
+        <w:t>08. Reference · Feedback,labs and repair paths</w:t>
       </w:r>
     </w:p>
     <w:p>
-      <w:pPr>
-        <w:pStyle w:val="Heading1"/>
-      </w:pPr>
-      <w:r>
-        <w:t>08. Use feedback, labs and repair paths</w:t>
+      <w:r>
+        <w:t>Retain the first attempt and the evidence used for a repair.</w:t>
       </w:r>
     </w:p>
     <w:p>
-      <w:r>
-        <w:t>Use feedback, earlier review and portfolios purposefully. Apply the coding routine only when this lesson has an executable lab.</w:t>
+      <w:pPr>
+        <w:pStyle w:val="Heading2"/>
+      </w:pPr>
+      <w:r>
+        <w:t>Feedback and record guidance</w:t>
       </w:r>
     </w:p>
     <w:p>
@@ -4591,40 +5620,42 @@
       </w:r>
     </w:p>
     <w:p>
-      <w:pPr>
-        <w:pStyle w:val="Heading3"/>
-      </w:pPr>
-      <w:r>
-        <w:t>For later coding lessons</w:t>
+      <w:r>
+        <w:t>This week has no code block. Use this routine when a later lesson includes an executable lab.</w:t>
       </w:r>
     </w:p>
     <w:p>
-      <w:r>
-        <w:t>This week has no code block. Use this routine when a later lesson includes an executable lab.</w:t>
+      <w:pPr>
+        <w:spacing w:line="336" w:lineRule="auto" w:after="180"/>
+      </w:pPr>
+      <w:r>
+        <w:rPr>
+          <w:b w:val="0"/>
+        </w:rPr>
+        <w:t xml:space="preserve">Ask students to predict before running code. Preserve errors and actual </w:t>
+      </w:r>
+      <w:r>
+        <w:rPr>
+          <w:b/>
+        </w:rPr>
+        <w:t>output</w:t>
+      </w:r>
+      <w:r>
+        <w:rPr>
+          <w:b w:val="0"/>
+        </w:rPr>
+        <w:t>s; collect a changed test and an explanation. The branch-boundary and indexing lessons deliberately include failure cases.</w:t>
       </w:r>
     </w:p>
     <w:p>
       <w:pPr>
         <w:spacing w:line="336" w:lineRule="auto" w:after="180"/>
-        <w:shd w:fill="F1F6F8"/>
       </w:pPr>
       <w:r>
         <w:rPr>
           <w:b w:val="0"/>
         </w:rPr>
-        <w:t xml:space="preserve">Ask students to predict before running code. Preserve errors and actual </w:t>
-      </w:r>
-      <w:r>
-        <w:rPr>
-          <w:b/>
-        </w:rPr>
-        <w:t>output</w:t>
-      </w:r>
-      <w:r>
-        <w:rPr>
-          <w:b w:val="0"/>
-        </w:rPr>
-        <w:t>s; collect a changed test and an explanation. The branch-boundary and indexing lessons deliberately include failure cases.</w:t>
+        <w:t>Use the earlier worked-explanation links to address a specific missing building block, then return to the current question. Adapt this suggestion after observing the learner; it is not an automatic diagnosis.</w:t>
       </w:r>
     </w:p>
     <w:p>
@@ -4635,71 +5666,37 @@
         <w:rPr>
           <w:b w:val="0"/>
         </w:rPr>
-        <w:t>Use the earlier worked-explanation links to address a specific missing building block, then return to the current question. Adapt this suggestion after observing the learner; it is not an automatic diagnosis.</w:t>
+        <w:t xml:space="preserve">Collect the completed-work portfolio as </w:t>
+      </w:r>
+      <w:r>
+        <w:rPr>
+          <w:b/>
+        </w:rPr>
+        <w:t>evidence</w:t>
+      </w:r>
+      <w:r>
+        <w:rPr>
+          <w:b w:val="0"/>
+        </w:rPr>
+        <w:t>. Record support separately from correctness, and assess explanation, trace/test and limitations. Progress ticks and quiz selections alone do not establish mastery.</w:t>
       </w:r>
     </w:p>
     <w:p>
       <w:pPr>
-        <w:spacing w:line="336" w:lineRule="auto" w:after="180"/>
-      </w:pPr>
-      <w:r>
-        <w:rPr>
-          <w:b w:val="0"/>
-        </w:rPr>
-        <w:t xml:space="preserve">Collect the completed-work portfolio as </w:t>
-      </w:r>
-      <w:r>
-        <w:rPr>
-          <w:b/>
-        </w:rPr>
-        <w:t>evidence</w:t>
-      </w:r>
-      <w:r>
-        <w:rPr>
-          <w:b w:val="0"/>
-        </w:rPr>
-        <w:t>. Record support separately from correctness, and assess explanation, trace/test and limitations. Progress ticks and quiz selections alone do not establish mastery.</w:t>
+        <w:pStyle w:val="Heading1"/>
+      </w:pPr>
+      <w:r>
+        <w:t>09. Reference · Teach with the six pictures</w:t>
       </w:r>
     </w:p>
     <w:p>
-      <w:pPr>
-        <w:pStyle w:val="Heading1"/>
-      </w:pPr>
-      <w:r>
-        <w:t>09. Visual concept journey</w:t>
+      <w:r>
+        <w:t>Choose one picture for a particular reasoning move.</w:t>
       </w:r>
     </w:p>
     <w:p>
-      <w:r>
-        <w:t>Show one Reproducible environment and records graphic at a time, request a prediction and discuss its trace before the independent assessment.</w:t>
-      </w:r>
-    </w:p>
-    <w:p>
-      <w:pPr>
-        <w:spacing w:line="336" w:lineRule="auto" w:after="180"/>
-      </w:pPr>
-      <w:r>
-        <w:rPr>
-          <w:b w:val="0"/>
-        </w:rPr>
-        <w:t xml:space="preserve">Use one picture at a time. Hide a worked result before asking for a </w:t>
-      </w:r>
-      <w:r>
-        <w:rPr>
-          <w:b/>
-        </w:rPr>
-        <w:t>prediction</w:t>
-      </w:r>
-      <w:r>
-        <w:rPr>
-          <w:b w:val="0"/>
-        </w:rPr>
-        <w:t>, then reveal it for feedback. These are supported teaching cases; retain the separate independent assessment for a fresh first attempt.</w:t>
-      </w:r>
-    </w:p>
-    <w:p>
-      <w:pPr>
-        <w:pStyle w:val="Heading3"/>
+      <w:pPr>
+        <w:pStyle w:val="Heading2"/>
       </w:pPr>
       <w:r>
         <w:t>01. Reproducible environment and records: the case</w:t>
@@ -4710,7 +5707,7 @@
         <w:drawing>
           <wp:inline xmlns:a="http://schemas.openxmlformats.org/drawingml/2006/main" xmlns:pic="http://schemas.openxmlformats.org/drawingml/2006/picture">
             <wp:extent cx="5486400" cy="2834640"/>
-            <wp:docPr id="3" name="Picture 3" descr="A reproducible calculation record. A teammate must rerun a three-value mean without guessing the input or software version. Supplied facts: Data file contains 2,4,6. Recorded script sums values and divides by count; environment and file hash are saved."/>
+            <wp:docPr id="5" name="Picture 5" descr="A reproducible calculation record. A teammate must rerun a three-value mean without guessing the input or software version. Supplied facts: Data file contains 2,4,6. Recorded script sums values and divides by count; environment and file hash are saved."/>
             <wp:cNvGraphicFramePr>
               <a:graphicFrameLocks noChangeAspect="1"/>
             </wp:cNvGraphicFramePr>
@@ -4722,7 +5719,7 @@
                     <pic:cNvPicPr/>
                   </pic:nvPicPr>
                   <pic:blipFill>
-                    <a:blip r:embed="rId11"/>
+                    <a:blip r:embed="rId13"/>
                     <a:stretch>
                       <a:fillRect/>
                     </a:stretch>
@@ -4778,7 +5775,6 @@
     <w:p>
       <w:pPr>
         <w:spacing w:line="336" w:lineRule="auto" w:after="180"/>
-        <w:shd w:fill="F5F1FB"/>
       </w:pPr>
       <w:r>
         <w:rPr>
@@ -4789,27 +5785,18 @@
     </w:p>
     <w:p>
       <w:pPr>
-        <w:pStyle w:val="Heading3"/>
-      </w:pPr>
-      <w:r>
-        <w:t>Discuss while showing the picture</w:t>
+        <w:spacing w:line="336" w:lineRule="auto" w:after="180"/>
+      </w:pPr>
+      <w:r>
+        <w:rPr>
+          <w:b w:val="0"/>
+        </w:rPr>
+        <w:t>Teacher prompt: Point to the given fact that matters most. Explain why it matters. Ask learners to describe one label or arrow in ordinary words. Use the adjacent transcript if the image is difficult to see.</w:t>
       </w:r>
     </w:p>
     <w:p>
       <w:pPr>
-        <w:spacing w:line="336" w:lineRule="auto" w:after="180"/>
-        <w:shd w:fill="F1F6F8"/>
-      </w:pPr>
-      <w:r>
-        <w:rPr>
-          <w:b w:val="0"/>
-        </w:rPr>
-        <w:t>Teacher prompt: Point to the given fact that matters most. Explain why it matters. Ask learners to describe one label or arrow in ordinary words. Use the adjacent transcript if the image is difficult to see.</w:t>
-      </w:r>
-    </w:p>
-    <w:p>
-      <w:pPr>
-        <w:pStyle w:val="Heading3"/>
+        <w:pStyle w:val="Heading2"/>
       </w:pPr>
       <w:r>
         <w:t>02. Follow the deciding steps</w:t>
@@ -4820,7 +5807,7 @@
         <w:drawing>
           <wp:inline xmlns:a="http://schemas.openxmlformats.org/drawingml/2006/main" xmlns:pic="http://schemas.openxmlformats.org/drawingml/2006/picture">
             <wp:extent cx="5486400" cy="3182112"/>
-            <wp:docPr id="4" name="Picture 4" descr="Identify exact input: Use the three recorded values, not a similarly named edited file. → Trace calculation: Sum is 12; count is 3; mean is 4. → Save provenance: Retain script version, environment description and data hash with the output."/>
+            <wp:docPr id="6" name="Picture 6" descr="Identify exact input: Use the three recorded values, not a similarly named edited file. → Trace calculation: Sum is 12; count is 3; mean is 4. → Save provenance: Retain script version, environment description and data hash with the output."/>
             <wp:cNvGraphicFramePr>
               <a:graphicFrameLocks noChangeAspect="1"/>
             </wp:cNvGraphicFramePr>
@@ -4832,7 +5819,7 @@
                     <pic:cNvPicPr/>
                   </pic:nvPicPr>
                   <pic:blipFill>
-                    <a:blip r:embed="rId12"/>
+                    <a:blip r:embed="rId10"/>
                     <a:stretch>
                       <a:fillRect/>
                     </a:stretch>
@@ -4889,7 +5876,6 @@
     <w:p>
       <w:pPr>
         <w:spacing w:line="336" w:lineRule="auto" w:after="180"/>
-        <w:shd w:fill="F5F1FB"/>
       </w:pPr>
       <w:r>
         <w:rPr>
@@ -4912,39 +5898,30 @@
     </w:p>
     <w:p>
       <w:pPr>
-        <w:pStyle w:val="Heading3"/>
-      </w:pPr>
-      <w:r>
-        <w:t>Discuss while showing the picture</w:t>
+        <w:spacing w:line="336" w:lineRule="auto" w:after="180"/>
+      </w:pPr>
+      <w:r>
+        <w:rPr>
+          <w:b w:val="0"/>
+        </w:rPr>
+        <w:t xml:space="preserve">Teacher prompt: Point to each numbered stage and explain which recorded </w:t>
+      </w:r>
+      <w:r>
+        <w:rPr>
+          <w:b/>
+        </w:rPr>
+        <w:t>input</w:t>
+      </w:r>
+      <w:r>
+        <w:rPr>
+          <w:b w:val="0"/>
+        </w:rPr>
+        <w:t xml:space="preserve"> it uses. Ask learners to describe one label or arrow in ordinary words. Use the adjacent transcript if the image is difficult to see.</w:t>
       </w:r>
     </w:p>
     <w:p>
       <w:pPr>
-        <w:spacing w:line="336" w:lineRule="auto" w:after="180"/>
-        <w:shd w:fill="F1F6F8"/>
-      </w:pPr>
-      <w:r>
-        <w:rPr>
-          <w:b w:val="0"/>
-        </w:rPr>
-        <w:t xml:space="preserve">Teacher prompt: Point to each numbered stage and explain which recorded </w:t>
-      </w:r>
-      <w:r>
-        <w:rPr>
-          <w:b/>
-        </w:rPr>
-        <w:t>input</w:t>
-      </w:r>
-      <w:r>
-        <w:rPr>
-          <w:b w:val="0"/>
-        </w:rPr>
-        <w:t xml:space="preserve"> it uses. Ask learners to describe one label or arrow in ordinary words. Use the adjacent transcript if the image is difficult to see.</w:t>
-      </w:r>
-    </w:p>
-    <w:p>
-      <w:pPr>
-        <w:pStyle w:val="Heading3"/>
+        <w:pStyle w:val="Heading2"/>
       </w:pPr>
       <w:r>
         <w:t>03. Recorded mean calculation</w:t>
@@ -4955,7 +5932,7 @@
         <w:drawing>
           <wp:inline xmlns:a="http://schemas.openxmlformats.org/drawingml/2006/main" xmlns:pic="http://schemas.openxmlformats.org/drawingml/2006/picture">
             <wp:extent cx="5486400" cy="3096768"/>
-            <wp:docPr id="5" name="Picture 5" descr="Recorded mean calculation. Original data: Value 1 = 2, Value 2 = 4, Value 3 = 6, Mean = 4. Changed data: Value 1 = 2, Value 2 = 4, Value 3 = 9, Mean = 5."/>
+            <wp:docPr id="7" name="Picture 7" descr="Recorded mean calculation. Original data: Value 1 = 2, Value 2 = 4, Value 3 = 6, Mean = 4. Changed data: Value 1 = 2, Value 2 = 4, Value 3 = 9, Mean = 5."/>
             <wp:cNvGraphicFramePr>
               <a:graphicFrameLocks noChangeAspect="1"/>
             </wp:cNvGraphicFramePr>
@@ -4967,7 +5944,7 @@
                     <pic:cNvPicPr/>
                   </pic:nvPicPr>
                   <pic:blipFill>
-                    <a:blip r:embed="rId13"/>
+                    <a:blip r:embed="rId14"/>
                     <a:stretch>
                       <a:fillRect/>
                     </a:stretch>
@@ -5000,7 +5977,6 @@
     <w:p>
       <w:pPr>
         <w:spacing w:line="336" w:lineRule="auto" w:after="180"/>
-        <w:shd w:fill="F5F1FB"/>
       </w:pPr>
       <w:r>
         <w:rPr>
@@ -5011,39 +5987,29 @@
     </w:p>
     <w:p>
       <w:pPr>
-        <w:pStyle w:val="Heading3"/>
-      </w:pPr>
-      <w:r>
-        <w:t>Discuss while showing the picture</w:t>
+        <w:spacing w:line="336" w:lineRule="auto" w:after="180"/>
+      </w:pPr>
+      <w:r>
+        <w:rPr>
+          <w:b w:val="0"/>
+        </w:rPr>
+        <w:t>Teacher prompt: Read the labels and values. Explain the relationship the model shows. Ask learners to describe one label or arrow in ordinary words. Use the adjacent transcript if the image is difficult to see.</w:t>
       </w:r>
     </w:p>
     <w:p>
       <w:pPr>
         <w:spacing w:line="336" w:lineRule="auto" w:after="180"/>
-        <w:shd w:fill="F1F6F8"/>
       </w:pPr>
       <w:r>
         <w:rPr>
           <w:b w:val="0"/>
         </w:rPr>
-        <w:t>Teacher prompt: Read the labels and values. Explain the relationship the model shows. Ask learners to describe one label or arrow in ordinary words. Use the adjacent transcript if the image is difficult to see.</w:t>
+        <w:t>Check row/column meanings, units and denominators before discussing a difference. Supplied toy values are not real class or model results.</w:t>
       </w:r>
     </w:p>
     <w:p>
       <w:pPr>
-        <w:spacing w:line="336" w:lineRule="auto" w:after="180"/>
-        <w:shd w:fill="F1F6F8"/>
-      </w:pPr>
-      <w:r>
-        <w:rPr>
-          <w:b w:val="0"/>
-        </w:rPr>
-        <w:t>Check row/column meanings, units and denominators before discussing a difference. Supplied toy values are not real class or model results.</w:t>
-      </w:r>
-    </w:p>
-    <w:p>
-      <w:pPr>
-        <w:pStyle w:val="Heading3"/>
+        <w:pStyle w:val="Heading2"/>
       </w:pPr>
       <w:r>
         <w:t>04. Change one thing. Trace what follows.</w:t>
@@ -5054,7 +6020,7 @@
         <w:drawing>
           <wp:inline xmlns:a="http://schemas.openxmlformats.org/drawingml/2006/main" xmlns:pic="http://schemas.openxmlformats.org/drawingml/2006/picture">
             <wp:extent cx="5486400" cy="3026664"/>
-            <wp:docPr id="6" name="Picture 6" descr="Original case: Retain script version, environment description and data hash with the output. Changed condition: The data file changes to 2,4,9. Expected result: The mean becomes 15/3=5, and the saved input hash must change. Reason: The calculation is the same but its input records differ."/>
+            <wp:docPr id="8" name="Picture 8" descr="Original case: Retain script version, environment description and data hash with the output. Changed condition: The data file changes to 2,4,9. Expected result: The mean becomes 15/3=5, and the saved input hash must change. Reason: The calculation is the same but its input records differ."/>
             <wp:cNvGraphicFramePr>
               <a:graphicFrameLocks noChangeAspect="1"/>
             </wp:cNvGraphicFramePr>
@@ -5066,7 +6032,7 @@
                     <pic:cNvPicPr/>
                   </pic:nvPicPr>
                   <pic:blipFill>
-                    <a:blip r:embed="rId14"/>
+                    <a:blip r:embed="rId15"/>
                     <a:stretch>
                       <a:fillRect/>
                     </a:stretch>
@@ -5146,7 +6112,6 @@
     <w:p>
       <w:pPr>
         <w:spacing w:line="336" w:lineRule="auto" w:after="180"/>
-        <w:shd w:fill="F5F1FB"/>
       </w:pPr>
       <w:r>
         <w:rPr>
@@ -5157,51 +6122,41 @@
     </w:p>
     <w:p>
       <w:pPr>
-        <w:pStyle w:val="Heading3"/>
-      </w:pPr>
-      <w:r>
-        <w:t>Discuss while showing the picture</w:t>
+        <w:spacing w:line="336" w:lineRule="auto" w:after="180"/>
+      </w:pPr>
+      <w:r>
+        <w:rPr>
+          <w:b w:val="0"/>
+        </w:rPr>
+        <w:t>Teacher prompt: Predict before checking the worked changed-case result. Name what changed and what the supplied facts allow you to conclude. Ask learners to describe one label or arrow in ordinary words.</w:t>
       </w:r>
     </w:p>
     <w:p>
       <w:pPr>
         <w:spacing w:line="336" w:lineRule="auto" w:after="180"/>
-        <w:shd w:fill="F1F6F8"/>
       </w:pPr>
       <w:r>
         <w:rPr>
           <w:b w:val="0"/>
         </w:rPr>
-        <w:t>Teacher prompt: Predict before checking the worked changed-case result. Name what changed and what the supplied facts allow you to conclude. Ask learners to describe one label or arrow in ordinary words.</w:t>
+        <w:t xml:space="preserve">Use the adjacent transcript if the image is difficult to see. Changed-case reasoning: The calculation is the same but its </w:t>
+      </w:r>
+      <w:r>
+        <w:rPr>
+          <w:b/>
+        </w:rPr>
+        <w:t>input</w:t>
+      </w:r>
+      <w:r>
+        <w:rPr>
+          <w:b w:val="0"/>
+        </w:rPr>
+        <w:t xml:space="preserve"> records differ.</w:t>
       </w:r>
     </w:p>
     <w:p>
       <w:pPr>
-        <w:spacing w:line="336" w:lineRule="auto" w:after="180"/>
-        <w:shd w:fill="F1F6F8"/>
-      </w:pPr>
-      <w:r>
-        <w:rPr>
-          <w:b w:val="0"/>
-        </w:rPr>
-        <w:t xml:space="preserve">Use the adjacent transcript if the image is difficult to see. Changed-case reasoning: The calculation is the same but its </w:t>
-      </w:r>
-      <w:r>
-        <w:rPr>
-          <w:b/>
-        </w:rPr>
-        <w:t>input</w:t>
-      </w:r>
-      <w:r>
-        <w:rPr>
-          <w:b w:val="0"/>
-        </w:rPr>
-        <w:t xml:space="preserve"> records differ.</w:t>
-      </w:r>
-    </w:p>
-    <w:p>
-      <w:pPr>
-        <w:pStyle w:val="Heading3"/>
+        <w:pStyle w:val="Heading2"/>
       </w:pPr>
       <w:r>
         <w:t>05. Connect the explanation to its limit</w:t>
@@ -5212,7 +6167,7 @@
         <w:drawing>
           <wp:inline xmlns:a="http://schemas.openxmlformats.org/drawingml/2006/main" xmlns:pic="http://schemas.openxmlformats.org/drawingml/2006/picture">
             <wp:extent cx="5486400" cy="2834640"/>
-            <wp:docPr id="7" name="Picture 7" descr="Reproducibility needs the materials and decisions that produced a result. A screenshot of 4 does not specify which data or calculation generated it. Limit: Environment records support rerunning; they do not certify correct sampling, labels or scientific interpretation."/>
+            <wp:docPr id="9" name="Picture 9" descr="Reproducibility needs the materials and decisions that produced a result. A screenshot of 4 does not specify which data or calculation generated it. Limit: Environment records support rerunning; they do not certify correct sampling, labels or scientific interpretation."/>
             <wp:cNvGraphicFramePr>
               <a:graphicFrameLocks noChangeAspect="1"/>
             </wp:cNvGraphicFramePr>
@@ -5224,7 +6179,7 @@
                     <pic:cNvPicPr/>
                   </pic:nvPicPr>
                   <pic:blipFill>
-                    <a:blip r:embed="rId15"/>
+                    <a:blip r:embed="rId16"/>
                     <a:stretch>
                       <a:fillRect/>
                     </a:stretch>
@@ -5268,7 +6223,6 @@
     <w:p>
       <w:pPr>
         <w:spacing w:line="336" w:lineRule="auto" w:after="180"/>
-        <w:shd w:fill="F5F1FB"/>
       </w:pPr>
       <w:r>
         <w:rPr>
@@ -5279,39 +6233,29 @@
     </w:p>
     <w:p>
       <w:pPr>
-        <w:pStyle w:val="Heading3"/>
-      </w:pPr>
-      <w:r>
-        <w:t>Discuss while showing the picture</w:t>
+        <w:spacing w:line="336" w:lineRule="auto" w:after="180"/>
+      </w:pPr>
+      <w:r>
+        <w:rPr>
+          <w:b w:val="0"/>
+        </w:rPr>
+        <w:t>Teacher prompt: Explain the case, then point to a limit on the claim. Ask learners to describe one label or arrow in ordinary words. Use the adjacent transcript if the image is difficult to see.</w:t>
       </w:r>
     </w:p>
     <w:p>
       <w:pPr>
         <w:spacing w:line="336" w:lineRule="auto" w:after="180"/>
-        <w:shd w:fill="F1F6F8"/>
       </w:pPr>
       <w:r>
         <w:rPr>
           <w:b w:val="0"/>
         </w:rPr>
-        <w:t>Teacher prompt: Explain the case, then point to a limit on the claim. Ask learners to describe one label or arrow in ordinary words. Use the adjacent transcript if the image is difficult to see.</w:t>
+        <w:t>Keep the stated scope: Environment records support rerunning; they do not certify correct sampling, labels or scientific interpretation.</w:t>
       </w:r>
     </w:p>
     <w:p>
       <w:pPr>
-        <w:spacing w:line="336" w:lineRule="auto" w:after="180"/>
-        <w:shd w:fill="F1F6F8"/>
-      </w:pPr>
-      <w:r>
-        <w:rPr>
-          <w:b w:val="0"/>
-        </w:rPr>
-        <w:t>Keep the stated scope: Environment records support rerunning; they do not certify correct sampling, labels or scientific interpretation.</w:t>
-      </w:r>
-    </w:p>
-    <w:p>
-      <w:pPr>
-        <w:pStyle w:val="Heading3"/>
+        <w:pStyle w:val="Heading2"/>
       </w:pPr>
       <w:r>
         <w:t>06. Make the idea visible in your project</w:t>
@@ -5322,7 +6266,7 @@
         <w:drawing>
           <wp:inline xmlns:a="http://schemas.openxmlformats.org/drawingml/2006/main" xmlns:pic="http://schemas.openxmlformats.org/drawingml/2006/picture">
             <wp:extent cx="5486400" cy="3681984"/>
-            <wp:docPr id="8" name="Picture 8" descr="For the Reproducible AI Research Study, retain an annotated worked trace and the changed-case reasoning. Connect the claim to its records, units and assumptions so another investigator can challenge or reproduce it. Draw your input, deciding step, result and limit. Supported question: Trace the recorded mean for 2,4,6 and its changed result for 2,4,9. Which artefacts must accompany the output so another team can identify the exact run?"/>
+            <wp:docPr id="10" name="Picture 10" descr="For the Reproducible AI Research Study, retain an annotated worked trace and the changed-case reasoning. Connect the claim to its records, units and assumptions so another investigator can challenge or reproduce it. Draw your input, deciding step, result and limit. Supported question: Trace the recorded mean for 2,4,6 and its changed result for 2,4,9. Which artefacts must accompany the output so another team can identify the exact run?"/>
             <wp:cNvGraphicFramePr>
               <a:graphicFrameLocks noChangeAspect="1"/>
             </wp:cNvGraphicFramePr>
@@ -5334,7 +6278,7 @@
                     <pic:cNvPicPr/>
                   </pic:nvPicPr>
                   <pic:blipFill>
-                    <a:blip r:embed="rId16"/>
+                    <a:blip r:embed="rId17"/>
                     <a:stretch>
                       <a:fillRect/>
                     </a:stretch>
@@ -5402,7 +6346,6 @@
     <w:p>
       <w:pPr>
         <w:spacing w:line="336" w:lineRule="auto" w:after="180"/>
-        <w:shd w:fill="F5F1FB"/>
       </w:pPr>
       <w:r>
         <w:rPr>
@@ -5425,94 +6368,162 @@
     </w:p>
     <w:p>
       <w:pPr>
-        <w:pStyle w:val="Heading3"/>
-      </w:pPr>
-      <w:r>
-        <w:t>Discuss while showing the picture</w:t>
+        <w:spacing w:line="336" w:lineRule="auto" w:after="180"/>
+      </w:pPr>
+      <w:r>
+        <w:rPr>
+          <w:b w:val="0"/>
+        </w:rPr>
+        <w:t xml:space="preserve">Teacher prompt: Draw your project trace and justify the deciding step using </w:t>
+      </w:r>
+      <w:r>
+        <w:rPr>
+          <w:b/>
+        </w:rPr>
+        <w:t>evidence</w:t>
+      </w:r>
+      <w:r>
+        <w:rPr>
+          <w:b w:val="0"/>
+        </w:rPr>
+        <w:t>. Ask learners to describe one label or arrow in ordinary words. Use the adjacent transcript if the image is difficult to see.</w:t>
       </w:r>
     </w:p>
     <w:p>
       <w:pPr>
         <w:spacing w:line="336" w:lineRule="auto" w:after="180"/>
-        <w:shd w:fill="F1F6F8"/>
       </w:pPr>
       <w:r>
         <w:rPr>
           <w:b w:val="0"/>
         </w:rPr>
-        <w:t xml:space="preserve">Teacher prompt: Draw your project trace and justify the deciding step using </w:t>
+        <w:t xml:space="preserve">Supported practice key: Use the three recorded values, not a similarly named edited file. Sum is 12; count is 3; mean is 4. Retain script version, environment description and data hash with the </w:t>
       </w:r>
       <w:r>
         <w:rPr>
           <w:b/>
         </w:rPr>
-        <w:t>evidence</w:t>
+        <w:t>output</w:t>
       </w:r>
       <w:r>
         <w:rPr>
           <w:b w:val="0"/>
         </w:rPr>
-        <w:t>. Ask learners to describe one label or arrow in ordinary words. Use the adjacent transcript if the image is difficult to see.</w:t>
+        <w:t>.</w:t>
       </w:r>
     </w:p>
     <w:p>
       <w:pPr>
         <w:spacing w:line="336" w:lineRule="auto" w:after="180"/>
-        <w:shd w:fill="F1F6F8"/>
       </w:pPr>
       <w:r>
         <w:rPr>
           <w:b w:val="0"/>
         </w:rPr>
-        <w:t xml:space="preserve">Supported practice key: Use the three recorded values, not a similarly named edited file. Sum is 12; count is 3; mean is 4. Retain script version, environment description and data hash with the </w:t>
+        <w:t xml:space="preserve">Changed case: The mean becomes 15/3=5, and the saved </w:t>
       </w:r>
       <w:r>
         <w:rPr>
           <w:b/>
         </w:rPr>
-        <w:t>output</w:t>
+        <w:t>input</w:t>
       </w:r>
       <w:r>
         <w:rPr>
           <w:b w:val="0"/>
         </w:rPr>
-        <w:t>.</w:t>
+        <w:t xml:space="preserve"> hash must change. The calculation is the same but its </w:t>
+      </w:r>
+      <w:r>
+        <w:rPr>
+          <w:b/>
+        </w:rPr>
+        <w:t>input</w:t>
+      </w:r>
+      <w:r>
+        <w:rPr>
+          <w:b w:val="0"/>
+        </w:rPr>
+        <w:t xml:space="preserve"> records differ.</w:t>
       </w:r>
     </w:p>
     <w:p>
       <w:pPr>
+        <w:pStyle w:val="Heading2"/>
+      </w:pPr>
+      <w:r>
+        <w:t>Earlier wording, alternatives and picture transcripts · reference / check after trying</w:t>
+      </w:r>
+    </w:p>
+    <w:p>
+      <w:pPr>
         <w:spacing w:line="336" w:lineRule="auto" w:after="180"/>
-        <w:shd w:fill="F1F6F8"/>
       </w:pPr>
       <w:r>
         <w:rPr>
           <w:b w:val="0"/>
         </w:rPr>
-        <w:t xml:space="preserve">Changed case: The mean becomes 15/3=5, and the saved </w:t>
+        <w:t xml:space="preserve">Use one picture at a time. Hide a worked result before asking for a </w:t>
       </w:r>
       <w:r>
         <w:rPr>
           <w:b/>
         </w:rPr>
-        <w:t>input</w:t>
+        <w:t>prediction</w:t>
       </w:r>
       <w:r>
         <w:rPr>
           <w:b w:val="0"/>
         </w:rPr>
-        <w:t xml:space="preserve"> hash must change. The calculation is the same but its </w:t>
-      </w:r>
-      <w:r>
-        <w:rPr>
-          <w:b/>
-        </w:rPr>
-        <w:t>input</w:t>
-      </w:r>
-      <w:r>
-        <w:rPr>
-          <w:b w:val="0"/>
-        </w:rPr>
-        <w:t xml:space="preserve"> records differ.</w:t>
+        <w:t>, then reveal it for feedback. These are supported teaching cases; retain the separate independent assessment for a fresh first attempt.</w:t>
+      </w:r>
+    </w:p>
+    <w:p>
+      <w:pPr>
+        <w:pStyle w:val="Heading3"/>
+      </w:pPr>
+      <w:r>
+        <w:t>01. Reproducible environment and records: the case</w:t>
+      </w:r>
+    </w:p>
+    <w:p>
+      <w:pPr>
+        <w:pStyle w:val="Heading3"/>
+      </w:pPr>
+      <w:r>
+        <w:t>02. Follow the deciding steps</w:t>
+      </w:r>
+    </w:p>
+    <w:p>
+      <w:pPr>
+        <w:pStyle w:val="Heading3"/>
+      </w:pPr>
+      <w:r>
+        <w:t>03. Recorded mean calculation</w:t>
+      </w:r>
+    </w:p>
+    <w:p>
+      <w:pPr>
+        <w:pStyle w:val="Heading3"/>
+      </w:pPr>
+      <w:r>
+        <w:t>04. Change one thing. Trace what follows.</w:t>
+      </w:r>
+    </w:p>
+    <w:p>
+      <w:pPr>
+        <w:pStyle w:val="Heading3"/>
+      </w:pPr>
+      <w:r>
+        <w:t>05. Connect the explanation to its limit</w:t>
+      </w:r>
+    </w:p>
+    <w:p>
+      <w:pPr>
+        <w:pStyle w:val="Heading3"/>
+      </w:pPr>
+      <w:r>
+        <w:t>06. Make the idea visible in your project</w:t>
       </w:r>
     </w:p>
     <w:sectPr>
